--- a/Dokumentumok/szakdolgozat.docx
+++ b/Dokumentumok/szakdolgozat.docx
@@ -1,13 +1,143 @@
 
 <file path=word/document.xml><?xml version="1.0" encoding="utf-8"?>
-<w:document xmlns:wpc="http://schemas.microsoft.com/office/word/2010/wordprocessingCanvas" xmlns:cx="http://schemas.microsoft.com/office/drawing/2014/chartex" xmlns:cx1="http://schemas.microsoft.com/office/drawing/2015/9/8/chartex" xmlns:cx2="http://schemas.microsoft.com/office/drawing/2015/10/21/chartex" xmlns:cx3="http://schemas.microsoft.com/office/drawing/2016/5/9/chartex" xmlns:cx4="http://schemas.microsoft.com/office/drawing/2016/5/10/chartex" xmlns:cx5="http://schemas.microsoft.com/office/drawing/2016/5/11/chartex" xmlns:cx6="http://schemas.microsoft.com/office/drawing/2016/5/12/chartex" xmlns:cx7="http://schemas.microsoft.com/office/drawing/2016/5/13/chartex" xmlns:cx8="http://schemas.microsoft.com/office/drawing/2016/5/14/chartex" xmlns:mc="http://schemas.openxmlformats.org/markup-compatibility/2006" xmlns:aink="http://schemas.microsoft.com/office/drawing/2016/ink" xmlns:am3d="http://schemas.microsoft.com/office/drawing/2017/model3d" xmlns:o="urn:schemas-microsoft-com:office:office" xmlns:oel="http://schemas.microsoft.com/office/2019/extlst" xmlns:r="http://schemas.openxmlformats.org/officeDocument/2006/relationships" xmlns:m="http://schemas.openxmlformats.org/officeDocument/2006/math" xmlns:v="urn:schemas-microsoft-com:vml" xmlns:wp14="http://schemas.microsoft.com/office/word/2010/wordprocessingDrawing" xmlns:wp="http://schemas.openxmlformats.org/drawingml/2006/wordprocessingDrawing" xmlns:w10="urn:schemas-microsoft-com:office:word" xmlns:w="http://schemas.openxmlformats.org/wordprocessingml/2006/main" xmlns:w14="http://schemas.microsoft.com/office/word/2010/wordml" xmlns:w15="http://schemas.microsoft.com/office/word/2012/wordml" xmlns:w16cex="http://schemas.microsoft.com/office/word/2018/wordml/cex" xmlns:w16cid="http://schemas.microsoft.com/office/word/2016/wordml/cid" xmlns:w16="http://schemas.microsoft.com/office/word/2018/wordml" xmlns:w16du="http://schemas.microsoft.com/office/word/2023/wordml/word16du" xmlns:w16sdtdh="http://schemas.microsoft.com/office/word/2020/wordml/sdtdatahash" xmlns:w16sdtfl="http://schemas.microsoft.com/office/word/2024/wordml/sdtformatlock" xmlns:w16se="http://schemas.microsoft.com/office/word/2015/wordml/symex" xmlns:wpg="http://schemas.microsoft.com/office/word/2010/wordprocessingGroup" xmlns:wpi="http://schemas.microsoft.com/office/word/2010/wordprocessingInk" xmlns:wne="http://schemas.microsoft.com/office/word/2006/wordml" xmlns:wps="http://schemas.microsoft.com/office/word/2010/wordprocessingShape" mc:Ignorable="w14 w15 w16se w16cid w16 w16cex w16sdtdh w16sdtfl w16du wp14">
+<w:document xmlns:wpc="http://schemas.microsoft.com/office/word/2010/wordprocessingCanvas" xmlns:cx="http://schemas.microsoft.com/office/drawing/2014/chartex" xmlns:cx1="http://schemas.microsoft.com/office/drawing/2015/9/8/chartex" xmlns:cx2="http://schemas.microsoft.com/office/drawing/2015/10/21/chartex" xmlns:cx3="http://schemas.microsoft.com/office/drawing/2016/5/9/chartex" xmlns:cx4="http://schemas.microsoft.com/office/drawing/2016/5/10/chartex" xmlns:cx5="http://schemas.microsoft.com/office/drawing/2016/5/11/chartex" xmlns:cx6="http://schemas.microsoft.com/office/drawing/2016/5/12/chartex" xmlns:cx7="http://schemas.microsoft.com/office/drawing/2016/5/13/chartex" xmlns:cx8="http://schemas.microsoft.com/office/drawing/2016/5/14/chartex" xmlns:mc="http://schemas.openxmlformats.org/markup-compatibility/2006" xmlns:aink="http://schemas.microsoft.com/office/drawing/2016/ink" xmlns:am3d="http://schemas.microsoft.com/office/drawing/2017/model3d" xmlns:o="urn:schemas-microsoft-com:office:office" xmlns:r="http://schemas.openxmlformats.org/officeDocument/2006/relationships" xmlns:m="http://schemas.openxmlformats.org/officeDocument/2006/math" xmlns:v="urn:schemas-microsoft-com:vml" xmlns:wp14="http://schemas.microsoft.com/office/word/2010/wordprocessingDrawing" xmlns:wp="http://schemas.openxmlformats.org/drawingml/2006/wordprocessingDrawing" xmlns:w10="urn:schemas-microsoft-com:office:word" xmlns:w="http://schemas.openxmlformats.org/wordprocessingml/2006/main" xmlns:w14="http://schemas.microsoft.com/office/word/2010/wordml" xmlns:w15="http://schemas.microsoft.com/office/word/2012/wordml" xmlns:w16cex="http://schemas.microsoft.com/office/word/2018/wordml/cex" xmlns:w16cid="http://schemas.microsoft.com/office/word/2016/wordml/cid" xmlns:w16="http://schemas.microsoft.com/office/word/2018/wordml" xmlns:w16sdtdh="http://schemas.microsoft.com/office/word/2020/wordml/sdtdatahash" xmlns:w16se="http://schemas.microsoft.com/office/word/2015/wordml/symex" xmlns:wpg="http://schemas.microsoft.com/office/word/2010/wordprocessingGroup" xmlns:wpi="http://schemas.microsoft.com/office/word/2010/wordprocessingInk" xmlns:wne="http://schemas.microsoft.com/office/word/2006/wordml" xmlns:wps="http://schemas.microsoft.com/office/word/2010/wordprocessingShape" mc:Ignorable="w14 w15 w16se w16cid w16 w16cex w16sdtdh wp14">
   <w:body>
+    <w:p>
+      <w:pPr>
+        <w:spacing w:line="360" w:lineRule="auto"/>
+        <w:rPr>
+          <w:rFonts w:ascii="Times New Roman" w:eastAsia="Times New Roman" w:hAnsi="Times New Roman" w:cs="Times New Roman"/>
+          <w:b/>
+          <w:bCs/>
+          <w:sz w:val="36"/>
+          <w:szCs w:val="36"/>
+        </w:rPr>
+      </w:pPr>
+      <w:r>
+        <w:rPr>
+          <w:rFonts w:ascii="Times New Roman" w:eastAsia="Times New Roman" w:hAnsi="Times New Roman" w:cs="Times New Roman"/>
+          <w:b/>
+          <w:bCs/>
+          <w:sz w:val="36"/>
+          <w:szCs w:val="36"/>
+        </w:rPr>
+        <w:t>Bevezető</w:t>
+      </w:r>
+    </w:p>
+    <w:p>
+      <w:pPr>
+        <w:spacing w:line="360" w:lineRule="auto"/>
+        <w:rPr>
+          <w:rFonts w:ascii="Times New Roman" w:eastAsia="Times New Roman" w:hAnsi="Times New Roman" w:cs="Times New Roman"/>
+        </w:rPr>
+      </w:pPr>
+      <w:r>
+        <w:rPr>
+          <w:rFonts w:ascii="Times New Roman" w:eastAsia="Times New Roman" w:hAnsi="Times New Roman" w:cs="Times New Roman"/>
+        </w:rPr>
+        <w:t>Projektünk keretében egy mezőgazdasági hozamszámító alkalmazás fejlesztését valósítottuk meg, amely egy webes felületből és egy mobilalkalmazásból áll. A rendszer célja, hogy a mezőgazdasági termelők számára korszerű, könnyen kezelhető eszközt biztosítson a várható terméshozamok előrejelzéséhez és a hosszú távú tervezés támogatásához.</w:t>
+      </w:r>
+    </w:p>
+    <w:p>
+      <w:pPr>
+        <w:spacing w:line="360" w:lineRule="auto"/>
+        <w:rPr>
+          <w:rFonts w:ascii="Times New Roman" w:eastAsia="Times New Roman" w:hAnsi="Times New Roman" w:cs="Times New Roman"/>
+        </w:rPr>
+      </w:pPr>
+      <w:r>
+        <w:rPr>
+          <w:rFonts w:ascii="Times New Roman" w:eastAsia="Times New Roman" w:hAnsi="Times New Roman" w:cs="Times New Roman"/>
+        </w:rPr>
+        <w:t>Lakóhelyünkből és mindennapi környezetünkből adódóan közelről betekintést nyerünk a mezőgazdaság világába. Gyermekkorunktól kezdve szerves része életünknek ez az ágazat, így személyes tapasztalataink révén számos, a termelést érintő problémával és kihívással találkoztunk. A mezőgazdaság napjainkban egyre nagyobb bizonytalansággal néz szembe, amelyet többek között az időjárási szélsőségek, a klímaváltozás hatásai, valamint a piaci környezet folyamatos változása is befolyásol.</w:t>
+      </w:r>
+    </w:p>
+    <w:p>
+      <w:pPr>
+        <w:spacing w:line="360" w:lineRule="auto"/>
+        <w:rPr>
+          <w:rFonts w:ascii="Times New Roman" w:eastAsia="Times New Roman" w:hAnsi="Times New Roman" w:cs="Times New Roman"/>
+        </w:rPr>
+      </w:pPr>
+      <w:r>
+        <w:rPr>
+          <w:rFonts w:ascii="Times New Roman" w:eastAsia="Times New Roman" w:hAnsi="Times New Roman" w:cs="Times New Roman"/>
+        </w:rPr>
+        <w:t>Az általunk fejlesztett alkalmazás elsősorban a magyarországi gazdálkodók számára nyújt segítséget a következő évek várható hozamainak kiszámításában. A hozamszámítás lehetőséget ad arra, hogy a termelők előre felkészüljenek a lehetséges kimenetekre, és ezáltal tudatosabb döntéseket hozzanak. Az alkalmazás használata hozzájárul az anyagi kockázatok csökkentéséhez, valamint nagyobb biztonságot nyújt a gazdaság működtetése során.</w:t>
+      </w:r>
+    </w:p>
+    <w:p>
+      <w:pPr>
+        <w:spacing w:line="360" w:lineRule="auto"/>
+        <w:rPr>
+          <w:rFonts w:ascii="Times New Roman" w:eastAsia="Times New Roman" w:hAnsi="Times New Roman" w:cs="Times New Roman"/>
+        </w:rPr>
+      </w:pPr>
+      <w:r>
+        <w:rPr>
+          <w:rFonts w:ascii="Times New Roman" w:eastAsia="Times New Roman" w:hAnsi="Times New Roman" w:cs="Times New Roman"/>
+        </w:rPr>
+        <w:t>A mezőgazdasági termelés megtervezése kulcsfontosságú a fenntartható és gazdaságos működés szempontjából. Egy megbízható hozamszámító rendszer segítségével a gazdák könnyebben meghatározhatják a termelés eloszlását, optimalizálhatják az erőforrások felhasználását, és kiválaszthatják a számukra legmegfelelőbb termelési stratégiát. Mindez nemcsak a rövid távú eredményességet növeli, hanem hosszabb távon is hozzájárul a mezőgazdasági vállalkozások stabilitásához.</w:t>
+      </w:r>
+    </w:p>
+    <w:p>
+      <w:pPr>
+        <w:spacing w:line="360" w:lineRule="auto"/>
+        <w:rPr>
+          <w:rFonts w:ascii="Times New Roman" w:eastAsia="Times New Roman" w:hAnsi="Times New Roman" w:cs="Times New Roman"/>
+        </w:rPr>
+      </w:pPr>
+      <w:r>
+        <w:rPr>
+          <w:rFonts w:ascii="Times New Roman" w:eastAsia="Times New Roman" w:hAnsi="Times New Roman" w:cs="Times New Roman"/>
+        </w:rPr>
+        <w:t>A projekt célja nem csupán egy technikai megoldás létrehozása volt, hanem egy olyan alkalmazás fejlesztése is, amely a gyakorlatban is valós segítséget nyújt a felhasználók számára, és reagál a mezőgazdaságban jelenleg fennálló kihívásokra. A webes és mobilplatform együttes alkalmazása biztosítja, hogy a felhasználók rugalmasan, bárhonnan hozzáférjenek az alkalmazás funkcióihoz.</w:t>
+      </w:r>
+    </w:p>
+    <w:p>
+      <w:pPr>
+        <w:spacing w:line="360" w:lineRule="auto"/>
+        <w:rPr>
+          <w:rFonts w:ascii="Times New Roman" w:eastAsia="Times New Roman" w:hAnsi="Times New Roman" w:cs="Times New Roman"/>
+        </w:rPr>
+      </w:pPr>
+      <w:r>
+        <w:rPr>
+          <w:rFonts w:ascii="Times New Roman" w:eastAsia="Times New Roman" w:hAnsi="Times New Roman" w:cs="Times New Roman"/>
+        </w:rPr>
+        <w:t xml:space="preserve">A projekt megvalósításában Koszta Máté és </w:t>
+      </w:r>
+      <w:proofErr w:type="spellStart"/>
+      <w:r>
+        <w:rPr>
+          <w:rFonts w:ascii="Times New Roman" w:eastAsia="Times New Roman" w:hAnsi="Times New Roman" w:cs="Times New Roman"/>
+        </w:rPr>
+        <w:t>Gecsey</w:t>
+      </w:r>
+      <w:proofErr w:type="spellEnd"/>
+      <w:r>
+        <w:rPr>
+          <w:rFonts w:ascii="Times New Roman" w:eastAsia="Times New Roman" w:hAnsi="Times New Roman" w:cs="Times New Roman"/>
+        </w:rPr>
+        <w:t xml:space="preserve"> Botond vett részt, akik a tervezési és fejlesztési folyamat minden szakaszában közösen működtek együtt.</w:t>
+      </w:r>
+    </w:p>
+    <w:p>
+      <w:pPr>
+        <w:spacing w:line="360" w:lineRule="auto"/>
+        <w:rPr>
+          <w:rFonts w:ascii="Times New Roman" w:eastAsia="Times New Roman" w:hAnsi="Times New Roman" w:cs="Times New Roman"/>
+        </w:rPr>
+      </w:pPr>
+    </w:p>
     <w:p>
       <w:pPr>
         <w:spacing w:line="360" w:lineRule="auto"/>
         <w:jc w:val="center"/>
         <w:rPr>
           <w:rFonts w:ascii="Times New Roman" w:eastAsia="Times New Roman" w:hAnsi="Times New Roman" w:cs="Times New Roman"/>
+          <w:b/>
+          <w:bCs/>
           <w:sz w:val="36"/>
           <w:szCs w:val="36"/>
         </w:rPr>
@@ -15,148 +145,11 @@
       <w:r>
         <w:rPr>
           <w:rFonts w:ascii="Times New Roman" w:eastAsia="Times New Roman" w:hAnsi="Times New Roman" w:cs="Times New Roman"/>
+          <w:b/>
+          <w:bCs/>
           <w:sz w:val="36"/>
           <w:szCs w:val="36"/>
         </w:rPr>
-        <w:t>Bevezető</w:t>
-      </w:r>
-    </w:p>
-    <w:p>
-      <w:pPr>
-        <w:spacing w:line="360" w:lineRule="auto"/>
-        <w:rPr>
-          <w:rFonts w:ascii="Times New Roman" w:eastAsia="Times New Roman" w:hAnsi="Times New Roman" w:cs="Times New Roman"/>
-        </w:rPr>
-      </w:pPr>
-      <w:r>
-        <w:rPr>
-          <w:rFonts w:ascii="Times New Roman" w:eastAsia="Times New Roman" w:hAnsi="Times New Roman" w:cs="Times New Roman"/>
-        </w:rPr>
-        <w:t>Projektünk keretében egy mezőgazdasági hozamszámító alkalmazás fejlesztését valósítottuk meg, amely egy webes felületből és egy mobilalkalmazásból áll. A rendszer célja, hogy a mezőgazdasági termelők számára korszerű, könnyen kezelhető eszközt biztosítson a várható terméshozamok előrejelzéséhez és a hosszú távú tervezés támogatásához.</w:t>
-      </w:r>
-    </w:p>
-    <w:p>
-      <w:pPr>
-        <w:spacing w:line="360" w:lineRule="auto"/>
-        <w:rPr>
-          <w:rFonts w:ascii="Times New Roman" w:eastAsia="Times New Roman" w:hAnsi="Times New Roman" w:cs="Times New Roman"/>
-        </w:rPr>
-      </w:pPr>
-      <w:r>
-        <w:rPr>
-          <w:rFonts w:ascii="Times New Roman" w:eastAsia="Times New Roman" w:hAnsi="Times New Roman" w:cs="Times New Roman"/>
-        </w:rPr>
-        <w:t>Lakóhelyünkből és mindennapi környezetünkből adódóan közelről betekintést nyerünk a mezőgazdaság világába. Gyermekkorunktól kezdve szerves része életünknek ez az ágazat, így személyes tapasztalataink révén számos, a termelést érintő problémával és kihívással találkoztunk. A mezőgazdaság napjainkban egyre nagyobb bizonytalansággal néz szembe, amelyet többek között az időjárási szélsőségek, a klímaváltozás hatásai, valamint a piaci környezet folyamatos változása is befolyásol.</w:t>
-      </w:r>
-    </w:p>
-    <w:p>
-      <w:pPr>
-        <w:spacing w:line="360" w:lineRule="auto"/>
-        <w:rPr>
-          <w:rFonts w:ascii="Times New Roman" w:eastAsia="Times New Roman" w:hAnsi="Times New Roman" w:cs="Times New Roman"/>
-        </w:rPr>
-      </w:pPr>
-      <w:r>
-        <w:rPr>
-          <w:rFonts w:ascii="Times New Roman" w:eastAsia="Times New Roman" w:hAnsi="Times New Roman" w:cs="Times New Roman"/>
-        </w:rPr>
-        <w:t xml:space="preserve">Az általunk fejlesztett alkalmazás elsősorban a magyarországi gazdálkodók számára </w:t>
-      </w:r>
-      <w:proofErr w:type="gramStart"/>
-      <w:r>
-        <w:rPr>
-          <w:rFonts w:ascii="Times New Roman" w:eastAsia="Times New Roman" w:hAnsi="Times New Roman" w:cs="Times New Roman"/>
-        </w:rPr>
-        <w:t>nyújt segítséget</w:t>
-      </w:r>
-      <w:proofErr w:type="gramEnd"/>
-      <w:r>
-        <w:rPr>
-          <w:rFonts w:ascii="Times New Roman" w:eastAsia="Times New Roman" w:hAnsi="Times New Roman" w:cs="Times New Roman"/>
-        </w:rPr>
-        <w:t xml:space="preserve"> a következő évek várható hozamainak kiszámításában. A hozamszámítás lehetőséget ad arra, hogy a termelők előre felkészüljenek a lehetséges kimenetekre, és ezáltal tudatosabb döntéseket hozzanak. Az alkalmazás használata hozzájárul az anyagi kockázatok csökkentéséhez, valamint nagyobb biztonságot nyújt a gazdaság működtetése során.</w:t>
-      </w:r>
-    </w:p>
-    <w:p>
-      <w:pPr>
-        <w:spacing w:line="360" w:lineRule="auto"/>
-        <w:rPr>
-          <w:rFonts w:ascii="Times New Roman" w:eastAsia="Times New Roman" w:hAnsi="Times New Roman" w:cs="Times New Roman"/>
-        </w:rPr>
-      </w:pPr>
-      <w:r>
-        <w:rPr>
-          <w:rFonts w:ascii="Times New Roman" w:eastAsia="Times New Roman" w:hAnsi="Times New Roman" w:cs="Times New Roman"/>
-        </w:rPr>
-        <w:t>A mezőgazdasági termelés megtervezése kulcsfontosságú a fenntartható és gazdaságos működés szempontjából. Egy megbízható hozamszámító rendszer segítségével a gazdák könnyebben meghatározhatják a termelés eloszlását, optimalizálhatják az erőforrások felhasználását, és kiválaszthatják a számukra legmegfelelőbb termelési stratégiát. Mindez nemcsak a rövid távú eredményességet növeli, hanem hosszabb távon is hozzájárul a mezőgazdasági vállalkozások stabilitásához.</w:t>
-      </w:r>
-    </w:p>
-    <w:p>
-      <w:pPr>
-        <w:spacing w:line="360" w:lineRule="auto"/>
-        <w:rPr>
-          <w:rFonts w:ascii="Times New Roman" w:eastAsia="Times New Roman" w:hAnsi="Times New Roman" w:cs="Times New Roman"/>
-        </w:rPr>
-      </w:pPr>
-      <w:r>
-        <w:rPr>
-          <w:rFonts w:ascii="Times New Roman" w:eastAsia="Times New Roman" w:hAnsi="Times New Roman" w:cs="Times New Roman"/>
-        </w:rPr>
-        <w:t>A projekt célja nem csupán egy technikai megoldás létrehozása volt, hanem egy olyan alkalmazás fejlesztése is, amely a gyakorlatban is valós segítséget nyújt a felhasználók számára, és reagál a mezőgazdaságban jelenleg fennálló kihívásokra. A webes és mobilplatform együttes alkalmazása biztosítja, hogy a felhasználók rugalmasan, bárhonnan hozzáférjenek az alkalmazás funkcióihoz.</w:t>
-      </w:r>
-    </w:p>
-    <w:p>
-      <w:pPr>
-        <w:spacing w:line="360" w:lineRule="auto"/>
-        <w:rPr>
-          <w:rFonts w:ascii="Times New Roman" w:eastAsia="Times New Roman" w:hAnsi="Times New Roman" w:cs="Times New Roman"/>
-        </w:rPr>
-      </w:pPr>
-      <w:r>
-        <w:rPr>
-          <w:rFonts w:ascii="Times New Roman" w:eastAsia="Times New Roman" w:hAnsi="Times New Roman" w:cs="Times New Roman"/>
-        </w:rPr>
-        <w:t xml:space="preserve">A projekt megvalósításában Koszta Máté és </w:t>
-      </w:r>
-      <w:proofErr w:type="spellStart"/>
-      <w:r>
-        <w:rPr>
-          <w:rFonts w:ascii="Times New Roman" w:eastAsia="Times New Roman" w:hAnsi="Times New Roman" w:cs="Times New Roman"/>
-        </w:rPr>
-        <w:t>Gecsey</w:t>
-      </w:r>
-      <w:proofErr w:type="spellEnd"/>
-      <w:r>
-        <w:rPr>
-          <w:rFonts w:ascii="Times New Roman" w:eastAsia="Times New Roman" w:hAnsi="Times New Roman" w:cs="Times New Roman"/>
-        </w:rPr>
-        <w:t xml:space="preserve"> Botond vett részt, akik a tervezési és fejlesztési folyamat minden szakaszában közösen működtek együtt.</w:t>
-      </w:r>
-    </w:p>
-    <w:p>
-      <w:pPr>
-        <w:spacing w:line="360" w:lineRule="auto"/>
-        <w:rPr>
-          <w:rFonts w:ascii="Times New Roman" w:eastAsia="Times New Roman" w:hAnsi="Times New Roman" w:cs="Times New Roman"/>
-        </w:rPr>
-      </w:pPr>
-    </w:p>
-    <w:p>
-      <w:pPr>
-        <w:spacing w:line="360" w:lineRule="auto"/>
-        <w:jc w:val="center"/>
-        <w:rPr>
-          <w:rFonts w:ascii="Times New Roman" w:eastAsia="Times New Roman" w:hAnsi="Times New Roman" w:cs="Times New Roman"/>
-          <w:sz w:val="36"/>
-          <w:szCs w:val="36"/>
-        </w:rPr>
-      </w:pPr>
-      <w:r>
-        <w:rPr>
-          <w:rFonts w:ascii="Times New Roman" w:eastAsia="Times New Roman" w:hAnsi="Times New Roman" w:cs="Times New Roman"/>
-          <w:sz w:val="36"/>
-          <w:szCs w:val="36"/>
-        </w:rPr>
         <w:lastRenderedPageBreak/>
         <w:t>Applikáció működése</w:t>
       </w:r>
@@ -166,6 +159,8 @@
         <w:spacing w:line="360" w:lineRule="auto"/>
         <w:rPr>
           <w:rFonts w:ascii="Times New Roman" w:eastAsia="Times New Roman" w:hAnsi="Times New Roman" w:cs="Times New Roman"/>
+          <w:b/>
+          <w:bCs/>
           <w:sz w:val="32"/>
           <w:szCs w:val="32"/>
         </w:rPr>
@@ -173,6 +168,8 @@
       <w:r>
         <w:rPr>
           <w:rFonts w:ascii="Times New Roman" w:eastAsia="Times New Roman" w:hAnsi="Times New Roman" w:cs="Times New Roman"/>
+          <w:b/>
+          <w:bCs/>
           <w:sz w:val="32"/>
           <w:szCs w:val="32"/>
         </w:rPr>
@@ -460,7 +457,7 @@
           <w:right w:val="nil"/>
           <w:between w:val="nil"/>
         </w:pBdr>
-        <w:spacing w:before="280" w:after="280" w:line="360" w:lineRule="auto"/>
+        <w:spacing w:before="280" w:after="120" w:line="360" w:lineRule="auto"/>
         <w:rPr>
           <w:rFonts w:ascii="Times New Roman" w:eastAsia="Times New Roman" w:hAnsi="Times New Roman" w:cs="Times New Roman"/>
           <w:color w:val="000000"/>
@@ -486,7 +483,7 @@
           <w:noProof/>
         </w:rPr>
         <w:drawing>
-          <wp:anchor distT="0" distB="0" distL="114300" distR="114300" simplePos="0" relativeHeight="251659264" behindDoc="0" locked="0" layoutInCell="1" hidden="0" allowOverlap="1" wp14:anchorId="04440510" wp14:editId="4082FB26">
+          <wp:anchor distT="0" distB="0" distL="114300" distR="114300" simplePos="0" relativeHeight="251678720" behindDoc="0" locked="0" layoutInCell="1" hidden="0" allowOverlap="1" wp14:anchorId="3E544819" wp14:editId="425EAA25">
             <wp:simplePos x="0" y="0"/>
             <wp:positionH relativeFrom="column">
               <wp:posOffset>1693227</wp:posOffset>
@@ -706,37 +703,30 @@
           <w:rFonts w:ascii="Times New Roman" w:eastAsia="Times New Roman" w:hAnsi="Times New Roman" w:cs="Times New Roman"/>
           <w:color w:val="000000"/>
         </w:rPr>
-        <w:t xml:space="preserve">Az alkalmazás egyik központi funkciója a földterületek kezelése, amely a gazdálkodók számára lehetőséget biztosít birtokaik áttekintésére, nyilvántartására és szerkesztésére. A </w:t>
-      </w:r>
-      <w:r>
+        <w:t>Az alkalmazás egyik központi funkciója a földterületek kezelése, amely a gazdálkodók számára lehetőséget biztosít birtokaik áttekintésére, nyilvántartására és szerkesztésére. A funkció a navigációs menüből elérhető Föld hozzáadása menüponton keresztül érhető el, amely a bejelentkezett felhasználók számára jelenik meg.</w:t>
+      </w:r>
+    </w:p>
+    <w:p>
+      <w:pPr>
+        <w:pBdr>
+          <w:top w:val="nil"/>
+          <w:left w:val="nil"/>
+          <w:bottom w:val="nil"/>
+          <w:right w:val="nil"/>
+          <w:between w:val="nil"/>
+        </w:pBdr>
+        <w:spacing w:before="280" w:after="280" w:line="360" w:lineRule="auto"/>
         <w:rPr>
           <w:rFonts w:ascii="Times New Roman" w:eastAsia="Times New Roman" w:hAnsi="Times New Roman" w:cs="Times New Roman"/>
           <w:color w:val="000000"/>
         </w:rPr>
+      </w:pPr>
+      <w:r>
+        <w:rPr>
+          <w:rFonts w:ascii="Times New Roman" w:eastAsia="Times New Roman" w:hAnsi="Times New Roman" w:cs="Times New Roman"/>
+          <w:color w:val="000000"/>
+        </w:rPr>
         <w:lastRenderedPageBreak/>
-        <w:t>funkció a navigációs menüből elérhető Föld hozzáadása menüponton keresztül érhető el, amely a bejelentkezett felhasználók számára jelenik meg.</w:t>
-      </w:r>
-    </w:p>
-    <w:p>
-      <w:pPr>
-        <w:pBdr>
-          <w:top w:val="nil"/>
-          <w:left w:val="nil"/>
-          <w:bottom w:val="nil"/>
-          <w:right w:val="nil"/>
-          <w:between w:val="nil"/>
-        </w:pBdr>
-        <w:spacing w:before="280" w:after="280" w:line="360" w:lineRule="auto"/>
-        <w:rPr>
-          <w:rFonts w:ascii="Times New Roman" w:eastAsia="Times New Roman" w:hAnsi="Times New Roman" w:cs="Times New Roman"/>
-          <w:color w:val="000000"/>
-        </w:rPr>
-      </w:pPr>
-      <w:r>
-        <w:rPr>
-          <w:rFonts w:ascii="Times New Roman" w:eastAsia="Times New Roman" w:hAnsi="Times New Roman" w:cs="Times New Roman"/>
-          <w:color w:val="000000"/>
-        </w:rPr>
         <w:t>A földek oldalon a felhasználó egy áttekintő felületet kap, ahol az általa rögzített földterületek kártyás elrendezésben jelennek meg. Minden egyes kártya egy adott földterületet reprezentál, és tartalmazza annak legfontosabb adatait, mint például a helyrajzi szám, a terület nagysága hektárban megadva, a művelési ág, valamint az előző évi hasznosítás. Ez az elrendezés lehetővé teszi, hogy a gazdálkodók gyorsan és átlátható módon áttekintsék birtokaik adatait.</w:t>
       </w:r>
       <w:r>
@@ -840,15 +830,7 @@
           <w:rFonts w:ascii="Times New Roman" w:eastAsia="Times New Roman" w:hAnsi="Times New Roman" w:cs="Times New Roman"/>
           <w:color w:val="000000"/>
         </w:rPr>
-        <w:t xml:space="preserve"> műveletet valósítja meg. Ennek segítségével a felhasználók új földterületet rögzíthetnek az </w:t>
-      </w:r>
-      <w:r>
-        <w:rPr>
-          <w:rFonts w:ascii="Times New Roman" w:eastAsia="Times New Roman" w:hAnsi="Times New Roman" w:cs="Times New Roman"/>
-          <w:color w:val="000000"/>
-        </w:rPr>
-        <w:lastRenderedPageBreak/>
-        <w:t>alkalmazásban. Az új adat felvitele egy űrlapon keresztül történik, ahol meg kell adni a földterülethez tartozó alapvető információkat.</w:t>
+        <w:t xml:space="preserve"> műveletet valósítja meg. Ennek segítségével a felhasználók új földterületet rögzíthetnek az alkalmazásban. Az új adat felvitele egy űrlapon keresztül történik, ahol meg kell adni a földterülethez tartozó alapvető információkat.</w:t>
       </w:r>
       <w:r>
         <w:rPr>
@@ -919,6 +901,7 @@
           <w:rFonts w:ascii="Times New Roman" w:eastAsia="Times New Roman" w:hAnsi="Times New Roman" w:cs="Times New Roman"/>
           <w:color w:val="000000"/>
         </w:rPr>
+        <w:lastRenderedPageBreak/>
         <w:t>A már meglévő földterületek esetében a rendszer biztosítja az adatok módosításának lehetőségét is, amely az adott kártyán elhelyezett „Módosítás” gomb segítségével érhető el. A módosítás során egy szerkesztő felület jelenik meg, amelyen a korábban rögzített adatok előre kitöltve láthatók. A felhasználó itt megváltoztathatja többek között a helyrajzi számot, a terület nagyságát, a művelési ágat, valamint az előző évi termés típusát. A módosítás véglegesítéséhez a Mentés gomb szolgál, míg a Mégse gomb lehetőséget ad a művelet megszakítására. Ez a funkcionalitás az alkalmazás Update műveletét valósítja meg.</w:t>
       </w:r>
       <w:r>
@@ -1006,31 +989,123 @@
           <w:rFonts w:ascii="Times New Roman" w:eastAsia="Times New Roman" w:hAnsi="Times New Roman" w:cs="Times New Roman"/>
           <w:color w:val="000000"/>
         </w:rPr>
-        <w:t xml:space="preserve">A földek listázása önmagában a Read műveletet képviseli, mivel a felhasználók folyamatosan megtekinthetik az általuk rögzített adatokat. Emellett minden földkártyán elérhető egy törlés </w:t>
-      </w:r>
+        <w:t xml:space="preserve">A földek listázása önmagában a Read műveletet képviseli, mivel a felhasználók folyamatosan megtekinthetik az általuk rögzített adatokat. Emellett minden földkártyán elérhető egy törlés ikon, amely segítségével a felhasználó eltávolíthatja a már nem releváns földterületeket az alkalmazásból. Ez a funkció a </w:t>
+      </w:r>
+      <w:proofErr w:type="spellStart"/>
       <w:r>
         <w:rPr>
           <w:rFonts w:ascii="Times New Roman" w:eastAsia="Times New Roman" w:hAnsi="Times New Roman" w:cs="Times New Roman"/>
           <w:color w:val="000000"/>
         </w:rPr>
+        <w:t>Delete</w:t>
+      </w:r>
+      <w:proofErr w:type="spellEnd"/>
+      <w:r>
+        <w:rPr>
+          <w:rFonts w:ascii="Times New Roman" w:eastAsia="Times New Roman" w:hAnsi="Times New Roman" w:cs="Times New Roman"/>
+          <w:color w:val="000000"/>
+        </w:rPr>
+        <w:t xml:space="preserve"> műveletet valósítja meg, és hozzájárul az adatok naprakészen tartásához.</w:t>
+      </w:r>
+    </w:p>
+    <w:p>
+      <w:pPr>
+        <w:pBdr>
+          <w:top w:val="nil"/>
+          <w:left w:val="nil"/>
+          <w:bottom w:val="nil"/>
+          <w:right w:val="nil"/>
+          <w:between w:val="nil"/>
+        </w:pBdr>
+        <w:spacing w:before="280" w:after="280" w:line="360" w:lineRule="auto"/>
+        <w:rPr>
+          <w:rFonts w:ascii="Times New Roman" w:eastAsia="Times New Roman" w:hAnsi="Times New Roman" w:cs="Times New Roman"/>
+          <w:color w:val="000000"/>
+        </w:rPr>
+      </w:pPr>
+      <w:r>
+        <w:rPr>
+          <w:rFonts w:ascii="Times New Roman" w:eastAsia="Times New Roman" w:hAnsi="Times New Roman" w:cs="Times New Roman"/>
+          <w:color w:val="000000"/>
+        </w:rPr>
+        <w:t>Összességében a földek kezelése teljes körű CRUD (</w:t>
+      </w:r>
+      <w:proofErr w:type="spellStart"/>
+      <w:r>
+        <w:rPr>
+          <w:rFonts w:ascii="Times New Roman" w:eastAsia="Times New Roman" w:hAnsi="Times New Roman" w:cs="Times New Roman"/>
+          <w:color w:val="000000"/>
+        </w:rPr>
+        <w:t>Create</w:t>
+      </w:r>
+      <w:proofErr w:type="spellEnd"/>
+      <w:r>
+        <w:rPr>
+          <w:rFonts w:ascii="Times New Roman" w:eastAsia="Times New Roman" w:hAnsi="Times New Roman" w:cs="Times New Roman"/>
+          <w:color w:val="000000"/>
+        </w:rPr>
+        <w:t xml:space="preserve">, Read, Update, </w:t>
+      </w:r>
+      <w:proofErr w:type="spellStart"/>
+      <w:r>
+        <w:rPr>
+          <w:rFonts w:ascii="Times New Roman" w:eastAsia="Times New Roman" w:hAnsi="Times New Roman" w:cs="Times New Roman"/>
+          <w:color w:val="000000"/>
+        </w:rPr>
+        <w:t>Delete</w:t>
+      </w:r>
+      <w:proofErr w:type="spellEnd"/>
+      <w:r>
+        <w:rPr>
+          <w:rFonts w:ascii="Times New Roman" w:eastAsia="Times New Roman" w:hAnsi="Times New Roman" w:cs="Times New Roman"/>
+          <w:color w:val="000000"/>
+        </w:rPr>
+        <w:t>) funkcionalitást biztosít a felhasználók számára. Ez a megoldás lehetővé teszi a gazdálkodók számára, hogy pontos és naprakész nyilvántartást vezessenek földterületeikről, amely később alapjául szolgál a hozamszámítási és tervezési funkcióknak is.</w:t>
+      </w:r>
+    </w:p>
+    <w:p>
+      <w:pPr>
+        <w:pBdr>
+          <w:top w:val="nil"/>
+          <w:left w:val="nil"/>
+          <w:bottom w:val="nil"/>
+          <w:right w:val="nil"/>
+          <w:between w:val="nil"/>
+        </w:pBdr>
+        <w:spacing w:before="280" w:after="280" w:line="360" w:lineRule="auto"/>
+        <w:rPr>
+          <w:rFonts w:ascii="Times New Roman" w:eastAsia="Times New Roman" w:hAnsi="Times New Roman" w:cs="Times New Roman"/>
+        </w:rPr>
+      </w:pPr>
+      <w:r>
+        <w:rPr>
+          <w:rFonts w:ascii="Times New Roman" w:eastAsia="Times New Roman" w:hAnsi="Times New Roman" w:cs="Times New Roman"/>
+        </w:rPr>
         <w:lastRenderedPageBreak/>
-        <w:t xml:space="preserve">ikon, amely segítségével a felhasználó eltávolíthatja a már nem releváns földterületeket az alkalmazásból. Ez a funkció a </w:t>
-      </w:r>
-      <w:proofErr w:type="spellStart"/>
-      <w:r>
+        <w:t>Tervek</w:t>
+      </w:r>
+    </w:p>
+    <w:p>
+      <w:pPr>
+        <w:pBdr>
+          <w:top w:val="nil"/>
+          <w:left w:val="nil"/>
+          <w:bottom w:val="nil"/>
+          <w:right w:val="nil"/>
+          <w:between w:val="nil"/>
+        </w:pBdr>
+        <w:spacing w:before="280" w:after="280" w:line="360" w:lineRule="auto"/>
         <w:rPr>
           <w:rFonts w:ascii="Times New Roman" w:eastAsia="Times New Roman" w:hAnsi="Times New Roman" w:cs="Times New Roman"/>
           <w:color w:val="000000"/>
         </w:rPr>
-        <w:t>Delete</w:t>
-      </w:r>
-      <w:proofErr w:type="spellEnd"/>
+      </w:pPr>
       <w:r>
         <w:rPr>
           <w:rFonts w:ascii="Times New Roman" w:eastAsia="Times New Roman" w:hAnsi="Times New Roman" w:cs="Times New Roman"/>
           <w:color w:val="000000"/>
         </w:rPr>
-        <w:t xml:space="preserve"> műveletet valósítja meg, és hozzájárul az adatok naprakészen tartásához.</w:t>
+        <w:t>Az alkalmazás egyik legfontosabb funkcionális egysége a tervezés modul, amely a navigációs menüsorban a Tervek menüpont alatt érhető el. Ez az oldal biztosítja a gazdálkodók számára a korábban rögzített földterületekhez kapcsolódó termelési tervek áttekintését, valamint a várható bevételek és nyereség kiszámítását.</w:t>
       </w:r>
     </w:p>
     <w:p>
@@ -1053,39 +1128,53 @@
           <w:rFonts w:ascii="Times New Roman" w:eastAsia="Times New Roman" w:hAnsi="Times New Roman" w:cs="Times New Roman"/>
           <w:color w:val="000000"/>
         </w:rPr>
-        <w:t>Összességében a földek kezelése teljes körű CRUD (</w:t>
-      </w:r>
-      <w:proofErr w:type="spellStart"/>
-      <w:r>
+        <w:t>A tervek oldal kártyás elrendezésben jeleníti meg az egyes terveket, ahol minden kártya egy adott földterülethez és vetési időszakhoz tartozó tervet reprezentál. A kártyák áttekinthető módon tartalmazzák a tervhez kapcsolódó legfontosabb adatokat, így a felhasználó gyorsan képet kaphat az egyes tervezett termelési ciklusokról.</w:t>
+      </w:r>
+    </w:p>
+    <w:p>
+      <w:pPr>
+        <w:pBdr>
+          <w:top w:val="nil"/>
+          <w:left w:val="nil"/>
+          <w:bottom w:val="nil"/>
+          <w:right w:val="nil"/>
+          <w:between w:val="nil"/>
+        </w:pBdr>
+        <w:spacing w:before="280" w:after="280" w:line="360" w:lineRule="auto"/>
         <w:rPr>
           <w:rFonts w:ascii="Times New Roman" w:eastAsia="Times New Roman" w:hAnsi="Times New Roman" w:cs="Times New Roman"/>
           <w:color w:val="000000"/>
         </w:rPr>
-        <w:t>Create</w:t>
-      </w:r>
-      <w:proofErr w:type="spellEnd"/>
+      </w:pPr>
       <w:r>
         <w:rPr>
           <w:rFonts w:ascii="Times New Roman" w:eastAsia="Times New Roman" w:hAnsi="Times New Roman" w:cs="Times New Roman"/>
           <w:color w:val="000000"/>
         </w:rPr>
-        <w:t xml:space="preserve">, Read, Update, </w:t>
-      </w:r>
-      <w:proofErr w:type="spellStart"/>
-      <w:r>
+        <w:t>A kártyák bal oldalán egy növényt ábrázoló kép található, amely vizuálisan jelzi az adott tervhez tartozó termesztett növényt (például napraforgó). Ez a kép nem statikus elem, hanem az adatbázisban kerül eltárolásra, és onnan kerül betöltésre a felhasználói felületre. Ennek köszönhetően a megjelenített kép mindig összhangban van az adott tervhez rendelt növénytípussal, valamint biztosított az egységes és dinamikus megjelenítés.</w:t>
+      </w:r>
+    </w:p>
+    <w:p>
+      <w:pPr>
+        <w:pBdr>
+          <w:top w:val="nil"/>
+          <w:left w:val="nil"/>
+          <w:bottom w:val="nil"/>
+          <w:right w:val="nil"/>
+          <w:between w:val="nil"/>
+        </w:pBdr>
+        <w:spacing w:before="280" w:after="280" w:line="360" w:lineRule="auto"/>
         <w:rPr>
           <w:rFonts w:ascii="Times New Roman" w:eastAsia="Times New Roman" w:hAnsi="Times New Roman" w:cs="Times New Roman"/>
           <w:color w:val="000000"/>
         </w:rPr>
-        <w:t>Delete</w:t>
-      </w:r>
-      <w:proofErr w:type="spellEnd"/>
+      </w:pPr>
       <w:r>
         <w:rPr>
           <w:rFonts w:ascii="Times New Roman" w:eastAsia="Times New Roman" w:hAnsi="Times New Roman" w:cs="Times New Roman"/>
           <w:color w:val="000000"/>
         </w:rPr>
-        <w:t>) funkcionalitást biztosít a felhasználók számára. Ez a megoldás lehetővé teszi a gazdálkodók számára, hogy pontos és naprakész nyilvántartást vezessenek földterületeikről, amely később alapjául szolgál a hozamszámítási és tervezési funkcióknak is.</w:t>
+        <w:t>A kép mellett, a kártya központi részén a terv részletes adatai láthatók. Itt jelenik meg többek között a földterület helyrajzi száma, a vetés időpontja, a terület nagysága hektárban megadva, a művelési ág, a kiválasztott vetőmag típusa, valamint a vetési mennyiség. Emellett a rendszer feltünteti a felhasznált műtrágya típusát, annak mennyiségét és egységárát is. Ezek az adatok képezik a hozam- és bevételszámítás alapját, így kulcsfontosságú szerepet töltenek be a tervezési folyamat során.</w:t>
       </w:r>
     </w:p>
     <w:p>
@@ -1100,13 +1189,15 @@
         <w:spacing w:before="280" w:after="280" w:line="360" w:lineRule="auto"/>
         <w:rPr>
           <w:rFonts w:ascii="Times New Roman" w:eastAsia="Times New Roman" w:hAnsi="Times New Roman" w:cs="Times New Roman"/>
-        </w:rPr>
-      </w:pPr>
-      <w:r>
-        <w:rPr>
-          <w:rFonts w:ascii="Times New Roman" w:eastAsia="Times New Roman" w:hAnsi="Times New Roman" w:cs="Times New Roman"/>
-        </w:rPr>
-        <w:t>Tervek</w:t>
+          <w:color w:val="000000"/>
+        </w:rPr>
+      </w:pPr>
+      <w:r>
+        <w:rPr>
+          <w:rFonts w:ascii="Times New Roman" w:eastAsia="Times New Roman" w:hAnsi="Times New Roman" w:cs="Times New Roman"/>
+          <w:color w:val="000000"/>
+        </w:rPr>
+        <w:t>A kártya jobb oldalán a kiadások kezeléséhez és a számításokhoz kapcsolódó funkciók kaptak helyet. A felhasználó egy gomb megnyomásával lekérdezheti az adott tervhez tartozó kiadások számát, amely megmutatja, hogy hány különböző költségtétel került rögzítésre az adott tervhez. Ez az információ nem jelenik meg automatikusan, hanem csak felhasználói interakció hatására, amely hozzájárul az átlátható és letisztult felhasználói felület kialakításához.</w:t>
       </w:r>
     </w:p>
     <w:p>
@@ -1129,130 +1220,15 @@
           <w:rFonts w:ascii="Times New Roman" w:eastAsia="Times New Roman" w:hAnsi="Times New Roman" w:cs="Times New Roman"/>
           <w:color w:val="000000"/>
         </w:rPr>
-        <w:t>Az alkalmazás egyik legfontosabb funkcionális egysége a tervezés modul, amely a navigációs menüsorban a Tervek menüpont alatt érhető el. Ez az oldal biztosítja a gazdálkodók számára a korábban rögzített földterületekhez kapcsolódó termelési tervek áttekintését, valamint a várható bevételek és nyereség kiszámítását.</w:t>
-      </w:r>
-    </w:p>
-    <w:p>
-      <w:pPr>
-        <w:pBdr>
-          <w:top w:val="nil"/>
-          <w:left w:val="nil"/>
-          <w:bottom w:val="nil"/>
-          <w:right w:val="nil"/>
-          <w:between w:val="nil"/>
-        </w:pBdr>
-        <w:spacing w:before="280" w:after="280" w:line="360" w:lineRule="auto"/>
+        <w:t xml:space="preserve">A tervek oldal egyik legfontosabb eleme a bevétel számítás funkció, amely egy külön gomb segítségével érhető el. A gomb megnyomását követően az alkalmazás az előzetesen megadott adatok alapján kiszámítja a várható bevételt, amely jól látható módon, kiemelve jelenik meg a felhasználó számára. Ez a számítás figyelembe veszi a terület nagyságát, a termesztett </w:t>
+      </w:r>
+      <w:r>
         <w:rPr>
           <w:rFonts w:ascii="Times New Roman" w:eastAsia="Times New Roman" w:hAnsi="Times New Roman" w:cs="Times New Roman"/>
           <w:color w:val="000000"/>
         </w:rPr>
-      </w:pPr>
-      <w:r>
-        <w:rPr>
-          <w:rFonts w:ascii="Times New Roman" w:eastAsia="Times New Roman" w:hAnsi="Times New Roman" w:cs="Times New Roman"/>
-          <w:color w:val="000000"/>
-        </w:rPr>
-        <w:t>A tervek oldal kártyás elrendezésben jeleníti meg az egyes terveket, ahol minden kártya egy adott földterülethez és vetési időszakhoz tartozó tervet reprezentál. A kártyák áttekinthető módon tartalmazzák a tervhez kapcsolódó legfontosabb adatokat, így a felhasználó gyorsan képet kaphat az egyes tervezett termelési ciklusokról.</w:t>
-      </w:r>
-    </w:p>
-    <w:p>
-      <w:pPr>
-        <w:pBdr>
-          <w:top w:val="nil"/>
-          <w:left w:val="nil"/>
-          <w:bottom w:val="nil"/>
-          <w:right w:val="nil"/>
-          <w:between w:val="nil"/>
-        </w:pBdr>
-        <w:spacing w:before="280" w:after="280" w:line="360" w:lineRule="auto"/>
-        <w:rPr>
-          <w:rFonts w:ascii="Times New Roman" w:eastAsia="Times New Roman" w:hAnsi="Times New Roman" w:cs="Times New Roman"/>
-          <w:color w:val="000000"/>
-        </w:rPr>
-      </w:pPr>
-      <w:r>
-        <w:rPr>
-          <w:rFonts w:ascii="Times New Roman" w:eastAsia="Times New Roman" w:hAnsi="Times New Roman" w:cs="Times New Roman"/>
-          <w:color w:val="000000"/>
-        </w:rPr>
-        <w:t>A kártyák bal oldalán egy növényt ábrázoló kép található, amely vizuálisan jelzi az adott tervhez tartozó termesztett növényt (például napraforgó). Ez a kép nem statikus elem, hanem az adatbázisban kerül eltárolásra, és onnan kerül betöltésre a felhasználói felületre. Ennek köszönhetően a megjelenített kép mindig összhangban van az adott tervhez rendelt növénytípussal, valamint biztosított az egységes és dinamikus megjelenítés.</w:t>
-      </w:r>
-    </w:p>
-    <w:p>
-      <w:pPr>
-        <w:pBdr>
-          <w:top w:val="nil"/>
-          <w:left w:val="nil"/>
-          <w:bottom w:val="nil"/>
-          <w:right w:val="nil"/>
-          <w:between w:val="nil"/>
-        </w:pBdr>
-        <w:spacing w:before="280" w:after="280" w:line="360" w:lineRule="auto"/>
-        <w:rPr>
-          <w:rFonts w:ascii="Times New Roman" w:eastAsia="Times New Roman" w:hAnsi="Times New Roman" w:cs="Times New Roman"/>
-          <w:color w:val="000000"/>
-        </w:rPr>
-      </w:pPr>
-      <w:r>
-        <w:rPr>
-          <w:rFonts w:ascii="Times New Roman" w:eastAsia="Times New Roman" w:hAnsi="Times New Roman" w:cs="Times New Roman"/>
-          <w:color w:val="000000"/>
-        </w:rPr>
-        <w:t>A kép mellett, a kártya központi részén a terv részletes adatai láthatók. Itt jelenik meg többek között a földterület helyrajzi száma, a vetés időpontja, a terület nagysága hektárban megadva, a művelési ág, a kiválasztott vetőmag típusa, valamint a vetési mennyiség. Emellett a rendszer feltünteti a felhasznált műtrágya típusát, annak mennyiségét és egységárát is. Ezek az adatok képezik a hozam- és bevételszámítás alapját, így kulcsfontosságú szerepet töltenek be a tervezési folyamat során.</w:t>
-      </w:r>
-    </w:p>
-    <w:p>
-      <w:pPr>
-        <w:pBdr>
-          <w:top w:val="nil"/>
-          <w:left w:val="nil"/>
-          <w:bottom w:val="nil"/>
-          <w:right w:val="nil"/>
-          <w:between w:val="nil"/>
-        </w:pBdr>
-        <w:spacing w:before="280" w:after="280" w:line="360" w:lineRule="auto"/>
-        <w:rPr>
-          <w:rFonts w:ascii="Times New Roman" w:eastAsia="Times New Roman" w:hAnsi="Times New Roman" w:cs="Times New Roman"/>
-          <w:color w:val="000000"/>
-        </w:rPr>
-      </w:pPr>
-      <w:r>
-        <w:rPr>
-          <w:rFonts w:ascii="Times New Roman" w:eastAsia="Times New Roman" w:hAnsi="Times New Roman" w:cs="Times New Roman"/>
-          <w:color w:val="000000"/>
-        </w:rPr>
-        <w:t xml:space="preserve">A kártya jobb oldalán a kiadások kezeléséhez és a számításokhoz kapcsolódó funkciók kaptak helyet. A felhasználó egy gomb megnyomásával lekérdezheti az adott tervhez tartozó </w:t>
-      </w:r>
-      <w:r>
-        <w:rPr>
-          <w:rFonts w:ascii="Times New Roman" w:eastAsia="Times New Roman" w:hAnsi="Times New Roman" w:cs="Times New Roman"/>
-          <w:color w:val="000000"/>
-        </w:rPr>
         <w:lastRenderedPageBreak/>
-        <w:t>kiadások számát, amely megmutatja, hogy hány különböző költségtétel került rögzítésre az adott tervhez. Ez az információ nem jelenik meg automatikusan, hanem csak felhasználói interakció hatására, amely hozzájárul az átlátható és letisztult felhasználói felület kialakításához.</w:t>
-      </w:r>
-    </w:p>
-    <w:p>
-      <w:pPr>
-        <w:pBdr>
-          <w:top w:val="nil"/>
-          <w:left w:val="nil"/>
-          <w:bottom w:val="nil"/>
-          <w:right w:val="nil"/>
-          <w:between w:val="nil"/>
-        </w:pBdr>
-        <w:spacing w:before="280" w:after="280" w:line="360" w:lineRule="auto"/>
-        <w:rPr>
-          <w:rFonts w:ascii="Times New Roman" w:eastAsia="Times New Roman" w:hAnsi="Times New Roman" w:cs="Times New Roman"/>
-          <w:color w:val="000000"/>
-        </w:rPr>
-      </w:pPr>
-      <w:r>
-        <w:rPr>
-          <w:rFonts w:ascii="Times New Roman" w:eastAsia="Times New Roman" w:hAnsi="Times New Roman" w:cs="Times New Roman"/>
-          <w:color w:val="000000"/>
-        </w:rPr>
-        <w:t>A tervek oldal egyik legfontosabb eleme a bevétel számítás funkció, amely egy külön gomb segítségével érhető el. A gomb megnyomását követően az alkalmazás az előzetesen megadott adatok alapján kiszámítja a várható bevételt, amely jól látható módon, kiemelve jelenik meg a felhasználó számára. Ez a számítás figyelembe veszi a terület nagyságát, a termesztett növényt, valamint az ahhoz kapcsolódó költségeket, így a gazdálkodó reális képet kaphat a várható nyereségről.</w:t>
+        <w:t>növényt, valamint az ahhoz kapcsolódó költségeket, így a gazdálkodó reális képet kaphat a várható nyereségről.</w:t>
       </w:r>
       <w:r>
         <w:rPr>
@@ -1361,7 +1337,6 @@
         <w:rPr>
           <w:noProof/>
         </w:rPr>
-        <w:lastRenderedPageBreak/>
         <w:drawing>
           <wp:anchor distT="0" distB="0" distL="114300" distR="114300" simplePos="0" relativeHeight="251665408" behindDoc="0" locked="0" layoutInCell="1" hidden="0" allowOverlap="1" wp14:anchorId="0E101208" wp14:editId="19906D50">
             <wp:simplePos x="0" y="0"/>
@@ -1427,6 +1402,7 @@
           <w:rFonts w:ascii="Times New Roman" w:eastAsia="Times New Roman" w:hAnsi="Times New Roman" w:cs="Times New Roman"/>
           <w:color w:val="000000"/>
         </w:rPr>
+        <w:lastRenderedPageBreak/>
         <w:t>Összességében a tervek oldala egy komplex, mégis könnyen kezelhető felületet biztosít, amely egyesíti az adatok vizuális megjelenítését, a hozam- és bevételszámítást, valamint az adminisztratív funkciókat. A modul hatékony támogatást nyújt a gazdálkodók számára a tudatosabb döntéshozatalban és a mezőgazdasági termelés hosszú távú megtervezésében.</w:t>
       </w:r>
     </w:p>
@@ -1491,14 +1467,7 @@
         <w:rPr>
           <w:rFonts w:ascii="Times New Roman" w:eastAsia="Times New Roman" w:hAnsi="Times New Roman" w:cs="Times New Roman"/>
         </w:rPr>
-        <w:t xml:space="preserve">A kiadások oldalán a felhasználó az általa rögzített földterületekhez és tervekhez kapcsolódó költségeket tekintheti meg. A megjelenítés kártyás elrendezésben történik, ahol minden kártya egy adott földterülethez kapcsolódó kiadást reprezentál. A kártyák jól strukturált módon tartalmazzák a legfontosabb információkat, mint például a földterület helyrajzi számát, a </w:t>
-      </w:r>
-      <w:r>
-        <w:rPr>
-          <w:rFonts w:ascii="Times New Roman" w:eastAsia="Times New Roman" w:hAnsi="Times New Roman" w:cs="Times New Roman"/>
-        </w:rPr>
-        <w:lastRenderedPageBreak/>
-        <w:t>kiadás típusát, a kiadás dátumát, valamint a költség összegét forintban megadva. Ez az elrendezés biztosítja, hogy a felhasználók gyorsan és átláthatóan át tudják tekinteni a felmerült költségeiket.</w:t>
+        <w:t>A kiadások oldalán a felhasználó az általa rögzített földterületekhez és tervekhez kapcsolódó költségeket tekintheti meg. A megjelenítés kártyás elrendezésben történik, ahol minden kártya egy adott földterülethez kapcsolódó kiadást reprezentál. A kártyák jól strukturált módon tartalmazzák a legfontosabb információkat, mint például a földterület helyrajzi számát, a kiadás típusát, a kiadás dátumát, valamint a költség összegét forintban megadva. Ez az elrendezés biztosítja, hogy a felhasználók gyorsan és átláthatóan át tudják tekinteni a felmerült költségeiket.</w:t>
       </w:r>
       <w:r>
         <w:rPr>
@@ -1596,6 +1565,7 @@
         <w:rPr>
           <w:rFonts w:ascii="Times New Roman" w:eastAsia="Times New Roman" w:hAnsi="Times New Roman" w:cs="Times New Roman"/>
         </w:rPr>
+        <w:lastRenderedPageBreak/>
         <w:t>A már rögzített kiadások listázása a Read műveletet valósítja meg, amely lehetővé teszi a felhasználók számára, hogy folyamatosan nyomon kövessék a gazdálkodás során felmerült költségeiket. A listázott adatok alapján könnyen áttekinthető, hogy egy adott földterülethez vagy időszakhoz milyen jellegű és mekkora összegű kiadások kapcsolódnak.</w:t>
       </w:r>
     </w:p>
@@ -1684,75 +1654,139 @@
         <w:rPr>
           <w:rFonts w:ascii="Times New Roman" w:eastAsia="Times New Roman" w:hAnsi="Times New Roman" w:cs="Times New Roman"/>
         </w:rPr>
-        <w:t xml:space="preserve">A frontend programozás a szoftverfejlesztés azon területe, amely a felhasználó által közvetlenül látott és használt felületek kialakításáért felelős. Ide tartozik minden olyan elem, </w:t>
-      </w:r>
-      <w:r>
-        <w:rPr>
-          <w:rFonts w:ascii="Times New Roman" w:eastAsia="Times New Roman" w:hAnsi="Times New Roman" w:cs="Times New Roman"/>
+        <w:t>A frontend programozás a szoftverfejlesztés azon területe, amely a felhasználó által közvetlenül látott és használt felületek kialakításáért felelős. Ide tartozik minden olyan elem, amellyel a felhasználó interakcióba lép, például a weboldal megjelenése, a gombok, űrlapok, navigációs menük, valamint az adatok vizuális megjelenítése. A frontend célja, hogy a háttérrendszerben (backend) tárolt és feldolgozott adatokat érthető, átlátható és felhasználóbarát formában jelenítse meg.</w:t>
+      </w:r>
+    </w:p>
+    <w:p>
+      <w:pPr>
+        <w:pBdr>
+          <w:top w:val="nil"/>
+          <w:left w:val="nil"/>
+          <w:bottom w:val="nil"/>
+          <w:right w:val="nil"/>
+          <w:between w:val="nil"/>
+        </w:pBdr>
+        <w:spacing w:before="280" w:line="360" w:lineRule="auto"/>
+        <w:rPr>
+          <w:rFonts w:ascii="Times New Roman" w:eastAsia="Times New Roman" w:hAnsi="Times New Roman" w:cs="Times New Roman"/>
+        </w:rPr>
+      </w:pPr>
+      <w:r>
+        <w:rPr>
+          <w:rFonts w:ascii="Times New Roman" w:eastAsia="Times New Roman" w:hAnsi="Times New Roman" w:cs="Times New Roman"/>
+        </w:rPr>
+        <w:t>A modern frontend fejlesztés során a hangsúly nem csupán az esztétikus megjelenésen van, hanem a gyorsaságon, a felhasználói élményen és az interaktivitáson is. A webes alkalmazások esetében elvárás, hogy a felület valós időben reagáljon a felhasználói műveletekre, például adatbevitelre, gombnyomásra vagy navigációra, anélkül, hogy minden alkalommal újra kellene tölteni az oldalt.</w:t>
+      </w:r>
+    </w:p>
+    <w:p>
+      <w:pPr>
+        <w:pBdr>
+          <w:top w:val="nil"/>
+          <w:left w:val="nil"/>
+          <w:bottom w:val="nil"/>
+          <w:right w:val="nil"/>
+          <w:between w:val="nil"/>
+        </w:pBdr>
+        <w:spacing w:before="280" w:line="360" w:lineRule="auto"/>
+        <w:rPr>
+          <w:rFonts w:ascii="Times New Roman" w:eastAsia="Times New Roman" w:hAnsi="Times New Roman" w:cs="Times New Roman"/>
+        </w:rPr>
+      </w:pPr>
+      <w:r>
+        <w:rPr>
+          <w:rFonts w:ascii="Times New Roman" w:eastAsia="Times New Roman" w:hAnsi="Times New Roman" w:cs="Times New Roman"/>
+        </w:rPr>
+        <w:t>A frontend fejlesztés alapját hagyományosan a HTML, CSS és JavaScript technológiák adják, azonban napjainkban ezek fölé különböző keretrendszerek (</w:t>
+      </w:r>
+      <w:proofErr w:type="spellStart"/>
+      <w:r>
+        <w:rPr>
+          <w:rFonts w:ascii="Times New Roman" w:eastAsia="Times New Roman" w:hAnsi="Times New Roman" w:cs="Times New Roman"/>
+        </w:rPr>
+        <w:t>frameworkök</w:t>
+      </w:r>
+      <w:proofErr w:type="spellEnd"/>
+      <w:r>
+        <w:rPr>
+          <w:rFonts w:ascii="Times New Roman" w:eastAsia="Times New Roman" w:hAnsi="Times New Roman" w:cs="Times New Roman"/>
+        </w:rPr>
+        <w:t xml:space="preserve">) és könyvtárak épülnek, amelyek megkönnyítik a nagyobb, összetettebb alkalmazások fejlesztését. Ilyen modern frontend keretrendszer például az </w:t>
+      </w:r>
+      <w:proofErr w:type="spellStart"/>
+      <w:r>
+        <w:rPr>
+          <w:rFonts w:ascii="Times New Roman" w:eastAsia="Times New Roman" w:hAnsi="Times New Roman" w:cs="Times New Roman"/>
+        </w:rPr>
+        <w:t>Angular</w:t>
+      </w:r>
+      <w:proofErr w:type="spellEnd"/>
+      <w:r>
+        <w:rPr>
+          <w:rFonts w:ascii="Times New Roman" w:eastAsia="Times New Roman" w:hAnsi="Times New Roman" w:cs="Times New Roman"/>
+        </w:rPr>
+        <w:t xml:space="preserve">, a </w:t>
+      </w:r>
+      <w:proofErr w:type="spellStart"/>
+      <w:r>
+        <w:rPr>
+          <w:rFonts w:ascii="Times New Roman" w:eastAsia="Times New Roman" w:hAnsi="Times New Roman" w:cs="Times New Roman"/>
+        </w:rPr>
+        <w:t>React</w:t>
+      </w:r>
+      <w:proofErr w:type="spellEnd"/>
+      <w:r>
+        <w:rPr>
+          <w:rFonts w:ascii="Times New Roman" w:eastAsia="Times New Roman" w:hAnsi="Times New Roman" w:cs="Times New Roman"/>
+        </w:rPr>
+        <w:t xml:space="preserve"> vagy a Vue.js.</w:t>
+      </w:r>
+    </w:p>
+    <w:p>
+      <w:pPr>
+        <w:pBdr>
+          <w:top w:val="nil"/>
+          <w:left w:val="nil"/>
+          <w:bottom w:val="nil"/>
+          <w:right w:val="nil"/>
+          <w:between w:val="nil"/>
+        </w:pBdr>
+        <w:spacing w:before="280" w:line="360" w:lineRule="auto"/>
+        <w:rPr>
+          <w:rFonts w:ascii="Times New Roman" w:eastAsia="Times New Roman" w:hAnsi="Times New Roman" w:cs="Times New Roman"/>
+        </w:rPr>
+      </w:pPr>
+    </w:p>
+    <w:p>
+      <w:pPr>
+        <w:pBdr>
+          <w:top w:val="nil"/>
+          <w:left w:val="nil"/>
+          <w:bottom w:val="nil"/>
+          <w:right w:val="nil"/>
+          <w:between w:val="nil"/>
+        </w:pBdr>
+        <w:spacing w:before="280" w:line="360" w:lineRule="auto"/>
+        <w:rPr>
+          <w:rFonts w:ascii="Times New Roman" w:eastAsia="Times New Roman" w:hAnsi="Times New Roman" w:cs="Times New Roman"/>
+          <w:sz w:val="28"/>
+          <w:szCs w:val="28"/>
+        </w:rPr>
+      </w:pPr>
+      <w:r>
+        <w:rPr>
+          <w:rFonts w:ascii="Times New Roman" w:eastAsia="Times New Roman" w:hAnsi="Times New Roman" w:cs="Times New Roman"/>
+          <w:sz w:val="28"/>
+          <w:szCs w:val="28"/>
         </w:rPr>
         <w:lastRenderedPageBreak/>
-        <w:t>amellyel a felhasználó interakcióba lép, például a weboldal megjelenése, a gombok, űrlapok, navigációs menük, valamint az adatok vizuális megjelenítése. A frontend célja, hogy a háttérrendszerben (backend) tárolt és feldolgozott adatokat érthető, átlátható és felhasználóbarát formában jelenítse meg.</w:t>
-      </w:r>
-    </w:p>
-    <w:p>
-      <w:pPr>
-        <w:pBdr>
-          <w:top w:val="nil"/>
-          <w:left w:val="nil"/>
-          <w:bottom w:val="nil"/>
-          <w:right w:val="nil"/>
-          <w:between w:val="nil"/>
-        </w:pBdr>
-        <w:spacing w:before="280" w:line="360" w:lineRule="auto"/>
-        <w:rPr>
-          <w:rFonts w:ascii="Times New Roman" w:eastAsia="Times New Roman" w:hAnsi="Times New Roman" w:cs="Times New Roman"/>
-        </w:rPr>
-      </w:pPr>
-      <w:r>
-        <w:rPr>
-          <w:rFonts w:ascii="Times New Roman" w:eastAsia="Times New Roman" w:hAnsi="Times New Roman" w:cs="Times New Roman"/>
-        </w:rPr>
-        <w:t>A modern frontend fejlesztés során a hangsúly nem csupán az esztétikus megjelenésen van, hanem a gyorsaságon, a felhasználói élményen és az interaktivitáson is. A webes alkalmazások esetében elvárás, hogy a felület valós időben reagáljon a felhasználói műveletekre, például adatbevitelre, gombnyomásra vagy navigációra, anélkül, hogy minden alkalommal újra kellene tölteni az oldalt.</w:t>
-      </w:r>
-    </w:p>
-    <w:p>
-      <w:pPr>
-        <w:pBdr>
-          <w:top w:val="nil"/>
-          <w:left w:val="nil"/>
-          <w:bottom w:val="nil"/>
-          <w:right w:val="nil"/>
-          <w:between w:val="nil"/>
-        </w:pBdr>
-        <w:spacing w:before="280" w:line="360" w:lineRule="auto"/>
-        <w:rPr>
-          <w:rFonts w:ascii="Times New Roman" w:eastAsia="Times New Roman" w:hAnsi="Times New Roman" w:cs="Times New Roman"/>
-        </w:rPr>
-      </w:pPr>
-      <w:r>
-        <w:rPr>
-          <w:rFonts w:ascii="Times New Roman" w:eastAsia="Times New Roman" w:hAnsi="Times New Roman" w:cs="Times New Roman"/>
-        </w:rPr>
-        <w:t>A frontend fejlesztés alapját hagyományosan a HTML, CSS és JavaScript technológiák adják, azonban napjainkban ezek fölé különböző keretrendszerek (</w:t>
-      </w:r>
-      <w:proofErr w:type="spellStart"/>
-      <w:r>
-        <w:rPr>
-          <w:rFonts w:ascii="Times New Roman" w:eastAsia="Times New Roman" w:hAnsi="Times New Roman" w:cs="Times New Roman"/>
-        </w:rPr>
-        <w:t>frameworkök</w:t>
-      </w:r>
-      <w:proofErr w:type="spellEnd"/>
-      <w:r>
-        <w:rPr>
-          <w:rFonts w:ascii="Times New Roman" w:eastAsia="Times New Roman" w:hAnsi="Times New Roman" w:cs="Times New Roman"/>
-        </w:rPr>
-        <w:t xml:space="preserve">) és könyvtárak épülnek, amelyek megkönnyítik a nagyobb, összetettebb alkalmazások fejlesztését. Ilyen modern frontend keretrendszer például az </w:t>
-      </w:r>
-      <w:proofErr w:type="spellStart"/>
-      <w:r>
-        <w:rPr>
-          <w:rFonts w:ascii="Times New Roman" w:eastAsia="Times New Roman" w:hAnsi="Times New Roman" w:cs="Times New Roman"/>
+        <w:t xml:space="preserve">Az </w:t>
+      </w:r>
+      <w:proofErr w:type="spellStart"/>
+      <w:r>
+        <w:rPr>
+          <w:rFonts w:ascii="Times New Roman" w:eastAsia="Times New Roman" w:hAnsi="Times New Roman" w:cs="Times New Roman"/>
+          <w:sz w:val="28"/>
+          <w:szCs w:val="28"/>
         </w:rPr>
         <w:t>Angular</w:t>
       </w:r>
@@ -1760,60 +1794,29 @@
       <w:r>
         <w:rPr>
           <w:rFonts w:ascii="Times New Roman" w:eastAsia="Times New Roman" w:hAnsi="Times New Roman" w:cs="Times New Roman"/>
-        </w:rPr>
-        <w:t xml:space="preserve">, a </w:t>
-      </w:r>
-      <w:proofErr w:type="spellStart"/>
-      <w:r>
-        <w:rPr>
-          <w:rFonts w:ascii="Times New Roman" w:eastAsia="Times New Roman" w:hAnsi="Times New Roman" w:cs="Times New Roman"/>
-        </w:rPr>
-        <w:t>React</w:t>
-      </w:r>
-      <w:proofErr w:type="spellEnd"/>
-      <w:r>
-        <w:rPr>
-          <w:rFonts w:ascii="Times New Roman" w:eastAsia="Times New Roman" w:hAnsi="Times New Roman" w:cs="Times New Roman"/>
-        </w:rPr>
-        <w:t xml:space="preserve"> vagy a Vue.js.</w:t>
-      </w:r>
-    </w:p>
-    <w:p>
-      <w:pPr>
-        <w:pBdr>
-          <w:top w:val="nil"/>
-          <w:left w:val="nil"/>
-          <w:bottom w:val="nil"/>
-          <w:right w:val="nil"/>
-          <w:between w:val="nil"/>
-        </w:pBdr>
-        <w:spacing w:before="280" w:line="360" w:lineRule="auto"/>
-        <w:rPr>
-          <w:rFonts w:ascii="Times New Roman" w:eastAsia="Times New Roman" w:hAnsi="Times New Roman" w:cs="Times New Roman"/>
-        </w:rPr>
-      </w:pPr>
-    </w:p>
-    <w:p>
-      <w:pPr>
-        <w:pBdr>
-          <w:top w:val="nil"/>
-          <w:left w:val="nil"/>
-          <w:bottom w:val="nil"/>
-          <w:right w:val="nil"/>
-          <w:between w:val="nil"/>
-        </w:pBdr>
-        <w:spacing w:before="280" w:line="360" w:lineRule="auto"/>
-        <w:rPr>
-          <w:rFonts w:ascii="Times New Roman" w:eastAsia="Times New Roman" w:hAnsi="Times New Roman" w:cs="Times New Roman"/>
-          <w:sz w:val="28"/>
-          <w:szCs w:val="28"/>
-        </w:rPr>
-      </w:pPr>
-      <w:r>
-        <w:rPr>
-          <w:rFonts w:ascii="Times New Roman" w:eastAsia="Times New Roman" w:hAnsi="Times New Roman" w:cs="Times New Roman"/>
-          <w:sz w:val="28"/>
-          <w:szCs w:val="28"/>
+          <w:sz w:val="28"/>
+          <w:szCs w:val="28"/>
+        </w:rPr>
+        <w:t xml:space="preserve"> keretrendszer bemutatása</w:t>
+      </w:r>
+    </w:p>
+    <w:p>
+      <w:pPr>
+        <w:pBdr>
+          <w:top w:val="nil"/>
+          <w:left w:val="nil"/>
+          <w:bottom w:val="nil"/>
+          <w:right w:val="nil"/>
+          <w:between w:val="nil"/>
+        </w:pBdr>
+        <w:spacing w:before="280" w:line="360" w:lineRule="auto"/>
+        <w:rPr>
+          <w:rFonts w:ascii="Times New Roman" w:eastAsia="Times New Roman" w:hAnsi="Times New Roman" w:cs="Times New Roman"/>
+        </w:rPr>
+      </w:pPr>
+      <w:r>
+        <w:rPr>
+          <w:rFonts w:ascii="Times New Roman" w:eastAsia="Times New Roman" w:hAnsi="Times New Roman" w:cs="Times New Roman"/>
         </w:rPr>
         <w:t xml:space="preserve">Az </w:t>
       </w:r>
@@ -1821,8 +1824,6 @@
       <w:r>
         <w:rPr>
           <w:rFonts w:ascii="Times New Roman" w:eastAsia="Times New Roman" w:hAnsi="Times New Roman" w:cs="Times New Roman"/>
-          <w:sz w:val="28"/>
-          <w:szCs w:val="28"/>
         </w:rPr>
         <w:t>Angular</w:t>
       </w:r>
@@ -1830,10 +1831,78 @@
       <w:r>
         <w:rPr>
           <w:rFonts w:ascii="Times New Roman" w:eastAsia="Times New Roman" w:hAnsi="Times New Roman" w:cs="Times New Roman"/>
-          <w:sz w:val="28"/>
-          <w:szCs w:val="28"/>
-        </w:rPr>
-        <w:t xml:space="preserve"> keretrendszer bemutatása</w:t>
+        </w:rPr>
+        <w:t xml:space="preserve"> egy nyílt forráskódú frontend keretrendszer, amelyet a Google fejleszt és tart karban. Elsősorban egyoldalas webalkalmazások (</w:t>
+      </w:r>
+      <w:proofErr w:type="spellStart"/>
+      <w:r>
+        <w:rPr>
+          <w:rFonts w:ascii="Times New Roman" w:eastAsia="Times New Roman" w:hAnsi="Times New Roman" w:cs="Times New Roman"/>
+        </w:rPr>
+        <w:t>Single</w:t>
+      </w:r>
+      <w:proofErr w:type="spellEnd"/>
+      <w:r>
+        <w:rPr>
+          <w:rFonts w:ascii="Times New Roman" w:eastAsia="Times New Roman" w:hAnsi="Times New Roman" w:cs="Times New Roman"/>
+        </w:rPr>
+        <w:t xml:space="preserve"> Page </w:t>
+      </w:r>
+      <w:proofErr w:type="spellStart"/>
+      <w:r>
+        <w:rPr>
+          <w:rFonts w:ascii="Times New Roman" w:eastAsia="Times New Roman" w:hAnsi="Times New Roman" w:cs="Times New Roman"/>
+        </w:rPr>
+        <w:t>Application</w:t>
+      </w:r>
+      <w:proofErr w:type="spellEnd"/>
+      <w:r>
+        <w:rPr>
+          <w:rFonts w:ascii="Times New Roman" w:eastAsia="Times New Roman" w:hAnsi="Times New Roman" w:cs="Times New Roman"/>
+        </w:rPr>
+        <w:t xml:space="preserve"> – SPA) készítésére használják, ahol az oldal </w:t>
+      </w:r>
+      <w:proofErr w:type="spellStart"/>
+      <w:r>
+        <w:rPr>
+          <w:rFonts w:ascii="Times New Roman" w:eastAsia="Times New Roman" w:hAnsi="Times New Roman" w:cs="Times New Roman"/>
+        </w:rPr>
+        <w:t>újratöltése</w:t>
+      </w:r>
+      <w:proofErr w:type="spellEnd"/>
+      <w:r>
+        <w:rPr>
+          <w:rFonts w:ascii="Times New Roman" w:eastAsia="Times New Roman" w:hAnsi="Times New Roman" w:cs="Times New Roman"/>
+        </w:rPr>
+        <w:t xml:space="preserve"> nélkül történik a tartalom frissítése. Az </w:t>
+      </w:r>
+      <w:proofErr w:type="spellStart"/>
+      <w:r>
+        <w:rPr>
+          <w:rFonts w:ascii="Times New Roman" w:eastAsia="Times New Roman" w:hAnsi="Times New Roman" w:cs="Times New Roman"/>
+        </w:rPr>
+        <w:t>Angular</w:t>
+      </w:r>
+      <w:proofErr w:type="spellEnd"/>
+      <w:r>
+        <w:rPr>
+          <w:rFonts w:ascii="Times New Roman" w:eastAsia="Times New Roman" w:hAnsi="Times New Roman" w:cs="Times New Roman"/>
+        </w:rPr>
+        <w:t xml:space="preserve"> teljes körű megoldást kínál a frontend fejlesztéshez, mivel beépítve tartalmazza a legfontosabb eszközöket, mint például a </w:t>
+      </w:r>
+      <w:proofErr w:type="spellStart"/>
+      <w:r>
+        <w:rPr>
+          <w:rFonts w:ascii="Times New Roman" w:eastAsia="Times New Roman" w:hAnsi="Times New Roman" w:cs="Times New Roman"/>
+        </w:rPr>
+        <w:t>routingot</w:t>
+      </w:r>
+      <w:proofErr w:type="spellEnd"/>
+      <w:r>
+        <w:rPr>
+          <w:rFonts w:ascii="Times New Roman" w:eastAsia="Times New Roman" w:hAnsi="Times New Roman" w:cs="Times New Roman"/>
+        </w:rPr>
+        <w:t>, az űrlapkezelést, a HTTP-kommunikációt és az állapotkezelést.</w:t>
       </w:r>
     </w:p>
     <w:p>
@@ -1868,111 +1937,6 @@
         <w:rPr>
           <w:rFonts w:ascii="Times New Roman" w:eastAsia="Times New Roman" w:hAnsi="Times New Roman" w:cs="Times New Roman"/>
         </w:rPr>
-        <w:t xml:space="preserve"> egy nyílt forráskódú frontend keretrendszer, amelyet a Google fejleszt és tart karban. Elsősorban egyoldalas webalkalmazások (</w:t>
-      </w:r>
-      <w:proofErr w:type="spellStart"/>
-      <w:r>
-        <w:rPr>
-          <w:rFonts w:ascii="Times New Roman" w:eastAsia="Times New Roman" w:hAnsi="Times New Roman" w:cs="Times New Roman"/>
-        </w:rPr>
-        <w:t>Single</w:t>
-      </w:r>
-      <w:proofErr w:type="spellEnd"/>
-      <w:r>
-        <w:rPr>
-          <w:rFonts w:ascii="Times New Roman" w:eastAsia="Times New Roman" w:hAnsi="Times New Roman" w:cs="Times New Roman"/>
-        </w:rPr>
-        <w:t xml:space="preserve"> Page </w:t>
-      </w:r>
-      <w:proofErr w:type="spellStart"/>
-      <w:r>
-        <w:rPr>
-          <w:rFonts w:ascii="Times New Roman" w:eastAsia="Times New Roman" w:hAnsi="Times New Roman" w:cs="Times New Roman"/>
-        </w:rPr>
-        <w:t>Application</w:t>
-      </w:r>
-      <w:proofErr w:type="spellEnd"/>
-      <w:r>
-        <w:rPr>
-          <w:rFonts w:ascii="Times New Roman" w:eastAsia="Times New Roman" w:hAnsi="Times New Roman" w:cs="Times New Roman"/>
-        </w:rPr>
-        <w:t xml:space="preserve"> – SPA) készítésére használják, ahol az oldal </w:t>
-      </w:r>
-      <w:proofErr w:type="spellStart"/>
-      <w:r>
-        <w:rPr>
-          <w:rFonts w:ascii="Times New Roman" w:eastAsia="Times New Roman" w:hAnsi="Times New Roman" w:cs="Times New Roman"/>
-        </w:rPr>
-        <w:t>újratöltése</w:t>
-      </w:r>
-      <w:proofErr w:type="spellEnd"/>
-      <w:r>
-        <w:rPr>
-          <w:rFonts w:ascii="Times New Roman" w:eastAsia="Times New Roman" w:hAnsi="Times New Roman" w:cs="Times New Roman"/>
-        </w:rPr>
-        <w:t xml:space="preserve"> nélkül történik a tartalom frissítése. Az </w:t>
-      </w:r>
-      <w:proofErr w:type="spellStart"/>
-      <w:r>
-        <w:rPr>
-          <w:rFonts w:ascii="Times New Roman" w:eastAsia="Times New Roman" w:hAnsi="Times New Roman" w:cs="Times New Roman"/>
-        </w:rPr>
-        <w:t>Angular</w:t>
-      </w:r>
-      <w:proofErr w:type="spellEnd"/>
-      <w:r>
-        <w:rPr>
-          <w:rFonts w:ascii="Times New Roman" w:eastAsia="Times New Roman" w:hAnsi="Times New Roman" w:cs="Times New Roman"/>
-        </w:rPr>
-        <w:t xml:space="preserve"> teljes körű megoldást kínál a frontend fejlesztéshez, mivel beépítve tartalmazza a legfontosabb eszközöket, mint például a </w:t>
-      </w:r>
-      <w:proofErr w:type="spellStart"/>
-      <w:r>
-        <w:rPr>
-          <w:rFonts w:ascii="Times New Roman" w:eastAsia="Times New Roman" w:hAnsi="Times New Roman" w:cs="Times New Roman"/>
-        </w:rPr>
-        <w:t>routingot</w:t>
-      </w:r>
-      <w:proofErr w:type="spellEnd"/>
-      <w:r>
-        <w:rPr>
-          <w:rFonts w:ascii="Times New Roman" w:eastAsia="Times New Roman" w:hAnsi="Times New Roman" w:cs="Times New Roman"/>
-        </w:rPr>
-        <w:t>, az űrlapkezelést, a HTTP-kommunikációt és az állapotkezelést.</w:t>
-      </w:r>
-    </w:p>
-    <w:p>
-      <w:pPr>
-        <w:pBdr>
-          <w:top w:val="nil"/>
-          <w:left w:val="nil"/>
-          <w:bottom w:val="nil"/>
-          <w:right w:val="nil"/>
-          <w:between w:val="nil"/>
-        </w:pBdr>
-        <w:spacing w:before="280" w:line="360" w:lineRule="auto"/>
-        <w:rPr>
-          <w:rFonts w:ascii="Times New Roman" w:eastAsia="Times New Roman" w:hAnsi="Times New Roman" w:cs="Times New Roman"/>
-        </w:rPr>
-      </w:pPr>
-      <w:r>
-        <w:rPr>
-          <w:rFonts w:ascii="Times New Roman" w:eastAsia="Times New Roman" w:hAnsi="Times New Roman" w:cs="Times New Roman"/>
-        </w:rPr>
-        <w:t xml:space="preserve">Az </w:t>
-      </w:r>
-      <w:proofErr w:type="spellStart"/>
-      <w:r>
-        <w:rPr>
-          <w:rFonts w:ascii="Times New Roman" w:eastAsia="Times New Roman" w:hAnsi="Times New Roman" w:cs="Times New Roman"/>
-        </w:rPr>
-        <w:t>Angular</w:t>
-      </w:r>
-      <w:proofErr w:type="spellEnd"/>
-      <w:r>
-        <w:rPr>
-          <w:rFonts w:ascii="Times New Roman" w:eastAsia="Times New Roman" w:hAnsi="Times New Roman" w:cs="Times New Roman"/>
-        </w:rPr>
         <w:t xml:space="preserve"> alapját a komponensalapú architektúra adja. Ez azt jelenti, hogy az alkalmazás kisebb, jól elkülöníthető részekből, úgynevezett komponensekből épül fel. Minden komponens saját logikával, HTML-sablonnal és stílusleírással rendelkezik, ami elősegíti az átlátható kódszerkezetet és az </w:t>
       </w:r>
       <w:proofErr w:type="spellStart"/>
@@ -2036,14 +2000,7 @@
         <w:rPr>
           <w:rFonts w:ascii="Times New Roman" w:eastAsia="Times New Roman" w:hAnsi="Times New Roman" w:cs="Times New Roman"/>
         </w:rPr>
-        <w:t xml:space="preserve"> típusossága növeli a kód biztonságát és csökkenti a fejlesztés során előforduló hibák számát, különösen nagyobb projektek esetén. Ez a tulajdonság különösen </w:t>
-      </w:r>
-      <w:r>
-        <w:rPr>
-          <w:rFonts w:ascii="Times New Roman" w:eastAsia="Times New Roman" w:hAnsi="Times New Roman" w:cs="Times New Roman"/>
-        </w:rPr>
-        <w:lastRenderedPageBreak/>
-        <w:t>előnyös egy komplex rendszer, például egy mezőgazdasági hozamszámító alkalmazás fejlesztése során.</w:t>
+        <w:t xml:space="preserve"> típusossága növeli a kód biztonságát és csökkenti a fejlesztés során előforduló hibák számát, különösen nagyobb projektek esetén. Ez a tulajdonság különösen előnyös egy komplex rendszer, például egy mezőgazdasági hozamszámító alkalmazás fejlesztése során.</w:t>
       </w:r>
     </w:p>
     <w:p>
@@ -2167,6 +2124,7 @@
           <w:sz w:val="28"/>
           <w:szCs w:val="28"/>
         </w:rPr>
+        <w:lastRenderedPageBreak/>
         <w:t xml:space="preserve">Az </w:t>
       </w:r>
       <w:proofErr w:type="spellStart"/>
@@ -2318,14 +2276,7 @@
         <w:rPr>
           <w:rFonts w:ascii="Times New Roman" w:eastAsia="Times New Roman" w:hAnsi="Times New Roman" w:cs="Times New Roman"/>
         </w:rPr>
-        <w:t xml:space="preserve">. Ez gyorsabb működést és jobb felhasználói élményt eredményez. Emellett a keretrendszer jól kezeli a backenddel való </w:t>
-      </w:r>
-      <w:r>
-        <w:rPr>
-          <w:rFonts w:ascii="Times New Roman" w:eastAsia="Times New Roman" w:hAnsi="Times New Roman" w:cs="Times New Roman"/>
-        </w:rPr>
-        <w:lastRenderedPageBreak/>
-        <w:t>kommunikációt is, amely elengedhetetlen az adatbázisból érkező adatok megjelenítéséhez és módosításához.</w:t>
+        <w:t>. Ez gyorsabb működést és jobb felhasználói élményt eredményez. Emellett a keretrendszer jól kezeli a backenddel való kommunikációt is, amely elengedhetetlen az adatbázisból érkező adatok megjelenítéséhez és módosításához.</w:t>
       </w:r>
     </w:p>
     <w:p>
@@ -2556,7 +2507,6 @@
         <w:t xml:space="preserve"> </w:t>
       </w:r>
       <w:proofErr w:type="spellStart"/>
-      <w:proofErr w:type="gramStart"/>
       <w:r>
         <w:rPr>
           <w:rFonts w:ascii="Times New Roman" w:eastAsia="Times New Roman" w:hAnsi="Times New Roman" w:cs="Times New Roman"/>
@@ -2570,14 +2520,7 @@
         <w:rPr>
           <w:rFonts w:ascii="Times New Roman" w:eastAsia="Times New Roman" w:hAnsi="Times New Roman" w:cs="Times New Roman"/>
         </w:rPr>
-        <w:t>)*</w:t>
-      </w:r>
-      <w:proofErr w:type="gramEnd"/>
-      <w:r>
-        <w:rPr>
-          <w:rFonts w:ascii="Times New Roman" w:eastAsia="Times New Roman" w:hAnsi="Times New Roman" w:cs="Times New Roman"/>
-        </w:rPr>
-        <w:t xml:space="preserve"> komplexebb megoldást kínál, mivel minden fontos funkció be van építve. Ez egységesebb struktúrát és kevesebb döntési kényszert jelent a fejlesztők számára. A </w:t>
+        <w:t xml:space="preserve">)* komplexebb megoldást kínál, mivel minden fontos funkció be van építve. Ez egységesebb struktúrát és kevesebb döntési kényszert jelent a fejlesztők számára. A </w:t>
       </w:r>
       <w:proofErr w:type="spellStart"/>
       <w:r>
@@ -2704,6 +2647,7 @@
         <w:rPr>
           <w:rFonts w:ascii="Times New Roman" w:eastAsia="Times New Roman" w:hAnsi="Times New Roman" w:cs="Times New Roman"/>
         </w:rPr>
+        <w:lastRenderedPageBreak/>
         <w:t xml:space="preserve">Egy olyan alkalmazás esetében, ahol sok adatkezelés, űrlap, jogosultságkezelés és összetett logika van jelen – mint a mezőgazdasági hozamszámító rendszer –, az </w:t>
       </w:r>
       <w:proofErr w:type="spellStart"/>
@@ -2859,49 +2803,263 @@
         <w:rPr>
           <w:rFonts w:ascii="Times New Roman" w:eastAsia="Times New Roman" w:hAnsi="Times New Roman" w:cs="Times New Roman"/>
         </w:rPr>
-        <w:t xml:space="preserve"> mechanizmusát használtuk az űrlapok kezelésénél, így a felhasználók által megadott adatok azonnal feldolgozásra és megjelenítésre kerültek. Ez különösen fontos </w:t>
+        <w:t xml:space="preserve"> mechanizmusát használtuk az űrlapok kezelésénél, így a felhasználók által megadott adatok azonnal feldolgozásra és megjelenítésre kerültek. Ez különösen fontos volt a hozam- és bevételszámítások során, ahol a változó adatok gyors és pontos frissítése elengedhetetlen.</w:t>
+      </w:r>
+    </w:p>
+    <w:p>
+      <w:pPr>
+        <w:pBdr>
+          <w:top w:val="nil"/>
+          <w:left w:val="nil"/>
+          <w:bottom w:val="nil"/>
+          <w:right w:val="nil"/>
+          <w:between w:val="nil"/>
+        </w:pBdr>
+        <w:spacing w:before="280" w:line="360" w:lineRule="auto"/>
+        <w:rPr>
+          <w:rFonts w:ascii="Times New Roman" w:eastAsia="Times New Roman" w:hAnsi="Times New Roman" w:cs="Times New Roman"/>
+        </w:rPr>
+      </w:pPr>
+      <w:r>
+        <w:rPr>
+          <w:rFonts w:ascii="Times New Roman" w:eastAsia="Times New Roman" w:hAnsi="Times New Roman" w:cs="Times New Roman"/>
+        </w:rPr>
+        <w:t xml:space="preserve">A beépített </w:t>
+      </w:r>
+      <w:proofErr w:type="spellStart"/>
+      <w:r>
+        <w:rPr>
+          <w:rFonts w:ascii="Times New Roman" w:eastAsia="Times New Roman" w:hAnsi="Times New Roman" w:cs="Times New Roman"/>
+        </w:rPr>
+        <w:t>routing</w:t>
+      </w:r>
+      <w:proofErr w:type="spellEnd"/>
+      <w:r>
+        <w:rPr>
+          <w:rFonts w:ascii="Times New Roman" w:eastAsia="Times New Roman" w:hAnsi="Times New Roman" w:cs="Times New Roman"/>
+        </w:rPr>
+        <w:t xml:space="preserve"> rendszer segítségével valósítottuk meg az alkalmazáson belüli navigációt, amely biztosította, hogy a felhasználók gyorsan és megszakítás nélkül válthassanak a különböző oldalak között. Emellett az </w:t>
+      </w:r>
+      <w:proofErr w:type="spellStart"/>
+      <w:r>
+        <w:rPr>
+          <w:rFonts w:ascii="Times New Roman" w:eastAsia="Times New Roman" w:hAnsi="Times New Roman" w:cs="Times New Roman"/>
+        </w:rPr>
+        <w:t>Angular</w:t>
+      </w:r>
+      <w:proofErr w:type="spellEnd"/>
+      <w:r>
+        <w:rPr>
+          <w:rFonts w:ascii="Times New Roman" w:eastAsia="Times New Roman" w:hAnsi="Times New Roman" w:cs="Times New Roman"/>
+        </w:rPr>
+        <w:t xml:space="preserve"> HTTP szolgáltatásait használtuk a backenddel való kommunikációhoz, amely lehetővé tette az adatok lekérdezését, rögzítését és módosítását.</w:t>
+      </w:r>
+    </w:p>
+    <w:p>
+      <w:pPr>
+        <w:pBdr>
+          <w:top w:val="nil"/>
+          <w:left w:val="nil"/>
+          <w:bottom w:val="nil"/>
+          <w:right w:val="nil"/>
+          <w:between w:val="nil"/>
+        </w:pBdr>
+        <w:spacing w:before="280" w:line="360" w:lineRule="auto"/>
+        <w:rPr>
+          <w:rFonts w:ascii="Times New Roman" w:eastAsia="Times New Roman" w:hAnsi="Times New Roman" w:cs="Times New Roman"/>
+        </w:rPr>
+      </w:pPr>
+      <w:r>
+        <w:rPr>
+          <w:rFonts w:ascii="Times New Roman" w:eastAsia="Times New Roman" w:hAnsi="Times New Roman" w:cs="Times New Roman"/>
+        </w:rPr>
+        <w:t xml:space="preserve">Összességében az </w:t>
+      </w:r>
+      <w:proofErr w:type="spellStart"/>
+      <w:r>
+        <w:rPr>
+          <w:rFonts w:ascii="Times New Roman" w:eastAsia="Times New Roman" w:hAnsi="Times New Roman" w:cs="Times New Roman"/>
+        </w:rPr>
+        <w:t>Angular</w:t>
+      </w:r>
+      <w:proofErr w:type="spellEnd"/>
+      <w:r>
+        <w:rPr>
+          <w:rFonts w:ascii="Times New Roman" w:eastAsia="Times New Roman" w:hAnsi="Times New Roman" w:cs="Times New Roman"/>
+        </w:rPr>
+        <w:t xml:space="preserve"> használata hozzájárult egy stabil, jól strukturált és könnyen bővíthető frontend kialakításához, amely hatékonyan támogatja a mezőgazdasági hozamszámító alkalmazás funkcióit és a felhasználók igényeit.</w:t>
+      </w:r>
+    </w:p>
+    <w:p>
+      <w:pPr>
+        <w:pBdr>
+          <w:top w:val="nil"/>
+          <w:left w:val="nil"/>
+          <w:bottom w:val="nil"/>
+          <w:right w:val="nil"/>
+          <w:between w:val="nil"/>
+        </w:pBdr>
+        <w:spacing w:before="280" w:line="360" w:lineRule="auto"/>
+        <w:rPr>
+          <w:rFonts w:ascii="Times New Roman" w:eastAsia="Times New Roman" w:hAnsi="Times New Roman" w:cs="Times New Roman"/>
+          <w:sz w:val="28"/>
+          <w:szCs w:val="28"/>
+        </w:rPr>
+      </w:pPr>
+      <w:r>
+        <w:rPr>
+          <w:rFonts w:ascii="Times New Roman" w:eastAsia="Times New Roman" w:hAnsi="Times New Roman" w:cs="Times New Roman"/>
+          <w:sz w:val="28"/>
+          <w:szCs w:val="28"/>
+        </w:rPr>
+        <w:t>A HTML szerepe az alkalmazás fejlesztésében</w:t>
+      </w:r>
+    </w:p>
+    <w:p>
+      <w:pPr>
+        <w:pBdr>
+          <w:top w:val="nil"/>
+          <w:left w:val="nil"/>
+          <w:bottom w:val="nil"/>
+          <w:right w:val="nil"/>
+          <w:between w:val="nil"/>
+        </w:pBdr>
+        <w:spacing w:before="280" w:line="360" w:lineRule="auto"/>
+        <w:rPr>
+          <w:rFonts w:ascii="Times New Roman" w:eastAsia="Times New Roman" w:hAnsi="Times New Roman" w:cs="Times New Roman"/>
+        </w:rPr>
+      </w:pPr>
+      <w:r>
+        <w:rPr>
+          <w:rFonts w:ascii="Times New Roman" w:eastAsia="Times New Roman" w:hAnsi="Times New Roman" w:cs="Times New Roman"/>
+        </w:rPr>
+        <w:t>A frontend fejlesztés során a HTML (</w:t>
+      </w:r>
+      <w:proofErr w:type="spellStart"/>
+      <w:r>
+        <w:rPr>
+          <w:rFonts w:ascii="Times New Roman" w:eastAsia="Times New Roman" w:hAnsi="Times New Roman" w:cs="Times New Roman"/>
+        </w:rPr>
+        <w:t>HyperText</w:t>
+      </w:r>
+      <w:proofErr w:type="spellEnd"/>
+      <w:r>
+        <w:rPr>
+          <w:rFonts w:ascii="Times New Roman" w:eastAsia="Times New Roman" w:hAnsi="Times New Roman" w:cs="Times New Roman"/>
+        </w:rPr>
+        <w:t xml:space="preserve"> </w:t>
+      </w:r>
+      <w:proofErr w:type="spellStart"/>
+      <w:r>
+        <w:rPr>
+          <w:rFonts w:ascii="Times New Roman" w:eastAsia="Times New Roman" w:hAnsi="Times New Roman" w:cs="Times New Roman"/>
+        </w:rPr>
+        <w:t>Markup</w:t>
+      </w:r>
+      <w:proofErr w:type="spellEnd"/>
+      <w:r>
+        <w:rPr>
+          <w:rFonts w:ascii="Times New Roman" w:eastAsia="Times New Roman" w:hAnsi="Times New Roman" w:cs="Times New Roman"/>
+        </w:rPr>
+        <w:t xml:space="preserve"> </w:t>
+      </w:r>
+      <w:proofErr w:type="spellStart"/>
+      <w:r>
+        <w:rPr>
+          <w:rFonts w:ascii="Times New Roman" w:eastAsia="Times New Roman" w:hAnsi="Times New Roman" w:cs="Times New Roman"/>
+        </w:rPr>
+        <w:t>Language</w:t>
+      </w:r>
+      <w:proofErr w:type="spellEnd"/>
+      <w:r>
+        <w:rPr>
+          <w:rFonts w:ascii="Times New Roman" w:eastAsia="Times New Roman" w:hAnsi="Times New Roman" w:cs="Times New Roman"/>
+        </w:rPr>
+        <w:t>) biztosította az alkalmazás felhasználói felületének alapvető szerkezetét. A HTML segítségével határoztuk meg az egyes oldalak és komponensek logikai felépítését, vagyis azt, hogy milyen elemek jelenjenek meg a felhasználó számára és milyen hierarchiában.</w:t>
+      </w:r>
+    </w:p>
+    <w:p>
+      <w:pPr>
+        <w:pBdr>
+          <w:top w:val="nil"/>
+          <w:left w:val="nil"/>
+          <w:bottom w:val="nil"/>
+          <w:right w:val="nil"/>
+          <w:between w:val="nil"/>
+        </w:pBdr>
+        <w:spacing w:before="280" w:line="360" w:lineRule="auto"/>
+        <w:rPr>
+          <w:rFonts w:ascii="Times New Roman" w:eastAsia="Times New Roman" w:hAnsi="Times New Roman" w:cs="Times New Roman"/>
+        </w:rPr>
+      </w:pPr>
+      <w:r>
+        <w:rPr>
+          <w:rFonts w:ascii="Times New Roman" w:eastAsia="Times New Roman" w:hAnsi="Times New Roman" w:cs="Times New Roman"/>
+        </w:rPr>
+        <w:t xml:space="preserve">Az </w:t>
+      </w:r>
+      <w:proofErr w:type="spellStart"/>
+      <w:r>
+        <w:rPr>
+          <w:rFonts w:ascii="Times New Roman" w:eastAsia="Times New Roman" w:hAnsi="Times New Roman" w:cs="Times New Roman"/>
+        </w:rPr>
+        <w:t>Angular</w:t>
+      </w:r>
+      <w:proofErr w:type="spellEnd"/>
+      <w:r>
+        <w:rPr>
+          <w:rFonts w:ascii="Times New Roman" w:eastAsia="Times New Roman" w:hAnsi="Times New Roman" w:cs="Times New Roman"/>
+        </w:rPr>
+        <w:t xml:space="preserve"> komponensalapú működésével összhangban minden funkcionális egység – például a kezdőoldal, a földek kezelése, a tervek és a kiadások modul – saját HTML sablonnal </w:t>
       </w:r>
       <w:r>
         <w:rPr>
           <w:rFonts w:ascii="Times New Roman" w:eastAsia="Times New Roman" w:hAnsi="Times New Roman" w:cs="Times New Roman"/>
         </w:rPr>
         <w:lastRenderedPageBreak/>
-        <w:t>volt a hozam- és bevételszámítások során, ahol a változó adatok gyors és pontos frissítése elengedhetetlen.</w:t>
-      </w:r>
-    </w:p>
-    <w:p>
-      <w:pPr>
-        <w:pBdr>
-          <w:top w:val="nil"/>
-          <w:left w:val="nil"/>
-          <w:bottom w:val="nil"/>
-          <w:right w:val="nil"/>
-          <w:between w:val="nil"/>
-        </w:pBdr>
-        <w:spacing w:before="280" w:line="360" w:lineRule="auto"/>
-        <w:rPr>
-          <w:rFonts w:ascii="Times New Roman" w:eastAsia="Times New Roman" w:hAnsi="Times New Roman" w:cs="Times New Roman"/>
-        </w:rPr>
-      </w:pPr>
-      <w:r>
-        <w:rPr>
-          <w:rFonts w:ascii="Times New Roman" w:eastAsia="Times New Roman" w:hAnsi="Times New Roman" w:cs="Times New Roman"/>
-        </w:rPr>
-        <w:t xml:space="preserve">A beépített </w:t>
-      </w:r>
-      <w:proofErr w:type="spellStart"/>
-      <w:r>
-        <w:rPr>
-          <w:rFonts w:ascii="Times New Roman" w:eastAsia="Times New Roman" w:hAnsi="Times New Roman" w:cs="Times New Roman"/>
-        </w:rPr>
-        <w:t>routing</w:t>
-      </w:r>
-      <w:proofErr w:type="spellEnd"/>
-      <w:r>
-        <w:rPr>
-          <w:rFonts w:ascii="Times New Roman" w:eastAsia="Times New Roman" w:hAnsi="Times New Roman" w:cs="Times New Roman"/>
-        </w:rPr>
-        <w:t xml:space="preserve"> rendszer segítségével valósítottuk meg az alkalmazáson belüli navigációt, amely biztosította, hogy a felhasználók gyorsan és megszakítás nélkül válthassanak a különböző oldalak között. Emellett az </w:t>
+        <w:t>rendelkezik. Ezek a sablonok tartalmazzák az olyan strukturális elemeket, mint a címsorok, bekezdések, űrlapmezők, gombok, táblázatok és kártyák.</w:t>
+      </w:r>
+    </w:p>
+    <w:p>
+      <w:pPr>
+        <w:pBdr>
+          <w:top w:val="nil"/>
+          <w:left w:val="nil"/>
+          <w:bottom w:val="nil"/>
+          <w:right w:val="nil"/>
+          <w:between w:val="nil"/>
+        </w:pBdr>
+        <w:spacing w:before="280" w:line="360" w:lineRule="auto"/>
+        <w:rPr>
+          <w:rFonts w:ascii="Times New Roman" w:eastAsia="Times New Roman" w:hAnsi="Times New Roman" w:cs="Times New Roman"/>
+        </w:rPr>
+      </w:pPr>
+      <w:r>
+        <w:rPr>
+          <w:rFonts w:ascii="Times New Roman" w:eastAsia="Times New Roman" w:hAnsi="Times New Roman" w:cs="Times New Roman"/>
+        </w:rPr>
+        <w:t>A HTML lehetővé tette az adatok szemléletes megjelenítését is, például a földterületek kártyás listázását, a tervekhez tartozó adatok elkülönített megjelenítését, valamint az űrlapok kialakítását a felhasználói adatbevitelhez.</w:t>
+      </w:r>
+    </w:p>
+    <w:p>
+      <w:pPr>
+        <w:pBdr>
+          <w:top w:val="nil"/>
+          <w:left w:val="nil"/>
+          <w:bottom w:val="nil"/>
+          <w:right w:val="nil"/>
+          <w:between w:val="nil"/>
+        </w:pBdr>
+        <w:spacing w:before="280" w:line="360" w:lineRule="auto"/>
+        <w:rPr>
+          <w:rFonts w:ascii="Times New Roman" w:eastAsia="Times New Roman" w:hAnsi="Times New Roman" w:cs="Times New Roman"/>
+        </w:rPr>
+      </w:pPr>
+      <w:r>
+        <w:rPr>
+          <w:rFonts w:ascii="Times New Roman" w:eastAsia="Times New Roman" w:hAnsi="Times New Roman" w:cs="Times New Roman"/>
+        </w:rPr>
+        <w:t xml:space="preserve">Az </w:t>
       </w:r>
       <w:proofErr w:type="spellStart"/>
       <w:r>
@@ -2915,220 +3073,6 @@
         <w:rPr>
           <w:rFonts w:ascii="Times New Roman" w:eastAsia="Times New Roman" w:hAnsi="Times New Roman" w:cs="Times New Roman"/>
         </w:rPr>
-        <w:t xml:space="preserve"> HTTP szolgáltatásait használtuk a backenddel való kommunikációhoz, amely lehetővé tette az adatok lekérdezését, rögzítését és módosítását.</w:t>
-      </w:r>
-    </w:p>
-    <w:p>
-      <w:pPr>
-        <w:pBdr>
-          <w:top w:val="nil"/>
-          <w:left w:val="nil"/>
-          <w:bottom w:val="nil"/>
-          <w:right w:val="nil"/>
-          <w:between w:val="nil"/>
-        </w:pBdr>
-        <w:spacing w:before="280" w:line="360" w:lineRule="auto"/>
-        <w:rPr>
-          <w:rFonts w:ascii="Times New Roman" w:eastAsia="Times New Roman" w:hAnsi="Times New Roman" w:cs="Times New Roman"/>
-        </w:rPr>
-      </w:pPr>
-      <w:r>
-        <w:rPr>
-          <w:rFonts w:ascii="Times New Roman" w:eastAsia="Times New Roman" w:hAnsi="Times New Roman" w:cs="Times New Roman"/>
-        </w:rPr>
-        <w:t xml:space="preserve">Összességében az </w:t>
-      </w:r>
-      <w:proofErr w:type="spellStart"/>
-      <w:r>
-        <w:rPr>
-          <w:rFonts w:ascii="Times New Roman" w:eastAsia="Times New Roman" w:hAnsi="Times New Roman" w:cs="Times New Roman"/>
-        </w:rPr>
-        <w:t>Angular</w:t>
-      </w:r>
-      <w:proofErr w:type="spellEnd"/>
-      <w:r>
-        <w:rPr>
-          <w:rFonts w:ascii="Times New Roman" w:eastAsia="Times New Roman" w:hAnsi="Times New Roman" w:cs="Times New Roman"/>
-        </w:rPr>
-        <w:t xml:space="preserve"> használata hozzájárult egy stabil, jól strukturált és könnyen bővíthető frontend kialakításához, amely hatékonyan támogatja a mezőgazdasági hozamszámító alkalmazás funkcióit és a felhasználók igényeit.</w:t>
-      </w:r>
-    </w:p>
-    <w:p>
-      <w:pPr>
-        <w:pBdr>
-          <w:top w:val="nil"/>
-          <w:left w:val="nil"/>
-          <w:bottom w:val="nil"/>
-          <w:right w:val="nil"/>
-          <w:between w:val="nil"/>
-        </w:pBdr>
-        <w:spacing w:before="280" w:line="360" w:lineRule="auto"/>
-        <w:rPr>
-          <w:rFonts w:ascii="Times New Roman" w:eastAsia="Times New Roman" w:hAnsi="Times New Roman" w:cs="Times New Roman"/>
-          <w:sz w:val="28"/>
-          <w:szCs w:val="28"/>
-        </w:rPr>
-      </w:pPr>
-      <w:r>
-        <w:rPr>
-          <w:rFonts w:ascii="Times New Roman" w:eastAsia="Times New Roman" w:hAnsi="Times New Roman" w:cs="Times New Roman"/>
-          <w:sz w:val="28"/>
-          <w:szCs w:val="28"/>
-        </w:rPr>
-        <w:t>A HTML szerepe az alkalmazás fejlesztésében</w:t>
-      </w:r>
-    </w:p>
-    <w:p>
-      <w:pPr>
-        <w:pBdr>
-          <w:top w:val="nil"/>
-          <w:left w:val="nil"/>
-          <w:bottom w:val="nil"/>
-          <w:right w:val="nil"/>
-          <w:between w:val="nil"/>
-        </w:pBdr>
-        <w:spacing w:before="280" w:line="360" w:lineRule="auto"/>
-        <w:rPr>
-          <w:rFonts w:ascii="Times New Roman" w:eastAsia="Times New Roman" w:hAnsi="Times New Roman" w:cs="Times New Roman"/>
-        </w:rPr>
-      </w:pPr>
-      <w:r>
-        <w:rPr>
-          <w:rFonts w:ascii="Times New Roman" w:eastAsia="Times New Roman" w:hAnsi="Times New Roman" w:cs="Times New Roman"/>
-        </w:rPr>
-        <w:t>A frontend fejlesztés során a HTML (</w:t>
-      </w:r>
-      <w:proofErr w:type="spellStart"/>
-      <w:r>
-        <w:rPr>
-          <w:rFonts w:ascii="Times New Roman" w:eastAsia="Times New Roman" w:hAnsi="Times New Roman" w:cs="Times New Roman"/>
-        </w:rPr>
-        <w:t>HyperText</w:t>
-      </w:r>
-      <w:proofErr w:type="spellEnd"/>
-      <w:r>
-        <w:rPr>
-          <w:rFonts w:ascii="Times New Roman" w:eastAsia="Times New Roman" w:hAnsi="Times New Roman" w:cs="Times New Roman"/>
-        </w:rPr>
-        <w:t xml:space="preserve"> </w:t>
-      </w:r>
-      <w:proofErr w:type="spellStart"/>
-      <w:r>
-        <w:rPr>
-          <w:rFonts w:ascii="Times New Roman" w:eastAsia="Times New Roman" w:hAnsi="Times New Roman" w:cs="Times New Roman"/>
-        </w:rPr>
-        <w:t>Markup</w:t>
-      </w:r>
-      <w:proofErr w:type="spellEnd"/>
-      <w:r>
-        <w:rPr>
-          <w:rFonts w:ascii="Times New Roman" w:eastAsia="Times New Roman" w:hAnsi="Times New Roman" w:cs="Times New Roman"/>
-        </w:rPr>
-        <w:t xml:space="preserve"> </w:t>
-      </w:r>
-      <w:proofErr w:type="spellStart"/>
-      <w:r>
-        <w:rPr>
-          <w:rFonts w:ascii="Times New Roman" w:eastAsia="Times New Roman" w:hAnsi="Times New Roman" w:cs="Times New Roman"/>
-        </w:rPr>
-        <w:t>Language</w:t>
-      </w:r>
-      <w:proofErr w:type="spellEnd"/>
-      <w:r>
-        <w:rPr>
-          <w:rFonts w:ascii="Times New Roman" w:eastAsia="Times New Roman" w:hAnsi="Times New Roman" w:cs="Times New Roman"/>
-        </w:rPr>
-        <w:t>) biztosította az alkalmazás felhasználói felületének alapvető szerkezetét. A HTML segítségével határoztuk meg az egyes oldalak és komponensek logikai felépítését, vagyis azt, hogy milyen elemek jelenjenek meg a felhasználó számára és milyen hierarchiában.</w:t>
-      </w:r>
-    </w:p>
-    <w:p>
-      <w:pPr>
-        <w:pBdr>
-          <w:top w:val="nil"/>
-          <w:left w:val="nil"/>
-          <w:bottom w:val="nil"/>
-          <w:right w:val="nil"/>
-          <w:between w:val="nil"/>
-        </w:pBdr>
-        <w:spacing w:before="280" w:line="360" w:lineRule="auto"/>
-        <w:rPr>
-          <w:rFonts w:ascii="Times New Roman" w:eastAsia="Times New Roman" w:hAnsi="Times New Roman" w:cs="Times New Roman"/>
-        </w:rPr>
-      </w:pPr>
-      <w:r>
-        <w:rPr>
-          <w:rFonts w:ascii="Times New Roman" w:eastAsia="Times New Roman" w:hAnsi="Times New Roman" w:cs="Times New Roman"/>
-        </w:rPr>
-        <w:t xml:space="preserve">Az </w:t>
-      </w:r>
-      <w:proofErr w:type="spellStart"/>
-      <w:r>
-        <w:rPr>
-          <w:rFonts w:ascii="Times New Roman" w:eastAsia="Times New Roman" w:hAnsi="Times New Roman" w:cs="Times New Roman"/>
-        </w:rPr>
-        <w:t>Angular</w:t>
-      </w:r>
-      <w:proofErr w:type="spellEnd"/>
-      <w:r>
-        <w:rPr>
-          <w:rFonts w:ascii="Times New Roman" w:eastAsia="Times New Roman" w:hAnsi="Times New Roman" w:cs="Times New Roman"/>
-        </w:rPr>
-        <w:t xml:space="preserve"> komponensalapú működésével összhangban minden funkcionális egység – például a kezdőoldal, a földek kezelése, a tervek és a kiadások modul – saját HTML sablonnal rendelkezik. Ezek a sablonok tartalmazzák az olyan strukturális elemeket, mint a címsorok, bekezdések, űrlapmezők, gombok, táblázatok és kártyák.</w:t>
-      </w:r>
-    </w:p>
-    <w:p>
-      <w:pPr>
-        <w:pBdr>
-          <w:top w:val="nil"/>
-          <w:left w:val="nil"/>
-          <w:bottom w:val="nil"/>
-          <w:right w:val="nil"/>
-          <w:between w:val="nil"/>
-        </w:pBdr>
-        <w:spacing w:before="280" w:line="360" w:lineRule="auto"/>
-        <w:rPr>
-          <w:rFonts w:ascii="Times New Roman" w:eastAsia="Times New Roman" w:hAnsi="Times New Roman" w:cs="Times New Roman"/>
-        </w:rPr>
-      </w:pPr>
-      <w:r>
-        <w:rPr>
-          <w:rFonts w:ascii="Times New Roman" w:eastAsia="Times New Roman" w:hAnsi="Times New Roman" w:cs="Times New Roman"/>
-        </w:rPr>
-        <w:t>A HTML lehetővé tette az adatok szemléletes megjelenítését is, például a földterületek kártyás listázását, a tervekhez tartozó adatok elkülönített megjelenítését, valamint az űrlapok kialakítását a felhasználói adatbevitelhez.</w:t>
-      </w:r>
-    </w:p>
-    <w:p>
-      <w:pPr>
-        <w:pBdr>
-          <w:top w:val="nil"/>
-          <w:left w:val="nil"/>
-          <w:bottom w:val="nil"/>
-          <w:right w:val="nil"/>
-          <w:between w:val="nil"/>
-        </w:pBdr>
-        <w:spacing w:before="280" w:line="360" w:lineRule="auto"/>
-        <w:rPr>
-          <w:rFonts w:ascii="Times New Roman" w:eastAsia="Times New Roman" w:hAnsi="Times New Roman" w:cs="Times New Roman"/>
-        </w:rPr>
-      </w:pPr>
-      <w:r>
-        <w:rPr>
-          <w:rFonts w:ascii="Times New Roman" w:eastAsia="Times New Roman" w:hAnsi="Times New Roman" w:cs="Times New Roman"/>
-        </w:rPr>
-        <w:t xml:space="preserve">Az </w:t>
-      </w:r>
-      <w:proofErr w:type="spellStart"/>
-      <w:r>
-        <w:rPr>
-          <w:rFonts w:ascii="Times New Roman" w:eastAsia="Times New Roman" w:hAnsi="Times New Roman" w:cs="Times New Roman"/>
-        </w:rPr>
-        <w:t>Angular</w:t>
-      </w:r>
-      <w:proofErr w:type="spellEnd"/>
-      <w:r>
-        <w:rPr>
-          <w:rFonts w:ascii="Times New Roman" w:eastAsia="Times New Roman" w:hAnsi="Times New Roman" w:cs="Times New Roman"/>
-        </w:rPr>
         <w:t xml:space="preserve"> sablonokban alkalmazott strukturális elemek biztosították, hogy a dinamikusan betöltött adatok logikus, könnyen értelmezhető formában jelenjenek meg, ami elengedhetetlen egy adatközpontú alkalmazás esetében.</w:t>
       </w:r>
     </w:p>
@@ -3150,7 +3094,6 @@
         <w:rPr>
           <w:noProof/>
         </w:rPr>
-        <w:lastRenderedPageBreak/>
         <w:drawing>
           <wp:anchor distT="0" distB="0" distL="114300" distR="114300" simplePos="0" relativeHeight="251668480" behindDoc="0" locked="0" layoutInCell="1" hidden="0" allowOverlap="1" wp14:anchorId="46D74091" wp14:editId="4AD4DB8F">
             <wp:simplePos x="0" y="0"/>
@@ -6409,7 +6352,6 @@
         <w:t xml:space="preserve">A tesztelési környezet stabilitásának és a mérések objektivitásának megőrzése érdekében minden teszteset futtatása előtt alaphelyzetbe állítottuk a szimulált objektumokat a </w:t>
       </w:r>
       <w:proofErr w:type="spellStart"/>
-      <w:proofErr w:type="gramStart"/>
       <w:r>
         <w:rPr>
           <w:rFonts w:ascii="Times New Roman" w:eastAsia="Times New Roman" w:hAnsi="Times New Roman" w:cs="Times New Roman"/>
@@ -6417,7 +6359,6 @@
         <w:t>jest.clearAllMocks</w:t>
       </w:r>
       <w:proofErr w:type="spellEnd"/>
-      <w:proofErr w:type="gramEnd"/>
       <w:r>
         <w:rPr>
           <w:rFonts w:ascii="Times New Roman" w:eastAsia="Times New Roman" w:hAnsi="Times New Roman" w:cs="Times New Roman"/>
@@ -8457,23 +8398,7 @@
           <w:rFonts w:ascii="Times New Roman" w:eastAsia="Times New Roman" w:hAnsi="Times New Roman" w:cs="Times New Roman"/>
           <w:lang w:val="hu-HU"/>
         </w:rPr>
-        <w:t xml:space="preserve">A fejlesztett mezőgazdasági hozamszámító alkalmazás értékelésére kérdőíves felmérést készítettünk, amelyet több mint 50 fő töltött ki. A kérdőív célja az volt, hogy átfogó képet kapjunk a rendszer használhatóságáról, funkcionalitásáról, megbízhatóságáról és gyakorlati hasznosságáról. A kérdések az alkalmazás kezelőfelületének átláthatóságára, a funkciók logikus elrendezésére, a hozamszámítás eredményeinek megalapozottságára, valamint a döntéstámogatási szerepére vonatkoztak. Emellett vizsgáltuk azt is, hogy a felhasználók mennyire tartják alkalmasnak az alkalmazást a jövőbeni tervezés támogatására, a gazdasági kockázatok csökkentésére, </w:t>
-      </w:r>
-      <w:proofErr w:type="gramStart"/>
-      <w:r>
-        <w:rPr>
-          <w:rFonts w:ascii="Times New Roman" w:eastAsia="Times New Roman" w:hAnsi="Times New Roman" w:cs="Times New Roman"/>
-          <w:lang w:val="hu-HU"/>
-        </w:rPr>
-        <w:t>illetve</w:t>
-      </w:r>
-      <w:proofErr w:type="gramEnd"/>
-      <w:r>
-        <w:rPr>
-          <w:rFonts w:ascii="Times New Roman" w:eastAsia="Times New Roman" w:hAnsi="Times New Roman" w:cs="Times New Roman"/>
-          <w:lang w:val="hu-HU"/>
-        </w:rPr>
-        <w:t xml:space="preserve"> hogy saját gazdaságukban alkalmaznák-e a jövőben, továbbá ajánlanák-e más gazdálkodók számára.</w:t>
+        <w:t>A fejlesztett mezőgazdasági hozamszámító alkalmazás értékelésére kérdőíves felmérést készítettünk, amelyet több mint 50 fő töltött ki. A kérdőív célja az volt, hogy átfogó képet kapjunk a rendszer használhatóságáról, funkcionalitásáról, megbízhatóságáról és gyakorlati hasznosságáról. A kérdések az alkalmazás kezelőfelületének átláthatóságára, a funkciók logikus elrendezésére, a hozamszámítás eredményeinek megalapozottságára, valamint a döntéstámogatási szerepére vonatkoztak. Emellett vizsgáltuk azt is, hogy a felhasználók mennyire tartják alkalmasnak az alkalmazást a jövőbeni tervezés támogatására, a gazdasági kockázatok csökkentésére, illetve hogy saját gazdaságukban alkalmaznák-e a jövőben, továbbá ajánlanák-e más gazdálkodók számára.</w:t>
       </w:r>
     </w:p>
     <w:p>
@@ -8506,23 +8431,7 @@
           <w:rFonts w:ascii="Times New Roman" w:eastAsia="Times New Roman" w:hAnsi="Times New Roman" w:cs="Times New Roman"/>
           <w:lang w:val="hu-HU"/>
         </w:rPr>
-        <w:t xml:space="preserve">A beérkezett válaszok összességében kifejezetten pozitív képet mutattak. A kitöltők többsége egyetértett azzal, hogy az alkalmazás kezelőfelülete könnyen átlátható és érthető, </w:t>
-      </w:r>
-      <w:proofErr w:type="gramStart"/>
-      <w:r>
-        <w:rPr>
-          <w:rFonts w:ascii="Times New Roman" w:eastAsia="Times New Roman" w:hAnsi="Times New Roman" w:cs="Times New Roman"/>
-          <w:lang w:val="hu-HU"/>
-        </w:rPr>
-        <w:t>valamint</w:t>
-      </w:r>
-      <w:proofErr w:type="gramEnd"/>
-      <w:r>
-        <w:rPr>
-          <w:rFonts w:ascii="Times New Roman" w:eastAsia="Times New Roman" w:hAnsi="Times New Roman" w:cs="Times New Roman"/>
-          <w:lang w:val="hu-HU"/>
-        </w:rPr>
-        <w:t xml:space="preserve"> hogy a funkciók logikusan kerültek elrendezésre. A hozamszámítás eredményeit a válaszadók reálisnak és megalapozottnak ítélték, ami különösen fontos visszajelzés a rendszer szakmai hitelessége szempontjából. A döntéstámogatással kapcsolatos kérdésekre adott válaszok alapján megállapítható, hogy a felhasználók jelentős része hasznos eszközként tekint az alkalmazásra a termelési döntések meghozatalában és a jövőbeni tervezés során.</w:t>
+        <w:t>A beérkezett válaszok összességében kifejezetten pozitív képet mutattak. A kitöltők többsége egyetértett azzal, hogy az alkalmazás kezelőfelülete könnyen átlátható és érthető, valamint hogy a funkciók logikusan kerültek elrendezésre. A hozamszámítás eredményeit a válaszadók reálisnak és megalapozottnak ítélték, ami különösen fontos visszajelzés a rendszer szakmai hitelessége szempontjából. A döntéstámogatással kapcsolatos kérdésekre adott válaszok alapján megállapítható, hogy a felhasználók jelentős része hasznos eszközként tekint az alkalmazásra a termelési döntések meghozatalában és a jövőbeni tervezés során.</w:t>
       </w:r>
     </w:p>
     <w:p>
@@ -8882,7 +8791,7 @@
 </file>
 
 <file path=word/styles.xml><?xml version="1.0" encoding="utf-8"?>
-<w:styles xmlns:mc="http://schemas.openxmlformats.org/markup-compatibility/2006" xmlns:r="http://schemas.openxmlformats.org/officeDocument/2006/relationships" xmlns:w="http://schemas.openxmlformats.org/wordprocessingml/2006/main" xmlns:w14="http://schemas.microsoft.com/office/word/2010/wordml" xmlns:w15="http://schemas.microsoft.com/office/word/2012/wordml" xmlns:w16cex="http://schemas.microsoft.com/office/word/2018/wordml/cex" xmlns:w16cid="http://schemas.microsoft.com/office/word/2016/wordml/cid" xmlns:w16="http://schemas.microsoft.com/office/word/2018/wordml" xmlns:w16du="http://schemas.microsoft.com/office/word/2023/wordml/word16du" xmlns:w16sdtdh="http://schemas.microsoft.com/office/word/2020/wordml/sdtdatahash" xmlns:w16sdtfl="http://schemas.microsoft.com/office/word/2024/wordml/sdtformatlock" xmlns:w16se="http://schemas.microsoft.com/office/word/2015/wordml/symex" mc:Ignorable="w14 w15 w16se w16cid w16 w16cex w16sdtdh w16sdtfl w16du">
+<w:styles xmlns:mc="http://schemas.openxmlformats.org/markup-compatibility/2006" xmlns:r="http://schemas.openxmlformats.org/officeDocument/2006/relationships" xmlns:w="http://schemas.openxmlformats.org/wordprocessingml/2006/main" xmlns:w14="http://schemas.microsoft.com/office/word/2010/wordml" xmlns:w15="http://schemas.microsoft.com/office/word/2012/wordml" xmlns:w16cex="http://schemas.microsoft.com/office/word/2018/wordml/cex" xmlns:w16cid="http://schemas.microsoft.com/office/word/2016/wordml/cid" xmlns:w16="http://schemas.microsoft.com/office/word/2018/wordml" xmlns:w16sdtdh="http://schemas.microsoft.com/office/word/2020/wordml/sdtdatahash" xmlns:w16se="http://schemas.microsoft.com/office/word/2015/wordml/symex" mc:Ignorable="w14 w15 w16se w16cid w16 w16cex w16sdtdh">
   <w:docDefaults>
     <w:rPrDefault>
       <w:rPr>

--- a/Dokumentumok/szakdolgozat.docx
+++ b/Dokumentumok/szakdolgozat.docx
@@ -1,6 +1,6 @@
 
 <file path=word/document.xml><?xml version="1.0" encoding="utf-8"?>
-<w:document xmlns:wpc="http://schemas.microsoft.com/office/word/2010/wordprocessingCanvas" xmlns:cx="http://schemas.microsoft.com/office/drawing/2014/chartex" xmlns:cx1="http://schemas.microsoft.com/office/drawing/2015/9/8/chartex" xmlns:cx2="http://schemas.microsoft.com/office/drawing/2015/10/21/chartex" xmlns:cx3="http://schemas.microsoft.com/office/drawing/2016/5/9/chartex" xmlns:cx4="http://schemas.microsoft.com/office/drawing/2016/5/10/chartex" xmlns:cx5="http://schemas.microsoft.com/office/drawing/2016/5/11/chartex" xmlns:cx6="http://schemas.microsoft.com/office/drawing/2016/5/12/chartex" xmlns:cx7="http://schemas.microsoft.com/office/drawing/2016/5/13/chartex" xmlns:cx8="http://schemas.microsoft.com/office/drawing/2016/5/14/chartex" xmlns:mc="http://schemas.openxmlformats.org/markup-compatibility/2006" xmlns:aink="http://schemas.microsoft.com/office/drawing/2016/ink" xmlns:am3d="http://schemas.microsoft.com/office/drawing/2017/model3d" xmlns:o="urn:schemas-microsoft-com:office:office" xmlns:r="http://schemas.openxmlformats.org/officeDocument/2006/relationships" xmlns:m="http://schemas.openxmlformats.org/officeDocument/2006/math" xmlns:v="urn:schemas-microsoft-com:vml" xmlns:wp14="http://schemas.microsoft.com/office/word/2010/wordprocessingDrawing" xmlns:wp="http://schemas.openxmlformats.org/drawingml/2006/wordprocessingDrawing" xmlns:w10="urn:schemas-microsoft-com:office:word" xmlns:w="http://schemas.openxmlformats.org/wordprocessingml/2006/main" xmlns:w14="http://schemas.microsoft.com/office/word/2010/wordml" xmlns:w15="http://schemas.microsoft.com/office/word/2012/wordml" xmlns:w16cex="http://schemas.microsoft.com/office/word/2018/wordml/cex" xmlns:w16cid="http://schemas.microsoft.com/office/word/2016/wordml/cid" xmlns:w16="http://schemas.microsoft.com/office/word/2018/wordml" xmlns:w16sdtdh="http://schemas.microsoft.com/office/word/2020/wordml/sdtdatahash" xmlns:w16se="http://schemas.microsoft.com/office/word/2015/wordml/symex" xmlns:wpg="http://schemas.microsoft.com/office/word/2010/wordprocessingGroup" xmlns:wpi="http://schemas.microsoft.com/office/word/2010/wordprocessingInk" xmlns:wne="http://schemas.microsoft.com/office/word/2006/wordml" xmlns:wps="http://schemas.microsoft.com/office/word/2010/wordprocessingShape" mc:Ignorable="w14 w15 w16se w16cid w16 w16cex w16sdtdh wp14">
+<w:document xmlns:wpc="http://schemas.microsoft.com/office/word/2010/wordprocessingCanvas" xmlns:cx="http://schemas.microsoft.com/office/drawing/2014/chartex" xmlns:cx1="http://schemas.microsoft.com/office/drawing/2015/9/8/chartex" xmlns:cx2="http://schemas.microsoft.com/office/drawing/2015/10/21/chartex" xmlns:cx3="http://schemas.microsoft.com/office/drawing/2016/5/9/chartex" xmlns:cx4="http://schemas.microsoft.com/office/drawing/2016/5/10/chartex" xmlns:cx5="http://schemas.microsoft.com/office/drawing/2016/5/11/chartex" xmlns:cx6="http://schemas.microsoft.com/office/drawing/2016/5/12/chartex" xmlns:cx7="http://schemas.microsoft.com/office/drawing/2016/5/13/chartex" xmlns:cx8="http://schemas.microsoft.com/office/drawing/2016/5/14/chartex" xmlns:mc="http://schemas.openxmlformats.org/markup-compatibility/2006" xmlns:aink="http://schemas.microsoft.com/office/drawing/2016/ink" xmlns:am3d="http://schemas.microsoft.com/office/drawing/2017/model3d" xmlns:o="urn:schemas-microsoft-com:office:office" xmlns:oel="http://schemas.microsoft.com/office/2019/extlst" xmlns:r="http://schemas.openxmlformats.org/officeDocument/2006/relationships" xmlns:m="http://schemas.openxmlformats.org/officeDocument/2006/math" xmlns:v="urn:schemas-microsoft-com:vml" xmlns:wp14="http://schemas.microsoft.com/office/word/2010/wordprocessingDrawing" xmlns:wp="http://schemas.openxmlformats.org/drawingml/2006/wordprocessingDrawing" xmlns:w10="urn:schemas-microsoft-com:office:word" xmlns:w="http://schemas.openxmlformats.org/wordprocessingml/2006/main" xmlns:w14="http://schemas.microsoft.com/office/word/2010/wordml" xmlns:w15="http://schemas.microsoft.com/office/word/2012/wordml" xmlns:w16cex="http://schemas.microsoft.com/office/word/2018/wordml/cex" xmlns:w16cid="http://schemas.microsoft.com/office/word/2016/wordml/cid" xmlns:w16="http://schemas.microsoft.com/office/word/2018/wordml" xmlns:w16du="http://schemas.microsoft.com/office/word/2023/wordml/word16du" xmlns:w16sdtdh="http://schemas.microsoft.com/office/word/2020/wordml/sdtdatahash" xmlns:w16sdtfl="http://schemas.microsoft.com/office/word/2024/wordml/sdtformatlock" xmlns:w16se="http://schemas.microsoft.com/office/word/2015/wordml/symex" xmlns:wpg="http://schemas.microsoft.com/office/word/2010/wordprocessingGroup" xmlns:wpi="http://schemas.microsoft.com/office/word/2010/wordprocessingInk" xmlns:wne="http://schemas.microsoft.com/office/word/2006/wordml" xmlns:wps="http://schemas.microsoft.com/office/word/2010/wordprocessingShape" mc:Ignorable="w14 w15 w16se w16cid w16 w16cex w16sdtdh w16sdtfl w16du wp14">
   <w:body>
     <w:p>
       <w:pPr>
@@ -105,21 +105,7 @@
         <w:rPr>
           <w:rFonts w:ascii="Times New Roman" w:eastAsia="Times New Roman" w:hAnsi="Times New Roman" w:cs="Times New Roman"/>
         </w:rPr>
-        <w:t xml:space="preserve">A projekt megvalósításában Koszta Máté és </w:t>
-      </w:r>
-      <w:proofErr w:type="spellStart"/>
-      <w:r>
-        <w:rPr>
-          <w:rFonts w:ascii="Times New Roman" w:eastAsia="Times New Roman" w:hAnsi="Times New Roman" w:cs="Times New Roman"/>
-        </w:rPr>
-        <w:t>Gecsey</w:t>
-      </w:r>
-      <w:proofErr w:type="spellEnd"/>
-      <w:r>
-        <w:rPr>
-          <w:rFonts w:ascii="Times New Roman" w:eastAsia="Times New Roman" w:hAnsi="Times New Roman" w:cs="Times New Roman"/>
-        </w:rPr>
-        <w:t xml:space="preserve"> Botond vett részt, akik a tervezési és fejlesztési folyamat minden szakaszában közösen működtek együtt.</w:t>
+        <w:t>A projekt megvalósításában Koszta Máté és Gecsey Botond vett részt, akik a tervezési és fejlesztési folyamat minden szakaszában közösen működtek együtt.</w:t>
       </w:r>
     </w:p>
     <w:p>
@@ -265,23 +251,7 @@
           <w:rFonts w:ascii="Times New Roman" w:eastAsia="Times New Roman" w:hAnsi="Times New Roman" w:cs="Times New Roman"/>
           <w:color w:val="000000"/>
         </w:rPr>
-        <w:t>A kezdőoldalon két valós idejű (</w:t>
-      </w:r>
-      <w:proofErr w:type="spellStart"/>
-      <w:r>
-        <w:rPr>
-          <w:rFonts w:ascii="Times New Roman" w:eastAsia="Times New Roman" w:hAnsi="Times New Roman" w:cs="Times New Roman"/>
-          <w:color w:val="000000"/>
-        </w:rPr>
-        <w:t>real-time</w:t>
-      </w:r>
-      <w:proofErr w:type="spellEnd"/>
-      <w:r>
-        <w:rPr>
-          <w:rFonts w:ascii="Times New Roman" w:eastAsia="Times New Roman" w:hAnsi="Times New Roman" w:cs="Times New Roman"/>
-          <w:color w:val="000000"/>
-        </w:rPr>
-        <w:t>) lekérdezés is megjelenik, amelyek szemléletesen mutatják be az alkalmazás aktuális eredményeit és hatékonyságát. Az egyik adat azt jelzi, hogy eddig összesen mennyi földterület került rögzítésre az alkalmazásban, míg a másik statisztika azt mutatja meg, hogy az alkalmazás használatával átlagosan mekkora</w:t>
+        <w:t>A kezdőoldalon két valós idejű (real-time) lekérdezés is megjelenik, amelyek szemléletesen mutatják be az alkalmazás aktuális eredményeit és hatékonyságát. Az egyik adat azt jelzi, hogy eddig összesen mennyi földterület került rögzítésre az alkalmazásban, míg a másik statisztika azt mutatja meg, hogy az alkalmazás használatával átlagosan mekkora</w:t>
       </w:r>
       <w:r>
         <w:rPr>
@@ -320,23 +290,7 @@
           <w:rFonts w:ascii="Times New Roman" w:eastAsia="Times New Roman" w:hAnsi="Times New Roman" w:cs="Times New Roman"/>
           <w:color w:val="000000"/>
         </w:rPr>
-        <w:t xml:space="preserve">A kezdőoldal jobb oldalán helyet kapott az alkalmazáshoz tartozó, általunk tervezett MEHOSZ logó, amely vizuálisan is erősíti a projekt </w:t>
-      </w:r>
-      <w:proofErr w:type="spellStart"/>
-      <w:r>
-        <w:rPr>
-          <w:rFonts w:ascii="Times New Roman" w:eastAsia="Times New Roman" w:hAnsi="Times New Roman" w:cs="Times New Roman"/>
-          <w:color w:val="000000"/>
-        </w:rPr>
-        <w:t>arculatát</w:t>
-      </w:r>
-      <w:proofErr w:type="spellEnd"/>
-      <w:r>
-        <w:rPr>
-          <w:rFonts w:ascii="Times New Roman" w:eastAsia="Times New Roman" w:hAnsi="Times New Roman" w:cs="Times New Roman"/>
-          <w:color w:val="000000"/>
-        </w:rPr>
-        <w:t xml:space="preserve"> és könnyen azonosíthatóvá teszi a rendszert. A logó megjelenése hozzájárul az alkalmazás professzionális megjelenéséhez és a felhasználói bizalom növeléséhez.</w:t>
+        <w:t>A kezdőoldal jobb oldalán helyet kapott az alkalmazáshoz tartozó, általunk tervezett MEHOSZ logó, amely vizuálisan is erősíti a projekt arculatát és könnyen azonosíthatóvá teszi a rendszert. A logó megjelenése hozzájárul az alkalmazás professzionális megjelenéséhez és a felhasználói bizalom növeléséhez.</w:t>
       </w:r>
     </w:p>
     <w:p>
@@ -404,7 +358,7 @@
                     <pic:cNvPicPr preferRelativeResize="0"/>
                   </pic:nvPicPr>
                   <pic:blipFill>
-                    <a:blip r:embed="rId5"/>
+                    <a:blip r:embed="rId6"/>
                     <a:srcRect/>
                     <a:stretch>
                       <a:fillRect/>
@@ -504,7 +458,7 @@
                     <pic:cNvPicPr preferRelativeResize="0"/>
                   </pic:nvPicPr>
                   <pic:blipFill>
-                    <a:blip r:embed="rId6"/>
+                    <a:blip r:embed="rId7"/>
                     <a:srcRect/>
                     <a:stretch>
                       <a:fillRect/>
@@ -575,7 +529,7 @@
                     <pic:cNvPicPr preferRelativeResize="0"/>
                   </pic:nvPicPr>
                   <pic:blipFill>
-                    <a:blip r:embed="rId7"/>
+                    <a:blip r:embed="rId8"/>
                     <a:srcRect/>
                     <a:stretch>
                       <a:fillRect/>
@@ -755,7 +709,7 @@
                     <pic:cNvPicPr preferRelativeResize="0"/>
                   </pic:nvPicPr>
                   <pic:blipFill>
-                    <a:blip r:embed="rId8"/>
+                    <a:blip r:embed="rId9"/>
                     <a:srcRect/>
                     <a:stretch>
                       <a:fillRect/>
@@ -814,23 +768,7 @@
           <w:rFonts w:ascii="Times New Roman" w:eastAsia="Times New Roman" w:hAnsi="Times New Roman" w:cs="Times New Roman"/>
           <w:color w:val="000000"/>
         </w:rPr>
-        <w:t xml:space="preserve">A felület felső részén található az „Új föld hozzáadása” gomb, amely a </w:t>
-      </w:r>
-      <w:proofErr w:type="spellStart"/>
-      <w:r>
-        <w:rPr>
-          <w:rFonts w:ascii="Times New Roman" w:eastAsia="Times New Roman" w:hAnsi="Times New Roman" w:cs="Times New Roman"/>
-          <w:color w:val="000000"/>
-        </w:rPr>
-        <w:t>Create</w:t>
-      </w:r>
-      <w:proofErr w:type="spellEnd"/>
-      <w:r>
-        <w:rPr>
-          <w:rFonts w:ascii="Times New Roman" w:eastAsia="Times New Roman" w:hAnsi="Times New Roman" w:cs="Times New Roman"/>
-          <w:color w:val="000000"/>
-        </w:rPr>
-        <w:t xml:space="preserve"> műveletet valósítja meg. Ennek segítségével a felhasználók új földterületet rögzíthetnek az alkalmazásban. Az új adat felvitele egy űrlapon keresztül történik, ahol meg kell adni a földterülethez tartozó alapvető információkat.</w:t>
+        <w:t>A felület felső részén található az „Új föld hozzáadása” gomb, amely a Create műveletet valósítja meg. Ennek segítségével a felhasználók új földterületet rögzíthetnek az alkalmazásban. Az új adat felvitele egy űrlapon keresztül történik, ahol meg kell adni a földterülethez tartozó alapvető információkat.</w:t>
       </w:r>
       <w:r>
         <w:rPr>
@@ -858,7 +796,7 @@
                     <pic:cNvPicPr preferRelativeResize="0"/>
                   </pic:nvPicPr>
                   <pic:blipFill>
-                    <a:blip r:embed="rId9"/>
+                    <a:blip r:embed="rId10"/>
                     <a:srcRect/>
                     <a:stretch>
                       <a:fillRect/>
@@ -930,7 +868,7 @@
                     <pic:cNvPicPr preferRelativeResize="0"/>
                   </pic:nvPicPr>
                   <pic:blipFill>
-                    <a:blip r:embed="rId10"/>
+                    <a:blip r:embed="rId11"/>
                     <a:srcRect/>
                     <a:stretch>
                       <a:fillRect/>
@@ -989,23 +927,7 @@
           <w:rFonts w:ascii="Times New Roman" w:eastAsia="Times New Roman" w:hAnsi="Times New Roman" w:cs="Times New Roman"/>
           <w:color w:val="000000"/>
         </w:rPr>
-        <w:t xml:space="preserve">A földek listázása önmagában a Read műveletet képviseli, mivel a felhasználók folyamatosan megtekinthetik az általuk rögzített adatokat. Emellett minden földkártyán elérhető egy törlés ikon, amely segítségével a felhasználó eltávolíthatja a már nem releváns földterületeket az alkalmazásból. Ez a funkció a </w:t>
-      </w:r>
-      <w:proofErr w:type="spellStart"/>
-      <w:r>
-        <w:rPr>
-          <w:rFonts w:ascii="Times New Roman" w:eastAsia="Times New Roman" w:hAnsi="Times New Roman" w:cs="Times New Roman"/>
-          <w:color w:val="000000"/>
-        </w:rPr>
-        <w:t>Delete</w:t>
-      </w:r>
-      <w:proofErr w:type="spellEnd"/>
-      <w:r>
-        <w:rPr>
-          <w:rFonts w:ascii="Times New Roman" w:eastAsia="Times New Roman" w:hAnsi="Times New Roman" w:cs="Times New Roman"/>
-          <w:color w:val="000000"/>
-        </w:rPr>
-        <w:t xml:space="preserve"> műveletet valósítja meg, és hozzájárul az adatok naprakészen tartásához.</w:t>
+        <w:t>A földek listázása önmagában a Read műveletet képviseli, mivel a felhasználók folyamatosan megtekinthetik az általuk rögzített adatokat. Emellett minden földkártyán elérhető egy törlés ikon, amely segítségével a felhasználó eltávolíthatja a már nem releváns földterületeket az alkalmazásból. Ez a funkció a Delete műveletet valósítja meg, és hozzájárul az adatok naprakészen tartásához.</w:t>
       </w:r>
     </w:p>
     <w:p>
@@ -1028,39 +950,7 @@
           <w:rFonts w:ascii="Times New Roman" w:eastAsia="Times New Roman" w:hAnsi="Times New Roman" w:cs="Times New Roman"/>
           <w:color w:val="000000"/>
         </w:rPr>
-        <w:t>Összességében a földek kezelése teljes körű CRUD (</w:t>
-      </w:r>
-      <w:proofErr w:type="spellStart"/>
-      <w:r>
-        <w:rPr>
-          <w:rFonts w:ascii="Times New Roman" w:eastAsia="Times New Roman" w:hAnsi="Times New Roman" w:cs="Times New Roman"/>
-          <w:color w:val="000000"/>
-        </w:rPr>
-        <w:t>Create</w:t>
-      </w:r>
-      <w:proofErr w:type="spellEnd"/>
-      <w:r>
-        <w:rPr>
-          <w:rFonts w:ascii="Times New Roman" w:eastAsia="Times New Roman" w:hAnsi="Times New Roman" w:cs="Times New Roman"/>
-          <w:color w:val="000000"/>
-        </w:rPr>
-        <w:t xml:space="preserve">, Read, Update, </w:t>
-      </w:r>
-      <w:proofErr w:type="spellStart"/>
-      <w:r>
-        <w:rPr>
-          <w:rFonts w:ascii="Times New Roman" w:eastAsia="Times New Roman" w:hAnsi="Times New Roman" w:cs="Times New Roman"/>
-          <w:color w:val="000000"/>
-        </w:rPr>
-        <w:t>Delete</w:t>
-      </w:r>
-      <w:proofErr w:type="spellEnd"/>
-      <w:r>
-        <w:rPr>
-          <w:rFonts w:ascii="Times New Roman" w:eastAsia="Times New Roman" w:hAnsi="Times New Roman" w:cs="Times New Roman"/>
-          <w:color w:val="000000"/>
-        </w:rPr>
-        <w:t>) funkcionalitást biztosít a felhasználók számára. Ez a megoldás lehetővé teszi a gazdálkodók számára, hogy pontos és naprakész nyilvántartást vezessenek földterületeikről, amely később alapjául szolgál a hozamszámítási és tervezési funkcióknak is.</w:t>
+        <w:t>Összességében a földek kezelése teljes körű CRUD (Create, Read, Update, Delete) funkcionalitást biztosít a felhasználók számára. Ez a megoldás lehetővé teszi a gazdálkodók számára, hogy pontos és naprakész nyilvántartást vezessenek földterületeikről, amely később alapjául szolgál a hozamszámítási és tervezési funkcióknak is.</w:t>
       </w:r>
     </w:p>
     <w:p>
@@ -1256,7 +1146,7 @@
                     <pic:cNvPicPr preferRelativeResize="0"/>
                   </pic:nvPicPr>
                   <pic:blipFill>
-                    <a:blip r:embed="rId11"/>
+                    <a:blip r:embed="rId12"/>
                     <a:srcRect/>
                     <a:stretch>
                       <a:fillRect/>
@@ -1359,7 +1249,7 @@
                     <pic:cNvPicPr preferRelativeResize="0"/>
                   </pic:nvPicPr>
                   <pic:blipFill>
-                    <a:blip r:embed="rId12"/>
+                    <a:blip r:embed="rId13"/>
                     <a:srcRect/>
                     <a:stretch>
                       <a:fillRect/>
@@ -1495,7 +1385,7 @@
                     <pic:cNvPicPr preferRelativeResize="0"/>
                   </pic:nvPicPr>
                   <pic:blipFill>
-                    <a:blip r:embed="rId13"/>
+                    <a:blip r:embed="rId14"/>
                     <a:srcRect/>
                     <a:stretch>
                       <a:fillRect/>
@@ -1537,21 +1427,7 @@
         <w:rPr>
           <w:rFonts w:ascii="Times New Roman" w:eastAsia="Times New Roman" w:hAnsi="Times New Roman" w:cs="Times New Roman"/>
         </w:rPr>
-        <w:t xml:space="preserve">A kiadások rögzítése az „Új kiadás” gomb segítségével történik, amely a </w:t>
-      </w:r>
-      <w:proofErr w:type="spellStart"/>
-      <w:r>
-        <w:rPr>
-          <w:rFonts w:ascii="Times New Roman" w:eastAsia="Times New Roman" w:hAnsi="Times New Roman" w:cs="Times New Roman"/>
-        </w:rPr>
-        <w:t>Create</w:t>
-      </w:r>
-      <w:proofErr w:type="spellEnd"/>
-      <w:r>
-        <w:rPr>
-          <w:rFonts w:ascii="Times New Roman" w:eastAsia="Times New Roman" w:hAnsi="Times New Roman" w:cs="Times New Roman"/>
-        </w:rPr>
-        <w:t xml:space="preserve"> műveletet valósítja meg. A gomb megnyomását követően egy adatbeviteli űrlap jelenik meg, ahol a felhasználónak meg kell adnia a kiadás alapvető paramétereit. Ilyen paraméterek például a kiadás típusa (vetőmag, műtrágya, növényvédőszer, munkadíj, üzemanyag, öntözés stb.), a kiadás összege, a dátum, valamint egy rövid leírás, amely pontosítja a költség jellegét. Emellett a kiadás egy adott földterülethez rendelhető, így a rendszer képes a költségeket földenként elkülönítve kezelni.</w:t>
+        <w:t>A kiadások rögzítése az „Új kiadás” gomb segítségével történik, amely a Create műveletet valósítja meg. A gomb megnyomását követően egy adatbeviteli űrlap jelenik meg, ahol a felhasználónak meg kell adnia a kiadás alapvető paramétereit. Ilyen paraméterek például a kiadás típusa (vetőmag, műtrágya, növényvédőszer, munkadíj, üzemanyag, öntözés stb.), a kiadás összege, a dátum, valamint egy rövid leírás, amely pontosítja a költség jellegét. Emellett a kiadás egy adott földterülethez rendelhető, így a rendszer képes a költségeket földenként elkülönítve kezelni.</w:t>
       </w:r>
     </w:p>
     <w:p>
@@ -1580,21 +1456,7 @@
         <w:rPr>
           <w:rFonts w:ascii="Times New Roman" w:eastAsia="Times New Roman" w:hAnsi="Times New Roman" w:cs="Times New Roman"/>
         </w:rPr>
-        <w:t xml:space="preserve">A kiadások modul szorosan kapcsolódik a tervezési és hozamszámítási funkciókhoz. Az itt rögzített költségek közvetlenül beépülnek a tervekhez tartozó számításokba, így a rendszer képes reális bevétel- és </w:t>
-      </w:r>
-      <w:proofErr w:type="spellStart"/>
-      <w:r>
-        <w:rPr>
-          <w:rFonts w:ascii="Times New Roman" w:eastAsia="Times New Roman" w:hAnsi="Times New Roman" w:cs="Times New Roman"/>
-        </w:rPr>
-        <w:t>nyereségadatokat</w:t>
-      </w:r>
-      <w:proofErr w:type="spellEnd"/>
-      <w:r>
-        <w:rPr>
-          <w:rFonts w:ascii="Times New Roman" w:eastAsia="Times New Roman" w:hAnsi="Times New Roman" w:cs="Times New Roman"/>
-        </w:rPr>
-        <w:t xml:space="preserve"> szolgáltatni. Ennek köszönhetően a gazdálkodók pontos képet kapnak arról, hogy egy adott termelési ciklus milyen ráfordításokkal jár, és ezek milyen mértékben befolyásolják a várható eredményeket.</w:t>
+        <w:t>A kiadások modul szorosan kapcsolódik a tervezési és hozamszámítási funkciókhoz. Az itt rögzített költségek közvetlenül beépülnek a tervekhez tartozó számításokba, így a rendszer képes reális bevétel- és nyereségadatokat szolgáltatni. Ennek köszönhetően a gazdálkodók pontos képet kapnak arról, hogy egy adott termelési ciklus milyen ráfordításokkal jár, és ezek milyen mértékben befolyásolják a várható eredményeket.</w:t>
       </w:r>
     </w:p>
     <w:p>
@@ -1696,49 +1558,7 @@
         <w:rPr>
           <w:rFonts w:ascii="Times New Roman" w:eastAsia="Times New Roman" w:hAnsi="Times New Roman" w:cs="Times New Roman"/>
         </w:rPr>
-        <w:t>A frontend fejlesztés alapját hagyományosan a HTML, CSS és JavaScript technológiák adják, azonban napjainkban ezek fölé különböző keretrendszerek (</w:t>
-      </w:r>
-      <w:proofErr w:type="spellStart"/>
-      <w:r>
-        <w:rPr>
-          <w:rFonts w:ascii="Times New Roman" w:eastAsia="Times New Roman" w:hAnsi="Times New Roman" w:cs="Times New Roman"/>
-        </w:rPr>
-        <w:t>frameworkök</w:t>
-      </w:r>
-      <w:proofErr w:type="spellEnd"/>
-      <w:r>
-        <w:rPr>
-          <w:rFonts w:ascii="Times New Roman" w:eastAsia="Times New Roman" w:hAnsi="Times New Roman" w:cs="Times New Roman"/>
-        </w:rPr>
-        <w:t xml:space="preserve">) és könyvtárak épülnek, amelyek megkönnyítik a nagyobb, összetettebb alkalmazások fejlesztését. Ilyen modern frontend keretrendszer például az </w:t>
-      </w:r>
-      <w:proofErr w:type="spellStart"/>
-      <w:r>
-        <w:rPr>
-          <w:rFonts w:ascii="Times New Roman" w:eastAsia="Times New Roman" w:hAnsi="Times New Roman" w:cs="Times New Roman"/>
-        </w:rPr>
-        <w:t>Angular</w:t>
-      </w:r>
-      <w:proofErr w:type="spellEnd"/>
-      <w:r>
-        <w:rPr>
-          <w:rFonts w:ascii="Times New Roman" w:eastAsia="Times New Roman" w:hAnsi="Times New Roman" w:cs="Times New Roman"/>
-        </w:rPr>
-        <w:t xml:space="preserve">, a </w:t>
-      </w:r>
-      <w:proofErr w:type="spellStart"/>
-      <w:r>
-        <w:rPr>
-          <w:rFonts w:ascii="Times New Roman" w:eastAsia="Times New Roman" w:hAnsi="Times New Roman" w:cs="Times New Roman"/>
-        </w:rPr>
-        <w:t>React</w:t>
-      </w:r>
-      <w:proofErr w:type="spellEnd"/>
-      <w:r>
-        <w:rPr>
-          <w:rFonts w:ascii="Times New Roman" w:eastAsia="Times New Roman" w:hAnsi="Times New Roman" w:cs="Times New Roman"/>
-        </w:rPr>
-        <w:t xml:space="preserve"> vagy a Vue.js.</w:t>
+        <w:t>A frontend fejlesztés alapját hagyományosan a HTML, CSS és JavaScript technológiák adják, azonban napjainkban ezek fölé különböző keretrendszerek (frameworkök) és könyvtárak épülnek, amelyek megkönnyítik a nagyobb, összetettebb alkalmazások fejlesztését. Ilyen modern frontend keretrendszer például az Angular, a React vagy a Vue.js.</w:t>
       </w:r>
     </w:p>
     <w:p>
@@ -1779,228 +1599,96 @@
           <w:szCs w:val="28"/>
         </w:rPr>
         <w:lastRenderedPageBreak/>
-        <w:t xml:space="preserve">Az </w:t>
-      </w:r>
-      <w:proofErr w:type="spellStart"/>
-      <w:r>
-        <w:rPr>
-          <w:rFonts w:ascii="Times New Roman" w:eastAsia="Times New Roman" w:hAnsi="Times New Roman" w:cs="Times New Roman"/>
-          <w:sz w:val="28"/>
-          <w:szCs w:val="28"/>
-        </w:rPr>
-        <w:t>Angular</w:t>
-      </w:r>
-      <w:proofErr w:type="spellEnd"/>
-      <w:r>
-        <w:rPr>
-          <w:rFonts w:ascii="Times New Roman" w:eastAsia="Times New Roman" w:hAnsi="Times New Roman" w:cs="Times New Roman"/>
-          <w:sz w:val="28"/>
-          <w:szCs w:val="28"/>
-        </w:rPr>
-        <w:t xml:space="preserve"> keretrendszer bemutatása</w:t>
-      </w:r>
-    </w:p>
-    <w:p>
-      <w:pPr>
-        <w:pBdr>
-          <w:top w:val="nil"/>
-          <w:left w:val="nil"/>
-          <w:bottom w:val="nil"/>
-          <w:right w:val="nil"/>
-          <w:between w:val="nil"/>
-        </w:pBdr>
-        <w:spacing w:before="280" w:line="360" w:lineRule="auto"/>
-        <w:rPr>
-          <w:rFonts w:ascii="Times New Roman" w:eastAsia="Times New Roman" w:hAnsi="Times New Roman" w:cs="Times New Roman"/>
-        </w:rPr>
-      </w:pPr>
-      <w:r>
-        <w:rPr>
-          <w:rFonts w:ascii="Times New Roman" w:eastAsia="Times New Roman" w:hAnsi="Times New Roman" w:cs="Times New Roman"/>
-        </w:rPr>
-        <w:t xml:space="preserve">Az </w:t>
-      </w:r>
-      <w:proofErr w:type="spellStart"/>
-      <w:r>
-        <w:rPr>
-          <w:rFonts w:ascii="Times New Roman" w:eastAsia="Times New Roman" w:hAnsi="Times New Roman" w:cs="Times New Roman"/>
-        </w:rPr>
-        <w:t>Angular</w:t>
-      </w:r>
-      <w:proofErr w:type="spellEnd"/>
-      <w:r>
-        <w:rPr>
-          <w:rFonts w:ascii="Times New Roman" w:eastAsia="Times New Roman" w:hAnsi="Times New Roman" w:cs="Times New Roman"/>
-        </w:rPr>
-        <w:t xml:space="preserve"> egy nyílt forráskódú frontend keretrendszer, amelyet a Google fejleszt és tart karban. Elsősorban egyoldalas webalkalmazások (</w:t>
-      </w:r>
-      <w:proofErr w:type="spellStart"/>
-      <w:r>
-        <w:rPr>
-          <w:rFonts w:ascii="Times New Roman" w:eastAsia="Times New Roman" w:hAnsi="Times New Roman" w:cs="Times New Roman"/>
-        </w:rPr>
-        <w:t>Single</w:t>
-      </w:r>
-      <w:proofErr w:type="spellEnd"/>
-      <w:r>
-        <w:rPr>
-          <w:rFonts w:ascii="Times New Roman" w:eastAsia="Times New Roman" w:hAnsi="Times New Roman" w:cs="Times New Roman"/>
-        </w:rPr>
-        <w:t xml:space="preserve"> Page </w:t>
-      </w:r>
-      <w:proofErr w:type="spellStart"/>
-      <w:r>
-        <w:rPr>
-          <w:rFonts w:ascii="Times New Roman" w:eastAsia="Times New Roman" w:hAnsi="Times New Roman" w:cs="Times New Roman"/>
-        </w:rPr>
-        <w:t>Application</w:t>
-      </w:r>
-      <w:proofErr w:type="spellEnd"/>
-      <w:r>
-        <w:rPr>
-          <w:rFonts w:ascii="Times New Roman" w:eastAsia="Times New Roman" w:hAnsi="Times New Roman" w:cs="Times New Roman"/>
-        </w:rPr>
-        <w:t xml:space="preserve"> – SPA) készítésére használják, ahol az oldal </w:t>
-      </w:r>
-      <w:proofErr w:type="spellStart"/>
-      <w:r>
-        <w:rPr>
-          <w:rFonts w:ascii="Times New Roman" w:eastAsia="Times New Roman" w:hAnsi="Times New Roman" w:cs="Times New Roman"/>
-        </w:rPr>
-        <w:t>újratöltése</w:t>
-      </w:r>
-      <w:proofErr w:type="spellEnd"/>
-      <w:r>
-        <w:rPr>
-          <w:rFonts w:ascii="Times New Roman" w:eastAsia="Times New Roman" w:hAnsi="Times New Roman" w:cs="Times New Roman"/>
-        </w:rPr>
-        <w:t xml:space="preserve"> nélkül történik a tartalom frissítése. Az </w:t>
-      </w:r>
-      <w:proofErr w:type="spellStart"/>
-      <w:r>
-        <w:rPr>
-          <w:rFonts w:ascii="Times New Roman" w:eastAsia="Times New Roman" w:hAnsi="Times New Roman" w:cs="Times New Roman"/>
-        </w:rPr>
-        <w:t>Angular</w:t>
-      </w:r>
-      <w:proofErr w:type="spellEnd"/>
-      <w:r>
-        <w:rPr>
-          <w:rFonts w:ascii="Times New Roman" w:eastAsia="Times New Roman" w:hAnsi="Times New Roman" w:cs="Times New Roman"/>
-        </w:rPr>
-        <w:t xml:space="preserve"> teljes körű megoldást kínál a frontend fejlesztéshez, mivel beépítve tartalmazza a legfontosabb eszközöket, mint például a </w:t>
-      </w:r>
-      <w:proofErr w:type="spellStart"/>
-      <w:r>
-        <w:rPr>
-          <w:rFonts w:ascii="Times New Roman" w:eastAsia="Times New Roman" w:hAnsi="Times New Roman" w:cs="Times New Roman"/>
-        </w:rPr>
-        <w:t>routingot</w:t>
-      </w:r>
-      <w:proofErr w:type="spellEnd"/>
-      <w:r>
-        <w:rPr>
-          <w:rFonts w:ascii="Times New Roman" w:eastAsia="Times New Roman" w:hAnsi="Times New Roman" w:cs="Times New Roman"/>
-        </w:rPr>
-        <w:t>, az űrlapkezelést, a HTTP-kommunikációt és az állapotkezelést.</w:t>
-      </w:r>
-    </w:p>
-    <w:p>
-      <w:pPr>
-        <w:pBdr>
-          <w:top w:val="nil"/>
-          <w:left w:val="nil"/>
-          <w:bottom w:val="nil"/>
-          <w:right w:val="nil"/>
-          <w:between w:val="nil"/>
-        </w:pBdr>
-        <w:spacing w:before="280" w:line="360" w:lineRule="auto"/>
-        <w:rPr>
-          <w:rFonts w:ascii="Times New Roman" w:eastAsia="Times New Roman" w:hAnsi="Times New Roman" w:cs="Times New Roman"/>
-        </w:rPr>
-      </w:pPr>
-      <w:r>
-        <w:rPr>
-          <w:rFonts w:ascii="Times New Roman" w:eastAsia="Times New Roman" w:hAnsi="Times New Roman" w:cs="Times New Roman"/>
-        </w:rPr>
-        <w:t xml:space="preserve">Az </w:t>
-      </w:r>
-      <w:proofErr w:type="spellStart"/>
-      <w:r>
-        <w:rPr>
-          <w:rFonts w:ascii="Times New Roman" w:eastAsia="Times New Roman" w:hAnsi="Times New Roman" w:cs="Times New Roman"/>
-        </w:rPr>
-        <w:t>Angular</w:t>
-      </w:r>
-      <w:proofErr w:type="spellEnd"/>
-      <w:r>
-        <w:rPr>
-          <w:rFonts w:ascii="Times New Roman" w:eastAsia="Times New Roman" w:hAnsi="Times New Roman" w:cs="Times New Roman"/>
-        </w:rPr>
-        <w:t xml:space="preserve"> alapját a komponensalapú architektúra adja. Ez azt jelenti, hogy az alkalmazás kisebb, jól elkülöníthető részekből, úgynevezett komponensekből épül fel. Minden komponens saját logikával, HTML-sablonnal és stílusleírással rendelkezik, ami elősegíti az átlátható kódszerkezetet és az </w:t>
-      </w:r>
-      <w:proofErr w:type="spellStart"/>
-      <w:r>
-        <w:rPr>
-          <w:rFonts w:ascii="Times New Roman" w:eastAsia="Times New Roman" w:hAnsi="Times New Roman" w:cs="Times New Roman"/>
-        </w:rPr>
-        <w:t>újrafelhasználhatóságot</w:t>
-      </w:r>
-      <w:proofErr w:type="spellEnd"/>
-      <w:r>
-        <w:rPr>
-          <w:rFonts w:ascii="Times New Roman" w:eastAsia="Times New Roman" w:hAnsi="Times New Roman" w:cs="Times New Roman"/>
-        </w:rPr>
-        <w:t>.</w:t>
-      </w:r>
-    </w:p>
-    <w:p>
-      <w:pPr>
-        <w:pBdr>
-          <w:top w:val="nil"/>
-          <w:left w:val="nil"/>
-          <w:bottom w:val="nil"/>
-          <w:right w:val="nil"/>
-          <w:between w:val="nil"/>
-        </w:pBdr>
-        <w:spacing w:before="280" w:line="360" w:lineRule="auto"/>
-        <w:rPr>
-          <w:rFonts w:ascii="Times New Roman" w:eastAsia="Times New Roman" w:hAnsi="Times New Roman" w:cs="Times New Roman"/>
-        </w:rPr>
-      </w:pPr>
-      <w:r>
-        <w:rPr>
-          <w:rFonts w:ascii="Times New Roman" w:eastAsia="Times New Roman" w:hAnsi="Times New Roman" w:cs="Times New Roman"/>
-        </w:rPr>
-        <w:t xml:space="preserve">A keretrendszer a </w:t>
-      </w:r>
-      <w:proofErr w:type="spellStart"/>
-      <w:r>
-        <w:rPr>
-          <w:rFonts w:ascii="Times New Roman" w:eastAsia="Times New Roman" w:hAnsi="Times New Roman" w:cs="Times New Roman"/>
-        </w:rPr>
-        <w:t>TypeScript</w:t>
-      </w:r>
-      <w:proofErr w:type="spellEnd"/>
-      <w:r>
-        <w:rPr>
-          <w:rFonts w:ascii="Times New Roman" w:eastAsia="Times New Roman" w:hAnsi="Times New Roman" w:cs="Times New Roman"/>
-        </w:rPr>
-        <w:t xml:space="preserve"> nyelvet használja, amely a JavaScript egy továbbfejlesztett változata. A </w:t>
-      </w:r>
-      <w:proofErr w:type="spellStart"/>
-      <w:r>
-        <w:rPr>
-          <w:rFonts w:ascii="Times New Roman" w:eastAsia="Times New Roman" w:hAnsi="Times New Roman" w:cs="Times New Roman"/>
-        </w:rPr>
-        <w:t>TypeScript</w:t>
-      </w:r>
-      <w:proofErr w:type="spellEnd"/>
-      <w:r>
-        <w:rPr>
-          <w:rFonts w:ascii="Times New Roman" w:eastAsia="Times New Roman" w:hAnsi="Times New Roman" w:cs="Times New Roman"/>
-        </w:rPr>
-        <w:t xml:space="preserve"> típusossága növeli a kód biztonságát és csökkenti a fejlesztés során előforduló hibák számát, különösen nagyobb projektek esetén. Ez a tulajdonság különösen előnyös egy komplex rendszer, például egy mezőgazdasági hozamszámító alkalmazás fejlesztése során.</w:t>
+        <w:t>Az Angular keretrendszer bemutatása</w:t>
+      </w:r>
+    </w:p>
+    <w:p>
+      <w:pPr>
+        <w:pBdr>
+          <w:top w:val="nil"/>
+          <w:left w:val="nil"/>
+          <w:bottom w:val="nil"/>
+          <w:right w:val="nil"/>
+          <w:between w:val="nil"/>
+        </w:pBdr>
+        <w:spacing w:before="280" w:line="360" w:lineRule="auto"/>
+        <w:rPr>
+          <w:rFonts w:ascii="Times New Roman" w:eastAsia="Times New Roman" w:hAnsi="Times New Roman" w:cs="Times New Roman"/>
+        </w:rPr>
+      </w:pPr>
+      <w:r>
+        <w:rPr>
+          <w:rFonts w:ascii="Times New Roman" w:eastAsia="Times New Roman" w:hAnsi="Times New Roman" w:cs="Times New Roman"/>
+        </w:rPr>
+        <w:t>Az Angular egy nyílt forráskódú frontend keretrendszer, amelyet a Google fejleszt és tart karban.</w:t>
+      </w:r>
+      <w:r>
+        <w:rPr>
+          <w:rFonts w:ascii="Times New Roman" w:eastAsia="Times New Roman" w:hAnsi="Times New Roman" w:cs="Times New Roman"/>
+          <w:vertAlign w:val="superscript"/>
+        </w:rPr>
+        <w:t xml:space="preserve"> </w:t>
+      </w:r>
+      <w:r>
+        <w:rPr>
+          <w:rFonts w:ascii="Times New Roman" w:eastAsia="Times New Roman" w:hAnsi="Times New Roman" w:cs="Times New Roman"/>
+          <w:vertAlign w:val="superscript"/>
+        </w:rPr>
+        <w:t>[1]</w:t>
+      </w:r>
+      <w:r>
+        <w:rPr>
+          <w:rFonts w:ascii="Times New Roman" w:eastAsia="Times New Roman" w:hAnsi="Times New Roman" w:cs="Times New Roman"/>
+        </w:rPr>
+        <w:t xml:space="preserve"> </w:t>
+      </w:r>
+      <w:r>
+        <w:rPr>
+          <w:rFonts w:ascii="Times New Roman" w:eastAsia="Times New Roman" w:hAnsi="Times New Roman" w:cs="Times New Roman"/>
+        </w:rPr>
+        <w:t>Elsősorban egyoldalas webalkalmazások (Single Page Application – SPA) készítésére használják, ahol az oldal újratöltése nélkül történik a tartalom frissítése. Az Angular teljes körű megoldást kínál a frontend fejlesztéshez, mivel beépítve tartalmazza a legfontosabb eszközöket, mint például a routingot, az űrlapkezelést, a HTTP-kommunikációt és az állapotkezelést.</w:t>
+      </w:r>
+    </w:p>
+    <w:p>
+      <w:pPr>
+        <w:pBdr>
+          <w:top w:val="nil"/>
+          <w:left w:val="nil"/>
+          <w:bottom w:val="nil"/>
+          <w:right w:val="nil"/>
+          <w:between w:val="nil"/>
+        </w:pBdr>
+        <w:spacing w:before="280" w:line="360" w:lineRule="auto"/>
+        <w:rPr>
+          <w:rFonts w:ascii="Times New Roman" w:eastAsia="Times New Roman" w:hAnsi="Times New Roman" w:cs="Times New Roman"/>
+        </w:rPr>
+      </w:pPr>
+      <w:r>
+        <w:rPr>
+          <w:rFonts w:ascii="Times New Roman" w:eastAsia="Times New Roman" w:hAnsi="Times New Roman" w:cs="Times New Roman"/>
+        </w:rPr>
+        <w:t>Az Angular alapját a komponensalapú architektúra adja. Ez azt jelenti, hogy az alkalmazás kisebb, jól elkülöníthető részekből, úgynevezett komponensekből épül fel. Minden komponens saját logikával, HTML-sablonnal és stílusleírással rendelkezik, ami elősegíti az átlátható kódszerkezetet és az újrafelhasználhatóságot.</w:t>
+      </w:r>
+    </w:p>
+    <w:p>
+      <w:pPr>
+        <w:pBdr>
+          <w:top w:val="nil"/>
+          <w:left w:val="nil"/>
+          <w:bottom w:val="nil"/>
+          <w:right w:val="nil"/>
+          <w:between w:val="nil"/>
+        </w:pBdr>
+        <w:spacing w:before="280" w:line="360" w:lineRule="auto"/>
+        <w:rPr>
+          <w:rFonts w:ascii="Times New Roman" w:eastAsia="Times New Roman" w:hAnsi="Times New Roman" w:cs="Times New Roman"/>
+        </w:rPr>
+      </w:pPr>
+      <w:r>
+        <w:rPr>
+          <w:rFonts w:ascii="Times New Roman" w:eastAsia="Times New Roman" w:hAnsi="Times New Roman" w:cs="Times New Roman"/>
+        </w:rPr>
+        <w:t>A keretrendszer a TypeScript nyelvet használja, amely a JavaScript egy továbbfejlesztett változata. A TypeScript típusossága növeli a kód biztonságát és csökkenti a fejlesztés során előforduló hibák számát, különösen nagyobb projektek esetén. Ez a tulajdonság különösen előnyös egy komplex rendszer, például egy mezőgazdasági hozamszámító alkalmazás fejlesztése során.</w:t>
       </w:r>
     </w:p>
     <w:p>
@@ -2045,7 +1733,7 @@
                     <pic:cNvPicPr preferRelativeResize="0"/>
                   </pic:nvPicPr>
                   <pic:blipFill>
-                    <a:blip r:embed="rId14"/>
+                    <a:blip r:embed="rId15"/>
                     <a:srcRect/>
                     <a:stretch>
                       <a:fillRect/>
@@ -2125,351 +1813,137 @@
           <w:szCs w:val="28"/>
         </w:rPr>
         <w:lastRenderedPageBreak/>
-        <w:t xml:space="preserve">Az </w:t>
-      </w:r>
-      <w:proofErr w:type="spellStart"/>
-      <w:r>
-        <w:rPr>
-          <w:rFonts w:ascii="Times New Roman" w:eastAsia="Times New Roman" w:hAnsi="Times New Roman" w:cs="Times New Roman"/>
-          <w:sz w:val="28"/>
-          <w:szCs w:val="28"/>
-        </w:rPr>
-        <w:t>Angular</w:t>
-      </w:r>
-      <w:proofErr w:type="spellEnd"/>
-      <w:r>
-        <w:rPr>
-          <w:rFonts w:ascii="Times New Roman" w:eastAsia="Times New Roman" w:hAnsi="Times New Roman" w:cs="Times New Roman"/>
-          <w:sz w:val="28"/>
-          <w:szCs w:val="28"/>
-        </w:rPr>
-        <w:t xml:space="preserve"> előnyei</w:t>
-      </w:r>
-    </w:p>
-    <w:p>
-      <w:pPr>
-        <w:pBdr>
-          <w:top w:val="nil"/>
-          <w:left w:val="nil"/>
-          <w:bottom w:val="nil"/>
-          <w:right w:val="nil"/>
-          <w:between w:val="nil"/>
-        </w:pBdr>
-        <w:spacing w:before="280" w:line="360" w:lineRule="auto"/>
-        <w:rPr>
-          <w:rFonts w:ascii="Times New Roman" w:eastAsia="Times New Roman" w:hAnsi="Times New Roman" w:cs="Times New Roman"/>
-        </w:rPr>
-      </w:pPr>
-      <w:r>
-        <w:rPr>
-          <w:rFonts w:ascii="Times New Roman" w:eastAsia="Times New Roman" w:hAnsi="Times New Roman" w:cs="Times New Roman"/>
-        </w:rPr>
-        <w:t xml:space="preserve">Az </w:t>
-      </w:r>
-      <w:proofErr w:type="spellStart"/>
-      <w:r>
-        <w:rPr>
-          <w:rFonts w:ascii="Times New Roman" w:eastAsia="Times New Roman" w:hAnsi="Times New Roman" w:cs="Times New Roman"/>
-        </w:rPr>
-        <w:t>Angular</w:t>
-      </w:r>
-      <w:proofErr w:type="spellEnd"/>
-      <w:r>
-        <w:rPr>
-          <w:rFonts w:ascii="Times New Roman" w:eastAsia="Times New Roman" w:hAnsi="Times New Roman" w:cs="Times New Roman"/>
-        </w:rPr>
-        <w:t xml:space="preserve"> egyik legnagyobb előnye a jól strukturált felépítés és az egységes fejlesztési szemlélet. A keretrendszer szigorúbb szabályrendszert követ, amely segíti a fejlesztőket abban, hogy átlátható, karbantartható kódot hozzanak létre. Ez különösen fontos csapatmunkánál és hosszabb távon fejlesztett projektek esetén.</w:t>
-      </w:r>
-    </w:p>
-    <w:p>
-      <w:pPr>
-        <w:pBdr>
-          <w:top w:val="nil"/>
-          <w:left w:val="nil"/>
-          <w:bottom w:val="nil"/>
-          <w:right w:val="nil"/>
-          <w:between w:val="nil"/>
-        </w:pBdr>
-        <w:spacing w:before="280" w:line="360" w:lineRule="auto"/>
-        <w:rPr>
-          <w:rFonts w:ascii="Times New Roman" w:eastAsia="Times New Roman" w:hAnsi="Times New Roman" w:cs="Times New Roman"/>
-        </w:rPr>
-      </w:pPr>
-      <w:r>
-        <w:rPr>
-          <w:rFonts w:ascii="Times New Roman" w:eastAsia="Times New Roman" w:hAnsi="Times New Roman" w:cs="Times New Roman"/>
-        </w:rPr>
-        <w:t xml:space="preserve">További előny az </w:t>
-      </w:r>
-      <w:proofErr w:type="spellStart"/>
-      <w:r>
-        <w:rPr>
-          <w:rFonts w:ascii="Times New Roman" w:eastAsia="Times New Roman" w:hAnsi="Times New Roman" w:cs="Times New Roman"/>
-        </w:rPr>
-        <w:t>adatbinding</w:t>
-      </w:r>
-      <w:proofErr w:type="spellEnd"/>
-      <w:r>
-        <w:rPr>
-          <w:rFonts w:ascii="Times New Roman" w:eastAsia="Times New Roman" w:hAnsi="Times New Roman" w:cs="Times New Roman"/>
-        </w:rPr>
-        <w:t>, amely lehetővé teszi a felhasználói felület és az adatok közötti automatikus szinkronizációt. Ennek köszönhetően a felhasználó által bevitt adatok azonnal megjelennek az alkalmazás más részein is, illetve az adatok változása automatikusan frissíti a megjelenített tartalmat.</w:t>
-      </w:r>
-    </w:p>
-    <w:p>
-      <w:pPr>
-        <w:pBdr>
-          <w:top w:val="nil"/>
-          <w:left w:val="nil"/>
-          <w:bottom w:val="nil"/>
-          <w:right w:val="nil"/>
-          <w:between w:val="nil"/>
-        </w:pBdr>
-        <w:spacing w:before="280" w:line="360" w:lineRule="auto"/>
-        <w:rPr>
-          <w:rFonts w:ascii="Times New Roman" w:eastAsia="Times New Roman" w:hAnsi="Times New Roman" w:cs="Times New Roman"/>
-        </w:rPr>
-      </w:pPr>
-      <w:r>
-        <w:rPr>
-          <w:rFonts w:ascii="Times New Roman" w:eastAsia="Times New Roman" w:hAnsi="Times New Roman" w:cs="Times New Roman"/>
-        </w:rPr>
-        <w:t xml:space="preserve">Az </w:t>
-      </w:r>
-      <w:proofErr w:type="spellStart"/>
-      <w:r>
-        <w:rPr>
-          <w:rFonts w:ascii="Times New Roman" w:eastAsia="Times New Roman" w:hAnsi="Times New Roman" w:cs="Times New Roman"/>
-        </w:rPr>
-        <w:t>Angular</w:t>
-      </w:r>
-      <w:proofErr w:type="spellEnd"/>
-      <w:r>
-        <w:rPr>
-          <w:rFonts w:ascii="Times New Roman" w:eastAsia="Times New Roman" w:hAnsi="Times New Roman" w:cs="Times New Roman"/>
-        </w:rPr>
-        <w:t xml:space="preserve"> beépített </w:t>
-      </w:r>
-      <w:proofErr w:type="spellStart"/>
-      <w:r>
-        <w:rPr>
-          <w:rFonts w:ascii="Times New Roman" w:eastAsia="Times New Roman" w:hAnsi="Times New Roman" w:cs="Times New Roman"/>
-        </w:rPr>
-        <w:t>routing</w:t>
-      </w:r>
-      <w:proofErr w:type="spellEnd"/>
-      <w:r>
-        <w:rPr>
-          <w:rFonts w:ascii="Times New Roman" w:eastAsia="Times New Roman" w:hAnsi="Times New Roman" w:cs="Times New Roman"/>
-        </w:rPr>
-        <w:t xml:space="preserve"> rendszere lehetővé teszi az alkalmazáson belüli oldalak közötti navigációt anélkül, hogy az egész oldal </w:t>
-      </w:r>
-      <w:proofErr w:type="spellStart"/>
-      <w:r>
-        <w:rPr>
-          <w:rFonts w:ascii="Times New Roman" w:eastAsia="Times New Roman" w:hAnsi="Times New Roman" w:cs="Times New Roman"/>
-        </w:rPr>
-        <w:t>újratöltődne</w:t>
-      </w:r>
-      <w:proofErr w:type="spellEnd"/>
-      <w:r>
-        <w:rPr>
-          <w:rFonts w:ascii="Times New Roman" w:eastAsia="Times New Roman" w:hAnsi="Times New Roman" w:cs="Times New Roman"/>
-        </w:rPr>
-        <w:t>. Ez gyorsabb működést és jobb felhasználói élményt eredményez. Emellett a keretrendszer jól kezeli a backenddel való kommunikációt is, amely elengedhetetlen az adatbázisból érkező adatok megjelenítéséhez és módosításához.</w:t>
-      </w:r>
-    </w:p>
-    <w:p>
-      <w:pPr>
-        <w:pBdr>
-          <w:top w:val="nil"/>
-          <w:left w:val="nil"/>
-          <w:bottom w:val="nil"/>
-          <w:right w:val="nil"/>
-          <w:between w:val="nil"/>
-        </w:pBdr>
-        <w:spacing w:before="280" w:line="360" w:lineRule="auto"/>
-        <w:rPr>
-          <w:rFonts w:ascii="Times New Roman" w:eastAsia="Times New Roman" w:hAnsi="Times New Roman" w:cs="Times New Roman"/>
-          <w:sz w:val="28"/>
-          <w:szCs w:val="28"/>
-        </w:rPr>
-      </w:pPr>
-      <w:proofErr w:type="spellStart"/>
-      <w:r>
-        <w:rPr>
-          <w:rFonts w:ascii="Times New Roman" w:eastAsia="Times New Roman" w:hAnsi="Times New Roman" w:cs="Times New Roman"/>
-          <w:sz w:val="28"/>
-          <w:szCs w:val="28"/>
-        </w:rPr>
-        <w:t>Angular</w:t>
-      </w:r>
-      <w:proofErr w:type="spellEnd"/>
-      <w:r>
-        <w:rPr>
-          <w:rFonts w:ascii="Times New Roman" w:eastAsia="Times New Roman" w:hAnsi="Times New Roman" w:cs="Times New Roman"/>
-          <w:sz w:val="28"/>
-          <w:szCs w:val="28"/>
-        </w:rPr>
-        <w:t xml:space="preserve"> összehasonlítása egy másik frontend megoldással (</w:t>
-      </w:r>
-      <w:proofErr w:type="spellStart"/>
-      <w:r>
-        <w:rPr>
-          <w:rFonts w:ascii="Times New Roman" w:eastAsia="Times New Roman" w:hAnsi="Times New Roman" w:cs="Times New Roman"/>
-          <w:sz w:val="28"/>
-          <w:szCs w:val="28"/>
-        </w:rPr>
-        <w:t>React</w:t>
-      </w:r>
-      <w:proofErr w:type="spellEnd"/>
-      <w:r>
-        <w:rPr>
-          <w:rFonts w:ascii="Times New Roman" w:eastAsia="Times New Roman" w:hAnsi="Times New Roman" w:cs="Times New Roman"/>
-          <w:sz w:val="28"/>
-          <w:szCs w:val="28"/>
-        </w:rPr>
-        <w:t>)</w:t>
-      </w:r>
-    </w:p>
-    <w:p>
-      <w:pPr>
-        <w:pBdr>
-          <w:top w:val="nil"/>
-          <w:left w:val="nil"/>
-          <w:bottom w:val="nil"/>
-          <w:right w:val="nil"/>
-          <w:between w:val="nil"/>
-        </w:pBdr>
-        <w:spacing w:before="280" w:line="360" w:lineRule="auto"/>
-        <w:rPr>
-          <w:rFonts w:ascii="Times New Roman" w:eastAsia="Times New Roman" w:hAnsi="Times New Roman" w:cs="Times New Roman"/>
-        </w:rPr>
-      </w:pPr>
-      <w:r>
-        <w:rPr>
-          <w:rFonts w:ascii="Times New Roman" w:eastAsia="Times New Roman" w:hAnsi="Times New Roman" w:cs="Times New Roman"/>
-        </w:rPr>
-        <w:t xml:space="preserve">A frontend fejlesztés egyik legnépszerűbb alternatívája az </w:t>
-      </w:r>
-      <w:proofErr w:type="spellStart"/>
-      <w:r>
-        <w:rPr>
-          <w:rFonts w:ascii="Times New Roman" w:eastAsia="Times New Roman" w:hAnsi="Times New Roman" w:cs="Times New Roman"/>
-        </w:rPr>
-        <w:t>Angular</w:t>
-      </w:r>
-      <w:proofErr w:type="spellEnd"/>
-      <w:r>
-        <w:rPr>
-          <w:rFonts w:ascii="Times New Roman" w:eastAsia="Times New Roman" w:hAnsi="Times New Roman" w:cs="Times New Roman"/>
-        </w:rPr>
-        <w:t xml:space="preserve"> mellett a </w:t>
-      </w:r>
-      <w:proofErr w:type="spellStart"/>
-      <w:r>
-        <w:rPr>
-          <w:rFonts w:ascii="Times New Roman" w:eastAsia="Times New Roman" w:hAnsi="Times New Roman" w:cs="Times New Roman"/>
-        </w:rPr>
-        <w:t>React</w:t>
-      </w:r>
-      <w:proofErr w:type="spellEnd"/>
-      <w:r>
-        <w:rPr>
-          <w:rFonts w:ascii="Times New Roman" w:eastAsia="Times New Roman" w:hAnsi="Times New Roman" w:cs="Times New Roman"/>
-        </w:rPr>
-        <w:t xml:space="preserve">. A </w:t>
-      </w:r>
-      <w:proofErr w:type="spellStart"/>
-      <w:r>
-        <w:rPr>
-          <w:rFonts w:ascii="Times New Roman" w:eastAsia="Times New Roman" w:hAnsi="Times New Roman" w:cs="Times New Roman"/>
-        </w:rPr>
-        <w:t>React</w:t>
-      </w:r>
-      <w:proofErr w:type="spellEnd"/>
-      <w:r>
-        <w:rPr>
-          <w:rFonts w:ascii="Times New Roman" w:eastAsia="Times New Roman" w:hAnsi="Times New Roman" w:cs="Times New Roman"/>
-        </w:rPr>
-        <w:t xml:space="preserve"> egy JavaScript könyvtár, amelyet szintén széles körben használnak modern webalkalmazások fejlesztésére. Míg az </w:t>
-      </w:r>
-      <w:proofErr w:type="spellStart"/>
-      <w:r>
-        <w:rPr>
-          <w:rFonts w:ascii="Times New Roman" w:eastAsia="Times New Roman" w:hAnsi="Times New Roman" w:cs="Times New Roman"/>
-        </w:rPr>
-        <w:t>Angular</w:t>
-      </w:r>
-      <w:proofErr w:type="spellEnd"/>
-      <w:r>
-        <w:rPr>
-          <w:rFonts w:ascii="Times New Roman" w:eastAsia="Times New Roman" w:hAnsi="Times New Roman" w:cs="Times New Roman"/>
-        </w:rPr>
-        <w:t xml:space="preserve"> egy teljes értékű keretrendszer, addig a </w:t>
-      </w:r>
-      <w:proofErr w:type="spellStart"/>
-      <w:r>
-        <w:rPr>
-          <w:rFonts w:ascii="Times New Roman" w:eastAsia="Times New Roman" w:hAnsi="Times New Roman" w:cs="Times New Roman"/>
-        </w:rPr>
-        <w:t>React</w:t>
-      </w:r>
-      <w:proofErr w:type="spellEnd"/>
-      <w:r>
-        <w:rPr>
-          <w:rFonts w:ascii="Times New Roman" w:eastAsia="Times New Roman" w:hAnsi="Times New Roman" w:cs="Times New Roman"/>
-        </w:rPr>
-        <w:t xml:space="preserve"> inkább csak a felhasználói felület megjelenítésére fókuszál, és számos funkciót külső könyvtárakkal kell kiegészíteni.</w:t>
-      </w:r>
-    </w:p>
-    <w:p>
-      <w:pPr>
-        <w:pBdr>
-          <w:top w:val="nil"/>
-          <w:left w:val="nil"/>
-          <w:bottom w:val="nil"/>
-          <w:right w:val="nil"/>
-          <w:between w:val="nil"/>
-        </w:pBdr>
-        <w:spacing w:before="280" w:line="360" w:lineRule="auto"/>
-        <w:rPr>
-          <w:rFonts w:ascii="Times New Roman" w:eastAsia="Times New Roman" w:hAnsi="Times New Roman" w:cs="Times New Roman"/>
-        </w:rPr>
-      </w:pPr>
-      <w:r>
-        <w:rPr>
-          <w:rFonts w:ascii="Times New Roman" w:eastAsia="Times New Roman" w:hAnsi="Times New Roman" w:cs="Times New Roman"/>
-        </w:rPr>
-        <w:t xml:space="preserve">Az </w:t>
-      </w:r>
-      <w:proofErr w:type="spellStart"/>
-      <w:r>
-        <w:rPr>
-          <w:rFonts w:ascii="Times New Roman" w:eastAsia="Times New Roman" w:hAnsi="Times New Roman" w:cs="Times New Roman"/>
-        </w:rPr>
-        <w:t>Angular</w:t>
-      </w:r>
-      <w:proofErr w:type="spellEnd"/>
-      <w:r>
-        <w:rPr>
-          <w:rFonts w:ascii="Times New Roman" w:eastAsia="Times New Roman" w:hAnsi="Times New Roman" w:cs="Times New Roman"/>
-        </w:rPr>
-        <w:t xml:space="preserve"> előnye a </w:t>
-      </w:r>
-      <w:proofErr w:type="spellStart"/>
-      <w:r>
-        <w:rPr>
-          <w:rFonts w:ascii="Times New Roman" w:eastAsia="Times New Roman" w:hAnsi="Times New Roman" w:cs="Times New Roman"/>
-        </w:rPr>
-        <w:t>Reacttel</w:t>
-      </w:r>
-      <w:proofErr w:type="spellEnd"/>
-      <w:r>
-        <w:rPr>
-          <w:rFonts w:ascii="Times New Roman" w:eastAsia="Times New Roman" w:hAnsi="Times New Roman" w:cs="Times New Roman"/>
-        </w:rPr>
-        <w:t xml:space="preserve"> szemben, hogy „dobozból kivéve”</w:t>
+        <w:t>Az Angular előnyei</w:t>
+      </w:r>
+    </w:p>
+    <w:p>
+      <w:pPr>
+        <w:pBdr>
+          <w:top w:val="nil"/>
+          <w:left w:val="nil"/>
+          <w:bottom w:val="nil"/>
+          <w:right w:val="nil"/>
+          <w:between w:val="nil"/>
+        </w:pBdr>
+        <w:spacing w:before="280" w:line="360" w:lineRule="auto"/>
+        <w:rPr>
+          <w:rFonts w:ascii="Times New Roman" w:eastAsia="Times New Roman" w:hAnsi="Times New Roman" w:cs="Times New Roman"/>
+        </w:rPr>
+      </w:pPr>
+      <w:r>
+        <w:rPr>
+          <w:rFonts w:ascii="Times New Roman" w:eastAsia="Times New Roman" w:hAnsi="Times New Roman" w:cs="Times New Roman"/>
+        </w:rPr>
+        <w:t>Az Angular egyik legnagyobb előnye a jól strukturált felépítés és az egységes fejlesztési szemlélet. A keretrendszer szigorúbb szabályrendszert követ, amely segíti a fejlesztőket abban, hogy átlátható, karbantartható kódot hozzanak létre. Ez különösen fontos csapatmunkánál és hosszabb távon fejlesztett projektek esetén.</w:t>
+      </w:r>
+    </w:p>
+    <w:p>
+      <w:pPr>
+        <w:pBdr>
+          <w:top w:val="nil"/>
+          <w:left w:val="nil"/>
+          <w:bottom w:val="nil"/>
+          <w:right w:val="nil"/>
+          <w:between w:val="nil"/>
+        </w:pBdr>
+        <w:spacing w:before="280" w:line="360" w:lineRule="auto"/>
+        <w:rPr>
+          <w:rFonts w:ascii="Times New Roman" w:eastAsia="Times New Roman" w:hAnsi="Times New Roman" w:cs="Times New Roman"/>
+        </w:rPr>
+      </w:pPr>
+      <w:r>
+        <w:rPr>
+          <w:rFonts w:ascii="Times New Roman" w:eastAsia="Times New Roman" w:hAnsi="Times New Roman" w:cs="Times New Roman"/>
+        </w:rPr>
+        <w:t>További előny az adatbinding, amely lehetővé teszi a felhasználói felület és az adatok közötti automatikus szinkronizációt. Ennek köszönhetően a felhasználó által bevitt adatok azonnal megjelennek az alkalmazás más részein is, illetve az adatok változása automatikusan frissíti a megjelenített tartalmat.</w:t>
+      </w:r>
+    </w:p>
+    <w:p>
+      <w:pPr>
+        <w:pBdr>
+          <w:top w:val="nil"/>
+          <w:left w:val="nil"/>
+          <w:bottom w:val="nil"/>
+          <w:right w:val="nil"/>
+          <w:between w:val="nil"/>
+        </w:pBdr>
+        <w:spacing w:before="280" w:line="360" w:lineRule="auto"/>
+        <w:rPr>
+          <w:rFonts w:ascii="Times New Roman" w:eastAsia="Times New Roman" w:hAnsi="Times New Roman" w:cs="Times New Roman"/>
+        </w:rPr>
+      </w:pPr>
+      <w:r>
+        <w:rPr>
+          <w:rFonts w:ascii="Times New Roman" w:eastAsia="Times New Roman" w:hAnsi="Times New Roman" w:cs="Times New Roman"/>
+        </w:rPr>
+        <w:t>Az Angular beépített routing rendszere lehetővé teszi az alkalmazáson belüli oldalak közötti navigációt anélkül, hogy az egész oldal újratöltődne. Ez gyorsabb működést és jobb felhasználói élményt eredményez. Emellett a keretrendszer jól kezeli a backenddel való kommunikációt is, amely elengedhetetlen az adatbázisból érkező adatok megjelenítéséhez és módosításához.</w:t>
+      </w:r>
+    </w:p>
+    <w:p>
+      <w:pPr>
+        <w:pBdr>
+          <w:top w:val="nil"/>
+          <w:left w:val="nil"/>
+          <w:bottom w:val="nil"/>
+          <w:right w:val="nil"/>
+          <w:between w:val="nil"/>
+        </w:pBdr>
+        <w:spacing w:before="280" w:line="360" w:lineRule="auto"/>
+        <w:rPr>
+          <w:rFonts w:ascii="Times New Roman" w:eastAsia="Times New Roman" w:hAnsi="Times New Roman" w:cs="Times New Roman"/>
+          <w:sz w:val="28"/>
+          <w:szCs w:val="28"/>
+        </w:rPr>
+      </w:pPr>
+      <w:r>
+        <w:rPr>
+          <w:rFonts w:ascii="Times New Roman" w:eastAsia="Times New Roman" w:hAnsi="Times New Roman" w:cs="Times New Roman"/>
+          <w:sz w:val="28"/>
+          <w:szCs w:val="28"/>
+        </w:rPr>
+        <w:t>Angular összehasonlítása egy másik frontend megoldással (React)</w:t>
+      </w:r>
+    </w:p>
+    <w:p>
+      <w:pPr>
+        <w:pBdr>
+          <w:top w:val="nil"/>
+          <w:left w:val="nil"/>
+          <w:bottom w:val="nil"/>
+          <w:right w:val="nil"/>
+          <w:between w:val="nil"/>
+        </w:pBdr>
+        <w:spacing w:before="280" w:line="360" w:lineRule="auto"/>
+        <w:rPr>
+          <w:rFonts w:ascii="Times New Roman" w:eastAsia="Times New Roman" w:hAnsi="Times New Roman" w:cs="Times New Roman"/>
+        </w:rPr>
+      </w:pPr>
+      <w:r>
+        <w:rPr>
+          <w:rFonts w:ascii="Times New Roman" w:eastAsia="Times New Roman" w:hAnsi="Times New Roman" w:cs="Times New Roman"/>
+        </w:rPr>
+        <w:t>A frontend fejlesztés egyik legnépszerűbb alternatívája az Angular mellett a React. A React egy JavaScript könyvtár, amelyet szintén széles körben használnak modern webalkalmazások fejlesztésére. Míg az Angular egy teljes értékű keretrendszer, addig a React inkább csak a felhasználói felület megjelenítésére fókuszál, és számos funkciót külső könyvtárakkal kell kiegészíteni.</w:t>
+      </w:r>
+    </w:p>
+    <w:p>
+      <w:pPr>
+        <w:pBdr>
+          <w:top w:val="nil"/>
+          <w:left w:val="nil"/>
+          <w:bottom w:val="nil"/>
+          <w:right w:val="nil"/>
+          <w:between w:val="nil"/>
+        </w:pBdr>
+        <w:spacing w:before="280" w:line="360" w:lineRule="auto"/>
+        <w:rPr>
+          <w:rFonts w:ascii="Times New Roman" w:eastAsia="Times New Roman" w:hAnsi="Times New Roman" w:cs="Times New Roman"/>
+        </w:rPr>
+      </w:pPr>
+      <w:r>
+        <w:rPr>
+          <w:rFonts w:ascii="Times New Roman" w:eastAsia="Times New Roman" w:hAnsi="Times New Roman" w:cs="Times New Roman"/>
+        </w:rPr>
+        <w:t>Az Angular előnye a Reacttel szemben, hogy „dobozból kivéve”</w:t>
       </w:r>
       <w:r>
         <w:t xml:space="preserve"> </w:t>
@@ -2486,55 +1960,13 @@
           <w:i/>
           <w:iCs/>
         </w:rPr>
-        <w:t xml:space="preserve">out of </w:t>
-      </w:r>
-      <w:proofErr w:type="spellStart"/>
-      <w:r>
-        <w:rPr>
-          <w:rFonts w:ascii="Times New Roman" w:eastAsia="Times New Roman" w:hAnsi="Times New Roman" w:cs="Times New Roman"/>
-          <w:i/>
-          <w:iCs/>
-        </w:rPr>
-        <w:t>the</w:t>
-      </w:r>
-      <w:proofErr w:type="spellEnd"/>
-      <w:r>
-        <w:rPr>
-          <w:rFonts w:ascii="Times New Roman" w:eastAsia="Times New Roman" w:hAnsi="Times New Roman" w:cs="Times New Roman"/>
-          <w:i/>
-          <w:iCs/>
-        </w:rPr>
-        <w:t xml:space="preserve"> </w:t>
-      </w:r>
-      <w:proofErr w:type="spellStart"/>
-      <w:r>
-        <w:rPr>
-          <w:rFonts w:ascii="Times New Roman" w:eastAsia="Times New Roman" w:hAnsi="Times New Roman" w:cs="Times New Roman"/>
-          <w:i/>
-          <w:iCs/>
-        </w:rPr>
-        <w:t>box</w:t>
-      </w:r>
-      <w:proofErr w:type="spellEnd"/>
-      <w:r>
-        <w:rPr>
-          <w:rFonts w:ascii="Times New Roman" w:eastAsia="Times New Roman" w:hAnsi="Times New Roman" w:cs="Times New Roman"/>
-        </w:rPr>
-        <w:t xml:space="preserve">)* komplexebb megoldást kínál, mivel minden fontos funkció be van építve. Ez egységesebb struktúrát és kevesebb döntési kényszert jelent a fejlesztők számára. A </w:t>
-      </w:r>
-      <w:proofErr w:type="spellStart"/>
-      <w:r>
-        <w:rPr>
-          <w:rFonts w:ascii="Times New Roman" w:eastAsia="Times New Roman" w:hAnsi="Times New Roman" w:cs="Times New Roman"/>
-        </w:rPr>
-        <w:t>React</w:t>
-      </w:r>
-      <w:proofErr w:type="spellEnd"/>
-      <w:r>
-        <w:rPr>
-          <w:rFonts w:ascii="Times New Roman" w:eastAsia="Times New Roman" w:hAnsi="Times New Roman" w:cs="Times New Roman"/>
-        </w:rPr>
-        <w:t xml:space="preserve"> ezzel szemben rugalmasabb, azonban egy nagyobb projekt esetén több konfigurációt és külső eszközt igényel.</w:t>
+        <w:t>out of the box</w:t>
+      </w:r>
+      <w:r>
+        <w:rPr>
+          <w:rFonts w:ascii="Times New Roman" w:eastAsia="Times New Roman" w:hAnsi="Times New Roman" w:cs="Times New Roman"/>
+        </w:rPr>
+        <w:t>)* komplexebb megoldást kínál, mivel minden fontos funkció be van építve. Ez egységesebb struktúrát és kevesebb döntési kényszert jelent a fejlesztők számára. A React ezzel szemben rugalmasabb, azonban egy nagyobb projekt esetén több konfigurációt és külső eszközt igényel.</w:t>
       </w:r>
     </w:p>
     <w:p>
@@ -2584,48 +2016,14 @@
           <w:sz w:val="20"/>
           <w:szCs w:val="20"/>
         </w:rPr>
-        <w:t xml:space="preserve">out of </w:t>
-      </w:r>
-      <w:proofErr w:type="spellStart"/>
-      <w:r>
-        <w:rPr>
-          <w:rFonts w:ascii="Times New Roman" w:eastAsia="Times New Roman" w:hAnsi="Times New Roman" w:cs="Times New Roman"/>
-          <w:i/>
-          <w:iCs/>
+        <w:t>out of the box</w:t>
+      </w:r>
+      <w:r>
+        <w:rPr>
+          <w:rFonts w:ascii="Times New Roman" w:eastAsia="Times New Roman" w:hAnsi="Times New Roman" w:cs="Times New Roman"/>
           <w:sz w:val="20"/>
           <w:szCs w:val="20"/>
         </w:rPr>
-        <w:t>the</w:t>
-      </w:r>
-      <w:proofErr w:type="spellEnd"/>
-      <w:r>
-        <w:rPr>
-          <w:rFonts w:ascii="Times New Roman" w:eastAsia="Times New Roman" w:hAnsi="Times New Roman" w:cs="Times New Roman"/>
-          <w:i/>
-          <w:iCs/>
-          <w:sz w:val="20"/>
-          <w:szCs w:val="20"/>
-        </w:rPr>
-        <w:t xml:space="preserve"> </w:t>
-      </w:r>
-      <w:proofErr w:type="spellStart"/>
-      <w:r>
-        <w:rPr>
-          <w:rFonts w:ascii="Times New Roman" w:eastAsia="Times New Roman" w:hAnsi="Times New Roman" w:cs="Times New Roman"/>
-          <w:i/>
-          <w:iCs/>
-          <w:sz w:val="20"/>
-          <w:szCs w:val="20"/>
-        </w:rPr>
-        <w:t>box</w:t>
-      </w:r>
-      <w:proofErr w:type="spellEnd"/>
-      <w:r>
-        <w:rPr>
-          <w:rFonts w:ascii="Times New Roman" w:eastAsia="Times New Roman" w:hAnsi="Times New Roman" w:cs="Times New Roman"/>
-          <w:sz w:val="20"/>
-          <w:szCs w:val="20"/>
-        </w:rPr>
         <w:t>) azt jelenti, hogy egy technológia alapértelmezetten, külön kiegészítések nélkül tartalmazza azokat a funkciókat, amelyek egy teljes értékű alkalmazás fejlesztéséhez szükségesek.)</w:t>
       </w:r>
     </w:p>
@@ -2648,246 +2046,116 @@
           <w:rFonts w:ascii="Times New Roman" w:eastAsia="Times New Roman" w:hAnsi="Times New Roman" w:cs="Times New Roman"/>
         </w:rPr>
         <w:lastRenderedPageBreak/>
-        <w:t xml:space="preserve">Egy olyan alkalmazás esetében, ahol sok adatkezelés, űrlap, jogosultságkezelés és összetett logika van jelen – mint a mezőgazdasági hozamszámító rendszer –, az </w:t>
-      </w:r>
-      <w:proofErr w:type="spellStart"/>
-      <w:r>
-        <w:rPr>
-          <w:rFonts w:ascii="Times New Roman" w:eastAsia="Times New Roman" w:hAnsi="Times New Roman" w:cs="Times New Roman"/>
-        </w:rPr>
-        <w:t>Angular</w:t>
-      </w:r>
-      <w:proofErr w:type="spellEnd"/>
-      <w:r>
-        <w:rPr>
-          <w:rFonts w:ascii="Times New Roman" w:eastAsia="Times New Roman" w:hAnsi="Times New Roman" w:cs="Times New Roman"/>
-        </w:rPr>
-        <w:t xml:space="preserve"> strukturáltabb megközelítése és </w:t>
-      </w:r>
-      <w:proofErr w:type="spellStart"/>
-      <w:r>
-        <w:rPr>
-          <w:rFonts w:ascii="Times New Roman" w:eastAsia="Times New Roman" w:hAnsi="Times New Roman" w:cs="Times New Roman"/>
-        </w:rPr>
-        <w:t>TypeScript</w:t>
-      </w:r>
-      <w:proofErr w:type="spellEnd"/>
-      <w:r>
-        <w:rPr>
-          <w:rFonts w:ascii="Times New Roman" w:eastAsia="Times New Roman" w:hAnsi="Times New Roman" w:cs="Times New Roman"/>
-        </w:rPr>
-        <w:t>-alapú működése jelentős előnyt jelenthet.</w:t>
-      </w:r>
-    </w:p>
-    <w:p>
-      <w:pPr>
-        <w:pBdr>
-          <w:top w:val="nil"/>
-          <w:left w:val="nil"/>
-          <w:bottom w:val="nil"/>
-          <w:right w:val="nil"/>
-          <w:between w:val="nil"/>
-        </w:pBdr>
-        <w:spacing w:before="280" w:line="360" w:lineRule="auto"/>
-        <w:rPr>
-          <w:rFonts w:ascii="Times New Roman" w:eastAsia="Times New Roman" w:hAnsi="Times New Roman" w:cs="Times New Roman"/>
-          <w:sz w:val="28"/>
-          <w:szCs w:val="28"/>
-        </w:rPr>
-      </w:pPr>
-      <w:r>
-        <w:rPr>
-          <w:rFonts w:ascii="Times New Roman" w:eastAsia="Times New Roman" w:hAnsi="Times New Roman" w:cs="Times New Roman"/>
-          <w:sz w:val="28"/>
-          <w:szCs w:val="28"/>
-        </w:rPr>
-        <w:t xml:space="preserve">Az </w:t>
-      </w:r>
-      <w:proofErr w:type="spellStart"/>
-      <w:r>
-        <w:rPr>
-          <w:rFonts w:ascii="Times New Roman" w:eastAsia="Times New Roman" w:hAnsi="Times New Roman" w:cs="Times New Roman"/>
-          <w:sz w:val="28"/>
-          <w:szCs w:val="28"/>
-        </w:rPr>
-        <w:t>Angular</w:t>
-      </w:r>
-      <w:proofErr w:type="spellEnd"/>
-      <w:r>
-        <w:rPr>
-          <w:rFonts w:ascii="Times New Roman" w:eastAsia="Times New Roman" w:hAnsi="Times New Roman" w:cs="Times New Roman"/>
-          <w:sz w:val="28"/>
-          <w:szCs w:val="28"/>
-        </w:rPr>
-        <w:t xml:space="preserve"> előnyeinek kihasználása a projektben</w:t>
-      </w:r>
-    </w:p>
-    <w:p>
-      <w:pPr>
-        <w:pBdr>
-          <w:top w:val="nil"/>
-          <w:left w:val="nil"/>
-          <w:bottom w:val="nil"/>
-          <w:right w:val="nil"/>
-          <w:between w:val="nil"/>
-        </w:pBdr>
-        <w:spacing w:before="280" w:line="360" w:lineRule="auto"/>
-        <w:rPr>
-          <w:rFonts w:ascii="Times New Roman" w:eastAsia="Times New Roman" w:hAnsi="Times New Roman" w:cs="Times New Roman"/>
-        </w:rPr>
-      </w:pPr>
-      <w:r>
-        <w:rPr>
-          <w:rFonts w:ascii="Times New Roman" w:eastAsia="Times New Roman" w:hAnsi="Times New Roman" w:cs="Times New Roman"/>
-        </w:rPr>
-        <w:t xml:space="preserve">A projektünk során az </w:t>
-      </w:r>
-      <w:proofErr w:type="spellStart"/>
-      <w:r>
-        <w:rPr>
-          <w:rFonts w:ascii="Times New Roman" w:eastAsia="Times New Roman" w:hAnsi="Times New Roman" w:cs="Times New Roman"/>
-        </w:rPr>
-        <w:t>Angular</w:t>
-      </w:r>
-      <w:proofErr w:type="spellEnd"/>
-      <w:r>
-        <w:rPr>
-          <w:rFonts w:ascii="Times New Roman" w:eastAsia="Times New Roman" w:hAnsi="Times New Roman" w:cs="Times New Roman"/>
-        </w:rPr>
-        <w:t xml:space="preserve"> keretrendszer nyújtotta lehetőségeket több területen is hatékonyan kihasználtuk. A komponensalapú felépítés lehetővé tette, hogy az alkalmazás egyes funkcionális egységei – például a kezdőoldal, a földek kezelése, a tervek és a kiadások modul – jól elkülönüljenek egymástól. Ez átláthatóbb kódszerkezetet és könnyebb fejlesztést eredményezett.</w:t>
-      </w:r>
-    </w:p>
-    <w:p>
-      <w:pPr>
-        <w:pBdr>
-          <w:top w:val="nil"/>
-          <w:left w:val="nil"/>
-          <w:bottom w:val="nil"/>
-          <w:right w:val="nil"/>
-          <w:between w:val="nil"/>
-        </w:pBdr>
-        <w:spacing w:before="280" w:line="360" w:lineRule="auto"/>
-        <w:rPr>
-          <w:rFonts w:ascii="Times New Roman" w:eastAsia="Times New Roman" w:hAnsi="Times New Roman" w:cs="Times New Roman"/>
-        </w:rPr>
-      </w:pPr>
-      <w:r>
-        <w:rPr>
-          <w:rFonts w:ascii="Times New Roman" w:eastAsia="Times New Roman" w:hAnsi="Times New Roman" w:cs="Times New Roman"/>
-        </w:rPr>
-        <w:t xml:space="preserve">Az </w:t>
-      </w:r>
-      <w:proofErr w:type="spellStart"/>
-      <w:r>
-        <w:rPr>
-          <w:rFonts w:ascii="Times New Roman" w:eastAsia="Times New Roman" w:hAnsi="Times New Roman" w:cs="Times New Roman"/>
-        </w:rPr>
-        <w:t>Angular</w:t>
-      </w:r>
-      <w:proofErr w:type="spellEnd"/>
-      <w:r>
-        <w:rPr>
-          <w:rFonts w:ascii="Times New Roman" w:eastAsia="Times New Roman" w:hAnsi="Times New Roman" w:cs="Times New Roman"/>
-        </w:rPr>
-        <w:t xml:space="preserve"> </w:t>
-      </w:r>
-      <w:proofErr w:type="spellStart"/>
-      <w:r>
-        <w:rPr>
-          <w:rFonts w:ascii="Times New Roman" w:eastAsia="Times New Roman" w:hAnsi="Times New Roman" w:cs="Times New Roman"/>
-        </w:rPr>
-        <w:t>adatbinding</w:t>
-      </w:r>
-      <w:proofErr w:type="spellEnd"/>
-      <w:r>
-        <w:rPr>
-          <w:rFonts w:ascii="Times New Roman" w:eastAsia="Times New Roman" w:hAnsi="Times New Roman" w:cs="Times New Roman"/>
-        </w:rPr>
-        <w:t xml:space="preserve"> mechanizmusát használtuk az űrlapok kezelésénél, így a felhasználók által megadott adatok azonnal feldolgozásra és megjelenítésre kerültek. Ez különösen fontos volt a hozam- és bevételszámítások során, ahol a változó adatok gyors és pontos frissítése elengedhetetlen.</w:t>
-      </w:r>
-    </w:p>
-    <w:p>
-      <w:pPr>
-        <w:pBdr>
-          <w:top w:val="nil"/>
-          <w:left w:val="nil"/>
-          <w:bottom w:val="nil"/>
-          <w:right w:val="nil"/>
-          <w:between w:val="nil"/>
-        </w:pBdr>
-        <w:spacing w:before="280" w:line="360" w:lineRule="auto"/>
-        <w:rPr>
-          <w:rFonts w:ascii="Times New Roman" w:eastAsia="Times New Roman" w:hAnsi="Times New Roman" w:cs="Times New Roman"/>
-        </w:rPr>
-      </w:pPr>
-      <w:r>
-        <w:rPr>
-          <w:rFonts w:ascii="Times New Roman" w:eastAsia="Times New Roman" w:hAnsi="Times New Roman" w:cs="Times New Roman"/>
-        </w:rPr>
-        <w:t xml:space="preserve">A beépített </w:t>
-      </w:r>
-      <w:proofErr w:type="spellStart"/>
-      <w:r>
-        <w:rPr>
-          <w:rFonts w:ascii="Times New Roman" w:eastAsia="Times New Roman" w:hAnsi="Times New Roman" w:cs="Times New Roman"/>
-        </w:rPr>
-        <w:t>routing</w:t>
-      </w:r>
-      <w:proofErr w:type="spellEnd"/>
-      <w:r>
-        <w:rPr>
-          <w:rFonts w:ascii="Times New Roman" w:eastAsia="Times New Roman" w:hAnsi="Times New Roman" w:cs="Times New Roman"/>
-        </w:rPr>
-        <w:t xml:space="preserve"> rendszer segítségével valósítottuk meg az alkalmazáson belüli navigációt, amely biztosította, hogy a felhasználók gyorsan és megszakítás nélkül válthassanak a különböző oldalak között. Emellett az </w:t>
-      </w:r>
-      <w:proofErr w:type="spellStart"/>
-      <w:r>
-        <w:rPr>
-          <w:rFonts w:ascii="Times New Roman" w:eastAsia="Times New Roman" w:hAnsi="Times New Roman" w:cs="Times New Roman"/>
-        </w:rPr>
-        <w:t>Angular</w:t>
-      </w:r>
-      <w:proofErr w:type="spellEnd"/>
-      <w:r>
-        <w:rPr>
-          <w:rFonts w:ascii="Times New Roman" w:eastAsia="Times New Roman" w:hAnsi="Times New Roman" w:cs="Times New Roman"/>
-        </w:rPr>
-        <w:t xml:space="preserve"> HTTP szolgáltatásait használtuk a backenddel való kommunikációhoz, amely lehetővé tette az adatok lekérdezését, rögzítését és módosítását.</w:t>
-      </w:r>
-    </w:p>
-    <w:p>
-      <w:pPr>
-        <w:pBdr>
-          <w:top w:val="nil"/>
-          <w:left w:val="nil"/>
-          <w:bottom w:val="nil"/>
-          <w:right w:val="nil"/>
-          <w:between w:val="nil"/>
-        </w:pBdr>
-        <w:spacing w:before="280" w:line="360" w:lineRule="auto"/>
-        <w:rPr>
-          <w:rFonts w:ascii="Times New Roman" w:eastAsia="Times New Roman" w:hAnsi="Times New Roman" w:cs="Times New Roman"/>
-        </w:rPr>
-      </w:pPr>
-      <w:r>
-        <w:rPr>
-          <w:rFonts w:ascii="Times New Roman" w:eastAsia="Times New Roman" w:hAnsi="Times New Roman" w:cs="Times New Roman"/>
-        </w:rPr>
-        <w:t xml:space="preserve">Összességében az </w:t>
-      </w:r>
-      <w:proofErr w:type="spellStart"/>
-      <w:r>
-        <w:rPr>
-          <w:rFonts w:ascii="Times New Roman" w:eastAsia="Times New Roman" w:hAnsi="Times New Roman" w:cs="Times New Roman"/>
-        </w:rPr>
-        <w:t>Angular</w:t>
-      </w:r>
-      <w:proofErr w:type="spellEnd"/>
-      <w:r>
-        <w:rPr>
-          <w:rFonts w:ascii="Times New Roman" w:eastAsia="Times New Roman" w:hAnsi="Times New Roman" w:cs="Times New Roman"/>
-        </w:rPr>
-        <w:t xml:space="preserve"> használata hozzájárult egy stabil, jól strukturált és könnyen bővíthető frontend kialakításához, amely hatékonyan támogatja a mezőgazdasági hozamszámító alkalmazás funkcióit és a felhasználók igényeit.</w:t>
+        <w:t>Egy olyan alkalmazás esetében, ahol sok adatkezelés, űrlap, jogosultságkezelés és összetett logika van jelen – mint a mezőgazdasági hozamszámító rendszer –, az Angular strukturáltabb megközelítése és TypeScript-alapú működése jelentős előnyt jelenthet.</w:t>
+      </w:r>
+    </w:p>
+    <w:p>
+      <w:pPr>
+        <w:pBdr>
+          <w:top w:val="nil"/>
+          <w:left w:val="nil"/>
+          <w:bottom w:val="nil"/>
+          <w:right w:val="nil"/>
+          <w:between w:val="nil"/>
+        </w:pBdr>
+        <w:spacing w:before="280" w:line="360" w:lineRule="auto"/>
+        <w:rPr>
+          <w:rFonts w:ascii="Times New Roman" w:eastAsia="Times New Roman" w:hAnsi="Times New Roman" w:cs="Times New Roman"/>
+          <w:sz w:val="28"/>
+          <w:szCs w:val="28"/>
+        </w:rPr>
+      </w:pPr>
+      <w:r>
+        <w:rPr>
+          <w:rFonts w:ascii="Times New Roman" w:eastAsia="Times New Roman" w:hAnsi="Times New Roman" w:cs="Times New Roman"/>
+          <w:sz w:val="28"/>
+          <w:szCs w:val="28"/>
+        </w:rPr>
+        <w:t>Az Angular előnyeinek kihasználása a projektben</w:t>
+      </w:r>
+    </w:p>
+    <w:p>
+      <w:pPr>
+        <w:pBdr>
+          <w:top w:val="nil"/>
+          <w:left w:val="nil"/>
+          <w:bottom w:val="nil"/>
+          <w:right w:val="nil"/>
+          <w:between w:val="nil"/>
+        </w:pBdr>
+        <w:spacing w:before="280" w:line="360" w:lineRule="auto"/>
+        <w:rPr>
+          <w:rFonts w:ascii="Times New Roman" w:eastAsia="Times New Roman" w:hAnsi="Times New Roman" w:cs="Times New Roman"/>
+        </w:rPr>
+      </w:pPr>
+      <w:r>
+        <w:rPr>
+          <w:rFonts w:ascii="Times New Roman" w:eastAsia="Times New Roman" w:hAnsi="Times New Roman" w:cs="Times New Roman"/>
+        </w:rPr>
+        <w:t>A projektünk során az Angular keretrendszer nyújtotta lehetőségeket több területen is hatékonyan kihasználtuk. A komponensalapú felépítés lehetővé tette, hogy az alkalmazás egyes funkcionális egységei – például a kezdőoldal, a földek kezelése, a tervek és a kiadások modul – jól elkülönüljenek egymástól. Ez átláthatóbb kódszerkezetet és könnyebb fejlesztést eredményezett.</w:t>
+      </w:r>
+    </w:p>
+    <w:p>
+      <w:pPr>
+        <w:pBdr>
+          <w:top w:val="nil"/>
+          <w:left w:val="nil"/>
+          <w:bottom w:val="nil"/>
+          <w:right w:val="nil"/>
+          <w:between w:val="nil"/>
+        </w:pBdr>
+        <w:spacing w:before="280" w:line="360" w:lineRule="auto"/>
+        <w:rPr>
+          <w:rFonts w:ascii="Times New Roman" w:eastAsia="Times New Roman" w:hAnsi="Times New Roman" w:cs="Times New Roman"/>
+        </w:rPr>
+      </w:pPr>
+      <w:r>
+        <w:rPr>
+          <w:rFonts w:ascii="Times New Roman" w:eastAsia="Times New Roman" w:hAnsi="Times New Roman" w:cs="Times New Roman"/>
+        </w:rPr>
+        <w:t>Az Angular adatbinding mechanizmusát használtuk az űrlapok kezelésénél, így a felhasználók által megadott adatok azonnal feldolgozásra és megjelenítésre kerültek. Ez különösen fontos volt a hozam- és bevételszámítások során, ahol a változó adatok gyors és pontos frissítése elengedhetetlen.</w:t>
+      </w:r>
+    </w:p>
+    <w:p>
+      <w:pPr>
+        <w:pBdr>
+          <w:top w:val="nil"/>
+          <w:left w:val="nil"/>
+          <w:bottom w:val="nil"/>
+          <w:right w:val="nil"/>
+          <w:between w:val="nil"/>
+        </w:pBdr>
+        <w:spacing w:before="280" w:line="360" w:lineRule="auto"/>
+        <w:rPr>
+          <w:rFonts w:ascii="Times New Roman" w:eastAsia="Times New Roman" w:hAnsi="Times New Roman" w:cs="Times New Roman"/>
+        </w:rPr>
+      </w:pPr>
+      <w:r>
+        <w:rPr>
+          <w:rFonts w:ascii="Times New Roman" w:eastAsia="Times New Roman" w:hAnsi="Times New Roman" w:cs="Times New Roman"/>
+        </w:rPr>
+        <w:t>A beépített routing rendszer segítségével valósítottuk meg az alkalmazáson belüli navigációt, amely biztosította, hogy a felhasználók gyorsan és megszakítás nélkül válthassanak a különböző oldalak között. Emellett az Angular HTTP szolgáltatásait használtuk a backenddel való kommunikációhoz, amely lehetővé tette az adatok lekérdezését, rögzítését és módosítását.</w:t>
+      </w:r>
+    </w:p>
+    <w:p>
+      <w:pPr>
+        <w:pBdr>
+          <w:top w:val="nil"/>
+          <w:left w:val="nil"/>
+          <w:bottom w:val="nil"/>
+          <w:right w:val="nil"/>
+          <w:between w:val="nil"/>
+        </w:pBdr>
+        <w:spacing w:before="280" w:line="360" w:lineRule="auto"/>
+        <w:rPr>
+          <w:rFonts w:ascii="Times New Roman" w:eastAsia="Times New Roman" w:hAnsi="Times New Roman" w:cs="Times New Roman"/>
+        </w:rPr>
+      </w:pPr>
+      <w:r>
+        <w:rPr>
+          <w:rFonts w:ascii="Times New Roman" w:eastAsia="Times New Roman" w:hAnsi="Times New Roman" w:cs="Times New Roman"/>
+        </w:rPr>
+        <w:t>Összességében az Angular használata hozzájárult egy stabil, jól strukturált és könnyen bővíthető frontend kialakításához, amely hatékonyan támogatja a mezőgazdasági hozamszámító alkalmazás funkcióit és a felhasználók igényeit.</w:t>
       </w:r>
     </w:p>
     <w:p>
@@ -2933,84 +2201,28 @@
         <w:rPr>
           <w:rFonts w:ascii="Times New Roman" w:eastAsia="Times New Roman" w:hAnsi="Times New Roman" w:cs="Times New Roman"/>
         </w:rPr>
-        <w:t>A frontend fejlesztés során a HTML (</w:t>
-      </w:r>
-      <w:proofErr w:type="spellStart"/>
-      <w:r>
-        <w:rPr>
-          <w:rFonts w:ascii="Times New Roman" w:eastAsia="Times New Roman" w:hAnsi="Times New Roman" w:cs="Times New Roman"/>
-        </w:rPr>
-        <w:t>HyperText</w:t>
-      </w:r>
-      <w:proofErr w:type="spellEnd"/>
-      <w:r>
-        <w:rPr>
-          <w:rFonts w:ascii="Times New Roman" w:eastAsia="Times New Roman" w:hAnsi="Times New Roman" w:cs="Times New Roman"/>
-        </w:rPr>
-        <w:t xml:space="preserve"> </w:t>
-      </w:r>
-      <w:proofErr w:type="spellStart"/>
-      <w:r>
-        <w:rPr>
-          <w:rFonts w:ascii="Times New Roman" w:eastAsia="Times New Roman" w:hAnsi="Times New Roman" w:cs="Times New Roman"/>
-        </w:rPr>
-        <w:t>Markup</w:t>
-      </w:r>
-      <w:proofErr w:type="spellEnd"/>
-      <w:r>
-        <w:rPr>
-          <w:rFonts w:ascii="Times New Roman" w:eastAsia="Times New Roman" w:hAnsi="Times New Roman" w:cs="Times New Roman"/>
-        </w:rPr>
-        <w:t xml:space="preserve"> </w:t>
-      </w:r>
-      <w:proofErr w:type="spellStart"/>
-      <w:r>
-        <w:rPr>
-          <w:rFonts w:ascii="Times New Roman" w:eastAsia="Times New Roman" w:hAnsi="Times New Roman" w:cs="Times New Roman"/>
-        </w:rPr>
-        <w:t>Language</w:t>
-      </w:r>
-      <w:proofErr w:type="spellEnd"/>
-      <w:r>
-        <w:rPr>
-          <w:rFonts w:ascii="Times New Roman" w:eastAsia="Times New Roman" w:hAnsi="Times New Roman" w:cs="Times New Roman"/>
-        </w:rPr>
-        <w:t>) biztosította az alkalmazás felhasználói felületének alapvető szerkezetét. A HTML segítségével határoztuk meg az egyes oldalak és komponensek logikai felépítését, vagyis azt, hogy milyen elemek jelenjenek meg a felhasználó számára és milyen hierarchiában.</w:t>
-      </w:r>
-    </w:p>
-    <w:p>
-      <w:pPr>
-        <w:pBdr>
-          <w:top w:val="nil"/>
-          <w:left w:val="nil"/>
-          <w:bottom w:val="nil"/>
-          <w:right w:val="nil"/>
-          <w:between w:val="nil"/>
-        </w:pBdr>
-        <w:spacing w:before="280" w:line="360" w:lineRule="auto"/>
-        <w:rPr>
-          <w:rFonts w:ascii="Times New Roman" w:eastAsia="Times New Roman" w:hAnsi="Times New Roman" w:cs="Times New Roman"/>
-        </w:rPr>
-      </w:pPr>
-      <w:r>
-        <w:rPr>
-          <w:rFonts w:ascii="Times New Roman" w:eastAsia="Times New Roman" w:hAnsi="Times New Roman" w:cs="Times New Roman"/>
-        </w:rPr>
-        <w:t xml:space="preserve">Az </w:t>
-      </w:r>
-      <w:proofErr w:type="spellStart"/>
-      <w:r>
-        <w:rPr>
-          <w:rFonts w:ascii="Times New Roman" w:eastAsia="Times New Roman" w:hAnsi="Times New Roman" w:cs="Times New Roman"/>
-        </w:rPr>
-        <w:t>Angular</w:t>
-      </w:r>
-      <w:proofErr w:type="spellEnd"/>
-      <w:r>
-        <w:rPr>
-          <w:rFonts w:ascii="Times New Roman" w:eastAsia="Times New Roman" w:hAnsi="Times New Roman" w:cs="Times New Roman"/>
-        </w:rPr>
-        <w:t xml:space="preserve"> komponensalapú működésével összhangban minden funkcionális egység – például a kezdőoldal, a földek kezelése, a tervek és a kiadások modul – saját HTML sablonnal </w:t>
+        <w:t>A frontend fejlesztés során a HTML (HyperText Markup Language) biztosította az alkalmazás felhasználói felületének alapvető szerkezetét. A HTML segítségével határoztuk meg az egyes oldalak és komponensek logikai felépítését, vagyis azt, hogy milyen elemek jelenjenek meg a felhasználó számára és milyen hierarchiában.</w:t>
+      </w:r>
+    </w:p>
+    <w:p>
+      <w:pPr>
+        <w:pBdr>
+          <w:top w:val="nil"/>
+          <w:left w:val="nil"/>
+          <w:bottom w:val="nil"/>
+          <w:right w:val="nil"/>
+          <w:between w:val="nil"/>
+        </w:pBdr>
+        <w:spacing w:before="280" w:line="360" w:lineRule="auto"/>
+        <w:rPr>
+          <w:rFonts w:ascii="Times New Roman" w:eastAsia="Times New Roman" w:hAnsi="Times New Roman" w:cs="Times New Roman"/>
+        </w:rPr>
+      </w:pPr>
+      <w:r>
+        <w:rPr>
+          <w:rFonts w:ascii="Times New Roman" w:eastAsia="Times New Roman" w:hAnsi="Times New Roman" w:cs="Times New Roman"/>
+        </w:rPr>
+        <w:t xml:space="preserve">Az Angular komponensalapú működésével összhangban minden funkcionális egység – például a kezdőoldal, a földek kezelése, a tervek és a kiadások modul – saját HTML sablonnal </w:t>
       </w:r>
       <w:r>
         <w:rPr>
@@ -3059,21 +2271,7 @@
         <w:rPr>
           <w:rFonts w:ascii="Times New Roman" w:eastAsia="Times New Roman" w:hAnsi="Times New Roman" w:cs="Times New Roman"/>
         </w:rPr>
-        <w:t xml:space="preserve">Az </w:t>
-      </w:r>
-      <w:proofErr w:type="spellStart"/>
-      <w:r>
-        <w:rPr>
-          <w:rFonts w:ascii="Times New Roman" w:eastAsia="Times New Roman" w:hAnsi="Times New Roman" w:cs="Times New Roman"/>
-        </w:rPr>
-        <w:t>Angular</w:t>
-      </w:r>
-      <w:proofErr w:type="spellEnd"/>
-      <w:r>
-        <w:rPr>
-          <w:rFonts w:ascii="Times New Roman" w:eastAsia="Times New Roman" w:hAnsi="Times New Roman" w:cs="Times New Roman"/>
-        </w:rPr>
-        <w:t xml:space="preserve"> sablonokban alkalmazott strukturális elemek biztosították, hogy a dinamikusan betöltött adatok logikus, könnyen értelmezhető formában jelenjenek meg, ami elengedhetetlen egy adatközpontú alkalmazás esetében.</w:t>
+        <w:t>Az Angular sablonokban alkalmazott strukturális elemek biztosították, hogy a dinamikusan betöltött adatok logikus, könnyen értelmezhető formában jelenjenek meg, ami elengedhetetlen egy adatközpontú alkalmazás esetében.</w:t>
       </w:r>
     </w:p>
     <w:p>
@@ -3116,7 +2314,7 @@
                     <pic:cNvPicPr preferRelativeResize="0"/>
                   </pic:nvPicPr>
                   <pic:blipFill>
-                    <a:blip r:embed="rId15"/>
+                    <a:blip r:embed="rId16"/>
                     <a:srcRect/>
                     <a:stretch>
                       <a:fillRect/>
@@ -3197,49 +2395,7 @@
         <w:rPr>
           <w:rFonts w:ascii="Times New Roman" w:eastAsia="Times New Roman" w:hAnsi="Times New Roman" w:cs="Times New Roman"/>
         </w:rPr>
-        <w:t>A CSS (</w:t>
-      </w:r>
-      <w:proofErr w:type="spellStart"/>
-      <w:r>
-        <w:rPr>
-          <w:rFonts w:ascii="Times New Roman" w:eastAsia="Times New Roman" w:hAnsi="Times New Roman" w:cs="Times New Roman"/>
-        </w:rPr>
-        <w:t>Cascading</w:t>
-      </w:r>
-      <w:proofErr w:type="spellEnd"/>
-      <w:r>
-        <w:rPr>
-          <w:rFonts w:ascii="Times New Roman" w:eastAsia="Times New Roman" w:hAnsi="Times New Roman" w:cs="Times New Roman"/>
-        </w:rPr>
-        <w:t xml:space="preserve"> </w:t>
-      </w:r>
-      <w:proofErr w:type="spellStart"/>
-      <w:r>
-        <w:rPr>
-          <w:rFonts w:ascii="Times New Roman" w:eastAsia="Times New Roman" w:hAnsi="Times New Roman" w:cs="Times New Roman"/>
-        </w:rPr>
-        <w:t>Style</w:t>
-      </w:r>
-      <w:proofErr w:type="spellEnd"/>
-      <w:r>
-        <w:rPr>
-          <w:rFonts w:ascii="Times New Roman" w:eastAsia="Times New Roman" w:hAnsi="Times New Roman" w:cs="Times New Roman"/>
-        </w:rPr>
-        <w:t xml:space="preserve"> </w:t>
-      </w:r>
-      <w:proofErr w:type="spellStart"/>
-      <w:r>
-        <w:rPr>
-          <w:rFonts w:ascii="Times New Roman" w:eastAsia="Times New Roman" w:hAnsi="Times New Roman" w:cs="Times New Roman"/>
-        </w:rPr>
-        <w:t>Sheets</w:t>
-      </w:r>
-      <w:proofErr w:type="spellEnd"/>
-      <w:r>
-        <w:rPr>
-          <w:rFonts w:ascii="Times New Roman" w:eastAsia="Times New Roman" w:hAnsi="Times New Roman" w:cs="Times New Roman"/>
-        </w:rPr>
-        <w:t>) feladata az alkalmazás vizuális megjelenésének kialakítása és finomhangolása volt. A stílusleírások segítségével határoztuk meg az egyes elemek színvilágát, méreteit, betűtípusait, térközeit és elrendezését.</w:t>
+        <w:t>A CSS (Cascading Style Sheets) feladata az alkalmazás vizuális megjelenésének kialakítása és finomhangolása volt. A stílusleírások segítségével határoztuk meg az egyes elemek színvilágát, méreteit, betűtípusait, térközeit és elrendezését.</w:t>
       </w:r>
     </w:p>
     <w:p>
@@ -3304,7 +2460,7 @@
                     <pic:cNvPicPr preferRelativeResize="0"/>
                   </pic:nvPicPr>
                   <pic:blipFill>
-                    <a:blip r:embed="rId16"/>
+                    <a:blip r:embed="rId17"/>
                     <a:srcRect/>
                     <a:stretch>
                       <a:fillRect/>
@@ -3364,207 +2520,91 @@
           <w:sz w:val="28"/>
           <w:szCs w:val="28"/>
         </w:rPr>
-        <w:t xml:space="preserve">A </w:t>
-      </w:r>
-      <w:proofErr w:type="spellStart"/>
-      <w:r>
-        <w:rPr>
-          <w:rFonts w:ascii="Times New Roman" w:eastAsia="Times New Roman" w:hAnsi="Times New Roman" w:cs="Times New Roman"/>
-          <w:sz w:val="28"/>
-          <w:szCs w:val="28"/>
-        </w:rPr>
-        <w:t>Bootstrap</w:t>
-      </w:r>
-      <w:proofErr w:type="spellEnd"/>
-      <w:r>
-        <w:rPr>
-          <w:rFonts w:ascii="Times New Roman" w:eastAsia="Times New Roman" w:hAnsi="Times New Roman" w:cs="Times New Roman"/>
-          <w:sz w:val="28"/>
-          <w:szCs w:val="28"/>
-        </w:rPr>
-        <w:t xml:space="preserve"> szerepe a reszponzív és egységes felhasználói felület kialakításában</w:t>
-      </w:r>
-    </w:p>
-    <w:p>
-      <w:pPr>
-        <w:pBdr>
-          <w:top w:val="nil"/>
-          <w:left w:val="nil"/>
-          <w:bottom w:val="nil"/>
-          <w:right w:val="nil"/>
-          <w:between w:val="nil"/>
-        </w:pBdr>
-        <w:spacing w:before="280" w:line="360" w:lineRule="auto"/>
-        <w:rPr>
-          <w:rFonts w:ascii="Times New Roman" w:eastAsia="Times New Roman" w:hAnsi="Times New Roman" w:cs="Times New Roman"/>
-        </w:rPr>
-      </w:pPr>
-      <w:r>
-        <w:rPr>
-          <w:rFonts w:ascii="Times New Roman" w:eastAsia="Times New Roman" w:hAnsi="Times New Roman" w:cs="Times New Roman"/>
-        </w:rPr>
-        <w:t xml:space="preserve">A </w:t>
-      </w:r>
-      <w:proofErr w:type="spellStart"/>
-      <w:r>
-        <w:rPr>
-          <w:rFonts w:ascii="Times New Roman" w:eastAsia="Times New Roman" w:hAnsi="Times New Roman" w:cs="Times New Roman"/>
-        </w:rPr>
-        <w:t>Bootstrap</w:t>
-      </w:r>
-      <w:proofErr w:type="spellEnd"/>
-      <w:r>
-        <w:rPr>
-          <w:rFonts w:ascii="Times New Roman" w:eastAsia="Times New Roman" w:hAnsi="Times New Roman" w:cs="Times New Roman"/>
-        </w:rPr>
-        <w:t xml:space="preserve"> egy népszerű frontend keretrendszer, amely előre elkészített stílusosztályokat és komponenseket biztosít. A projekt során a </w:t>
-      </w:r>
-      <w:proofErr w:type="spellStart"/>
-      <w:r>
-        <w:rPr>
-          <w:rFonts w:ascii="Times New Roman" w:eastAsia="Times New Roman" w:hAnsi="Times New Roman" w:cs="Times New Roman"/>
-        </w:rPr>
-        <w:t>Bootstrap</w:t>
-      </w:r>
-      <w:proofErr w:type="spellEnd"/>
-      <w:r>
-        <w:rPr>
-          <w:rFonts w:ascii="Times New Roman" w:eastAsia="Times New Roman" w:hAnsi="Times New Roman" w:cs="Times New Roman"/>
-        </w:rPr>
-        <w:t xml:space="preserve"> használata jelentősen megkönnyítette és felgyorsította a felhasználói felület fejlesztését.</w:t>
-      </w:r>
-    </w:p>
-    <w:p>
-      <w:pPr>
-        <w:pBdr>
-          <w:top w:val="nil"/>
-          <w:left w:val="nil"/>
-          <w:bottom w:val="nil"/>
-          <w:right w:val="nil"/>
-          <w:between w:val="nil"/>
-        </w:pBdr>
-        <w:spacing w:before="280" w:line="360" w:lineRule="auto"/>
-        <w:rPr>
-          <w:rFonts w:ascii="Times New Roman" w:eastAsia="Times New Roman" w:hAnsi="Times New Roman" w:cs="Times New Roman"/>
-        </w:rPr>
-      </w:pPr>
-      <w:r>
-        <w:rPr>
-          <w:rFonts w:ascii="Times New Roman" w:eastAsia="Times New Roman" w:hAnsi="Times New Roman" w:cs="Times New Roman"/>
-        </w:rPr>
-        <w:t xml:space="preserve">A </w:t>
-      </w:r>
-      <w:proofErr w:type="spellStart"/>
-      <w:r>
-        <w:rPr>
-          <w:rFonts w:ascii="Times New Roman" w:eastAsia="Times New Roman" w:hAnsi="Times New Roman" w:cs="Times New Roman"/>
-        </w:rPr>
-        <w:t>Bootstrap</w:t>
-      </w:r>
-      <w:proofErr w:type="spellEnd"/>
-      <w:r>
-        <w:rPr>
-          <w:rFonts w:ascii="Times New Roman" w:eastAsia="Times New Roman" w:hAnsi="Times New Roman" w:cs="Times New Roman"/>
-        </w:rPr>
-        <w:t xml:space="preserve"> rácsrendszere lehetővé tette az oldalak rugalmas elrendezését, amely automatikusan alkalmazkodik a különböző </w:t>
-      </w:r>
-      <w:proofErr w:type="spellStart"/>
-      <w:r>
-        <w:rPr>
-          <w:rFonts w:ascii="Times New Roman" w:eastAsia="Times New Roman" w:hAnsi="Times New Roman" w:cs="Times New Roman"/>
-        </w:rPr>
-        <w:t>kijelzőméretekhez</w:t>
-      </w:r>
-      <w:proofErr w:type="spellEnd"/>
-      <w:r>
-        <w:rPr>
-          <w:rFonts w:ascii="Times New Roman" w:eastAsia="Times New Roman" w:hAnsi="Times New Roman" w:cs="Times New Roman"/>
-        </w:rPr>
-        <w:t>. Ennek köszönhetően az alkalmazás webes felülete reszponzívan működik, vagyis jól használható asztali számítógépen, táblagépen és mobil eszközökön egyaránt.</w:t>
-      </w:r>
-    </w:p>
-    <w:p>
-      <w:pPr>
-        <w:pBdr>
-          <w:top w:val="nil"/>
-          <w:left w:val="nil"/>
-          <w:bottom w:val="nil"/>
-          <w:right w:val="nil"/>
-          <w:between w:val="nil"/>
-        </w:pBdr>
-        <w:spacing w:before="280" w:line="360" w:lineRule="auto"/>
-        <w:rPr>
-          <w:rFonts w:ascii="Times New Roman" w:eastAsia="Times New Roman" w:hAnsi="Times New Roman" w:cs="Times New Roman"/>
-        </w:rPr>
-      </w:pPr>
-      <w:r>
-        <w:rPr>
-          <w:rFonts w:ascii="Times New Roman" w:eastAsia="Times New Roman" w:hAnsi="Times New Roman" w:cs="Times New Roman"/>
-        </w:rPr>
-        <w:t xml:space="preserve">A </w:t>
-      </w:r>
-      <w:proofErr w:type="spellStart"/>
-      <w:r>
-        <w:rPr>
-          <w:rFonts w:ascii="Times New Roman" w:eastAsia="Times New Roman" w:hAnsi="Times New Roman" w:cs="Times New Roman"/>
-        </w:rPr>
-        <w:t>Bootstrap</w:t>
-      </w:r>
-      <w:proofErr w:type="spellEnd"/>
-      <w:r>
-        <w:rPr>
-          <w:rFonts w:ascii="Times New Roman" w:eastAsia="Times New Roman" w:hAnsi="Times New Roman" w:cs="Times New Roman"/>
-        </w:rPr>
-        <w:t xml:space="preserve"> előre definiált komponenseit – például gombokat, navigációs sávokat, kártyákat és űrlapelemeket – az </w:t>
-      </w:r>
-      <w:proofErr w:type="spellStart"/>
-      <w:r>
-        <w:rPr>
-          <w:rFonts w:ascii="Times New Roman" w:eastAsia="Times New Roman" w:hAnsi="Times New Roman" w:cs="Times New Roman"/>
-        </w:rPr>
-        <w:t>Angular</w:t>
-      </w:r>
-      <w:proofErr w:type="spellEnd"/>
-      <w:r>
-        <w:rPr>
-          <w:rFonts w:ascii="Times New Roman" w:eastAsia="Times New Roman" w:hAnsi="Times New Roman" w:cs="Times New Roman"/>
-        </w:rPr>
-        <w:t xml:space="preserve"> komponensekkel kombinálva használtuk. Ez egységes megjelenést biztosított az alkalmazás teljes felületén, miközben csökkentette az egyedi CSS kód mennyiségét.</w:t>
-      </w:r>
-    </w:p>
-    <w:p>
-      <w:pPr>
-        <w:pBdr>
-          <w:top w:val="nil"/>
-          <w:left w:val="nil"/>
-          <w:bottom w:val="nil"/>
-          <w:right w:val="nil"/>
-          <w:between w:val="nil"/>
-        </w:pBdr>
-        <w:spacing w:before="280" w:line="360" w:lineRule="auto"/>
-        <w:rPr>
-          <w:rFonts w:ascii="Times New Roman" w:eastAsia="Times New Roman" w:hAnsi="Times New Roman" w:cs="Times New Roman"/>
-        </w:rPr>
-      </w:pPr>
-      <w:r>
-        <w:rPr>
-          <w:rFonts w:ascii="Times New Roman" w:eastAsia="Times New Roman" w:hAnsi="Times New Roman" w:cs="Times New Roman"/>
-        </w:rPr>
-        <w:t xml:space="preserve">A kártyás elrendezések, amelyek a földterületek, tervek és kiadások megjelenítésére szolgálnak, szintén a </w:t>
-      </w:r>
-      <w:proofErr w:type="spellStart"/>
-      <w:r>
-        <w:rPr>
-          <w:rFonts w:ascii="Times New Roman" w:eastAsia="Times New Roman" w:hAnsi="Times New Roman" w:cs="Times New Roman"/>
-        </w:rPr>
-        <w:t>Bootstrap</w:t>
-      </w:r>
-      <w:proofErr w:type="spellEnd"/>
-      <w:r>
-        <w:rPr>
-          <w:rFonts w:ascii="Times New Roman" w:eastAsia="Times New Roman" w:hAnsi="Times New Roman" w:cs="Times New Roman"/>
-        </w:rPr>
-        <w:t xml:space="preserve"> komponenseire épülnek. Ez a megoldás nemcsak esztétikus, hanem funkcionális is, mivel egyszerűvé teszi az adatok áttekintését és összehasonlítását.</w:t>
+        <w:t>A Bootstrap szerepe a reszponzív és egységes felhasználói felület kialakításában</w:t>
+      </w:r>
+    </w:p>
+    <w:p>
+      <w:pPr>
+        <w:pBdr>
+          <w:top w:val="nil"/>
+          <w:left w:val="nil"/>
+          <w:bottom w:val="nil"/>
+          <w:right w:val="nil"/>
+          <w:between w:val="nil"/>
+        </w:pBdr>
+        <w:spacing w:before="280" w:line="360" w:lineRule="auto"/>
+        <w:rPr>
+          <w:rFonts w:ascii="Times New Roman" w:eastAsia="Times New Roman" w:hAnsi="Times New Roman" w:cs="Times New Roman"/>
+        </w:rPr>
+      </w:pPr>
+      <w:r>
+        <w:rPr>
+          <w:rFonts w:ascii="Times New Roman" w:eastAsia="Times New Roman" w:hAnsi="Times New Roman" w:cs="Times New Roman"/>
+        </w:rPr>
+        <w:t>A Bootstrap egy népszerű frontend keretrendszer, amely előre elkészített stílusosztályokat és komponenseket biztosít. A projekt során a Bootstrap használata jelentősen megkönnyítette és felgyorsította a felhasználói felület fejlesztését.</w:t>
+      </w:r>
+    </w:p>
+    <w:p>
+      <w:pPr>
+        <w:pBdr>
+          <w:top w:val="nil"/>
+          <w:left w:val="nil"/>
+          <w:bottom w:val="nil"/>
+          <w:right w:val="nil"/>
+          <w:between w:val="nil"/>
+        </w:pBdr>
+        <w:spacing w:before="280" w:line="360" w:lineRule="auto"/>
+        <w:rPr>
+          <w:rFonts w:ascii="Times New Roman" w:eastAsia="Times New Roman" w:hAnsi="Times New Roman" w:cs="Times New Roman"/>
+        </w:rPr>
+      </w:pPr>
+      <w:r>
+        <w:rPr>
+          <w:rFonts w:ascii="Times New Roman" w:eastAsia="Times New Roman" w:hAnsi="Times New Roman" w:cs="Times New Roman"/>
+        </w:rPr>
+        <w:t>A Bootstrap rácsrendszere lehetővé tette az oldalak rugalmas elrendezését, amely automatikusan alkalmazkodik a különböző kijelzőméretekhez. Ennek köszönhetően az alkalmazás webes felülete reszponzívan működik, vagyis jól használható asztali számítógépen, táblagépen és mobil eszközökön egyaránt.</w:t>
+      </w:r>
+    </w:p>
+    <w:p>
+      <w:pPr>
+        <w:pBdr>
+          <w:top w:val="nil"/>
+          <w:left w:val="nil"/>
+          <w:bottom w:val="nil"/>
+          <w:right w:val="nil"/>
+          <w:between w:val="nil"/>
+        </w:pBdr>
+        <w:spacing w:before="280" w:line="360" w:lineRule="auto"/>
+        <w:rPr>
+          <w:rFonts w:ascii="Times New Roman" w:eastAsia="Times New Roman" w:hAnsi="Times New Roman" w:cs="Times New Roman"/>
+        </w:rPr>
+      </w:pPr>
+      <w:r>
+        <w:rPr>
+          <w:rFonts w:ascii="Times New Roman" w:eastAsia="Times New Roman" w:hAnsi="Times New Roman" w:cs="Times New Roman"/>
+        </w:rPr>
+        <w:t>A Bootstrap előre definiált komponenseit – például gombokat, navigációs sávokat, kártyákat és űrlapelemeket – az Angular komponensekkel kombinálva használtuk. Ez egységes megjelenést biztosított az alkalmazás teljes felületén, miközben csökkentette az egyedi CSS kód mennyiségét.</w:t>
+      </w:r>
+    </w:p>
+    <w:p>
+      <w:pPr>
+        <w:pBdr>
+          <w:top w:val="nil"/>
+          <w:left w:val="nil"/>
+          <w:bottom w:val="nil"/>
+          <w:right w:val="nil"/>
+          <w:between w:val="nil"/>
+        </w:pBdr>
+        <w:spacing w:before="280" w:line="360" w:lineRule="auto"/>
+        <w:rPr>
+          <w:rFonts w:ascii="Times New Roman" w:eastAsia="Times New Roman" w:hAnsi="Times New Roman" w:cs="Times New Roman"/>
+        </w:rPr>
+      </w:pPr>
+      <w:r>
+        <w:rPr>
+          <w:rFonts w:ascii="Times New Roman" w:eastAsia="Times New Roman" w:hAnsi="Times New Roman" w:cs="Times New Roman"/>
+        </w:rPr>
+        <w:t>A kártyás elrendezések, amelyek a földterületek, tervek és kiadások megjelenítésére szolgálnak, szintén a Bootstrap komponenseire épülnek. Ez a megoldás nemcsak esztétikus, hanem funkcionális is, mivel egyszerűvé teszi az adatok áttekintését és összehasonlítását.</w:t>
       </w:r>
     </w:p>
     <w:p>
@@ -3625,49 +2665,7 @@
         <w:rPr>
           <w:rFonts w:ascii="Times New Roman" w:eastAsia="Times New Roman" w:hAnsi="Times New Roman" w:cs="Times New Roman"/>
         </w:rPr>
-        <w:t xml:space="preserve">A HTML, CSS és </w:t>
-      </w:r>
-      <w:proofErr w:type="spellStart"/>
-      <w:r>
-        <w:rPr>
-          <w:rFonts w:ascii="Times New Roman" w:eastAsia="Times New Roman" w:hAnsi="Times New Roman" w:cs="Times New Roman"/>
-        </w:rPr>
-        <w:t>Bootstrap</w:t>
-      </w:r>
-      <w:proofErr w:type="spellEnd"/>
-      <w:r>
-        <w:rPr>
-          <w:rFonts w:ascii="Times New Roman" w:eastAsia="Times New Roman" w:hAnsi="Times New Roman" w:cs="Times New Roman"/>
-        </w:rPr>
-        <w:t xml:space="preserve"> együttes használata szorosan illeszkedett az </w:t>
-      </w:r>
-      <w:proofErr w:type="spellStart"/>
-      <w:r>
-        <w:rPr>
-          <w:rFonts w:ascii="Times New Roman" w:eastAsia="Times New Roman" w:hAnsi="Times New Roman" w:cs="Times New Roman"/>
-        </w:rPr>
-        <w:t>Angular</w:t>
-      </w:r>
-      <w:proofErr w:type="spellEnd"/>
-      <w:r>
-        <w:rPr>
-          <w:rFonts w:ascii="Times New Roman" w:eastAsia="Times New Roman" w:hAnsi="Times New Roman" w:cs="Times New Roman"/>
-        </w:rPr>
-        <w:t xml:space="preserve"> által biztosított komponensalapú architektúrához. A HTML felelt az alkalmazás szerkezetéért, a CSS a vizuális megjelenés finomhangolásáért, míg a </w:t>
-      </w:r>
-      <w:proofErr w:type="spellStart"/>
-      <w:r>
-        <w:rPr>
-          <w:rFonts w:ascii="Times New Roman" w:eastAsia="Times New Roman" w:hAnsi="Times New Roman" w:cs="Times New Roman"/>
-        </w:rPr>
-        <w:t>Bootstrap</w:t>
-      </w:r>
-      <w:proofErr w:type="spellEnd"/>
-      <w:r>
-        <w:rPr>
-          <w:rFonts w:ascii="Times New Roman" w:eastAsia="Times New Roman" w:hAnsi="Times New Roman" w:cs="Times New Roman"/>
-        </w:rPr>
-        <w:t xml:space="preserve"> az egységes dizájnért és a reszponzív működésért.</w:t>
+        <w:t>A HTML, CSS és Bootstrap együttes használata szorosan illeszkedett az Angular által biztosított komponensalapú architektúrához. A HTML felelt az alkalmazás szerkezetéért, a CSS a vizuális megjelenés finomhangolásáért, míg a Bootstrap az egységes dizájnért és a reszponzív működésért.</w:t>
       </w:r>
     </w:p>
     <w:p>
@@ -3755,21 +2753,7 @@
         <w:rPr>
           <w:rFonts w:ascii="Times New Roman" w:eastAsia="Times New Roman" w:hAnsi="Times New Roman" w:cs="Times New Roman"/>
         </w:rPr>
-        <w:t xml:space="preserve">A projektünk során a backend megvalósításához a Node.js futtatókörnyezetet alkalmaztuk, amely lehetővé teszi JavaScript alapú szerveroldali alkalmazások fejlesztését. A Node.js </w:t>
-      </w:r>
-      <w:proofErr w:type="spellStart"/>
-      <w:r>
-        <w:rPr>
-          <w:rFonts w:ascii="Times New Roman" w:eastAsia="Times New Roman" w:hAnsi="Times New Roman" w:cs="Times New Roman"/>
-        </w:rPr>
-        <w:t>eseményvezérelt</w:t>
-      </w:r>
-      <w:proofErr w:type="spellEnd"/>
-      <w:r>
-        <w:rPr>
-          <w:rFonts w:ascii="Times New Roman" w:eastAsia="Times New Roman" w:hAnsi="Times New Roman" w:cs="Times New Roman"/>
-        </w:rPr>
-        <w:t xml:space="preserve"> és aszinkron működésének köszönhetően hatékonyan képes kezelni több egyidejű kérést, ami különösen előnyös webalkalmazások esetében.</w:t>
+        <w:t>A projektünk során a backend megvalósításához a Node.js futtatókörnyezetet alkalmaztuk, amely lehetővé teszi JavaScript alapú szerveroldali alkalmazások fejlesztését. A Node.js eseményvezérelt és aszinkron működésének köszönhetően hatékonyan képes kezelni több egyidejű kérést, ami különösen előnyös webalkalmazások esetében.</w:t>
       </w:r>
     </w:p>
     <w:p>
@@ -3813,7 +2797,7 @@
                     <pic:cNvPicPr preferRelativeResize="0"/>
                   </pic:nvPicPr>
                   <pic:blipFill>
-                    <a:blip r:embed="rId17"/>
+                    <a:blip r:embed="rId18"/>
                     <a:srcRect/>
                     <a:stretch>
                       <a:fillRect/>
@@ -3915,56 +2899,28 @@
         <w:rPr>
           <w:rFonts w:ascii="Times New Roman" w:eastAsia="Times New Roman" w:hAnsi="Times New Roman" w:cs="Times New Roman"/>
         </w:rPr>
-        <w:t xml:space="preserve">A Node.js egyik legfontosabb jellemzője az aszinkron, nem blokkoló működés, amelynek köszönhetően a szerver egyszerre több kliens kéréseit is hatékonyan képes kezelni. Ez a megközelítés különösen jól illeszkedik egy olyan rendszerhez, ahol gyakoriak az </w:t>
-      </w:r>
-      <w:proofErr w:type="spellStart"/>
-      <w:r>
-        <w:rPr>
-          <w:rFonts w:ascii="Times New Roman" w:eastAsia="Times New Roman" w:hAnsi="Times New Roman" w:cs="Times New Roman"/>
-        </w:rPr>
-        <w:t>adatlekérdezések</w:t>
-      </w:r>
-      <w:proofErr w:type="spellEnd"/>
-      <w:r>
-        <w:rPr>
-          <w:rFonts w:ascii="Times New Roman" w:eastAsia="Times New Roman" w:hAnsi="Times New Roman" w:cs="Times New Roman"/>
-        </w:rPr>
-        <w:t>, például a földterületek, tervek és kiadások kezelése során.</w:t>
-      </w:r>
-    </w:p>
-    <w:p>
-      <w:pPr>
-        <w:pBdr>
-          <w:top w:val="nil"/>
-          <w:left w:val="nil"/>
-          <w:bottom w:val="nil"/>
-          <w:right w:val="nil"/>
-          <w:between w:val="nil"/>
-        </w:pBdr>
-        <w:spacing w:before="280" w:line="360" w:lineRule="auto"/>
-        <w:rPr>
-          <w:rFonts w:ascii="Times New Roman" w:eastAsia="Times New Roman" w:hAnsi="Times New Roman" w:cs="Times New Roman"/>
-        </w:rPr>
-      </w:pPr>
-      <w:r>
-        <w:rPr>
-          <w:rFonts w:ascii="Times New Roman" w:eastAsia="Times New Roman" w:hAnsi="Times New Roman" w:cs="Times New Roman"/>
-        </w:rPr>
-        <w:t xml:space="preserve">A backend logika megvalósítása során a Node.js lehetőséget biztosított REST alapú API végpontok kialakítására, amelyek segítségével a frontend </w:t>
-      </w:r>
-      <w:proofErr w:type="spellStart"/>
-      <w:r>
-        <w:rPr>
-          <w:rFonts w:ascii="Times New Roman" w:eastAsia="Times New Roman" w:hAnsi="Times New Roman" w:cs="Times New Roman"/>
-        </w:rPr>
-        <w:t>Angular</w:t>
-      </w:r>
-      <w:proofErr w:type="spellEnd"/>
-      <w:r>
-        <w:rPr>
-          <w:rFonts w:ascii="Times New Roman" w:eastAsia="Times New Roman" w:hAnsi="Times New Roman" w:cs="Times New Roman"/>
-        </w:rPr>
-        <w:t xml:space="preserve"> alkalmazás kommunikálhatott a háttérrendszerrel. Ezek az API-k felelősek az adatok létrehozásáért, lekérdezéséért, módosításáért és törléséért.</w:t>
+        <w:t>A Node.js egyik legfontosabb jellemzője az aszinkron, nem blokkoló működés, amelynek köszönhetően a szerver egyszerre több kliens kéréseit is hatékonyan képes kezelni. Ez a megközelítés különösen jól illeszkedik egy olyan rendszerhez, ahol gyakoriak az adatlekérdezések, például a földterületek, tervek és kiadások kezelése során.</w:t>
+      </w:r>
+    </w:p>
+    <w:p>
+      <w:pPr>
+        <w:pBdr>
+          <w:top w:val="nil"/>
+          <w:left w:val="nil"/>
+          <w:bottom w:val="nil"/>
+          <w:right w:val="nil"/>
+          <w:between w:val="nil"/>
+        </w:pBdr>
+        <w:spacing w:before="280" w:line="360" w:lineRule="auto"/>
+        <w:rPr>
+          <w:rFonts w:ascii="Times New Roman" w:eastAsia="Times New Roman" w:hAnsi="Times New Roman" w:cs="Times New Roman"/>
+        </w:rPr>
+      </w:pPr>
+      <w:r>
+        <w:rPr>
+          <w:rFonts w:ascii="Times New Roman" w:eastAsia="Times New Roman" w:hAnsi="Times New Roman" w:cs="Times New Roman"/>
+        </w:rPr>
+        <w:t>A backend logika megvalósítása során a Node.js lehetőséget biztosított REST alapú API végpontok kialakítására, amelyek segítségével a frontend Angular alkalmazás kommunikálhatott a háttérrendszerrel. Ezek az API-k felelősek az adatok létrehozásáért, lekérdezéséért, módosításáért és törléséért.</w:t>
       </w:r>
     </w:p>
     <w:p>
@@ -4031,56 +2987,28 @@
           <w:rFonts w:ascii="Times New Roman" w:eastAsia="Times New Roman" w:hAnsi="Times New Roman" w:cs="Times New Roman"/>
         </w:rPr>
         <w:lastRenderedPageBreak/>
-        <w:t xml:space="preserve">lelassulna vagy instabillá válna. Ennélfogva, ha egyre több felhasználó használja az alkalmazást, vagy egyre több adatot kell feldolgozni, a rendszer képes ehhez alkalmazkodni. Az </w:t>
-      </w:r>
-      <w:proofErr w:type="spellStart"/>
-      <w:r>
-        <w:rPr>
-          <w:rFonts w:ascii="Times New Roman" w:eastAsia="Times New Roman" w:hAnsi="Times New Roman" w:cs="Times New Roman"/>
-        </w:rPr>
-        <w:t>eseményvezérelt</w:t>
-      </w:r>
-      <w:proofErr w:type="spellEnd"/>
-      <w:r>
-        <w:rPr>
-          <w:rFonts w:ascii="Times New Roman" w:eastAsia="Times New Roman" w:hAnsi="Times New Roman" w:cs="Times New Roman"/>
-        </w:rPr>
-        <w:t xml:space="preserve"> architektúra lehetővé teszi a gyors válaszidőt még nagyobb terhelés esetén is. Emellett a JavaScript használata mindkét oldalon csökkenti a technológiai váltásból adódó komplexitást.</w:t>
-      </w:r>
-    </w:p>
-    <w:p>
-      <w:pPr>
-        <w:pBdr>
-          <w:top w:val="nil"/>
-          <w:left w:val="nil"/>
-          <w:bottom w:val="nil"/>
-          <w:right w:val="nil"/>
-          <w:between w:val="nil"/>
-        </w:pBdr>
-        <w:spacing w:before="280" w:line="360" w:lineRule="auto"/>
-        <w:rPr>
-          <w:rFonts w:ascii="Times New Roman" w:eastAsia="Times New Roman" w:hAnsi="Times New Roman" w:cs="Times New Roman"/>
-        </w:rPr>
-      </w:pPr>
-      <w:r>
-        <w:rPr>
-          <w:rFonts w:ascii="Times New Roman" w:eastAsia="Times New Roman" w:hAnsi="Times New Roman" w:cs="Times New Roman"/>
-        </w:rPr>
-        <w:t xml:space="preserve">További előny, hogy a Node.js köré épülő ökoszisztéma – különösen az </w:t>
-      </w:r>
-      <w:proofErr w:type="spellStart"/>
-      <w:r>
-        <w:rPr>
-          <w:rFonts w:ascii="Times New Roman" w:eastAsia="Times New Roman" w:hAnsi="Times New Roman" w:cs="Times New Roman"/>
-        </w:rPr>
-        <w:t>npm</w:t>
-      </w:r>
-      <w:proofErr w:type="spellEnd"/>
-      <w:r>
-        <w:rPr>
-          <w:rFonts w:ascii="Times New Roman" w:eastAsia="Times New Roman" w:hAnsi="Times New Roman" w:cs="Times New Roman"/>
-        </w:rPr>
-        <w:t xml:space="preserve"> csomagkezelő – rendkívül gazdag. Ez lehetővé tette, hogy a projekt során különböző, jól bevált külső csomagokat használjunk például hitelesítéshez, adatkezeléshez vagy hibakezeléshez.</w:t>
+        <w:t>lelassulna vagy instabillá válna. Ennélfogva, ha egyre több felhasználó használja az alkalmazást, vagy egyre több adatot kell feldolgozni, a rendszer képes ehhez alkalmazkodni. Az eseményvezérelt architektúra lehetővé teszi a gyors válaszidőt még nagyobb terhelés esetén is. Emellett a JavaScript használata mindkét oldalon csökkenti a technológiai váltásból adódó komplexitást.</w:t>
+      </w:r>
+    </w:p>
+    <w:p>
+      <w:pPr>
+        <w:pBdr>
+          <w:top w:val="nil"/>
+          <w:left w:val="nil"/>
+          <w:bottom w:val="nil"/>
+          <w:right w:val="nil"/>
+          <w:between w:val="nil"/>
+        </w:pBdr>
+        <w:spacing w:before="280" w:line="360" w:lineRule="auto"/>
+        <w:rPr>
+          <w:rFonts w:ascii="Times New Roman" w:eastAsia="Times New Roman" w:hAnsi="Times New Roman" w:cs="Times New Roman"/>
+        </w:rPr>
+      </w:pPr>
+      <w:r>
+        <w:rPr>
+          <w:rFonts w:ascii="Times New Roman" w:eastAsia="Times New Roman" w:hAnsi="Times New Roman" w:cs="Times New Roman"/>
+        </w:rPr>
+        <w:t>További előny, hogy a Node.js köré épülő ökoszisztéma – különösen az npm csomagkezelő – rendkívül gazdag. Ez lehetővé tette, hogy a projekt során különböző, jól bevált külső csomagokat használjunk például hitelesítéshez, adatkezeléshez vagy hibakezeléshez.</w:t>
       </w:r>
     </w:p>
     <w:p>
@@ -4126,221 +3054,91 @@
           <w:sz w:val="28"/>
           <w:szCs w:val="28"/>
         </w:rPr>
-        <w:t xml:space="preserve">Node.js összehasonlítása a </w:t>
-      </w:r>
-      <w:proofErr w:type="spellStart"/>
-      <w:r>
-        <w:rPr>
-          <w:rFonts w:ascii="Times New Roman" w:eastAsia="Times New Roman" w:hAnsi="Times New Roman" w:cs="Times New Roman"/>
-          <w:sz w:val="28"/>
-          <w:szCs w:val="28"/>
-        </w:rPr>
-        <w:t>Laravel</w:t>
-      </w:r>
-      <w:proofErr w:type="spellEnd"/>
-      <w:r>
-        <w:rPr>
-          <w:rFonts w:ascii="Times New Roman" w:eastAsia="Times New Roman" w:hAnsi="Times New Roman" w:cs="Times New Roman"/>
-          <w:sz w:val="28"/>
-          <w:szCs w:val="28"/>
-        </w:rPr>
-        <w:t xml:space="preserve"> keretrendszerrel</w:t>
-      </w:r>
-    </w:p>
-    <w:p>
-      <w:pPr>
-        <w:pBdr>
-          <w:top w:val="nil"/>
-          <w:left w:val="nil"/>
-          <w:bottom w:val="nil"/>
-          <w:right w:val="nil"/>
-          <w:between w:val="nil"/>
-        </w:pBdr>
-        <w:spacing w:before="280" w:line="360" w:lineRule="auto"/>
-        <w:rPr>
-          <w:rFonts w:ascii="Times New Roman" w:eastAsia="Times New Roman" w:hAnsi="Times New Roman" w:cs="Times New Roman"/>
-        </w:rPr>
-      </w:pPr>
-      <w:r>
-        <w:rPr>
-          <w:rFonts w:ascii="Times New Roman" w:eastAsia="Times New Roman" w:hAnsi="Times New Roman" w:cs="Times New Roman"/>
-        </w:rPr>
-        <w:t xml:space="preserve">A backend fejlesztés egyik elterjedt alternatívája a Node.js mellett a </w:t>
-      </w:r>
-      <w:proofErr w:type="spellStart"/>
-      <w:r>
-        <w:rPr>
-          <w:rFonts w:ascii="Times New Roman" w:eastAsia="Times New Roman" w:hAnsi="Times New Roman" w:cs="Times New Roman"/>
-        </w:rPr>
-        <w:t>Laravel</w:t>
-      </w:r>
-      <w:proofErr w:type="spellEnd"/>
-      <w:r>
-        <w:rPr>
-          <w:rFonts w:ascii="Times New Roman" w:eastAsia="Times New Roman" w:hAnsi="Times New Roman" w:cs="Times New Roman"/>
-        </w:rPr>
-        <w:t xml:space="preserve">, amely egy PHP alapú webes keretrendszer. A </w:t>
-      </w:r>
-      <w:proofErr w:type="spellStart"/>
-      <w:r>
-        <w:rPr>
-          <w:rFonts w:ascii="Times New Roman" w:eastAsia="Times New Roman" w:hAnsi="Times New Roman" w:cs="Times New Roman"/>
-        </w:rPr>
-        <w:t>Laravel</w:t>
-      </w:r>
-      <w:proofErr w:type="spellEnd"/>
-      <w:r>
-        <w:rPr>
-          <w:rFonts w:ascii="Times New Roman" w:eastAsia="Times New Roman" w:hAnsi="Times New Roman" w:cs="Times New Roman"/>
-        </w:rPr>
-        <w:t xml:space="preserve"> széles körben alkalmazott megoldás adatbázis-orientált webalkalmazások fejlesztésére, és számos beépített funkciót biztosít a fejlesztők számára.</w:t>
-      </w:r>
-    </w:p>
-    <w:p>
-      <w:pPr>
-        <w:pBdr>
-          <w:top w:val="nil"/>
-          <w:left w:val="nil"/>
-          <w:bottom w:val="nil"/>
-          <w:right w:val="nil"/>
-          <w:between w:val="nil"/>
-        </w:pBdr>
-        <w:spacing w:before="280" w:line="360" w:lineRule="auto"/>
-        <w:rPr>
-          <w:rFonts w:ascii="Times New Roman" w:eastAsia="Times New Roman" w:hAnsi="Times New Roman" w:cs="Times New Roman"/>
-        </w:rPr>
-      </w:pPr>
-      <w:r>
-        <w:rPr>
-          <w:rFonts w:ascii="Times New Roman" w:eastAsia="Times New Roman" w:hAnsi="Times New Roman" w:cs="Times New Roman"/>
-        </w:rPr>
-        <w:t xml:space="preserve">A </w:t>
-      </w:r>
-      <w:proofErr w:type="spellStart"/>
-      <w:r>
-        <w:rPr>
-          <w:rFonts w:ascii="Times New Roman" w:eastAsia="Times New Roman" w:hAnsi="Times New Roman" w:cs="Times New Roman"/>
-        </w:rPr>
-        <w:t>Laravel</w:t>
-      </w:r>
-      <w:proofErr w:type="spellEnd"/>
-      <w:r>
-        <w:rPr>
-          <w:rFonts w:ascii="Times New Roman" w:eastAsia="Times New Roman" w:hAnsi="Times New Roman" w:cs="Times New Roman"/>
-        </w:rPr>
-        <w:t xml:space="preserve"> egyik legnagyobb előnye a jól strukturált, „dobozból kivéve” használható megoldás, amely tartalmazza többek között az </w:t>
-      </w:r>
-      <w:proofErr w:type="spellStart"/>
-      <w:r>
-        <w:rPr>
-          <w:rFonts w:ascii="Times New Roman" w:eastAsia="Times New Roman" w:hAnsi="Times New Roman" w:cs="Times New Roman"/>
-        </w:rPr>
-        <w:t>autentikációt</w:t>
-      </w:r>
-      <w:proofErr w:type="spellEnd"/>
-      <w:r>
-        <w:rPr>
-          <w:rFonts w:ascii="Times New Roman" w:eastAsia="Times New Roman" w:hAnsi="Times New Roman" w:cs="Times New Roman"/>
-        </w:rPr>
-        <w:t xml:space="preserve">, az adatbázis-kezelést és a jogosultságkezelést. Ez megkönnyíti a gyors alkalmazásfejlesztést, különösen hagyományos, szerveroldali </w:t>
-      </w:r>
-      <w:proofErr w:type="spellStart"/>
-      <w:r>
-        <w:rPr>
-          <w:rFonts w:ascii="Times New Roman" w:eastAsia="Times New Roman" w:hAnsi="Times New Roman" w:cs="Times New Roman"/>
-        </w:rPr>
-        <w:t>renderelésű</w:t>
-      </w:r>
-      <w:proofErr w:type="spellEnd"/>
-      <w:r>
-        <w:rPr>
-          <w:rFonts w:ascii="Times New Roman" w:eastAsia="Times New Roman" w:hAnsi="Times New Roman" w:cs="Times New Roman"/>
-        </w:rPr>
-        <w:t xml:space="preserve"> rendszerek esetében.</w:t>
-      </w:r>
-    </w:p>
-    <w:p>
-      <w:pPr>
-        <w:pBdr>
-          <w:top w:val="nil"/>
-          <w:left w:val="nil"/>
-          <w:bottom w:val="nil"/>
-          <w:right w:val="nil"/>
-          <w:between w:val="nil"/>
-        </w:pBdr>
-        <w:spacing w:before="280" w:line="360" w:lineRule="auto"/>
-        <w:rPr>
-          <w:rFonts w:ascii="Times New Roman" w:eastAsia="Times New Roman" w:hAnsi="Times New Roman" w:cs="Times New Roman"/>
-        </w:rPr>
-      </w:pPr>
-      <w:r>
-        <w:rPr>
-          <w:rFonts w:ascii="Times New Roman" w:eastAsia="Times New Roman" w:hAnsi="Times New Roman" w:cs="Times New Roman"/>
-        </w:rPr>
-        <w:t xml:space="preserve">A Node.js ezzel szemben nagyobb rugalmasságot kínál, és kifejezetten jól illeszkedik modern, kliensoldali keretrendszerekkel – például </w:t>
-      </w:r>
-      <w:proofErr w:type="spellStart"/>
-      <w:r>
-        <w:rPr>
-          <w:rFonts w:ascii="Times New Roman" w:eastAsia="Times New Roman" w:hAnsi="Times New Roman" w:cs="Times New Roman"/>
-        </w:rPr>
-        <w:t>Angularral</w:t>
-      </w:r>
-      <w:proofErr w:type="spellEnd"/>
-      <w:r>
-        <w:rPr>
-          <w:rFonts w:ascii="Times New Roman" w:eastAsia="Times New Roman" w:hAnsi="Times New Roman" w:cs="Times New Roman"/>
-        </w:rPr>
-        <w:t xml:space="preserve"> – épített alkalmazásokhoz. A REST API alapú kommunikáció és az aszinkron működés miatt a Node.js hatékonyabb megoldást nyújthat olyan alkalmazások esetében, ahol sok kliensoldali interakció és valós idejű adatkezelés történik.</w:t>
-      </w:r>
-    </w:p>
-    <w:p>
-      <w:pPr>
-        <w:pBdr>
-          <w:top w:val="nil"/>
-          <w:left w:val="nil"/>
-          <w:bottom w:val="nil"/>
-          <w:right w:val="nil"/>
-          <w:between w:val="nil"/>
-        </w:pBdr>
-        <w:spacing w:before="280" w:line="360" w:lineRule="auto"/>
-        <w:rPr>
-          <w:rFonts w:ascii="Times New Roman" w:eastAsia="Times New Roman" w:hAnsi="Times New Roman" w:cs="Times New Roman"/>
-        </w:rPr>
-      </w:pPr>
-      <w:r>
-        <w:rPr>
-          <w:rFonts w:ascii="Times New Roman" w:eastAsia="Times New Roman" w:hAnsi="Times New Roman" w:cs="Times New Roman"/>
-        </w:rPr>
-        <w:t xml:space="preserve">Míg a </w:t>
-      </w:r>
-      <w:proofErr w:type="spellStart"/>
-      <w:r>
-        <w:rPr>
-          <w:rFonts w:ascii="Times New Roman" w:eastAsia="Times New Roman" w:hAnsi="Times New Roman" w:cs="Times New Roman"/>
-        </w:rPr>
-        <w:t>Laravel</w:t>
-      </w:r>
-      <w:proofErr w:type="spellEnd"/>
-      <w:r>
-        <w:rPr>
-          <w:rFonts w:ascii="Times New Roman" w:eastAsia="Times New Roman" w:hAnsi="Times New Roman" w:cs="Times New Roman"/>
-        </w:rPr>
-        <w:t xml:space="preserve"> elsősorban monolitikusabb felépítésű alkalmazásokhoz ideális, addig a Node.js jobban támogatja a szolgáltatásalapú és moduláris architektúrát. A projektünk esetében a Node.js választása előnyösnek bizonyult, mivel jól illeszkedett az </w:t>
-      </w:r>
-      <w:proofErr w:type="spellStart"/>
-      <w:r>
-        <w:rPr>
-          <w:rFonts w:ascii="Times New Roman" w:eastAsia="Times New Roman" w:hAnsi="Times New Roman" w:cs="Times New Roman"/>
-        </w:rPr>
-        <w:t>Angular</w:t>
-      </w:r>
-      <w:proofErr w:type="spellEnd"/>
-      <w:r>
-        <w:rPr>
-          <w:rFonts w:ascii="Times New Roman" w:eastAsia="Times New Roman" w:hAnsi="Times New Roman" w:cs="Times New Roman"/>
-        </w:rPr>
-        <w:t xml:space="preserve"> frontendhez, és lehetővé tette a gyors, rugalmas fejlesztést.</w:t>
+        <w:t>Node.js összehasonlítása a Laravel keretrendszerrel</w:t>
+      </w:r>
+    </w:p>
+    <w:p>
+      <w:pPr>
+        <w:pBdr>
+          <w:top w:val="nil"/>
+          <w:left w:val="nil"/>
+          <w:bottom w:val="nil"/>
+          <w:right w:val="nil"/>
+          <w:between w:val="nil"/>
+        </w:pBdr>
+        <w:spacing w:before="280" w:line="360" w:lineRule="auto"/>
+        <w:rPr>
+          <w:rFonts w:ascii="Times New Roman" w:eastAsia="Times New Roman" w:hAnsi="Times New Roman" w:cs="Times New Roman"/>
+        </w:rPr>
+      </w:pPr>
+      <w:r>
+        <w:rPr>
+          <w:rFonts w:ascii="Times New Roman" w:eastAsia="Times New Roman" w:hAnsi="Times New Roman" w:cs="Times New Roman"/>
+        </w:rPr>
+        <w:t>A backend fejlesztés egyik elterjedt alternatívája a Node.js mellett a Laravel, amely egy PHP alapú webes keretrendszer. A Laravel széles körben alkalmazott megoldás adatbázis-orientált webalkalmazások fejlesztésére, és számos beépített funkciót biztosít a fejlesztők számára.</w:t>
+      </w:r>
+    </w:p>
+    <w:p>
+      <w:pPr>
+        <w:pBdr>
+          <w:top w:val="nil"/>
+          <w:left w:val="nil"/>
+          <w:bottom w:val="nil"/>
+          <w:right w:val="nil"/>
+          <w:between w:val="nil"/>
+        </w:pBdr>
+        <w:spacing w:before="280" w:line="360" w:lineRule="auto"/>
+        <w:rPr>
+          <w:rFonts w:ascii="Times New Roman" w:eastAsia="Times New Roman" w:hAnsi="Times New Roman" w:cs="Times New Roman"/>
+        </w:rPr>
+      </w:pPr>
+      <w:r>
+        <w:rPr>
+          <w:rFonts w:ascii="Times New Roman" w:eastAsia="Times New Roman" w:hAnsi="Times New Roman" w:cs="Times New Roman"/>
+        </w:rPr>
+        <w:t>A Laravel egyik legnagyobb előnye a jól strukturált, „dobozból kivéve” használható megoldás, amely tartalmazza többek között az autentikációt, az adatbázis-kezelést és a jogosultságkezelést. Ez megkönnyíti a gyors alkalmazásfejlesztést, különösen hagyományos, szerveroldali renderelésű rendszerek esetében.</w:t>
+      </w:r>
+    </w:p>
+    <w:p>
+      <w:pPr>
+        <w:pBdr>
+          <w:top w:val="nil"/>
+          <w:left w:val="nil"/>
+          <w:bottom w:val="nil"/>
+          <w:right w:val="nil"/>
+          <w:between w:val="nil"/>
+        </w:pBdr>
+        <w:spacing w:before="280" w:line="360" w:lineRule="auto"/>
+        <w:rPr>
+          <w:rFonts w:ascii="Times New Roman" w:eastAsia="Times New Roman" w:hAnsi="Times New Roman" w:cs="Times New Roman"/>
+        </w:rPr>
+      </w:pPr>
+      <w:r>
+        <w:rPr>
+          <w:rFonts w:ascii="Times New Roman" w:eastAsia="Times New Roman" w:hAnsi="Times New Roman" w:cs="Times New Roman"/>
+        </w:rPr>
+        <w:t>A Node.js ezzel szemben nagyobb rugalmasságot kínál, és kifejezetten jól illeszkedik modern, kliensoldali keretrendszerekkel – például Angularral – épített alkalmazásokhoz. A REST API alapú kommunikáció és az aszinkron működés miatt a Node.js hatékonyabb megoldást nyújthat olyan alkalmazások esetében, ahol sok kliensoldali interakció és valós idejű adatkezelés történik.</w:t>
+      </w:r>
+    </w:p>
+    <w:p>
+      <w:pPr>
+        <w:pBdr>
+          <w:top w:val="nil"/>
+          <w:left w:val="nil"/>
+          <w:bottom w:val="nil"/>
+          <w:right w:val="nil"/>
+          <w:between w:val="nil"/>
+        </w:pBdr>
+        <w:spacing w:before="280" w:line="360" w:lineRule="auto"/>
+        <w:rPr>
+          <w:rFonts w:ascii="Times New Roman" w:eastAsia="Times New Roman" w:hAnsi="Times New Roman" w:cs="Times New Roman"/>
+        </w:rPr>
+      </w:pPr>
+      <w:r>
+        <w:rPr>
+          <w:rFonts w:ascii="Times New Roman" w:eastAsia="Times New Roman" w:hAnsi="Times New Roman" w:cs="Times New Roman"/>
+        </w:rPr>
+        <w:t>Míg a Laravel elsősorban monolitikusabb felépítésű alkalmazásokhoz ideális, addig a Node.js jobban támogatja a szolgáltatásalapú és moduláris architektúrát. A projektünk esetében a Node.js választása előnyösnek bizonyult, mivel jól illeszkedett az Angular frontendhez, és lehetővé tette a gyors, rugalmas fejlesztést.</w:t>
       </w:r>
     </w:p>
     <w:p>
@@ -4408,21 +3206,7 @@
         <w:rPr>
           <w:rFonts w:ascii="Times New Roman" w:eastAsia="Times New Roman" w:hAnsi="Times New Roman" w:cs="Times New Roman"/>
         </w:rPr>
-        <w:t xml:space="preserve">A felhasználók regisztrációja és bejelentkezése szintén a backend feladata volt, ahol a Node.js gondoskodott az adatok biztonságos kezeléséről és az </w:t>
-      </w:r>
-      <w:proofErr w:type="spellStart"/>
-      <w:r>
-        <w:rPr>
-          <w:rFonts w:ascii="Times New Roman" w:eastAsia="Times New Roman" w:hAnsi="Times New Roman" w:cs="Times New Roman"/>
-        </w:rPr>
-        <w:t>autentikációs</w:t>
-      </w:r>
-      <w:proofErr w:type="spellEnd"/>
-      <w:r>
-        <w:rPr>
-          <w:rFonts w:ascii="Times New Roman" w:eastAsia="Times New Roman" w:hAnsi="Times New Roman" w:cs="Times New Roman"/>
-        </w:rPr>
-        <w:t xml:space="preserve"> folyamatok lebonyolításáról. A jogosultságkezelés biztosította, hogy a felhasználók kizárólag a saját adataikhoz férjenek hozzá.</w:t>
+        <w:t>A felhasználók regisztrációja és bejelentkezése szintén a backend feladata volt, ahol a Node.js gondoskodott az adatok biztonságos kezeléséről és az autentikációs folyamatok lebonyolításáról. A jogosultságkezelés biztosította, hogy a felhasználók kizárólag a saját adataikhoz férjenek hozzá.</w:t>
       </w:r>
     </w:p>
     <w:p>
@@ -4489,21 +3273,7 @@
         <w:rPr>
           <w:rFonts w:ascii="Times New Roman" w:eastAsia="Times New Roman" w:hAnsi="Times New Roman" w:cs="Times New Roman"/>
         </w:rPr>
-        <w:t xml:space="preserve">A mezőgazdasági hozamszámító rendszer egyik legfontosabb része az adatbázis, mivel az alkalmazás működésének alapját a különböző adatok strukturált és következetes tárolása adja. Az adatbázis feladata, hogy megbízhatóan kezelje a gazdálkodókhoz tartozó földterületeket, a termesztett növényeket, a felhasznált inputanyagokat, valamint a tervezési és </w:t>
-      </w:r>
-      <w:proofErr w:type="spellStart"/>
-      <w:r>
-        <w:rPr>
-          <w:rFonts w:ascii="Times New Roman" w:eastAsia="Times New Roman" w:hAnsi="Times New Roman" w:cs="Times New Roman"/>
-        </w:rPr>
-        <w:t>költségadatokat</w:t>
-      </w:r>
-      <w:proofErr w:type="spellEnd"/>
-      <w:r>
-        <w:rPr>
-          <w:rFonts w:ascii="Times New Roman" w:eastAsia="Times New Roman" w:hAnsi="Times New Roman" w:cs="Times New Roman"/>
-        </w:rPr>
-        <w:t>. A megfelelő adatmodell kialakítása elengedhetetlen volt ahhoz, hogy a backend és a frontend közötti adatkezelés hatékonyan és átláthatóan valósuljon meg.</w:t>
+        <w:t>A mezőgazdasági hozamszámító rendszer egyik legfontosabb része az adatbázis, mivel az alkalmazás működésének alapját a különböző adatok strukturált és következetes tárolása adja. Az adatbázis feladata, hogy megbízhatóan kezelje a gazdálkodókhoz tartozó földterületeket, a termesztett növényeket, a felhasznált inputanyagokat, valamint a tervezési és költségadatokat. A megfelelő adatmodell kialakítása elengedhetetlen volt ahhoz, hogy a backend és a frontend közötti adatkezelés hatékonyan és átláthatóan valósuljon meg.</w:t>
       </w:r>
     </w:p>
     <w:p>
@@ -4570,35 +3340,7 @@
         <w:rPr>
           <w:rFonts w:ascii="Times New Roman" w:eastAsia="Times New Roman" w:hAnsi="Times New Roman" w:cs="Times New Roman"/>
         </w:rPr>
-        <w:t xml:space="preserve">A modell központi entitása a </w:t>
-      </w:r>
-      <w:proofErr w:type="spellStart"/>
-      <w:r>
-        <w:rPr>
-          <w:rFonts w:ascii="Times New Roman" w:eastAsia="Times New Roman" w:hAnsi="Times New Roman" w:cs="Times New Roman"/>
-        </w:rPr>
-        <w:t>gazda_fiók</w:t>
-      </w:r>
-      <w:proofErr w:type="spellEnd"/>
-      <w:r>
-        <w:rPr>
-          <w:rFonts w:ascii="Times New Roman" w:eastAsia="Times New Roman" w:hAnsi="Times New Roman" w:cs="Times New Roman"/>
-        </w:rPr>
-        <w:t xml:space="preserve">, amely a rendszer felhasználóit reprezentálja. Egy gazda több földterülettel is rendelkezhet, ezért a </w:t>
-      </w:r>
-      <w:proofErr w:type="spellStart"/>
-      <w:r>
-        <w:rPr>
-          <w:rFonts w:ascii="Times New Roman" w:eastAsia="Times New Roman" w:hAnsi="Times New Roman" w:cs="Times New Roman"/>
-        </w:rPr>
-        <w:t>gazda_fiók</w:t>
-      </w:r>
-      <w:proofErr w:type="spellEnd"/>
-      <w:r>
-        <w:rPr>
-          <w:rFonts w:ascii="Times New Roman" w:eastAsia="Times New Roman" w:hAnsi="Times New Roman" w:cs="Times New Roman"/>
-        </w:rPr>
-        <w:t xml:space="preserve"> és a föld entitások között egy-több kapcsolat került kialakításra. A föld entitás tartalmazza a területhez kapcsolódó alapvető adatokat, például a terület nagyságát, művelési ágát és a helyrajzi számot.</w:t>
+        <w:t>A modell központi entitása a gazda_fiók, amely a rendszer felhasználóit reprezentálja. Egy gazda több földterülettel is rendelkezhet, ezért a gazda_fiók és a föld entitások között egy-több kapcsolat került kialakításra. A föld entitás tartalmazza a területhez kapcsolódó alapvető adatokat, például a terület nagyságát, művelési ágát és a helyrajzi számot.</w:t>
       </w:r>
     </w:p>
     <w:p>
@@ -4620,35 +3362,7 @@
           <w:rFonts w:ascii="Times New Roman" w:eastAsia="Times New Roman" w:hAnsi="Times New Roman" w:cs="Times New Roman"/>
         </w:rPr>
         <w:lastRenderedPageBreak/>
-        <w:t xml:space="preserve">A növény entitás a termesztett növényfajtákat írja le, míg az </w:t>
-      </w:r>
-      <w:proofErr w:type="spellStart"/>
-      <w:r>
-        <w:rPr>
-          <w:rFonts w:ascii="Times New Roman" w:eastAsia="Times New Roman" w:hAnsi="Times New Roman" w:cs="Times New Roman"/>
-        </w:rPr>
-        <w:t>input_anyag</w:t>
-      </w:r>
-      <w:proofErr w:type="spellEnd"/>
-      <w:r>
-        <w:rPr>
-          <w:rFonts w:ascii="Times New Roman" w:eastAsia="Times New Roman" w:hAnsi="Times New Roman" w:cs="Times New Roman"/>
-        </w:rPr>
-        <w:t xml:space="preserve"> entitás a termelés során felhasznált anyagokat tartalmazza. Mivel egy növény termesztéséhez több különböző inputanyag is tartozhat, illetve egy inputanyag több növénynél is felhasználható, ezért ezek között egy több-több kapcsolat került kialakításra, amelyet a </w:t>
-      </w:r>
-      <w:proofErr w:type="spellStart"/>
-      <w:r>
-        <w:rPr>
-          <w:rFonts w:ascii="Times New Roman" w:eastAsia="Times New Roman" w:hAnsi="Times New Roman" w:cs="Times New Roman"/>
-        </w:rPr>
-        <w:t>növény_input</w:t>
-      </w:r>
-      <w:proofErr w:type="spellEnd"/>
-      <w:r>
-        <w:rPr>
-          <w:rFonts w:ascii="Times New Roman" w:eastAsia="Times New Roman" w:hAnsi="Times New Roman" w:cs="Times New Roman"/>
-        </w:rPr>
-        <w:t xml:space="preserve"> kapcsolótábla valósít meg.</w:t>
+        <w:t>A növény entitás a termesztett növényfajtákat írja le, míg az input_anyag entitás a termelés során felhasznált anyagokat tartalmazza. Mivel egy növény termesztéséhez több különböző inputanyag is tartozhat, illetve egy inputanyag több növénynél is felhasználható, ezért ezek között egy több-több kapcsolat került kialakításra, amelyet a növény_input kapcsolótábla valósít meg.</w:t>
       </w:r>
     </w:p>
     <w:p>
@@ -4728,7 +3442,7 @@
                     <pic:cNvPicPr preferRelativeResize="0"/>
                   </pic:nvPicPr>
                   <pic:blipFill>
-                    <a:blip r:embed="rId18"/>
+                    <a:blip r:embed="rId19"/>
                     <a:srcRect/>
                     <a:stretch>
                       <a:fillRect/>
@@ -4823,7 +3537,7 @@
                     <pic:cNvPicPr preferRelativeResize="0"/>
                   </pic:nvPicPr>
                   <pic:blipFill>
-                    <a:blip r:embed="rId19"/>
+                    <a:blip r:embed="rId20"/>
                     <a:srcRect/>
                     <a:stretch>
                       <a:fillRect/>
@@ -5066,35 +3780,7 @@
         <w:rPr>
           <w:rFonts w:ascii="Times New Roman" w:eastAsia="Times New Roman" w:hAnsi="Times New Roman" w:cs="Times New Roman"/>
         </w:rPr>
-        <w:t xml:space="preserve">A projekt megvalósítása során az adatbázis kezeléséhez és fejlesztéséhez széles körben elterjedt, megbízható és oktatási célokra is kiválóan alkalmas technológiákat alkalmaztunk. A választott eszközök – XAMPP, </w:t>
-      </w:r>
-      <w:proofErr w:type="spellStart"/>
-      <w:r>
-        <w:rPr>
-          <w:rFonts w:ascii="Times New Roman" w:eastAsia="Times New Roman" w:hAnsi="Times New Roman" w:cs="Times New Roman"/>
-        </w:rPr>
-        <w:t>phpMyAdmin</w:t>
-      </w:r>
-      <w:proofErr w:type="spellEnd"/>
-      <w:r>
-        <w:rPr>
-          <w:rFonts w:ascii="Times New Roman" w:eastAsia="Times New Roman" w:hAnsi="Times New Roman" w:cs="Times New Roman"/>
-        </w:rPr>
-        <w:t xml:space="preserve"> és </w:t>
-      </w:r>
-      <w:proofErr w:type="spellStart"/>
-      <w:r>
-        <w:rPr>
-          <w:rFonts w:ascii="Times New Roman" w:eastAsia="Times New Roman" w:hAnsi="Times New Roman" w:cs="Times New Roman"/>
-        </w:rPr>
-        <w:t>MySQL</w:t>
-      </w:r>
-      <w:proofErr w:type="spellEnd"/>
-      <w:r>
-        <w:rPr>
-          <w:rFonts w:ascii="Times New Roman" w:eastAsia="Times New Roman" w:hAnsi="Times New Roman" w:cs="Times New Roman"/>
-        </w:rPr>
-        <w:t xml:space="preserve"> – együttesen biztosították az adatbázis hatékony fejlesztését, tesztelését és karbantartását a projekt teljes életciklusa során.</w:t>
+        <w:t>A projekt megvalósítása során az adatbázis kezeléséhez és fejlesztéséhez széles körben elterjedt, megbízható és oktatási célokra is kiválóan alkalmas technológiákat alkalmaztunk. A választott eszközök – XAMPP, phpMyAdmin és MySQL – együttesen biztosították az adatbázis hatékony fejlesztését, tesztelését és karbantartását a projekt teljes életciklusa során.</w:t>
       </w:r>
     </w:p>
     <w:p>
@@ -5140,70 +3826,28 @@
         <w:rPr>
           <w:rFonts w:ascii="Times New Roman" w:eastAsia="Times New Roman" w:hAnsi="Times New Roman" w:cs="Times New Roman"/>
         </w:rPr>
-        <w:t xml:space="preserve">A fejlesztési környezet kialakításához az XAMPP csomagot használtuk, amely egy integrált szervermegoldás. A XAMPP tartalmazza az </w:t>
-      </w:r>
-      <w:proofErr w:type="spellStart"/>
-      <w:r>
-        <w:rPr>
-          <w:rFonts w:ascii="Times New Roman" w:eastAsia="Times New Roman" w:hAnsi="Times New Roman" w:cs="Times New Roman"/>
-        </w:rPr>
-        <w:t>Apache</w:t>
-      </w:r>
-      <w:proofErr w:type="spellEnd"/>
-      <w:r>
-        <w:rPr>
-          <w:rFonts w:ascii="Times New Roman" w:eastAsia="Times New Roman" w:hAnsi="Times New Roman" w:cs="Times New Roman"/>
-        </w:rPr>
-        <w:t xml:space="preserve"> webszervert, a </w:t>
-      </w:r>
-      <w:proofErr w:type="spellStart"/>
-      <w:r>
-        <w:rPr>
-          <w:rFonts w:ascii="Times New Roman" w:eastAsia="Times New Roman" w:hAnsi="Times New Roman" w:cs="Times New Roman"/>
-        </w:rPr>
-        <w:t>MySQL</w:t>
-      </w:r>
-      <w:proofErr w:type="spellEnd"/>
-      <w:r>
-        <w:rPr>
-          <w:rFonts w:ascii="Times New Roman" w:eastAsia="Times New Roman" w:hAnsi="Times New Roman" w:cs="Times New Roman"/>
-        </w:rPr>
-        <w:t xml:space="preserve"> adatbázis-kezelő rendszert, valamint a PHP futtatókörnyezetet, ezáltal lehetővé teszi a teljes backend és adatbázis környezet helyi futtatását.</w:t>
-      </w:r>
-    </w:p>
-    <w:p>
-      <w:pPr>
-        <w:pBdr>
-          <w:top w:val="nil"/>
-          <w:left w:val="nil"/>
-          <w:bottom w:val="nil"/>
-          <w:right w:val="nil"/>
-          <w:between w:val="nil"/>
-        </w:pBdr>
-        <w:spacing w:before="280" w:line="360" w:lineRule="auto"/>
-        <w:rPr>
-          <w:rFonts w:ascii="Times New Roman" w:eastAsia="Times New Roman" w:hAnsi="Times New Roman" w:cs="Times New Roman"/>
-        </w:rPr>
-      </w:pPr>
-      <w:r>
-        <w:rPr>
-          <w:rFonts w:ascii="Times New Roman" w:eastAsia="Times New Roman" w:hAnsi="Times New Roman" w:cs="Times New Roman"/>
-        </w:rPr>
-        <w:t xml:space="preserve">A XAMPP egyik legnagyobb előnye, hogy gyorsan és egyszerűen telepíthető, valamint minimális konfigurációval azonnal használható. Ennek köszönhetően a fejlesztés során nem volt szükség külön szerverek beállítására, így a hangsúly a rendszer logikájának és adatstruktúrájának kidolgozására </w:t>
-      </w:r>
-      <w:proofErr w:type="spellStart"/>
-      <w:r>
-        <w:rPr>
-          <w:rFonts w:ascii="Times New Roman" w:eastAsia="Times New Roman" w:hAnsi="Times New Roman" w:cs="Times New Roman"/>
-        </w:rPr>
-        <w:t>helyeződhetett</w:t>
-      </w:r>
-      <w:proofErr w:type="spellEnd"/>
-      <w:r>
-        <w:rPr>
-          <w:rFonts w:ascii="Times New Roman" w:eastAsia="Times New Roman" w:hAnsi="Times New Roman" w:cs="Times New Roman"/>
-        </w:rPr>
-        <w:t>. A helyi környezet használata emellett biztonságos tesztelést tett lehetővé, mivel a fejlesztési fázisban az adatok nem kerültek éles környezetbe.</w:t>
+        <w:t>A fejlesztési környezet kialakításához az XAMPP csomagot használtuk, amely egy integrált szervermegoldás. A XAMPP tartalmazza az Apache webszervert, a MySQL adatbázis-kezelő rendszert, valamint a PHP futtatókörnyezetet, ezáltal lehetővé teszi a teljes backend és adatbázis környezet helyi futtatását.</w:t>
+      </w:r>
+    </w:p>
+    <w:p>
+      <w:pPr>
+        <w:pBdr>
+          <w:top w:val="nil"/>
+          <w:left w:val="nil"/>
+          <w:bottom w:val="nil"/>
+          <w:right w:val="nil"/>
+          <w:between w:val="nil"/>
+        </w:pBdr>
+        <w:spacing w:before="280" w:line="360" w:lineRule="auto"/>
+        <w:rPr>
+          <w:rFonts w:ascii="Times New Roman" w:eastAsia="Times New Roman" w:hAnsi="Times New Roman" w:cs="Times New Roman"/>
+        </w:rPr>
+      </w:pPr>
+      <w:r>
+        <w:rPr>
+          <w:rFonts w:ascii="Times New Roman" w:eastAsia="Times New Roman" w:hAnsi="Times New Roman" w:cs="Times New Roman"/>
+        </w:rPr>
+        <w:t>A XAMPP egyik legnagyobb előnye, hogy gyorsan és egyszerűen telepíthető, valamint minimális konfigurációval azonnal használható. Ennek köszönhetően a fejlesztés során nem volt szükség külön szerverek beállítására, így a hangsúly a rendszer logikájának és adatstruktúrájának kidolgozására helyeződhetett. A helyi környezet használata emellett biztonságos tesztelést tett lehetővé, mivel a fejlesztési fázisban az adatok nem kerültek éles környezetbe.</w:t>
       </w:r>
     </w:p>
     <w:p>
@@ -5229,74 +3873,28 @@
           <w:szCs w:val="28"/>
         </w:rPr>
         <w:lastRenderedPageBreak/>
-        <w:t xml:space="preserve">A </w:t>
-      </w:r>
-      <w:proofErr w:type="spellStart"/>
-      <w:r>
-        <w:rPr>
-          <w:rFonts w:ascii="Times New Roman" w:eastAsia="Times New Roman" w:hAnsi="Times New Roman" w:cs="Times New Roman"/>
-          <w:sz w:val="28"/>
-          <w:szCs w:val="28"/>
-        </w:rPr>
-        <w:t>phpMyAdmin</w:t>
-      </w:r>
-      <w:proofErr w:type="spellEnd"/>
-      <w:r>
-        <w:rPr>
-          <w:rFonts w:ascii="Times New Roman" w:eastAsia="Times New Roman" w:hAnsi="Times New Roman" w:cs="Times New Roman"/>
-          <w:sz w:val="28"/>
-          <w:szCs w:val="28"/>
-        </w:rPr>
-        <w:t xml:space="preserve"> használata</w:t>
-      </w:r>
-    </w:p>
-    <w:p>
-      <w:pPr>
-        <w:pBdr>
-          <w:top w:val="nil"/>
-          <w:left w:val="nil"/>
-          <w:bottom w:val="nil"/>
-          <w:right w:val="nil"/>
-          <w:between w:val="nil"/>
-        </w:pBdr>
-        <w:spacing w:before="280" w:line="360" w:lineRule="auto"/>
-        <w:rPr>
-          <w:rFonts w:ascii="Times New Roman" w:eastAsia="Times New Roman" w:hAnsi="Times New Roman" w:cs="Times New Roman"/>
-        </w:rPr>
-      </w:pPr>
-      <w:r>
-        <w:rPr>
-          <w:rFonts w:ascii="Times New Roman" w:eastAsia="Times New Roman" w:hAnsi="Times New Roman" w:cs="Times New Roman"/>
-        </w:rPr>
-        <w:t xml:space="preserve">Az adatbázis vizuális kezelésére a </w:t>
-      </w:r>
-      <w:proofErr w:type="spellStart"/>
-      <w:r>
-        <w:rPr>
-          <w:rFonts w:ascii="Times New Roman" w:eastAsia="Times New Roman" w:hAnsi="Times New Roman" w:cs="Times New Roman"/>
-        </w:rPr>
-        <w:t>phpMyAdmin</w:t>
-      </w:r>
-      <w:proofErr w:type="spellEnd"/>
-      <w:r>
-        <w:rPr>
-          <w:rFonts w:ascii="Times New Roman" w:eastAsia="Times New Roman" w:hAnsi="Times New Roman" w:cs="Times New Roman"/>
-        </w:rPr>
-        <w:t xml:space="preserve"> eszközt alkalmaztuk, amely egy webalapú adatbázis-kezelő felület. A </w:t>
-      </w:r>
-      <w:proofErr w:type="spellStart"/>
-      <w:r>
-        <w:rPr>
-          <w:rFonts w:ascii="Times New Roman" w:eastAsia="Times New Roman" w:hAnsi="Times New Roman" w:cs="Times New Roman"/>
-        </w:rPr>
-        <w:t>phpMyAdmin</w:t>
-      </w:r>
-      <w:proofErr w:type="spellEnd"/>
-      <w:r>
-        <w:rPr>
-          <w:rFonts w:ascii="Times New Roman" w:eastAsia="Times New Roman" w:hAnsi="Times New Roman" w:cs="Times New Roman"/>
-        </w:rPr>
-        <w:t xml:space="preserve"> lehetővé tette az adatbázis-struktúra gyors áttekintését, a táblák létrehozását és módosítását, valamint az adatok manuális kezelését.</w:t>
+        <w:t>A phpMyAdmin használata</w:t>
+      </w:r>
+    </w:p>
+    <w:p>
+      <w:pPr>
+        <w:pBdr>
+          <w:top w:val="nil"/>
+          <w:left w:val="nil"/>
+          <w:bottom w:val="nil"/>
+          <w:right w:val="nil"/>
+          <w:between w:val="nil"/>
+        </w:pBdr>
+        <w:spacing w:before="280" w:line="360" w:lineRule="auto"/>
+        <w:rPr>
+          <w:rFonts w:ascii="Times New Roman" w:eastAsia="Times New Roman" w:hAnsi="Times New Roman" w:cs="Times New Roman"/>
+        </w:rPr>
+      </w:pPr>
+      <w:r>
+        <w:rPr>
+          <w:rFonts w:ascii="Times New Roman" w:eastAsia="Times New Roman" w:hAnsi="Times New Roman" w:cs="Times New Roman"/>
+        </w:rPr>
+        <w:t>Az adatbázis vizuális kezelésére a phpMyAdmin eszközt alkalmaztuk, amely egy webalapú adatbázis-kezelő felület. A phpMyAdmin lehetővé tette az adatbázis-struktúra gyors áttekintését, a táblák létrehozását és módosítását, valamint az adatok manuális kezelését.</w:t>
       </w:r>
     </w:p>
     <w:p>
@@ -5338,105 +3936,53 @@
         <w:rPr>
           <w:rFonts w:ascii="Times New Roman" w:eastAsia="Times New Roman" w:hAnsi="Times New Roman" w:cs="Times New Roman"/>
         </w:rPr>
-        <w:t xml:space="preserve">A </w:t>
-      </w:r>
-      <w:proofErr w:type="spellStart"/>
-      <w:r>
-        <w:rPr>
-          <w:rFonts w:ascii="Times New Roman" w:eastAsia="Times New Roman" w:hAnsi="Times New Roman" w:cs="Times New Roman"/>
-        </w:rPr>
-        <w:t>phpMyAdmin</w:t>
-      </w:r>
-      <w:proofErr w:type="spellEnd"/>
-      <w:r>
-        <w:rPr>
-          <w:rFonts w:ascii="Times New Roman" w:eastAsia="Times New Roman" w:hAnsi="Times New Roman" w:cs="Times New Roman"/>
-        </w:rPr>
-        <w:t xml:space="preserve"> grafikus felülete hozzájárult ahhoz, hogy az adatbázis-kezelés átláthatóbbá és kevésbé hibalehetőséggé váljon, különösen a projekt során végrehajtott gyakori módosítások esetén.</w:t>
-      </w:r>
-    </w:p>
-    <w:p>
-      <w:pPr>
-        <w:pBdr>
-          <w:top w:val="nil"/>
-          <w:left w:val="nil"/>
-          <w:bottom w:val="nil"/>
-          <w:right w:val="nil"/>
-          <w:between w:val="nil"/>
-        </w:pBdr>
-        <w:spacing w:before="280" w:line="360" w:lineRule="auto"/>
-        <w:rPr>
-          <w:rFonts w:ascii="Times New Roman" w:eastAsia="Times New Roman" w:hAnsi="Times New Roman" w:cs="Times New Roman"/>
-          <w:sz w:val="28"/>
-          <w:szCs w:val="28"/>
-        </w:rPr>
-      </w:pPr>
-      <w:proofErr w:type="spellStart"/>
-      <w:r>
-        <w:rPr>
-          <w:rFonts w:ascii="Times New Roman" w:eastAsia="Times New Roman" w:hAnsi="Times New Roman" w:cs="Times New Roman"/>
-          <w:sz w:val="28"/>
-          <w:szCs w:val="28"/>
-        </w:rPr>
-        <w:t>MySQL</w:t>
-      </w:r>
-      <w:proofErr w:type="spellEnd"/>
-      <w:r>
-        <w:rPr>
-          <w:rFonts w:ascii="Times New Roman" w:eastAsia="Times New Roman" w:hAnsi="Times New Roman" w:cs="Times New Roman"/>
-          <w:sz w:val="28"/>
-          <w:szCs w:val="28"/>
-        </w:rPr>
-        <w:t xml:space="preserve"> adatbázis-kezelő rendszer</w:t>
-      </w:r>
-    </w:p>
-    <w:p>
-      <w:pPr>
-        <w:pBdr>
-          <w:top w:val="nil"/>
-          <w:left w:val="nil"/>
-          <w:bottom w:val="nil"/>
-          <w:right w:val="nil"/>
-          <w:between w:val="nil"/>
-        </w:pBdr>
-        <w:spacing w:before="280" w:line="360" w:lineRule="auto"/>
-        <w:rPr>
-          <w:rFonts w:ascii="Times New Roman" w:eastAsia="Times New Roman" w:hAnsi="Times New Roman" w:cs="Times New Roman"/>
-        </w:rPr>
-      </w:pPr>
-      <w:r>
-        <w:rPr>
-          <w:rFonts w:ascii="Times New Roman" w:eastAsia="Times New Roman" w:hAnsi="Times New Roman" w:cs="Times New Roman"/>
-        </w:rPr>
-        <w:t xml:space="preserve">A projekt adatainak tárolására a </w:t>
-      </w:r>
-      <w:proofErr w:type="spellStart"/>
-      <w:r>
-        <w:rPr>
-          <w:rFonts w:ascii="Times New Roman" w:eastAsia="Times New Roman" w:hAnsi="Times New Roman" w:cs="Times New Roman"/>
-        </w:rPr>
-        <w:t>MySQL</w:t>
-      </w:r>
-      <w:proofErr w:type="spellEnd"/>
-      <w:r>
-        <w:rPr>
-          <w:rFonts w:ascii="Times New Roman" w:eastAsia="Times New Roman" w:hAnsi="Times New Roman" w:cs="Times New Roman"/>
-        </w:rPr>
-        <w:t xml:space="preserve"> relációs adatbázis-kezelő rendszert használtuk. A </w:t>
-      </w:r>
-      <w:proofErr w:type="spellStart"/>
-      <w:r>
-        <w:rPr>
-          <w:rFonts w:ascii="Times New Roman" w:eastAsia="Times New Roman" w:hAnsi="Times New Roman" w:cs="Times New Roman"/>
-        </w:rPr>
-        <w:t>MySQL</w:t>
-      </w:r>
-      <w:proofErr w:type="spellEnd"/>
-      <w:r>
-        <w:rPr>
-          <w:rFonts w:ascii="Times New Roman" w:eastAsia="Times New Roman" w:hAnsi="Times New Roman" w:cs="Times New Roman"/>
-        </w:rPr>
-        <w:t xml:space="preserve"> stabil, nagy teljesítményű és széles körben támogatott megoldás, amely kiválóan alkalmas strukturált adatok kezelésére.</w:t>
+        <w:t>A phpMyAdmin grafikus felülete hozzájárult ahhoz, hogy az adatbázis-kezelés átláthatóbbá és kevésbé hibalehetőséggé váljon, különösen a projekt során végrehajtott gyakori módosítások esetén.</w:t>
+      </w:r>
+    </w:p>
+    <w:p>
+      <w:pPr>
+        <w:pBdr>
+          <w:top w:val="nil"/>
+          <w:left w:val="nil"/>
+          <w:bottom w:val="nil"/>
+          <w:right w:val="nil"/>
+          <w:between w:val="nil"/>
+        </w:pBdr>
+        <w:spacing w:before="280" w:line="360" w:lineRule="auto"/>
+        <w:rPr>
+          <w:rFonts w:ascii="Times New Roman" w:eastAsia="Times New Roman" w:hAnsi="Times New Roman" w:cs="Times New Roman"/>
+          <w:sz w:val="28"/>
+          <w:szCs w:val="28"/>
+        </w:rPr>
+      </w:pPr>
+      <w:r>
+        <w:rPr>
+          <w:rFonts w:ascii="Times New Roman" w:eastAsia="Times New Roman" w:hAnsi="Times New Roman" w:cs="Times New Roman"/>
+          <w:sz w:val="28"/>
+          <w:szCs w:val="28"/>
+        </w:rPr>
+        <w:t>MySQL adatbázis-kezelő rendszer</w:t>
+      </w:r>
+    </w:p>
+    <w:p>
+      <w:pPr>
+        <w:pBdr>
+          <w:top w:val="nil"/>
+          <w:left w:val="nil"/>
+          <w:bottom w:val="nil"/>
+          <w:right w:val="nil"/>
+          <w:between w:val="nil"/>
+        </w:pBdr>
+        <w:spacing w:before="280" w:line="360" w:lineRule="auto"/>
+        <w:rPr>
+          <w:rFonts w:ascii="Times New Roman" w:eastAsia="Times New Roman" w:hAnsi="Times New Roman" w:cs="Times New Roman"/>
+        </w:rPr>
+      </w:pPr>
+      <w:r>
+        <w:rPr>
+          <w:rFonts w:ascii="Times New Roman" w:eastAsia="Times New Roman" w:hAnsi="Times New Roman" w:cs="Times New Roman"/>
+        </w:rPr>
+        <w:t>A projekt adatainak tárolására a MySQL relációs adatbázis-kezelő rendszert használtuk. A MySQL stabil, nagy teljesítményű és széles körben támogatott megoldás, amely kiválóan alkalmas strukturált adatok kezelésére.</w:t>
       </w:r>
     </w:p>
     <w:p>
@@ -5478,21 +4024,7 @@
         <w:rPr>
           <w:rFonts w:ascii="Times New Roman" w:eastAsia="Times New Roman" w:hAnsi="Times New Roman" w:cs="Times New Roman"/>
         </w:rPr>
-        <w:t xml:space="preserve">A </w:t>
-      </w:r>
-      <w:proofErr w:type="spellStart"/>
-      <w:r>
-        <w:rPr>
-          <w:rFonts w:ascii="Times New Roman" w:eastAsia="Times New Roman" w:hAnsi="Times New Roman" w:cs="Times New Roman"/>
-        </w:rPr>
-        <w:t>MySQL</w:t>
-      </w:r>
-      <w:proofErr w:type="spellEnd"/>
-      <w:r>
-        <w:rPr>
-          <w:rFonts w:ascii="Times New Roman" w:eastAsia="Times New Roman" w:hAnsi="Times New Roman" w:cs="Times New Roman"/>
-        </w:rPr>
-        <w:t xml:space="preserve"> használata lehetővé tette hatékony lekérdezések készítését, amelyek alapját képezték a hozam- és bevételszámítási funkcióknak. A megfelelően kialakított adatstruktúra hozzájárult ahhoz, hogy az alkalmazás gyors válaszidővel és megbízható módon szolgáltassa az adatokat a backend és frontend réteg számára.</w:t>
+        <w:t>A MySQL használata lehetővé tette hatékony lekérdezések készítését, amelyek alapját képezték a hozam- és bevételszámítási funkcióknak. A megfelelően kialakított adatstruktúra hozzájárult ahhoz, hogy az alkalmazás gyors válaszidővel és megbízható módon szolgáltassa az adatokat a backend és frontend réteg számára.</w:t>
       </w:r>
     </w:p>
     <w:p>
@@ -5538,35 +4070,7 @@
         <w:rPr>
           <w:rFonts w:ascii="Times New Roman" w:eastAsia="Times New Roman" w:hAnsi="Times New Roman" w:cs="Times New Roman"/>
         </w:rPr>
-        <w:t xml:space="preserve">Az alkalmazott technológiák – XAMPP, </w:t>
-      </w:r>
-      <w:proofErr w:type="spellStart"/>
-      <w:r>
-        <w:rPr>
-          <w:rFonts w:ascii="Times New Roman" w:eastAsia="Times New Roman" w:hAnsi="Times New Roman" w:cs="Times New Roman"/>
-        </w:rPr>
-        <w:t>phpMyAdmin</w:t>
-      </w:r>
-      <w:proofErr w:type="spellEnd"/>
-      <w:r>
-        <w:rPr>
-          <w:rFonts w:ascii="Times New Roman" w:eastAsia="Times New Roman" w:hAnsi="Times New Roman" w:cs="Times New Roman"/>
-        </w:rPr>
-        <w:t xml:space="preserve"> és </w:t>
-      </w:r>
-      <w:proofErr w:type="spellStart"/>
-      <w:r>
-        <w:rPr>
-          <w:rFonts w:ascii="Times New Roman" w:eastAsia="Times New Roman" w:hAnsi="Times New Roman" w:cs="Times New Roman"/>
-        </w:rPr>
-        <w:t>MySQL</w:t>
-      </w:r>
-      <w:proofErr w:type="spellEnd"/>
-      <w:r>
-        <w:rPr>
-          <w:rFonts w:ascii="Times New Roman" w:eastAsia="Times New Roman" w:hAnsi="Times New Roman" w:cs="Times New Roman"/>
-        </w:rPr>
-        <w:t xml:space="preserve"> – együttesen stabil és jól kezelhető alapot biztosítottak az adatbázis megvalósításához. A választott eszközök lehetővé tették a gyors fejlesztést, a rugalmas módosításokat és az átlátható adatkezelést, amely </w:t>
+        <w:t xml:space="preserve">Az alkalmazott technológiák – XAMPP, phpMyAdmin és MySQL – együttesen stabil és jól kezelhető alapot biztosítottak az adatbázis megvalósításához. A választott eszközök lehetővé tették a gyors fejlesztést, a rugalmas módosításokat és az átlátható adatkezelést, amely </w:t>
       </w:r>
       <w:r>
         <w:rPr>
@@ -5640,49 +4144,7 @@
         <w:rPr>
           <w:rFonts w:ascii="Times New Roman" w:eastAsia="Times New Roman" w:hAnsi="Times New Roman" w:cs="Times New Roman"/>
         </w:rPr>
-        <w:t xml:space="preserve">A verziókezelés alapvetően a </w:t>
-      </w:r>
-      <w:proofErr w:type="spellStart"/>
-      <w:r>
-        <w:rPr>
-          <w:rFonts w:ascii="Times New Roman" w:eastAsia="Times New Roman" w:hAnsi="Times New Roman" w:cs="Times New Roman"/>
-        </w:rPr>
-        <w:t>Git</w:t>
-      </w:r>
-      <w:proofErr w:type="spellEnd"/>
-      <w:r>
-        <w:rPr>
-          <w:rFonts w:ascii="Times New Roman" w:eastAsia="Times New Roman" w:hAnsi="Times New Roman" w:cs="Times New Roman"/>
-        </w:rPr>
-        <w:t xml:space="preserve"> segítségével történt, amely egy elosztott verziókezelő rendszer. A </w:t>
-      </w:r>
-      <w:proofErr w:type="spellStart"/>
-      <w:r>
-        <w:rPr>
-          <w:rFonts w:ascii="Times New Roman" w:eastAsia="Times New Roman" w:hAnsi="Times New Roman" w:cs="Times New Roman"/>
-        </w:rPr>
-        <w:t>Git</w:t>
-      </w:r>
-      <w:proofErr w:type="spellEnd"/>
-      <w:r>
-        <w:rPr>
-          <w:rFonts w:ascii="Times New Roman" w:eastAsia="Times New Roman" w:hAnsi="Times New Roman" w:cs="Times New Roman"/>
-        </w:rPr>
-        <w:t xml:space="preserve"> előnye, hogy lehetővé teszi a fejlesztők számára, hogy a helyi gépükön dolgozzanak, majd később a központi tárolóra (</w:t>
-      </w:r>
-      <w:proofErr w:type="spellStart"/>
-      <w:r>
-        <w:rPr>
-          <w:rFonts w:ascii="Times New Roman" w:eastAsia="Times New Roman" w:hAnsi="Times New Roman" w:cs="Times New Roman"/>
-        </w:rPr>
-        <w:t>repositoryra</w:t>
-      </w:r>
-      <w:proofErr w:type="spellEnd"/>
-      <w:r>
-        <w:rPr>
-          <w:rFonts w:ascii="Times New Roman" w:eastAsia="Times New Roman" w:hAnsi="Times New Roman" w:cs="Times New Roman"/>
-        </w:rPr>
-        <w:t>) töltsék fel a módosításokat, ahol a többi csapattag is hozzáférhet és integrálhatja a változtatásokat.</w:t>
+        <w:t>A verziókezelés alapvetően a Git segítségével történt, amely egy elosztott verziókezelő rendszer. A Git előnye, hogy lehetővé teszi a fejlesztők számára, hogy a helyi gépükön dolgozzanak, majd később a központi tárolóra (repositoryra) töltsék fel a módosításokat, ahol a többi csapattag is hozzáférhet és integrálhatja a változtatásokat.</w:t>
       </w:r>
     </w:p>
     <w:p>
@@ -5705,77 +4167,7 @@
         <w:rPr>
           <w:rFonts w:ascii="Times New Roman" w:eastAsia="Times New Roman" w:hAnsi="Times New Roman" w:cs="Times New Roman"/>
         </w:rPr>
-        <w:t xml:space="preserve">A GitHub platformot választottuk a projekt tárolására, mivel ez lehetőséget biztosít a kód távoli tárolására, a csapaton belüli együttműködésre és a közvetlen hibajavításokra is. A GitHub az online tárolás mellett egy sor hasznos funkciót is kínál, például </w:t>
-      </w:r>
-      <w:proofErr w:type="spellStart"/>
-      <w:r>
-        <w:rPr>
-          <w:rFonts w:ascii="Times New Roman" w:eastAsia="Times New Roman" w:hAnsi="Times New Roman" w:cs="Times New Roman"/>
-        </w:rPr>
-        <w:t>issue</w:t>
-      </w:r>
-      <w:proofErr w:type="spellEnd"/>
-      <w:r>
-        <w:rPr>
-          <w:rFonts w:ascii="Times New Roman" w:eastAsia="Times New Roman" w:hAnsi="Times New Roman" w:cs="Times New Roman"/>
-        </w:rPr>
-        <w:t xml:space="preserve"> </w:t>
-      </w:r>
-      <w:proofErr w:type="spellStart"/>
-      <w:r>
-        <w:rPr>
-          <w:rFonts w:ascii="Times New Roman" w:eastAsia="Times New Roman" w:hAnsi="Times New Roman" w:cs="Times New Roman"/>
-        </w:rPr>
-        <w:t>tracking</w:t>
-      </w:r>
-      <w:proofErr w:type="spellEnd"/>
-      <w:r>
-        <w:rPr>
-          <w:rFonts w:ascii="Times New Roman" w:eastAsia="Times New Roman" w:hAnsi="Times New Roman" w:cs="Times New Roman"/>
-        </w:rPr>
-        <w:t xml:space="preserve"> (problémakövetés), </w:t>
-      </w:r>
-      <w:proofErr w:type="spellStart"/>
-      <w:r>
-        <w:rPr>
-          <w:rFonts w:ascii="Times New Roman" w:eastAsia="Times New Roman" w:hAnsi="Times New Roman" w:cs="Times New Roman"/>
-        </w:rPr>
-        <w:t>pull</w:t>
-      </w:r>
-      <w:proofErr w:type="spellEnd"/>
-      <w:r>
-        <w:rPr>
-          <w:rFonts w:ascii="Times New Roman" w:eastAsia="Times New Roman" w:hAnsi="Times New Roman" w:cs="Times New Roman"/>
-        </w:rPr>
-        <w:t xml:space="preserve"> </w:t>
-      </w:r>
-      <w:proofErr w:type="spellStart"/>
-      <w:r>
-        <w:rPr>
-          <w:rFonts w:ascii="Times New Roman" w:eastAsia="Times New Roman" w:hAnsi="Times New Roman" w:cs="Times New Roman"/>
-        </w:rPr>
-        <w:t>request</w:t>
-      </w:r>
-      <w:proofErr w:type="spellEnd"/>
-      <w:r>
-        <w:rPr>
-          <w:rFonts w:ascii="Times New Roman" w:eastAsia="Times New Roman" w:hAnsi="Times New Roman" w:cs="Times New Roman"/>
-        </w:rPr>
-        <w:t xml:space="preserve"> (kódellenőrzés és -összevonás), valamint </w:t>
-      </w:r>
-      <w:proofErr w:type="spellStart"/>
-      <w:r>
-        <w:rPr>
-          <w:rFonts w:ascii="Times New Roman" w:eastAsia="Times New Roman" w:hAnsi="Times New Roman" w:cs="Times New Roman"/>
-        </w:rPr>
-        <w:t>branching</w:t>
-      </w:r>
-      <w:proofErr w:type="spellEnd"/>
-      <w:r>
-        <w:rPr>
-          <w:rFonts w:ascii="Times New Roman" w:eastAsia="Times New Roman" w:hAnsi="Times New Roman" w:cs="Times New Roman"/>
-        </w:rPr>
-        <w:t xml:space="preserve"> (ágak kezelése) lehetőségeket.</w:t>
+        <w:t>A GitHub platformot választottuk a projekt tárolására, mivel ez lehetőséget biztosít a kód távoli tárolására, a csapaton belüli együttműködésre és a közvetlen hibajavításokra is. A GitHub az online tárolás mellett egy sor hasznos funkciót is kínál, például issue tracking (problémakövetés), pull request (kódellenőrzés és -összevonás), valamint branching (ágak kezelése) lehetőségeket.</w:t>
       </w:r>
     </w:p>
     <w:p>
@@ -5791,7 +4183,6 @@
         </w:rPr>
         <w:t xml:space="preserve">A verziókezelő rendszer használata a csapatmunka hatékonyságát is jelentősen növelte. A GitHub lehetőséget biztosított a párhuzamos munkavégzésre, így a csapattagok egy időben dolgozhattak különböző funkciók fejlesztésén anélkül, hogy egymás módosításait felülírták volna. Emellett a hibák azonosítása és javítása is gördülékenyebbé vált; a </w:t>
       </w:r>
-      <w:proofErr w:type="spellStart"/>
       <w:r>
         <w:rPr>
           <w:rFonts w:ascii="Times New Roman" w:eastAsia="Times New Roman" w:hAnsi="Times New Roman" w:cs="Times New Roman"/>
@@ -5800,87 +4191,62 @@
         </w:rPr>
         <w:t>commit</w:t>
       </w:r>
-      <w:proofErr w:type="spellEnd"/>
       <w:r>
         <w:rPr>
           <w:rFonts w:ascii="Times New Roman" w:eastAsia="Times New Roman" w:hAnsi="Times New Roman" w:cs="Times New Roman"/>
         </w:rPr>
         <w:t xml:space="preserve">-ok, a </w:t>
       </w:r>
-      <w:proofErr w:type="spellStart"/>
       <w:r>
         <w:rPr>
           <w:rFonts w:ascii="Times New Roman" w:eastAsia="Times New Roman" w:hAnsi="Times New Roman" w:cs="Times New Roman"/>
           <w:i/>
           <w:iCs/>
         </w:rPr>
-        <w:t>pull</w:t>
-      </w:r>
-      <w:proofErr w:type="spellEnd"/>
+        <w:t>pull request</w:t>
+      </w:r>
+      <w:r>
+        <w:rPr>
+          <w:rFonts w:ascii="Times New Roman" w:eastAsia="Times New Roman" w:hAnsi="Times New Roman" w:cs="Times New Roman"/>
+        </w:rPr>
+        <w:t xml:space="preserve">-ek és az </w:t>
+      </w:r>
       <w:r>
         <w:rPr>
           <w:rFonts w:ascii="Times New Roman" w:eastAsia="Times New Roman" w:hAnsi="Times New Roman" w:cs="Times New Roman"/>
           <w:i/>
           <w:iCs/>
         </w:rPr>
-        <w:t xml:space="preserve"> </w:t>
-      </w:r>
-      <w:proofErr w:type="spellStart"/>
+        <w:t>issue</w:t>
+      </w:r>
+      <w:r>
+        <w:rPr>
+          <w:rFonts w:ascii="Times New Roman" w:eastAsia="Times New Roman" w:hAnsi="Times New Roman" w:cs="Times New Roman"/>
+        </w:rPr>
+        <w:t>-k rendszere lehetővé tette a felmerülő problémák pontos nyomon követését és azok gyors megoldását.</w:t>
+      </w:r>
+    </w:p>
+    <w:p>
+      <w:pPr>
+        <w:spacing w:before="240" w:after="240" w:line="360" w:lineRule="auto"/>
+        <w:rPr>
+          <w:rFonts w:ascii="Times New Roman" w:eastAsia="Times New Roman" w:hAnsi="Times New Roman" w:cs="Times New Roman"/>
+        </w:rPr>
+      </w:pPr>
+      <w:r>
+        <w:rPr>
+          <w:rFonts w:ascii="Times New Roman" w:eastAsia="Times New Roman" w:hAnsi="Times New Roman" w:cs="Times New Roman"/>
+        </w:rPr>
+        <w:t>A fejlesztési folyamat így nemcsak gyorsabb, hanem biztonságosabb is lett. Az ágak (</w:t>
+      </w:r>
       <w:r>
         <w:rPr>
           <w:rFonts w:ascii="Times New Roman" w:eastAsia="Times New Roman" w:hAnsi="Times New Roman" w:cs="Times New Roman"/>
           <w:i/>
           <w:iCs/>
         </w:rPr>
-        <w:t>request</w:t>
-      </w:r>
-      <w:proofErr w:type="spellEnd"/>
-      <w:r>
-        <w:rPr>
-          <w:rFonts w:ascii="Times New Roman" w:eastAsia="Times New Roman" w:hAnsi="Times New Roman" w:cs="Times New Roman"/>
-        </w:rPr>
-        <w:t xml:space="preserve">-ek és az </w:t>
-      </w:r>
-      <w:proofErr w:type="spellStart"/>
-      <w:r>
-        <w:rPr>
-          <w:rFonts w:ascii="Times New Roman" w:eastAsia="Times New Roman" w:hAnsi="Times New Roman" w:cs="Times New Roman"/>
-          <w:i/>
-          <w:iCs/>
-        </w:rPr>
-        <w:t>issue</w:t>
-      </w:r>
-      <w:proofErr w:type="spellEnd"/>
-      <w:r>
-        <w:rPr>
-          <w:rFonts w:ascii="Times New Roman" w:eastAsia="Times New Roman" w:hAnsi="Times New Roman" w:cs="Times New Roman"/>
-        </w:rPr>
-        <w:t>-k rendszere lehetővé tette a felmerülő problémák pontos nyomon követését és azok gyors megoldását.</w:t>
-      </w:r>
-    </w:p>
-    <w:p>
-      <w:pPr>
-        <w:spacing w:before="240" w:after="240" w:line="360" w:lineRule="auto"/>
-        <w:rPr>
-          <w:rFonts w:ascii="Times New Roman" w:eastAsia="Times New Roman" w:hAnsi="Times New Roman" w:cs="Times New Roman"/>
-        </w:rPr>
-      </w:pPr>
-      <w:r>
-        <w:rPr>
-          <w:rFonts w:ascii="Times New Roman" w:eastAsia="Times New Roman" w:hAnsi="Times New Roman" w:cs="Times New Roman"/>
-        </w:rPr>
-        <w:t>A fejlesztési folyamat így nemcsak gyorsabb, hanem biztonságosabb is lett. Az ágak (</w:t>
-      </w:r>
-      <w:proofErr w:type="spellStart"/>
-      <w:r>
-        <w:rPr>
-          <w:rFonts w:ascii="Times New Roman" w:eastAsia="Times New Roman" w:hAnsi="Times New Roman" w:cs="Times New Roman"/>
-          <w:i/>
-          <w:iCs/>
-        </w:rPr>
         <w:t>branch</w:t>
       </w:r>
-      <w:proofErr w:type="spellEnd"/>
       <w:r>
         <w:rPr>
           <w:rFonts w:ascii="Times New Roman" w:eastAsia="Times New Roman" w:hAnsi="Times New Roman" w:cs="Times New Roman"/>
@@ -5946,21 +4312,7 @@
         <w:rPr>
           <w:rFonts w:ascii="Times New Roman" w:eastAsia="Times New Roman" w:hAnsi="Times New Roman" w:cs="Times New Roman"/>
         </w:rPr>
-        <w:t xml:space="preserve">A szoftverfejlesztési életciklus egyik legkritikusabb szakasza a tesztelés, amely biztosítja, hogy az alkalmazás megfeleljen az előzetesen lefektetett funkcionális követelményeknek, és megbízhatóan </w:t>
-      </w:r>
-      <w:proofErr w:type="spellStart"/>
-      <w:r>
-        <w:rPr>
-          <w:rFonts w:ascii="Times New Roman" w:eastAsia="Times New Roman" w:hAnsi="Times New Roman" w:cs="Times New Roman"/>
-        </w:rPr>
-        <w:t>működjön</w:t>
-      </w:r>
-      <w:proofErr w:type="spellEnd"/>
-      <w:r>
-        <w:rPr>
-          <w:rFonts w:ascii="Times New Roman" w:eastAsia="Times New Roman" w:hAnsi="Times New Roman" w:cs="Times New Roman"/>
-        </w:rPr>
-        <w:t xml:space="preserve"> a végfelhasználók számára. Egy mezőgazdasági hozamszámító alkalmazás esetében a pontosság alapvető elvárás, hiszen a gazdák ezen adatok alapján hozzák meg pénzügyi döntéseiket. A tesztelés célja nem csupán a hibák felderítése, hanem a kód regressziótűrésének biztosítása is: garantálja, hogy egy új funkció bevezetése vagy egy módosítás ne rontsa el a már meglévő, jól működő rendszerelemeket.</w:t>
+        <w:t>A szoftverfejlesztési életciklus egyik legkritikusabb szakasza a tesztelés, amely biztosítja, hogy az alkalmazás megfeleljen az előzetesen lefektetett funkcionális követelményeknek, és megbízhatóan működjön a végfelhasználók számára. Egy mezőgazdasági hozamszámító alkalmazás esetében a pontosság alapvető elvárás, hiszen a gazdák ezen adatok alapján hozzák meg pénzügyi döntéseiket. A tesztelés célja nem csupán a hibák felderítése, hanem a kód regressziótűrésének biztosítása is: garantálja, hogy egy új funkció bevezetése vagy egy módosítás ne rontsa el a már meglévő, jól működő rendszerelemeket.</w:t>
       </w:r>
     </w:p>
     <w:p>
@@ -5981,93 +4333,21 @@
           <w:rFonts w:ascii="Times New Roman" w:eastAsia="Times New Roman" w:hAnsi="Times New Roman" w:cs="Times New Roman"/>
           <w:color w:val="000000"/>
         </w:rPr>
-        <w:t xml:space="preserve">A </w:t>
-      </w:r>
-      <w:proofErr w:type="spellStart"/>
-      <w:r>
-        <w:rPr>
-          <w:rFonts w:ascii="Times New Roman" w:eastAsia="Times New Roman" w:hAnsi="Times New Roman" w:cs="Times New Roman"/>
-          <w:color w:val="000000"/>
-        </w:rPr>
-        <w:t>Jest</w:t>
-      </w:r>
-      <w:proofErr w:type="spellEnd"/>
-      <w:r>
-        <w:rPr>
-          <w:rFonts w:ascii="Times New Roman" w:eastAsia="Times New Roman" w:hAnsi="Times New Roman" w:cs="Times New Roman"/>
-          <w:color w:val="000000"/>
-        </w:rPr>
-        <w:t xml:space="preserve"> keretrendszer bemutatása</w:t>
-      </w:r>
-    </w:p>
-    <w:p>
-      <w:pPr>
-        <w:spacing w:before="240" w:after="240" w:line="360" w:lineRule="auto"/>
-        <w:rPr>
-          <w:rFonts w:ascii="Times New Roman" w:eastAsia="Times New Roman" w:hAnsi="Times New Roman" w:cs="Times New Roman"/>
-        </w:rPr>
-      </w:pPr>
-      <w:r>
-        <w:rPr>
-          <w:rFonts w:ascii="Times New Roman" w:eastAsia="Times New Roman" w:hAnsi="Times New Roman" w:cs="Times New Roman"/>
-        </w:rPr>
-        <w:t xml:space="preserve">A backend szolgáltatások ellenőrzésére a </w:t>
-      </w:r>
-      <w:proofErr w:type="spellStart"/>
-      <w:r>
-        <w:rPr>
-          <w:rFonts w:ascii="Times New Roman" w:eastAsia="Times New Roman" w:hAnsi="Times New Roman" w:cs="Times New Roman"/>
-        </w:rPr>
-        <w:t>Jest</w:t>
-      </w:r>
-      <w:proofErr w:type="spellEnd"/>
-      <w:r>
-        <w:rPr>
-          <w:rFonts w:ascii="Times New Roman" w:eastAsia="Times New Roman" w:hAnsi="Times New Roman" w:cs="Times New Roman"/>
-        </w:rPr>
-        <w:t xml:space="preserve"> keretrendszert választottuk, amely napjaink egyik legnépszerűbb JavaScript-alapú tesztelési eszköze. A </w:t>
-      </w:r>
-      <w:proofErr w:type="spellStart"/>
-      <w:r>
-        <w:rPr>
-          <w:rFonts w:ascii="Times New Roman" w:eastAsia="Times New Roman" w:hAnsi="Times New Roman" w:cs="Times New Roman"/>
-        </w:rPr>
-        <w:t>Jest</w:t>
-      </w:r>
-      <w:proofErr w:type="spellEnd"/>
-      <w:r>
-        <w:rPr>
-          <w:rFonts w:ascii="Times New Roman" w:eastAsia="Times New Roman" w:hAnsi="Times New Roman" w:cs="Times New Roman"/>
-        </w:rPr>
-        <w:t xml:space="preserve"> mellett szólt annak rendkívüli sebessége, egyszerű konfigurálhatósága, valamint a beépített „</w:t>
-      </w:r>
-      <w:proofErr w:type="spellStart"/>
-      <w:r>
-        <w:rPr>
-          <w:rFonts w:ascii="Times New Roman" w:eastAsia="Times New Roman" w:hAnsi="Times New Roman" w:cs="Times New Roman"/>
-        </w:rPr>
-        <w:t>mocking</w:t>
-      </w:r>
-      <w:proofErr w:type="spellEnd"/>
-      <w:r>
-        <w:rPr>
-          <w:rFonts w:ascii="Times New Roman" w:eastAsia="Times New Roman" w:hAnsi="Times New Roman" w:cs="Times New Roman"/>
-        </w:rPr>
-        <w:t xml:space="preserve">” funkciói, amelyek lehetővé teszik a külső függőségek – például adatbázisok vagy harmadik féltől származó könyvtárak – szimulálását. A tesztek futtatása során a </w:t>
-      </w:r>
-      <w:proofErr w:type="spellStart"/>
-      <w:r>
-        <w:rPr>
-          <w:rFonts w:ascii="Times New Roman" w:eastAsia="Times New Roman" w:hAnsi="Times New Roman" w:cs="Times New Roman"/>
-        </w:rPr>
-        <w:t>Supertest</w:t>
-      </w:r>
-      <w:proofErr w:type="spellEnd"/>
-      <w:r>
-        <w:rPr>
-          <w:rFonts w:ascii="Times New Roman" w:eastAsia="Times New Roman" w:hAnsi="Times New Roman" w:cs="Times New Roman"/>
-        </w:rPr>
-        <w:t xml:space="preserve"> könyvtárat is igénybe vettük, amely segítségével HTTP-kéréseket tudtunk szimulálni az API végpontjaink felé, így anélkül kaptunk választ a végpontok működéséről, hogy a teljes szerverkörnyezetet manuálisan el kellett volna indítanunk.</w:t>
+        <w:t>A Jest keretrendszer bemutatása</w:t>
+      </w:r>
+    </w:p>
+    <w:p>
+      <w:pPr>
+        <w:spacing w:before="240" w:after="240" w:line="360" w:lineRule="auto"/>
+        <w:rPr>
+          <w:rFonts w:ascii="Times New Roman" w:eastAsia="Times New Roman" w:hAnsi="Times New Roman" w:cs="Times New Roman"/>
+        </w:rPr>
+      </w:pPr>
+      <w:r>
+        <w:rPr>
+          <w:rFonts w:ascii="Times New Roman" w:eastAsia="Times New Roman" w:hAnsi="Times New Roman" w:cs="Times New Roman"/>
+        </w:rPr>
+        <w:t>A backend szolgáltatások ellenőrzésére a Jest keretrendszert választottuk, amely napjaink egyik legnépszerűbb JavaScript-alapú tesztelési eszköze. A Jest mellett szólt annak rendkívüli sebessége, egyszerű konfigurálhatósága, valamint a beépített „mocking” funkciói, amelyek lehetővé teszik a külső függőségek – például adatbázisok vagy harmadik féltől származó könyvtárak – szimulálását. A tesztek futtatása során a Supertest könyvtárat is igénybe vettük, amely segítségével HTTP-kéréseket tudtunk szimulálni az API végpontjaink felé, így anélkül kaptunk választ a végpontok működéséről, hogy a teljes szerverkörnyezetet manuálisan el kellett volna indítanunk.</w:t>
       </w:r>
     </w:p>
     <w:p>
@@ -6102,23 +4382,8 @@
         <w:rPr>
           <w:rFonts w:ascii="Times New Roman" w:eastAsia="Times New Roman" w:hAnsi="Times New Roman" w:cs="Times New Roman"/>
         </w:rPr>
-        <w:t xml:space="preserve">A tesztelési folyamat során egységteszteket (unit </w:t>
-      </w:r>
-      <w:proofErr w:type="spellStart"/>
-      <w:r>
-        <w:rPr>
-          <w:rFonts w:ascii="Times New Roman" w:eastAsia="Times New Roman" w:hAnsi="Times New Roman" w:cs="Times New Roman"/>
-        </w:rPr>
-        <w:t>tests</w:t>
-      </w:r>
-      <w:proofErr w:type="spellEnd"/>
-      <w:r>
-        <w:rPr>
-          <w:rFonts w:ascii="Times New Roman" w:eastAsia="Times New Roman" w:hAnsi="Times New Roman" w:cs="Times New Roman"/>
-        </w:rPr>
-        <w:t xml:space="preserve">) írtunk a backend kulcsfontosságú végpontjaira. Annak érdekében, hogy tesztjeink izoláltak legyenek és ne módosítsák az éles adatbázist, ún. </w:t>
-      </w:r>
-      <w:proofErr w:type="spellStart"/>
+        <w:t xml:space="preserve">A tesztelési folyamat során egységteszteket (unit tests) írtunk a backend kulcsfontosságú végpontjaira. Annak érdekében, hogy tesztjeink izoláltak legyenek és ne módosítsák az éles adatbázist, ún. </w:t>
+      </w:r>
       <w:r>
         <w:rPr>
           <w:rFonts w:ascii="Times New Roman" w:eastAsia="Times New Roman" w:hAnsi="Times New Roman" w:cs="Times New Roman"/>
@@ -6127,96 +4392,25 @@
         </w:rPr>
         <w:t>mocking</w:t>
       </w:r>
-      <w:proofErr w:type="spellEnd"/>
-      <w:r>
-        <w:rPr>
-          <w:rFonts w:ascii="Times New Roman" w:eastAsia="Times New Roman" w:hAnsi="Times New Roman" w:cs="Times New Roman"/>
-        </w:rPr>
-        <w:t xml:space="preserve"> technológiát alkalmaztunk. Szimuláltuk a mysql2 adatbázis-meghajtó és a </w:t>
-      </w:r>
-      <w:proofErr w:type="spellStart"/>
-      <w:r>
-        <w:rPr>
-          <w:rFonts w:ascii="Times New Roman" w:eastAsia="Times New Roman" w:hAnsi="Times New Roman" w:cs="Times New Roman"/>
-        </w:rPr>
-        <w:t>bcrypt</w:t>
-      </w:r>
-      <w:proofErr w:type="spellEnd"/>
-      <w:r>
-        <w:rPr>
-          <w:rFonts w:ascii="Times New Roman" w:eastAsia="Times New Roman" w:hAnsi="Times New Roman" w:cs="Times New Roman"/>
-        </w:rPr>
-        <w:t xml:space="preserve"> </w:t>
-      </w:r>
-      <w:proofErr w:type="spellStart"/>
-      <w:r>
-        <w:rPr>
-          <w:rFonts w:ascii="Times New Roman" w:eastAsia="Times New Roman" w:hAnsi="Times New Roman" w:cs="Times New Roman"/>
-        </w:rPr>
-        <w:t>titkosító</w:t>
-      </w:r>
-      <w:proofErr w:type="spellEnd"/>
-      <w:r>
-        <w:rPr>
-          <w:rFonts w:ascii="Times New Roman" w:eastAsia="Times New Roman" w:hAnsi="Times New Roman" w:cs="Times New Roman"/>
-        </w:rPr>
-        <w:t xml:space="preserve"> könyvtár működését, így a tesztek futása nem függött külső szolgáltatások állapotától.</w:t>
-      </w:r>
-    </w:p>
-    <w:p>
-      <w:pPr>
-        <w:spacing w:before="240" w:after="240" w:line="360" w:lineRule="auto"/>
-        <w:rPr>
-          <w:rFonts w:ascii="Times New Roman" w:eastAsia="Times New Roman" w:hAnsi="Times New Roman" w:cs="Times New Roman"/>
-        </w:rPr>
-      </w:pPr>
-      <w:r>
-        <w:rPr>
-          <w:rFonts w:ascii="Times New Roman" w:eastAsia="Times New Roman" w:hAnsi="Times New Roman" w:cs="Times New Roman"/>
-        </w:rPr>
-        <w:t xml:space="preserve">A gyakorlati megvalósítás során a tesztesetek a rendszer kritikus funkcióit fedték le, különös tekintettel az adatbázis-műveletek integritására és a végpontok válaszainak helyességére. Az adattörlési folyamatok </w:t>
-      </w:r>
-      <w:proofErr w:type="spellStart"/>
-      <w:r>
-        <w:rPr>
-          <w:rFonts w:ascii="Times New Roman" w:eastAsia="Times New Roman" w:hAnsi="Times New Roman" w:cs="Times New Roman"/>
-        </w:rPr>
-        <w:t>validálása</w:t>
-      </w:r>
-      <w:proofErr w:type="spellEnd"/>
-      <w:r>
-        <w:rPr>
-          <w:rFonts w:ascii="Times New Roman" w:eastAsia="Times New Roman" w:hAnsi="Times New Roman" w:cs="Times New Roman"/>
-        </w:rPr>
-        <w:t xml:space="preserve"> érdekében vizsgáltuk a tervezet törléséért felelős végpont (DELETE /</w:t>
-      </w:r>
-      <w:proofErr w:type="spellStart"/>
-      <w:r>
-        <w:rPr>
-          <w:rFonts w:ascii="Times New Roman" w:eastAsia="Times New Roman" w:hAnsi="Times New Roman" w:cs="Times New Roman"/>
-        </w:rPr>
-        <w:t>api</w:t>
-      </w:r>
-      <w:proofErr w:type="spellEnd"/>
-      <w:r>
-        <w:rPr>
-          <w:rFonts w:ascii="Times New Roman" w:eastAsia="Times New Roman" w:hAnsi="Times New Roman" w:cs="Times New Roman"/>
-        </w:rPr>
-        <w:t>/terv/:</w:t>
-      </w:r>
-      <w:proofErr w:type="spellStart"/>
-      <w:r>
-        <w:rPr>
-          <w:rFonts w:ascii="Times New Roman" w:eastAsia="Times New Roman" w:hAnsi="Times New Roman" w:cs="Times New Roman"/>
-        </w:rPr>
-        <w:t>id</w:t>
-      </w:r>
-      <w:proofErr w:type="spellEnd"/>
-      <w:r>
-        <w:rPr>
-          <w:rFonts w:ascii="Times New Roman" w:eastAsia="Times New Roman" w:hAnsi="Times New Roman" w:cs="Times New Roman"/>
-        </w:rPr>
-        <w:t xml:space="preserve">) működését. A tesztelés során szimuláltuk a sikeres adatbázis-műveletet, majd ellenőriztük, hogy a rendszer a specifikációnak megfelelő SQL lekérdezést futtatja-e le a helyes paraméterezéssel. Ezen felül igazoltuk, hogy a kliensoldal minden </w:t>
+      <w:r>
+        <w:rPr>
+          <w:rFonts w:ascii="Times New Roman" w:eastAsia="Times New Roman" w:hAnsi="Times New Roman" w:cs="Times New Roman"/>
+        </w:rPr>
+        <w:t xml:space="preserve"> technológiát alkalmaztunk. Szimuláltuk a mysql2 adatbázis-meghajtó és a bcrypt titkosító könyvtár működését, így a tesztek futása nem függött külső szolgáltatások állapotától.</w:t>
+      </w:r>
+    </w:p>
+    <w:p>
+      <w:pPr>
+        <w:spacing w:before="240" w:after="240" w:line="360" w:lineRule="auto"/>
+        <w:rPr>
+          <w:rFonts w:ascii="Times New Roman" w:eastAsia="Times New Roman" w:hAnsi="Times New Roman" w:cs="Times New Roman"/>
+        </w:rPr>
+      </w:pPr>
+      <w:r>
+        <w:rPr>
+          <w:rFonts w:ascii="Times New Roman" w:eastAsia="Times New Roman" w:hAnsi="Times New Roman" w:cs="Times New Roman"/>
+        </w:rPr>
+        <w:t xml:space="preserve">A gyakorlati megvalósítás során a tesztesetek a rendszer kritikus funkcióit fedték le, különös tekintettel az adatbázis-műveletek integritására és a végpontok válaszainak helyességére. Az adattörlési folyamatok validálása érdekében vizsgáltuk a tervezet törléséért felelős végpont (DELETE /api/terv/:id) működését. A tesztelés során szimuláltuk a sikeres adatbázis-műveletet, majd ellenőriztük, hogy a rendszer a specifikációnak megfelelő SQL lekérdezést futtatja-e le a helyes paraméterezéssel. Ezen felül igazoltuk, hogy a kliensoldal minden </w:t>
       </w:r>
       <w:r>
         <w:rPr>
@@ -6237,133 +4431,21 @@
         <w:rPr>
           <w:rFonts w:ascii="Times New Roman" w:eastAsia="Times New Roman" w:hAnsi="Times New Roman" w:cs="Times New Roman"/>
         </w:rPr>
-        <w:t xml:space="preserve">Az </w:t>
-      </w:r>
-      <w:proofErr w:type="spellStart"/>
-      <w:r>
-        <w:rPr>
-          <w:rFonts w:ascii="Times New Roman" w:eastAsia="Times New Roman" w:hAnsi="Times New Roman" w:cs="Times New Roman"/>
-        </w:rPr>
-        <w:t>adatlekérdezési</w:t>
-      </w:r>
-      <w:proofErr w:type="spellEnd"/>
-      <w:r>
-        <w:rPr>
-          <w:rFonts w:ascii="Times New Roman" w:eastAsia="Times New Roman" w:hAnsi="Times New Roman" w:cs="Times New Roman"/>
-        </w:rPr>
-        <w:t xml:space="preserve"> funkciók </w:t>
-      </w:r>
-      <w:proofErr w:type="spellStart"/>
-      <w:r>
-        <w:rPr>
-          <w:rFonts w:ascii="Times New Roman" w:eastAsia="Times New Roman" w:hAnsi="Times New Roman" w:cs="Times New Roman"/>
-        </w:rPr>
-        <w:t>validálása</w:t>
-      </w:r>
-      <w:proofErr w:type="spellEnd"/>
-      <w:r>
-        <w:rPr>
-          <w:rFonts w:ascii="Times New Roman" w:eastAsia="Times New Roman" w:hAnsi="Times New Roman" w:cs="Times New Roman"/>
-        </w:rPr>
-        <w:t xml:space="preserve"> keretében külön tesztesetben vizsgáltuk a növények listázását végző szolgáltatást (GET /</w:t>
-      </w:r>
-      <w:proofErr w:type="spellStart"/>
-      <w:r>
-        <w:rPr>
-          <w:rFonts w:ascii="Times New Roman" w:eastAsia="Times New Roman" w:hAnsi="Times New Roman" w:cs="Times New Roman"/>
-        </w:rPr>
-        <w:t>api</w:t>
-      </w:r>
-      <w:proofErr w:type="spellEnd"/>
-      <w:r>
-        <w:rPr>
-          <w:rFonts w:ascii="Times New Roman" w:eastAsia="Times New Roman" w:hAnsi="Times New Roman" w:cs="Times New Roman"/>
-        </w:rPr>
-        <w:t>/</w:t>
-      </w:r>
-      <w:proofErr w:type="spellStart"/>
-      <w:r>
-        <w:rPr>
-          <w:rFonts w:ascii="Times New Roman" w:eastAsia="Times New Roman" w:hAnsi="Times New Roman" w:cs="Times New Roman"/>
-        </w:rPr>
-        <w:t>noveny</w:t>
-      </w:r>
-      <w:proofErr w:type="spellEnd"/>
-      <w:r>
-        <w:rPr>
-          <w:rFonts w:ascii="Times New Roman" w:eastAsia="Times New Roman" w:hAnsi="Times New Roman" w:cs="Times New Roman"/>
-        </w:rPr>
-        <w:t>). Az ellenőrzés fókuszában az állt, hogy az adatbázisból származó rekordok – úgymint az egyedi azonosítók, megnevezések és a kapcsolódó médiafájlok elérési útjai – strukturálisan megfelelő JSON formátumban érkeznek-e meg a felhasználói felületre. Hasonló módon került sor az összetettebb, paraméterezett lekérdezések tesztelésére is, például egy adott földterülethez tartozó kiadások számának lekérésekor (GET /</w:t>
-      </w:r>
-      <w:proofErr w:type="spellStart"/>
-      <w:r>
-        <w:rPr>
-          <w:rFonts w:ascii="Times New Roman" w:eastAsia="Times New Roman" w:hAnsi="Times New Roman" w:cs="Times New Roman"/>
-        </w:rPr>
-        <w:t>api</w:t>
-      </w:r>
-      <w:proofErr w:type="spellEnd"/>
-      <w:r>
-        <w:rPr>
-          <w:rFonts w:ascii="Times New Roman" w:eastAsia="Times New Roman" w:hAnsi="Times New Roman" w:cs="Times New Roman"/>
-        </w:rPr>
-        <w:t>/</w:t>
-      </w:r>
-      <w:proofErr w:type="spellStart"/>
-      <w:r>
-        <w:rPr>
-          <w:rFonts w:ascii="Times New Roman" w:eastAsia="Times New Roman" w:hAnsi="Times New Roman" w:cs="Times New Roman"/>
-        </w:rPr>
-        <w:t>kiadasok_szam</w:t>
-      </w:r>
-      <w:proofErr w:type="spellEnd"/>
-      <w:r>
-        <w:rPr>
-          <w:rFonts w:ascii="Times New Roman" w:eastAsia="Times New Roman" w:hAnsi="Times New Roman" w:cs="Times New Roman"/>
-        </w:rPr>
-        <w:t>/:</w:t>
-      </w:r>
-      <w:proofErr w:type="spellStart"/>
-      <w:r>
-        <w:rPr>
-          <w:rFonts w:ascii="Times New Roman" w:eastAsia="Times New Roman" w:hAnsi="Times New Roman" w:cs="Times New Roman"/>
-        </w:rPr>
-        <w:t>id</w:t>
-      </w:r>
-      <w:proofErr w:type="spellEnd"/>
-      <w:r>
-        <w:rPr>
-          <w:rFonts w:ascii="Times New Roman" w:eastAsia="Times New Roman" w:hAnsi="Times New Roman" w:cs="Times New Roman"/>
-        </w:rPr>
-        <w:t>). Ez a vizsgálat megerősítette, hogy a backend üzleti logikája képes a bemeneti paraméterek pontos kezelésére és az aggregált adatok torzításmentes továbbítására.</w:t>
-      </w:r>
-    </w:p>
-    <w:p>
-      <w:pPr>
-        <w:spacing w:before="240" w:after="240" w:line="360" w:lineRule="auto"/>
-        <w:rPr>
-          <w:rFonts w:ascii="Times New Roman" w:eastAsia="Times New Roman" w:hAnsi="Times New Roman" w:cs="Times New Roman"/>
-        </w:rPr>
-      </w:pPr>
-      <w:r>
-        <w:rPr>
-          <w:rFonts w:ascii="Times New Roman" w:eastAsia="Times New Roman" w:hAnsi="Times New Roman" w:cs="Times New Roman"/>
-        </w:rPr>
-        <w:t xml:space="preserve">A tesztelési környezet stabilitásának és a mérések objektivitásának megőrzése érdekében minden teszteset futtatása előtt alaphelyzetbe állítottuk a szimulált objektumokat a </w:t>
-      </w:r>
-      <w:proofErr w:type="spellStart"/>
-      <w:r>
-        <w:rPr>
-          <w:rFonts w:ascii="Times New Roman" w:eastAsia="Times New Roman" w:hAnsi="Times New Roman" w:cs="Times New Roman"/>
-        </w:rPr>
-        <w:t>jest.clearAllMocks</w:t>
-      </w:r>
-      <w:proofErr w:type="spellEnd"/>
-      <w:r>
-        <w:rPr>
-          <w:rFonts w:ascii="Times New Roman" w:eastAsia="Times New Roman" w:hAnsi="Times New Roman" w:cs="Times New Roman"/>
-        </w:rPr>
-        <w:t>() metódus segítségével. Ez a lépés garantálta a tesztek közötti teljes függetlenséget, megakadályozva az esetleges mellékhatások átöröklődését, és biztosítva az eredmények bármikori megismételhetőségét.</w:t>
+        <w:t>Az adatlekérdezési funkciók validálása keretében külön tesztesetben vizsgáltuk a növények listázását végző szolgáltatást (GET /api/noveny). Az ellenőrzés fókuszában az állt, hogy az adatbázisból származó rekordok – úgymint az egyedi azonosítók, megnevezések és a kapcsolódó médiafájlok elérési útjai – strukturálisan megfelelő JSON formátumban érkeznek-e meg a felhasználói felületre. Hasonló módon került sor az összetettebb, paraméterezett lekérdezések tesztelésére is, például egy adott földterülethez tartozó kiadások számának lekérésekor (GET /api/kiadasok_szam/:id). Ez a vizsgálat megerősítette, hogy a backend üzleti logikája képes a bemeneti paraméterek pontos kezelésére és az aggregált adatok torzításmentes továbbítására.</w:t>
+      </w:r>
+    </w:p>
+    <w:p>
+      <w:pPr>
+        <w:spacing w:before="240" w:after="240" w:line="360" w:lineRule="auto"/>
+        <w:rPr>
+          <w:rFonts w:ascii="Times New Roman" w:eastAsia="Times New Roman" w:hAnsi="Times New Roman" w:cs="Times New Roman"/>
+        </w:rPr>
+      </w:pPr>
+      <w:r>
+        <w:rPr>
+          <w:rFonts w:ascii="Times New Roman" w:eastAsia="Times New Roman" w:hAnsi="Times New Roman" w:cs="Times New Roman"/>
+        </w:rPr>
+        <w:t>A tesztelési környezet stabilitásának és a mérések objektivitásának megőrzése érdekében minden teszteset futtatása előtt alaphelyzetbe állítottuk a szimulált objektumokat a jest.clearAllMocks() metódus segítségével. Ez a lépés garantálta a tesztek közötti teljes függetlenséget, megakadályozva az esetleges mellékhatások átöröklődését, és biztosítva az eredmények bármikori megismételhetőségét.</w:t>
       </w:r>
     </w:p>
     <w:p>
@@ -6383,123 +4465,35 @@
           <w:sz w:val="28"/>
           <w:szCs w:val="28"/>
         </w:rPr>
-        <w:t xml:space="preserve">Frontend tesztelés és a </w:t>
-      </w:r>
-      <w:proofErr w:type="spellStart"/>
-      <w:r>
-        <w:rPr>
-          <w:rFonts w:ascii="Times New Roman" w:eastAsia="Times New Roman" w:hAnsi="Times New Roman" w:cs="Times New Roman"/>
-          <w:sz w:val="28"/>
-          <w:szCs w:val="28"/>
-        </w:rPr>
-        <w:t>Jasmine</w:t>
-      </w:r>
-      <w:proofErr w:type="spellEnd"/>
-      <w:r>
-        <w:rPr>
-          <w:rFonts w:ascii="Times New Roman" w:eastAsia="Times New Roman" w:hAnsi="Times New Roman" w:cs="Times New Roman"/>
-          <w:sz w:val="28"/>
-          <w:szCs w:val="28"/>
-        </w:rPr>
-        <w:t xml:space="preserve"> keretrendszer alkalmazása</w:t>
-      </w:r>
-    </w:p>
-    <w:p>
-      <w:pPr>
-        <w:spacing w:before="240" w:after="240" w:line="360" w:lineRule="auto"/>
-        <w:rPr>
-          <w:rFonts w:ascii="Times New Roman" w:eastAsia="Times New Roman" w:hAnsi="Times New Roman" w:cs="Times New Roman"/>
-        </w:rPr>
-      </w:pPr>
-      <w:r>
-        <w:rPr>
-          <w:rFonts w:ascii="Times New Roman" w:eastAsia="Times New Roman" w:hAnsi="Times New Roman" w:cs="Times New Roman"/>
-        </w:rPr>
-        <w:t xml:space="preserve">Az alkalmazás frontend rétegének fejlesztése során kiemelt figyelmet fordítottunk a kód megbízhatóságára és a funkciók helyes működésének ellenőrzésére. Ennek biztosítása érdekében a kliensoldali logika teszteléséhez a </w:t>
-      </w:r>
-      <w:proofErr w:type="spellStart"/>
-      <w:r>
-        <w:rPr>
-          <w:rFonts w:ascii="Times New Roman" w:eastAsia="Times New Roman" w:hAnsi="Times New Roman" w:cs="Times New Roman"/>
-        </w:rPr>
-        <w:t>Jasmine</w:t>
-      </w:r>
-      <w:proofErr w:type="spellEnd"/>
-      <w:r>
-        <w:rPr>
-          <w:rFonts w:ascii="Times New Roman" w:eastAsia="Times New Roman" w:hAnsi="Times New Roman" w:cs="Times New Roman"/>
-        </w:rPr>
-        <w:t xml:space="preserve"> tesztelési keretrendszert használtuk, amely szorosan integrálható az </w:t>
-      </w:r>
-      <w:proofErr w:type="spellStart"/>
-      <w:r>
-        <w:rPr>
-          <w:rFonts w:ascii="Times New Roman" w:eastAsia="Times New Roman" w:hAnsi="Times New Roman" w:cs="Times New Roman"/>
-        </w:rPr>
-        <w:t>Angular</w:t>
-      </w:r>
-      <w:proofErr w:type="spellEnd"/>
-      <w:r>
-        <w:rPr>
-          <w:rFonts w:ascii="Times New Roman" w:eastAsia="Times New Roman" w:hAnsi="Times New Roman" w:cs="Times New Roman"/>
-        </w:rPr>
-        <w:t xml:space="preserve"> fejlesztési környezetbe, és kifejezetten alkalmas komponensalapú alkalmazások egységtesztelésére.</w:t>
-      </w:r>
-    </w:p>
-    <w:p>
-      <w:pPr>
-        <w:spacing w:before="240" w:after="240" w:line="360" w:lineRule="auto"/>
-        <w:rPr>
-          <w:rFonts w:ascii="Times New Roman" w:eastAsia="Times New Roman" w:hAnsi="Times New Roman" w:cs="Times New Roman"/>
-        </w:rPr>
-      </w:pPr>
-      <w:r>
-        <w:rPr>
-          <w:rFonts w:ascii="Times New Roman" w:eastAsia="Times New Roman" w:hAnsi="Times New Roman" w:cs="Times New Roman"/>
-        </w:rPr>
-        <w:t xml:space="preserve">A </w:t>
-      </w:r>
-      <w:proofErr w:type="spellStart"/>
-      <w:r>
-        <w:rPr>
-          <w:rFonts w:ascii="Times New Roman" w:eastAsia="Times New Roman" w:hAnsi="Times New Roman" w:cs="Times New Roman"/>
-        </w:rPr>
-        <w:t>Jasmine</w:t>
-      </w:r>
-      <w:proofErr w:type="spellEnd"/>
-      <w:r>
-        <w:rPr>
-          <w:rFonts w:ascii="Times New Roman" w:eastAsia="Times New Roman" w:hAnsi="Times New Roman" w:cs="Times New Roman"/>
-        </w:rPr>
-        <w:t xml:space="preserve"> egy viselkedésalapú tesztelési keretrendszer (</w:t>
-      </w:r>
-      <w:proofErr w:type="spellStart"/>
-      <w:r>
-        <w:rPr>
-          <w:rFonts w:ascii="Times New Roman" w:eastAsia="Times New Roman" w:hAnsi="Times New Roman" w:cs="Times New Roman"/>
-        </w:rPr>
-        <w:t>Behavior-Driven</w:t>
-      </w:r>
-      <w:proofErr w:type="spellEnd"/>
-      <w:r>
-        <w:rPr>
-          <w:rFonts w:ascii="Times New Roman" w:eastAsia="Times New Roman" w:hAnsi="Times New Roman" w:cs="Times New Roman"/>
-        </w:rPr>
-        <w:t xml:space="preserve"> </w:t>
-      </w:r>
-      <w:proofErr w:type="spellStart"/>
-      <w:r>
-        <w:rPr>
-          <w:rFonts w:ascii="Times New Roman" w:eastAsia="Times New Roman" w:hAnsi="Times New Roman" w:cs="Times New Roman"/>
-        </w:rPr>
-        <w:t>Development</w:t>
-      </w:r>
-      <w:proofErr w:type="spellEnd"/>
-      <w:r>
-        <w:rPr>
-          <w:rFonts w:ascii="Times New Roman" w:eastAsia="Times New Roman" w:hAnsi="Times New Roman" w:cs="Times New Roman"/>
-        </w:rPr>
-        <w:t>), amely lehetővé teszi, hogy a tesztesetek emberileg jól olvasható, leíró formában készüljenek el. Ez különösen előnyös volt a projekt során, mivel a tesztek nevei egyértelműen tükrözik az adott komponenssel szemben támasztott elvárásokat, például egy terv létrehozását, egy lista betöltését vagy egy felhasználói művelet helyes kezelését.</w:t>
+        <w:t>Frontend tesztelés és a Jasmine keretrendszer alkalmazása</w:t>
+      </w:r>
+    </w:p>
+    <w:p>
+      <w:pPr>
+        <w:spacing w:before="240" w:after="240" w:line="360" w:lineRule="auto"/>
+        <w:rPr>
+          <w:rFonts w:ascii="Times New Roman" w:eastAsia="Times New Roman" w:hAnsi="Times New Roman" w:cs="Times New Roman"/>
+        </w:rPr>
+      </w:pPr>
+      <w:r>
+        <w:rPr>
+          <w:rFonts w:ascii="Times New Roman" w:eastAsia="Times New Roman" w:hAnsi="Times New Roman" w:cs="Times New Roman"/>
+        </w:rPr>
+        <w:t>Az alkalmazás frontend rétegének fejlesztése során kiemelt figyelmet fordítottunk a kód megbízhatóságára és a funkciók helyes működésének ellenőrzésére. Ennek biztosítása érdekében a kliensoldali logika teszteléséhez a Jasmine tesztelési keretrendszert használtuk, amely szorosan integrálható az Angular fejlesztési környezetbe, és kifejezetten alkalmas komponensalapú alkalmazások egységtesztelésére.</w:t>
+      </w:r>
+    </w:p>
+    <w:p>
+      <w:pPr>
+        <w:spacing w:before="240" w:after="240" w:line="360" w:lineRule="auto"/>
+        <w:rPr>
+          <w:rFonts w:ascii="Times New Roman" w:eastAsia="Times New Roman" w:hAnsi="Times New Roman" w:cs="Times New Roman"/>
+        </w:rPr>
+      </w:pPr>
+      <w:r>
+        <w:rPr>
+          <w:rFonts w:ascii="Times New Roman" w:eastAsia="Times New Roman" w:hAnsi="Times New Roman" w:cs="Times New Roman"/>
+        </w:rPr>
+        <w:t>A Jasmine egy viselkedésalapú tesztelési keretrendszer (Behavior-Driven Development), amely lehetővé teszi, hogy a tesztesetek emberileg jól olvasható, leíró formában készüljenek el. Ez különösen előnyös volt a projekt során, mivel a tesztek nevei egyértelműen tükrözik az adott komponenssel szemben támasztott elvárásokat, például egy terv létrehozását, egy lista betöltését vagy egy felhasználói művelet helyes kezelését.</w:t>
       </w:r>
     </w:p>
     <w:p>
@@ -6534,63 +4528,7 @@
         <w:rPr>
           <w:rFonts w:ascii="Times New Roman" w:eastAsia="Times New Roman" w:hAnsi="Times New Roman" w:cs="Times New Roman"/>
         </w:rPr>
-        <w:t xml:space="preserve">A képeken is látható tesztesetek jól szemléltetik ezt a működést: a </w:t>
-      </w:r>
-      <w:proofErr w:type="spellStart"/>
-      <w:r>
-        <w:rPr>
-          <w:rFonts w:ascii="Times New Roman" w:eastAsia="Times New Roman" w:hAnsi="Times New Roman" w:cs="Times New Roman"/>
-        </w:rPr>
-        <w:t>Jasmine</w:t>
-      </w:r>
-      <w:proofErr w:type="spellEnd"/>
-      <w:r>
-        <w:rPr>
-          <w:rFonts w:ascii="Times New Roman" w:eastAsia="Times New Roman" w:hAnsi="Times New Roman" w:cs="Times New Roman"/>
-        </w:rPr>
-        <w:t xml:space="preserve"> segítségével ellenőriztük például, hogy a komponens inicializálásakor (</w:t>
-      </w:r>
-      <w:proofErr w:type="spellStart"/>
-      <w:r>
-        <w:rPr>
-          <w:rFonts w:ascii="Times New Roman" w:eastAsia="Times New Roman" w:hAnsi="Times New Roman" w:cs="Times New Roman"/>
-        </w:rPr>
-        <w:t>ngOnInit</w:t>
-      </w:r>
-      <w:proofErr w:type="spellEnd"/>
-      <w:r>
-        <w:rPr>
-          <w:rFonts w:ascii="Times New Roman" w:eastAsia="Times New Roman" w:hAnsi="Times New Roman" w:cs="Times New Roman"/>
-        </w:rPr>
-        <w:t xml:space="preserve"> életciklus metódus) a megfelelő gazda azonosító alapján történik-e meg a földterületek lekérdezése. A szolgáltatások működését </w:t>
-      </w:r>
-      <w:proofErr w:type="spellStart"/>
-      <w:r>
-        <w:rPr>
-          <w:rFonts w:ascii="Times New Roman" w:eastAsia="Times New Roman" w:hAnsi="Times New Roman" w:cs="Times New Roman"/>
-        </w:rPr>
-        <w:t>mock</w:t>
-      </w:r>
-      <w:proofErr w:type="spellEnd"/>
-      <w:r>
-        <w:rPr>
-          <w:rFonts w:ascii="Times New Roman" w:eastAsia="Times New Roman" w:hAnsi="Times New Roman" w:cs="Times New Roman"/>
-        </w:rPr>
-        <w:t xml:space="preserve"> objektumokkal helyettesítettük, így a tesztek nem függtek a tényleges backend elérhetőségétől. A </w:t>
-      </w:r>
-      <w:proofErr w:type="spellStart"/>
-      <w:r>
-        <w:rPr>
-          <w:rFonts w:ascii="Times New Roman" w:eastAsia="Times New Roman" w:hAnsi="Times New Roman" w:cs="Times New Roman"/>
-        </w:rPr>
-        <w:t>spy</w:t>
-      </w:r>
-      <w:proofErr w:type="spellEnd"/>
-      <w:r>
-        <w:rPr>
-          <w:rFonts w:ascii="Times New Roman" w:eastAsia="Times New Roman" w:hAnsi="Times New Roman" w:cs="Times New Roman"/>
-        </w:rPr>
-        <w:t xml:space="preserve"> funkciók alkalmazásával pontosan nyomon követhetővé vált, hogy egy adott metódus milyen paraméterekkel került meghívásra.</w:t>
+        <w:t>A képeken is látható tesztesetek jól szemléltetik ezt a működést: a Jasmine segítségével ellenőriztük például, hogy a komponens inicializálásakor (ngOnInit életciklus metódus) a megfelelő gazda azonosító alapján történik-e meg a földterületek lekérdezése. A szolgáltatások működését mock objektumokkal helyettesítettük, így a tesztek nem függtek a tényleges backend elérhetőségétől. A spy funkciók alkalmazásával pontosan nyomon követhetővé vált, hogy egy adott metódus milyen paraméterekkel került meghívásra.</w:t>
       </w:r>
       <w:r>
         <w:rPr>
@@ -6618,7 +4556,7 @@
                     <pic:cNvPicPr preferRelativeResize="0"/>
                   </pic:nvPicPr>
                   <pic:blipFill>
-                    <a:blip r:embed="rId20"/>
+                    <a:blip r:embed="rId21"/>
                     <a:srcRect/>
                     <a:stretch>
                       <a:fillRect/>
@@ -6660,35 +4598,7 @@
         <w:rPr>
           <w:rFonts w:ascii="Times New Roman" w:eastAsia="Times New Roman" w:hAnsi="Times New Roman" w:cs="Times New Roman"/>
         </w:rPr>
-        <w:t xml:space="preserve">A tesztfuttatások eredményeit a </w:t>
-      </w:r>
-      <w:proofErr w:type="spellStart"/>
-      <w:r>
-        <w:rPr>
-          <w:rFonts w:ascii="Times New Roman" w:eastAsia="Times New Roman" w:hAnsi="Times New Roman" w:cs="Times New Roman"/>
-        </w:rPr>
-        <w:t>Jasmine</w:t>
-      </w:r>
-      <w:proofErr w:type="spellEnd"/>
-      <w:r>
-        <w:rPr>
-          <w:rFonts w:ascii="Times New Roman" w:eastAsia="Times New Roman" w:hAnsi="Times New Roman" w:cs="Times New Roman"/>
-        </w:rPr>
-        <w:t xml:space="preserve"> futtatókörnyezete vizuálisan is megjelenítette, amely azonnali visszajelzést adott a tesztek sikerességéről. A hibamentesen lefutó tesztek igazolták, hogy az alkalmazás frontend </w:t>
-      </w:r>
-      <w:proofErr w:type="spellStart"/>
-      <w:r>
-        <w:rPr>
-          <w:rFonts w:ascii="Times New Roman" w:eastAsia="Times New Roman" w:hAnsi="Times New Roman" w:cs="Times New Roman"/>
-        </w:rPr>
-        <w:t>rétege</w:t>
-      </w:r>
-      <w:proofErr w:type="spellEnd"/>
-      <w:r>
-        <w:rPr>
-          <w:rFonts w:ascii="Times New Roman" w:eastAsia="Times New Roman" w:hAnsi="Times New Roman" w:cs="Times New Roman"/>
-        </w:rPr>
-        <w:t xml:space="preserve"> stabilan és kiszámítható módon működik, valamint helyesen kezeli a felhasználói interakciókat és az adatbetöltési folyamatokat.</w:t>
+        <w:t>A tesztfuttatások eredményeit a Jasmine futtatókörnyezete vizuálisan is megjelenítette, amely azonnali visszajelzést adott a tesztek sikerességéről. A hibamentesen lefutó tesztek igazolták, hogy az alkalmazás frontend rétege stabilan és kiszámítható módon működik, valamint helyesen kezeli a felhasználói interakciókat és az adatbetöltési folyamatokat.</w:t>
       </w:r>
       <w:r>
         <w:rPr>
@@ -6716,7 +4626,7 @@
                     <pic:cNvPicPr preferRelativeResize="0"/>
                   </pic:nvPicPr>
                   <pic:blipFill>
-                    <a:blip r:embed="rId21"/>
+                    <a:blip r:embed="rId22"/>
                     <a:srcRect/>
                     <a:stretch>
                       <a:fillRect/>
@@ -6758,21 +4668,7 @@
         <w:rPr>
           <w:rFonts w:ascii="Times New Roman" w:eastAsia="Times New Roman" w:hAnsi="Times New Roman" w:cs="Times New Roman"/>
         </w:rPr>
-        <w:t xml:space="preserve">Összességében a </w:t>
-      </w:r>
-      <w:proofErr w:type="spellStart"/>
-      <w:r>
-        <w:rPr>
-          <w:rFonts w:ascii="Times New Roman" w:eastAsia="Times New Roman" w:hAnsi="Times New Roman" w:cs="Times New Roman"/>
-        </w:rPr>
-        <w:t>Jasmine</w:t>
-      </w:r>
-      <w:proofErr w:type="spellEnd"/>
-      <w:r>
-        <w:rPr>
-          <w:rFonts w:ascii="Times New Roman" w:eastAsia="Times New Roman" w:hAnsi="Times New Roman" w:cs="Times New Roman"/>
-        </w:rPr>
-        <w:t xml:space="preserve"> alkalmazása jelentősen hozzájárult a kódminőség javításához és a fejlesztés biztonságához. A rendszeres tesztelés lehetővé tette, hogy a projekt során végrehajtott módosítások és bővítések ne vezessenek rejtett hibák megjelenéséhez, így a felhasználók számára egy megbízható és stabil felhasználói felületet tudtunk biztosítani.</w:t>
+        <w:t>Összességében a Jasmine alkalmazása jelentősen hozzájárult a kódminőség javításához és a fejlesztés biztonságához. A rendszeres tesztelés lehetővé tette, hogy a projekt során végrehajtott módosítások és bővítések ne vezessenek rejtett hibák megjelenéséhez, így a felhasználók számára egy megbízható és stabil felhasználói felületet tudtunk biztosítani.</w:t>
       </w:r>
     </w:p>
     <w:p>
@@ -6830,201 +4726,69 @@
           <w:szCs w:val="28"/>
         </w:rPr>
       </w:pPr>
-      <w:proofErr w:type="spellStart"/>
-      <w:r>
-        <w:rPr>
-          <w:rFonts w:ascii="Times New Roman" w:eastAsia="Times New Roman" w:hAnsi="Times New Roman" w:cs="Times New Roman"/>
-          <w:sz w:val="28"/>
-          <w:szCs w:val="28"/>
-        </w:rPr>
-        <w:t>React</w:t>
-      </w:r>
-      <w:proofErr w:type="spellEnd"/>
-      <w:r>
-        <w:rPr>
-          <w:rFonts w:ascii="Times New Roman" w:eastAsia="Times New Roman" w:hAnsi="Times New Roman" w:cs="Times New Roman"/>
-          <w:sz w:val="28"/>
-          <w:szCs w:val="28"/>
-        </w:rPr>
-        <w:t xml:space="preserve"> </w:t>
-      </w:r>
-      <w:proofErr w:type="spellStart"/>
-      <w:r>
-        <w:rPr>
-          <w:rFonts w:ascii="Times New Roman" w:eastAsia="Times New Roman" w:hAnsi="Times New Roman" w:cs="Times New Roman"/>
-          <w:sz w:val="28"/>
-          <w:szCs w:val="28"/>
-        </w:rPr>
-        <w:t>Native</w:t>
-      </w:r>
-      <w:proofErr w:type="spellEnd"/>
-    </w:p>
-    <w:p>
-      <w:pPr>
-        <w:pBdr>
-          <w:top w:val="nil"/>
-          <w:left w:val="nil"/>
-          <w:bottom w:val="nil"/>
-          <w:right w:val="nil"/>
-          <w:between w:val="nil"/>
-        </w:pBdr>
-        <w:spacing w:before="280" w:line="360" w:lineRule="auto"/>
-        <w:rPr>
-          <w:rFonts w:ascii="Times New Roman" w:eastAsia="Times New Roman" w:hAnsi="Times New Roman" w:cs="Times New Roman"/>
-        </w:rPr>
-      </w:pPr>
-      <w:r>
-        <w:rPr>
-          <w:rFonts w:ascii="Times New Roman" w:eastAsia="Times New Roman" w:hAnsi="Times New Roman" w:cs="Times New Roman"/>
-        </w:rPr>
-        <w:t xml:space="preserve">A mobilalkalmazás fejlesztéséhez a </w:t>
-      </w:r>
-      <w:proofErr w:type="spellStart"/>
-      <w:r>
-        <w:rPr>
-          <w:rFonts w:ascii="Times New Roman" w:eastAsia="Times New Roman" w:hAnsi="Times New Roman" w:cs="Times New Roman"/>
-        </w:rPr>
-        <w:t>Meta</w:t>
-      </w:r>
-      <w:proofErr w:type="spellEnd"/>
-      <w:r>
-        <w:rPr>
-          <w:rFonts w:ascii="Times New Roman" w:eastAsia="Times New Roman" w:hAnsi="Times New Roman" w:cs="Times New Roman"/>
-        </w:rPr>
-        <w:t xml:space="preserve"> (korábban Facebook) által létrehozott </w:t>
-      </w:r>
-      <w:proofErr w:type="spellStart"/>
-      <w:r>
-        <w:rPr>
-          <w:rFonts w:ascii="Times New Roman" w:eastAsia="Times New Roman" w:hAnsi="Times New Roman" w:cs="Times New Roman"/>
-        </w:rPr>
-        <w:t>React</w:t>
-      </w:r>
-      <w:proofErr w:type="spellEnd"/>
-      <w:r>
-        <w:rPr>
-          <w:rFonts w:ascii="Times New Roman" w:eastAsia="Times New Roman" w:hAnsi="Times New Roman" w:cs="Times New Roman"/>
-        </w:rPr>
-        <w:t xml:space="preserve"> </w:t>
-      </w:r>
-      <w:proofErr w:type="spellStart"/>
-      <w:r>
-        <w:rPr>
-          <w:rFonts w:ascii="Times New Roman" w:eastAsia="Times New Roman" w:hAnsi="Times New Roman" w:cs="Times New Roman"/>
-        </w:rPr>
-        <w:t>Native</w:t>
-      </w:r>
-      <w:proofErr w:type="spellEnd"/>
-      <w:r>
-        <w:rPr>
-          <w:rFonts w:ascii="Times New Roman" w:eastAsia="Times New Roman" w:hAnsi="Times New Roman" w:cs="Times New Roman"/>
-        </w:rPr>
-        <w:t xml:space="preserve"> keretrendszert választottuk. Ez egy nyílt forráskódú megoldás, amely lehetővé teszi, hogy JavaScript és </w:t>
-      </w:r>
-      <w:proofErr w:type="spellStart"/>
-      <w:r>
-        <w:rPr>
-          <w:rFonts w:ascii="Times New Roman" w:eastAsia="Times New Roman" w:hAnsi="Times New Roman" w:cs="Times New Roman"/>
-        </w:rPr>
-        <w:t>React</w:t>
-      </w:r>
-      <w:proofErr w:type="spellEnd"/>
-      <w:r>
-        <w:rPr>
-          <w:rFonts w:ascii="Times New Roman" w:eastAsia="Times New Roman" w:hAnsi="Times New Roman" w:cs="Times New Roman"/>
-        </w:rPr>
-        <w:t xml:space="preserve"> alapokon fejlesszünk natív felhasználói élményt nyújtó alkalmazásokat Android és iOS platformokra egyaránt.</w:t>
-      </w:r>
-    </w:p>
-    <w:p>
-      <w:pPr>
-        <w:spacing w:before="240" w:after="240" w:line="360" w:lineRule="auto"/>
-        <w:rPr>
-          <w:rFonts w:ascii="Times New Roman" w:eastAsia="Times New Roman" w:hAnsi="Times New Roman" w:cs="Times New Roman"/>
-        </w:rPr>
-      </w:pPr>
-      <w:r>
-        <w:rPr>
-          <w:rFonts w:ascii="Times New Roman" w:eastAsia="Times New Roman" w:hAnsi="Times New Roman" w:cs="Times New Roman"/>
-        </w:rPr>
-        <w:t xml:space="preserve">A keretrendszer egyik legfontosabb tulajdonsága a </w:t>
-      </w:r>
-      <w:proofErr w:type="spellStart"/>
-      <w:r>
-        <w:rPr>
-          <w:rFonts w:ascii="Times New Roman" w:eastAsia="Times New Roman" w:hAnsi="Times New Roman" w:cs="Times New Roman"/>
-        </w:rPr>
-        <w:t>cross</w:t>
-      </w:r>
-      <w:proofErr w:type="spellEnd"/>
-      <w:r>
-        <w:rPr>
-          <w:rFonts w:ascii="Times New Roman" w:eastAsia="Times New Roman" w:hAnsi="Times New Roman" w:cs="Times New Roman"/>
-        </w:rPr>
-        <w:t>-platform hatékonyság, amely lehetővé teszi, hogy egyetlen, JavaScript alapú kódbázis használatával fejlesszünk teljes értékű alkalmazást Android és iOS rendszerekre egyaránt. Ez a megközelítés nem csupán a fejlesztési időt rövidíti le jelentősen, hanem biztosítja a funkcionális egységességet is a különböző eszközökön, miközben az erőforrásokat a párhuzamos kódírás helyett a logika finomhangolására fordíthattuk.</w:t>
-      </w:r>
-    </w:p>
-    <w:p>
-      <w:pPr>
-        <w:pBdr>
-          <w:top w:val="nil"/>
-          <w:left w:val="nil"/>
-          <w:bottom w:val="nil"/>
-          <w:right w:val="nil"/>
-          <w:between w:val="nil"/>
-        </w:pBdr>
-        <w:spacing w:before="280" w:line="360" w:lineRule="auto"/>
-        <w:rPr>
-          <w:rFonts w:ascii="Times New Roman" w:eastAsia="Times New Roman" w:hAnsi="Times New Roman" w:cs="Times New Roman"/>
-        </w:rPr>
-      </w:pPr>
-      <w:r>
-        <w:rPr>
-          <w:rFonts w:ascii="Times New Roman" w:eastAsia="Times New Roman" w:hAnsi="Times New Roman" w:cs="Times New Roman"/>
-        </w:rPr>
-        <w:t xml:space="preserve">Szemben a hagyományos hibrid megoldásokkal, a </w:t>
-      </w:r>
-      <w:proofErr w:type="spellStart"/>
-      <w:r>
-        <w:rPr>
-          <w:rFonts w:ascii="Times New Roman" w:eastAsia="Times New Roman" w:hAnsi="Times New Roman" w:cs="Times New Roman"/>
-        </w:rPr>
-        <w:t>React</w:t>
-      </w:r>
-      <w:proofErr w:type="spellEnd"/>
-      <w:r>
-        <w:rPr>
-          <w:rFonts w:ascii="Times New Roman" w:eastAsia="Times New Roman" w:hAnsi="Times New Roman" w:cs="Times New Roman"/>
-        </w:rPr>
-        <w:t xml:space="preserve"> </w:t>
-      </w:r>
-      <w:proofErr w:type="spellStart"/>
-      <w:r>
-        <w:rPr>
-          <w:rFonts w:ascii="Times New Roman" w:eastAsia="Times New Roman" w:hAnsi="Times New Roman" w:cs="Times New Roman"/>
-        </w:rPr>
-        <w:t>Native</w:t>
-      </w:r>
-      <w:proofErr w:type="spellEnd"/>
-      <w:r>
-        <w:rPr>
-          <w:rFonts w:ascii="Times New Roman" w:eastAsia="Times New Roman" w:hAnsi="Times New Roman" w:cs="Times New Roman"/>
-        </w:rPr>
-        <w:t xml:space="preserve"> nem egy korlátozott webes nézetben jeleníti meg a tartalmat, hanem valódi natív komponenseket használ a felhasználói felület felépítéséhez. Ez a technológiai sajátosság garantálja a magas szintű teljesítményt és a sima, válaszkész interakciókat, ami elengedhetetlen a bonyolult hozamszámítási adatok és statisztikai grafikonok vizualizációja során. A fejlesztési folyamatot továbbá nagyban támogatta a „Hot </w:t>
-      </w:r>
-      <w:proofErr w:type="spellStart"/>
-      <w:r>
-        <w:rPr>
-          <w:rFonts w:ascii="Times New Roman" w:eastAsia="Times New Roman" w:hAnsi="Times New Roman" w:cs="Times New Roman"/>
-        </w:rPr>
-        <w:t>Reloading</w:t>
-      </w:r>
-      <w:proofErr w:type="spellEnd"/>
-      <w:r>
-        <w:rPr>
-          <w:rFonts w:ascii="Times New Roman" w:eastAsia="Times New Roman" w:hAnsi="Times New Roman" w:cs="Times New Roman"/>
-        </w:rPr>
-        <w:t>” funkció, amely a kód módosításait azonnal, az alkalmazás állapotának elvesztése nélkül jeleníti meg, így téve lehetővé az agilis és gyors iterációt.</w:t>
+      <w:r>
+        <w:rPr>
+          <w:rFonts w:ascii="Times New Roman" w:eastAsia="Times New Roman" w:hAnsi="Times New Roman" w:cs="Times New Roman"/>
+          <w:sz w:val="28"/>
+          <w:szCs w:val="28"/>
+        </w:rPr>
+        <w:t>React Native</w:t>
+      </w:r>
+    </w:p>
+    <w:p>
+      <w:pPr>
+        <w:pBdr>
+          <w:top w:val="nil"/>
+          <w:left w:val="nil"/>
+          <w:bottom w:val="nil"/>
+          <w:right w:val="nil"/>
+          <w:between w:val="nil"/>
+        </w:pBdr>
+        <w:spacing w:before="280" w:line="360" w:lineRule="auto"/>
+        <w:rPr>
+          <w:rFonts w:ascii="Times New Roman" w:eastAsia="Times New Roman" w:hAnsi="Times New Roman" w:cs="Times New Roman"/>
+        </w:rPr>
+      </w:pPr>
+      <w:r>
+        <w:rPr>
+          <w:rFonts w:ascii="Times New Roman" w:eastAsia="Times New Roman" w:hAnsi="Times New Roman" w:cs="Times New Roman"/>
+        </w:rPr>
+        <w:t>A mobilalkalmazás fejlesztéséhez a Meta (korábban Facebook) által létrehozott React Native keretrendszert választottuk. Ez egy nyílt forráskódú megoldás, amely lehetővé teszi, hogy JavaScript és React alapokon fejlesszünk natív felhasználói élményt nyújtó alkalmazásokat Android és iOS platformokra egyaránt.</w:t>
+      </w:r>
+    </w:p>
+    <w:p>
+      <w:pPr>
+        <w:spacing w:before="240" w:after="240" w:line="360" w:lineRule="auto"/>
+        <w:rPr>
+          <w:rFonts w:ascii="Times New Roman" w:eastAsia="Times New Roman" w:hAnsi="Times New Roman" w:cs="Times New Roman"/>
+        </w:rPr>
+      </w:pPr>
+      <w:r>
+        <w:rPr>
+          <w:rFonts w:ascii="Times New Roman" w:eastAsia="Times New Roman" w:hAnsi="Times New Roman" w:cs="Times New Roman"/>
+        </w:rPr>
+        <w:t>A keretrendszer egyik legfontosabb tulajdonsága a cross-platform hatékonyság, amely lehetővé teszi, hogy egyetlen, JavaScript alapú kódbázis használatával fejlesszünk teljes értékű alkalmazást Android és iOS rendszerekre egyaránt. Ez a megközelítés nem csupán a fejlesztési időt rövidíti le jelentősen, hanem biztosítja a funkcionális egységességet is a különböző eszközökön, miközben az erőforrásokat a párhuzamos kódírás helyett a logika finomhangolására fordíthattuk.</w:t>
+      </w:r>
+    </w:p>
+    <w:p>
+      <w:pPr>
+        <w:pBdr>
+          <w:top w:val="nil"/>
+          <w:left w:val="nil"/>
+          <w:bottom w:val="nil"/>
+          <w:right w:val="nil"/>
+          <w:between w:val="nil"/>
+        </w:pBdr>
+        <w:spacing w:before="280" w:line="360" w:lineRule="auto"/>
+        <w:rPr>
+          <w:rFonts w:ascii="Times New Roman" w:eastAsia="Times New Roman" w:hAnsi="Times New Roman" w:cs="Times New Roman"/>
+        </w:rPr>
+      </w:pPr>
+      <w:r>
+        <w:rPr>
+          <w:rFonts w:ascii="Times New Roman" w:eastAsia="Times New Roman" w:hAnsi="Times New Roman" w:cs="Times New Roman"/>
+        </w:rPr>
+        <w:t>Szemben a hagyományos hibrid megoldásokkal, a React Native nem egy korlátozott webes nézetben jeleníti meg a tartalmat, hanem valódi natív komponenseket használ a felhasználói felület felépítéséhez. Ez a technológiai sajátosság garantálja a magas szintű teljesítményt és a sima, válaszkész interakciókat, ami elengedhetetlen a bonyolult hozamszámítási adatok és statisztikai grafikonok vizualizációja során. A fejlesztési folyamatot továbbá nagyban támogatta a „Hot Reloading” funkció, amely a kód módosításait azonnal, az alkalmazás állapotának elvesztése nélkül jeleníti meg, így téve lehetővé az agilis és gyors iterációt.</w:t>
       </w:r>
     </w:p>
     <w:p>
@@ -7119,7 +4883,7 @@
                     </pic:cNvPicPr>
                   </pic:nvPicPr>
                   <pic:blipFill>
-                    <a:blip r:embed="rId22" cstate="print">
+                    <a:blip r:embed="rId23" cstate="print">
                       <a:extLst>
                         <a:ext uri="{28A0092B-C50C-407E-A947-70E740481C1C}">
                           <a14:useLocalDpi xmlns:a14="http://schemas.microsoft.com/office/drawing/2010/main" val="0"/>
@@ -7193,21 +4957,7 @@
         <w:rPr>
           <w:rFonts w:ascii="Times New Roman" w:eastAsia="Times New Roman" w:hAnsi="Times New Roman" w:cs="Times New Roman"/>
         </w:rPr>
-        <w:t xml:space="preserve">A mobilalkalmazás lehetőséget biztosít a földterületek adatainak megtekintésére, beleértve a terület méretét, művelési ágát és a korábbi hasznosítási információkat. Ez különösen hasznos a helyszíni ellenőrzések és döntéshozatal során, amikor gyors </w:t>
-      </w:r>
-      <w:proofErr w:type="spellStart"/>
-      <w:r>
-        <w:rPr>
-          <w:rFonts w:ascii="Times New Roman" w:eastAsia="Times New Roman" w:hAnsi="Times New Roman" w:cs="Times New Roman"/>
-        </w:rPr>
-        <w:t>adatlekérdezésre</w:t>
-      </w:r>
-      <w:proofErr w:type="spellEnd"/>
-      <w:r>
-        <w:rPr>
-          <w:rFonts w:ascii="Times New Roman" w:eastAsia="Times New Roman" w:hAnsi="Times New Roman" w:cs="Times New Roman"/>
-        </w:rPr>
-        <w:t xml:space="preserve"> van szükség.</w:t>
+        <w:t>A mobilalkalmazás lehetőséget biztosít a földterületek adatainak megtekintésére, beleértve a terület méretét, művelési ágát és a korábbi hasznosítási információkat. Ez különösen hasznos a helyszíni ellenőrzések és döntéshozatal során, amikor gyors adatlekérdezésre van szükség.</w:t>
       </w:r>
     </w:p>
     <w:p>
@@ -7291,7 +5041,7 @@
                     </pic:cNvPicPr>
                   </pic:nvPicPr>
                   <pic:blipFill>
-                    <a:blip r:embed="rId23" cstate="print">
+                    <a:blip r:embed="rId24" cstate="print">
                       <a:extLst>
                         <a:ext uri="{28A0092B-C50C-407E-A947-70E740481C1C}">
                           <a14:useLocalDpi xmlns:a14="http://schemas.microsoft.com/office/drawing/2010/main" val="0"/>
@@ -7462,21 +5212,7 @@
         <w:rPr>
           <w:rFonts w:ascii="Times New Roman" w:eastAsia="Times New Roman" w:hAnsi="Times New Roman" w:cs="Times New Roman"/>
         </w:rPr>
-        <w:t xml:space="preserve">A fejlesztett mezőgazdasági hozamszámító alkalmazás jelenlegi formájában elsősorban a magyarországi termelők igényeire fókuszál, azonban a rendszer felépítése és technológiai háttere lehetőséget biztosít a jövőbeni bővítésekre és továbbfejlesztésekre. A projekt hosszú távú fenntarthatósága és versenyképessége érdekében több irányban is indokolt a rendszer </w:t>
-      </w:r>
-      <w:proofErr w:type="spellStart"/>
-      <w:r>
-        <w:rPr>
-          <w:rFonts w:ascii="Times New Roman" w:eastAsia="Times New Roman" w:hAnsi="Times New Roman" w:cs="Times New Roman"/>
-        </w:rPr>
-        <w:t>továbbgondolása</w:t>
-      </w:r>
-      <w:proofErr w:type="spellEnd"/>
-      <w:r>
-        <w:rPr>
-          <w:rFonts w:ascii="Times New Roman" w:eastAsia="Times New Roman" w:hAnsi="Times New Roman" w:cs="Times New Roman"/>
-        </w:rPr>
-        <w:t xml:space="preserve"> és kiterjesztése.</w:t>
+        <w:t>A fejlesztett mezőgazdasági hozamszámító alkalmazás jelenlegi formájában elsősorban a magyarországi termelők igényeire fókuszál, azonban a rendszer felépítése és technológiai háttere lehetőséget biztosít a jövőbeni bővítésekre és továbbfejlesztésekre. A projekt hosszú távú fenntarthatósága és versenyképessége érdekében több irányban is indokolt a rendszer továbbgondolása és kiterjesztése.</w:t>
       </w:r>
     </w:p>
     <w:p>
@@ -7581,21 +5317,7 @@
         <w:rPr>
           <w:rFonts w:ascii="Times New Roman" w:eastAsia="Times New Roman" w:hAnsi="Times New Roman" w:cs="Times New Roman"/>
         </w:rPr>
-        <w:t xml:space="preserve">A kultúraválaszték szélesítése lehetőséget biztosítana arra, hogy a gazdálkodók </w:t>
-      </w:r>
-      <w:proofErr w:type="spellStart"/>
-      <w:r>
-        <w:rPr>
-          <w:rFonts w:ascii="Times New Roman" w:eastAsia="Times New Roman" w:hAnsi="Times New Roman" w:cs="Times New Roman"/>
-        </w:rPr>
-        <w:t>diverzifikáltabb</w:t>
-      </w:r>
-      <w:proofErr w:type="spellEnd"/>
-      <w:r>
-        <w:rPr>
-          <w:rFonts w:ascii="Times New Roman" w:eastAsia="Times New Roman" w:hAnsi="Times New Roman" w:cs="Times New Roman"/>
-        </w:rPr>
-        <w:t xml:space="preserve"> termelési szerkezetben gondolkodjanak, és az alkalmazás segítségével különböző forgatókönyveket hasonlítsanak össze. Ez különösen fontos a klímaváltozás és a piaci bizonytalanságok által jellemzett gazdasági környezetben.</w:t>
+        <w:t>A kultúraválaszték szélesítése lehetőséget biztosítana arra, hogy a gazdálkodók diverzifikáltabb termelési szerkezetben gondolkodjanak, és az alkalmazás segítségével különböző forgatókönyveket hasonlítsanak össze. Ez különösen fontos a klímaváltozás és a piaci bizonytalanságok által jellemzett gazdasági környezetben.</w:t>
       </w:r>
     </w:p>
     <w:p>
@@ -7701,21 +5423,7 @@
         <w:rPr>
           <w:rFonts w:ascii="Times New Roman" w:eastAsia="Times New Roman" w:hAnsi="Times New Roman" w:cs="Times New Roman"/>
         </w:rPr>
-        <w:t xml:space="preserve">A különböző forgatókönyvek grafikus megjelenítése – például eltérő időjárási feltételek vagy inputköltségek mellett – támogatná a stratégiai döntéshozatalt. A statisztikai funkciók bővítése továbbá lehetőséget teremtene adatalapú </w:t>
-      </w:r>
-      <w:proofErr w:type="spellStart"/>
-      <w:r>
-        <w:rPr>
-          <w:rFonts w:ascii="Times New Roman" w:eastAsia="Times New Roman" w:hAnsi="Times New Roman" w:cs="Times New Roman"/>
-        </w:rPr>
-        <w:t>előrejelző</w:t>
-      </w:r>
-      <w:proofErr w:type="spellEnd"/>
-      <w:r>
-        <w:rPr>
-          <w:rFonts w:ascii="Times New Roman" w:eastAsia="Times New Roman" w:hAnsi="Times New Roman" w:cs="Times New Roman"/>
-        </w:rPr>
-        <w:t xml:space="preserve"> modellek alkalmazására, amelyek növelhetik a számítások pontosságát és megbízhatóságát.</w:t>
+        <w:t>A különböző forgatókönyvek grafikus megjelenítése – például eltérő időjárási feltételek vagy inputköltségek mellett – támogatná a stratégiai döntéshozatalt. A statisztikai funkciók bővítése továbbá lehetőséget teremtene adatalapú előrejelző modellek alkalmazására, amelyek növelhetik a számítások pontosságát és megbízhatóságát.</w:t>
       </w:r>
     </w:p>
     <w:p>
@@ -7783,35 +5491,7 @@
         <w:rPr>
           <w:rFonts w:ascii="Times New Roman" w:eastAsia="Times New Roman" w:hAnsi="Times New Roman" w:cs="Times New Roman"/>
         </w:rPr>
-        <w:t xml:space="preserve">A fejlesztési szakaszban a feladatok technikai kivitelezése már </w:t>
-      </w:r>
-      <w:proofErr w:type="spellStart"/>
-      <w:r>
-        <w:rPr>
-          <w:rFonts w:ascii="Times New Roman" w:eastAsia="Times New Roman" w:hAnsi="Times New Roman" w:cs="Times New Roman"/>
-        </w:rPr>
-        <w:t>elkülönülten</w:t>
-      </w:r>
-      <w:proofErr w:type="spellEnd"/>
-      <w:r>
-        <w:rPr>
-          <w:rFonts w:ascii="Times New Roman" w:eastAsia="Times New Roman" w:hAnsi="Times New Roman" w:cs="Times New Roman"/>
-        </w:rPr>
-        <w:t xml:space="preserve"> zajlott. A backend fejlesztését </w:t>
-      </w:r>
-      <w:proofErr w:type="spellStart"/>
-      <w:r>
-        <w:rPr>
-          <w:rFonts w:ascii="Times New Roman" w:eastAsia="Times New Roman" w:hAnsi="Times New Roman" w:cs="Times New Roman"/>
-        </w:rPr>
-        <w:t>Gecsey</w:t>
-      </w:r>
-      <w:proofErr w:type="spellEnd"/>
-      <w:r>
-        <w:rPr>
-          <w:rFonts w:ascii="Times New Roman" w:eastAsia="Times New Roman" w:hAnsi="Times New Roman" w:cs="Times New Roman"/>
-        </w:rPr>
-        <w:t xml:space="preserve"> Botond végezte, amely magában foglalta a szerveroldali logika megvalósítását, az adatbázis-kezelést, az üzleti logika implementálását, valamint a rendszer működéséhez szükséges háttérfolyamatok kialakítását. Feladata volt továbbá a megfelelő adatáramlás és a stabil, biztonságos működés biztosítása.</w:t>
+        <w:t>A fejlesztési szakaszban a feladatok technikai kivitelezése már elkülönülten zajlott. A backend fejlesztését Gecsey Botond végezte, amely magában foglalta a szerveroldali logika megvalósítását, az adatbázis-kezelést, az üzleti logika implementálását, valamint a rendszer működéséhez szükséges háttérfolyamatok kialakítását. Feladata volt továbbá a megfelelő adatáramlás és a stabil, biztonságos működés biztosítása.</w:t>
       </w:r>
     </w:p>
     <w:p>
@@ -7935,21 +5615,7 @@
         <w:rPr>
           <w:rFonts w:ascii="Times New Roman" w:eastAsia="Times New Roman" w:hAnsi="Times New Roman" w:cs="Times New Roman"/>
         </w:rPr>
-        <w:t>A projekt gyengeségei közé sorolható, hogy új fejlesztésként még nem rendelkezik széles körű piaci ismertséggel és referenciával. A felhasználói bizalom kiépítése időigényes folyamat, különösen egy olyan ágazatban, ahol a döntések jelentős anyagi következményekkel járnak. A hozamszámítás pontossága nagymértékben függ az alkalmazott adatok minőségétől és mennyiségétől, így a korlátozott történeti adatbázis csökkentheti az előrejelzések megbízhatóságát. További kihívást jelenthet a digitális technológiák eltérő szintű elfogadottsága a gazdálkodók körében, mivel az idősebb vagy kevésbé technológiaorientált felhasználók nehezebben alkalmazkodhatnak az új rendszerekhez. Emellett a fejlesztést végző kis létszámú csapat erőforrás-</w:t>
-      </w:r>
-      <w:proofErr w:type="spellStart"/>
-      <w:r>
-        <w:rPr>
-          <w:rFonts w:ascii="Times New Roman" w:eastAsia="Times New Roman" w:hAnsi="Times New Roman" w:cs="Times New Roman"/>
-        </w:rPr>
-        <w:t>korlátai</w:t>
-      </w:r>
-      <w:proofErr w:type="spellEnd"/>
-      <w:r>
-        <w:rPr>
-          <w:rFonts w:ascii="Times New Roman" w:eastAsia="Times New Roman" w:hAnsi="Times New Roman" w:cs="Times New Roman"/>
-        </w:rPr>
-        <w:t xml:space="preserve"> befolyásolhatják a rendszer folyamatos karbantartását, frissítését és továbbfejlesztését.</w:t>
+        <w:t>A projekt gyengeségei közé sorolható, hogy új fejlesztésként még nem rendelkezik széles körű piaci ismertséggel és referenciával. A felhasználói bizalom kiépítése időigényes folyamat, különösen egy olyan ágazatban, ahol a döntések jelentős anyagi következményekkel járnak. A hozamszámítás pontossága nagymértékben függ az alkalmazott adatok minőségétől és mennyiségétől, így a korlátozott történeti adatbázis csökkentheti az előrejelzések megbízhatóságát. További kihívást jelenthet a digitális technológiák eltérő szintű elfogadottsága a gazdálkodók körében, mivel az idősebb vagy kevésbé technológiaorientált felhasználók nehezebben alkalmazkodhatnak az új rendszerekhez. Emellett a fejlesztést végző kis létszámú csapat erőforrás-korlátai befolyásolhatják a rendszer folyamatos karbantartását, frissítését és továbbfejlesztését.</w:t>
       </w:r>
     </w:p>
     <w:p>
@@ -7981,42 +5647,14 @@
         <w:rPr>
           <w:rFonts w:ascii="Times New Roman" w:eastAsia="Times New Roman" w:hAnsi="Times New Roman" w:cs="Times New Roman"/>
         </w:rPr>
-        <w:t xml:space="preserve">A mezőgazdaság digitalizációja és a precíziós gazdálkodás térnyerése jelentős lehetőséget teremt az alkalmazás számára. A termelők egyre inkább nyitottak az olyan innovatív megoldásokra, amelyek növelik a hatékonyságot és csökkentik a bizonytalanságot. A klímaváltozás következtében fokozódó időjárási kockázatok szintén erősítik az </w:t>
-      </w:r>
-      <w:proofErr w:type="spellStart"/>
-      <w:r>
-        <w:rPr>
-          <w:rFonts w:ascii="Times New Roman" w:eastAsia="Times New Roman" w:hAnsi="Times New Roman" w:cs="Times New Roman"/>
-        </w:rPr>
-        <w:t>előrejelző</w:t>
-      </w:r>
-      <w:proofErr w:type="spellEnd"/>
-      <w:r>
-        <w:rPr>
-          <w:rFonts w:ascii="Times New Roman" w:eastAsia="Times New Roman" w:hAnsi="Times New Roman" w:cs="Times New Roman"/>
-        </w:rPr>
-        <w:t xml:space="preserve"> és döntéstámogató rendszerek iránti igényt. További lehetőséget jelenthet az állami vagy európai uniós támogatások bevonása, amelyek a mezőgazdasági digitalizációt ösztönzik. A rendszer jövőbeni fejlesztése során integrálhatóvá válhatnak külső adatforrások, például meteorológiai adatok vagy piaci ár-előrejelzések, illetve mesterséges intelligencia alapú modellek is </w:t>
+        <w:t xml:space="preserve">A mezőgazdaság digitalizációja és a precíziós gazdálkodás térnyerése jelentős lehetőséget teremt az alkalmazás számára. A termelők egyre inkább nyitottak az olyan innovatív megoldásokra, amelyek növelik a hatékonyságot és csökkentik a bizonytalanságot. A klímaváltozás következtében fokozódó időjárási kockázatok szintén erősítik az előrejelző és döntéstámogató rendszerek iránti igényt. További lehetőséget jelenthet az állami vagy európai uniós támogatások bevonása, amelyek a mezőgazdasági digitalizációt ösztönzik. A rendszer jövőbeni fejlesztése során integrálhatóvá válhatnak külső adatforrások, például meteorológiai adatok vagy piaci ár-előrejelzések, illetve mesterséges intelligencia alapú modellek is </w:t>
       </w:r>
       <w:r>
         <w:rPr>
           <w:rFonts w:ascii="Times New Roman" w:eastAsia="Times New Roman" w:hAnsi="Times New Roman" w:cs="Times New Roman"/>
         </w:rPr>
         <w:lastRenderedPageBreak/>
-        <w:t xml:space="preserve">alkalmazhatók a </w:t>
-      </w:r>
-      <w:proofErr w:type="spellStart"/>
-      <w:r>
-        <w:rPr>
-          <w:rFonts w:ascii="Times New Roman" w:eastAsia="Times New Roman" w:hAnsi="Times New Roman" w:cs="Times New Roman"/>
-        </w:rPr>
-        <w:t>predikciók</w:t>
-      </w:r>
-      <w:proofErr w:type="spellEnd"/>
-      <w:r>
-        <w:rPr>
-          <w:rFonts w:ascii="Times New Roman" w:eastAsia="Times New Roman" w:hAnsi="Times New Roman" w:cs="Times New Roman"/>
-        </w:rPr>
-        <w:t xml:space="preserve"> pontosságának növelése érdekében. Hosszabb távon akár regionális vagy nemzetközi terjeszkedés is elképzelhető.</w:t>
+        <w:t>alkalmazhatók a predikciók pontosságának növelése érdekében. Hosszabb távon akár regionális vagy nemzetközi terjeszkedés is elképzelhető.</w:t>
       </w:r>
     </w:p>
     <w:p>
@@ -8082,119 +5720,23 @@
           <w:rFonts w:ascii="Times New Roman" w:eastAsia="Times New Roman" w:hAnsi="Times New Roman" w:cs="Times New Roman"/>
           <w:lang w:val="hu-HU"/>
         </w:rPr>
-        <w:t xml:space="preserve">A projekt megvalósítása során agilis szemléletű, a </w:t>
-      </w:r>
-      <w:proofErr w:type="spellStart"/>
-      <w:r>
-        <w:rPr>
-          <w:rFonts w:ascii="Times New Roman" w:eastAsia="Times New Roman" w:hAnsi="Times New Roman" w:cs="Times New Roman"/>
-          <w:lang w:val="hu-HU"/>
-        </w:rPr>
-        <w:t>Scrum</w:t>
-      </w:r>
-      <w:proofErr w:type="spellEnd"/>
-      <w:r>
-        <w:rPr>
-          <w:rFonts w:ascii="Times New Roman" w:eastAsia="Times New Roman" w:hAnsi="Times New Roman" w:cs="Times New Roman"/>
-          <w:lang w:val="hu-HU"/>
-        </w:rPr>
-        <w:t xml:space="preserve"> </w:t>
-      </w:r>
-      <w:proofErr w:type="spellStart"/>
-      <w:r>
-        <w:rPr>
-          <w:rFonts w:ascii="Times New Roman" w:eastAsia="Times New Roman" w:hAnsi="Times New Roman" w:cs="Times New Roman"/>
-          <w:lang w:val="hu-HU"/>
-        </w:rPr>
-        <w:t>Alliance</w:t>
-      </w:r>
-      <w:proofErr w:type="spellEnd"/>
-      <w:r>
-        <w:rPr>
-          <w:rFonts w:ascii="Times New Roman" w:eastAsia="Times New Roman" w:hAnsi="Times New Roman" w:cs="Times New Roman"/>
-          <w:lang w:val="hu-HU"/>
-        </w:rPr>
-        <w:t xml:space="preserve"> által is ismertetett </w:t>
-      </w:r>
-      <w:proofErr w:type="spellStart"/>
-      <w:r>
-        <w:rPr>
-          <w:rFonts w:ascii="Times New Roman" w:eastAsia="Times New Roman" w:hAnsi="Times New Roman" w:cs="Times New Roman"/>
-          <w:lang w:val="hu-HU"/>
-        </w:rPr>
-        <w:t>Scrum</w:t>
-      </w:r>
-      <w:proofErr w:type="spellEnd"/>
-      <w:r>
-        <w:rPr>
-          <w:rFonts w:ascii="Times New Roman" w:eastAsia="Times New Roman" w:hAnsi="Times New Roman" w:cs="Times New Roman"/>
-          <w:lang w:val="hu-HU"/>
-        </w:rPr>
-        <w:t xml:space="preserve"> keretrendszer alapelveihez hasonló munkaszervezési megközelítést alkalmaztunk. Bár a klasszikus </w:t>
-      </w:r>
-      <w:proofErr w:type="spellStart"/>
-      <w:r>
-        <w:rPr>
-          <w:rFonts w:ascii="Times New Roman" w:eastAsia="Times New Roman" w:hAnsi="Times New Roman" w:cs="Times New Roman"/>
-          <w:lang w:val="hu-HU"/>
-        </w:rPr>
-        <w:t>Scrum</w:t>
-      </w:r>
-      <w:proofErr w:type="spellEnd"/>
-      <w:r>
-        <w:rPr>
-          <w:rFonts w:ascii="Times New Roman" w:eastAsia="Times New Roman" w:hAnsi="Times New Roman" w:cs="Times New Roman"/>
-          <w:lang w:val="hu-HU"/>
-        </w:rPr>
-        <w:t xml:space="preserve"> módszertan jellemzően 7–10 fős, multidiszciplináris csapatokra épül, jelen projektet </w:t>
-      </w:r>
-      <w:proofErr w:type="spellStart"/>
-      <w:r>
-        <w:rPr>
-          <w:rFonts w:ascii="Times New Roman" w:eastAsia="Times New Roman" w:hAnsi="Times New Roman" w:cs="Times New Roman"/>
-          <w:lang w:val="hu-HU"/>
-        </w:rPr>
-        <w:t>kétfős</w:t>
-      </w:r>
-      <w:proofErr w:type="spellEnd"/>
-      <w:r>
-        <w:rPr>
-          <w:rFonts w:ascii="Times New Roman" w:eastAsia="Times New Roman" w:hAnsi="Times New Roman" w:cs="Times New Roman"/>
-          <w:lang w:val="hu-HU"/>
-        </w:rPr>
-        <w:t xml:space="preserve"> fejlesztői csapat valósította meg, ezért a módszertan elemeit a csapatmérethez és az egyetemi projekt sajátosságaihoz igazítottuk. Nem a teljes, formális keretrendszer alkalmazása volt a cél, hanem annak alapelveit vettük alapul a hatékonyabb munkaszervezés érdekében.</w:t>
-      </w:r>
-    </w:p>
-    <w:p>
-      <w:pPr>
-        <w:spacing w:before="240" w:after="240" w:line="360" w:lineRule="auto"/>
-        <w:rPr>
-          <w:rFonts w:ascii="Times New Roman" w:eastAsia="Times New Roman" w:hAnsi="Times New Roman" w:cs="Times New Roman"/>
-          <w:lang w:val="hu-HU"/>
-        </w:rPr>
-      </w:pPr>
-      <w:r>
-        <w:rPr>
-          <w:rFonts w:ascii="Times New Roman" w:eastAsia="Times New Roman" w:hAnsi="Times New Roman" w:cs="Times New Roman"/>
-          <w:lang w:val="hu-HU"/>
-        </w:rPr>
-        <w:t xml:space="preserve">A fejlesztési folyamat iteratív módon, rövid ciklusokban zajlott. A munkát kisebb, jól </w:t>
-      </w:r>
-      <w:proofErr w:type="spellStart"/>
-      <w:r>
-        <w:rPr>
-          <w:rFonts w:ascii="Times New Roman" w:eastAsia="Times New Roman" w:hAnsi="Times New Roman" w:cs="Times New Roman"/>
-          <w:lang w:val="hu-HU"/>
-        </w:rPr>
-        <w:t>körülhatárolható</w:t>
-      </w:r>
-      <w:proofErr w:type="spellEnd"/>
-      <w:r>
-        <w:rPr>
-          <w:rFonts w:ascii="Times New Roman" w:eastAsia="Times New Roman" w:hAnsi="Times New Roman" w:cs="Times New Roman"/>
-          <w:lang w:val="hu-HU"/>
-        </w:rPr>
-        <w:t xml:space="preserve"> fejlesztési egységekre bontottuk, amelyek egy-egy funkcionális rész megvalósítására fókuszáltak, például a hozamszámítási algoritmus implementálására, az adatbeviteli felület kialakítására vagy a mobilalkalmazás optimalizálására. Minden fejlesztési ciklus végén működő és tesztelhető résztermék jött létre, amely lehetőséget biztosított a folyamatos ellenőrzésre, valamint az esetleges hibák és fejlesztési irányok korai azonosítására.</w:t>
+        <w:t>A projekt megvalósítása során agilis szemléletű, a Scrum Alliance által is ismertetett Scrum keretrendszer alapelveihez hasonló munkaszervezési megközelítést alkalmaztunk. Bár a klasszikus Scrum módszertan jellemzően 7–10 fős, multidiszciplináris csapatokra épül, jelen projektet kétfős fejlesztői csapat valósította meg, ezért a módszertan elemeit a csapatmérethez és az egyetemi projekt sajátosságaihoz igazítottuk. Nem a teljes, formális keretrendszer alkalmazása volt a cél, hanem annak alapelveit vettük alapul a hatékonyabb munkaszervezés érdekében.</w:t>
+      </w:r>
+    </w:p>
+    <w:p>
+      <w:pPr>
+        <w:spacing w:before="240" w:after="240" w:line="360" w:lineRule="auto"/>
+        <w:rPr>
+          <w:rFonts w:ascii="Times New Roman" w:eastAsia="Times New Roman" w:hAnsi="Times New Roman" w:cs="Times New Roman"/>
+          <w:lang w:val="hu-HU"/>
+        </w:rPr>
+      </w:pPr>
+      <w:r>
+        <w:rPr>
+          <w:rFonts w:ascii="Times New Roman" w:eastAsia="Times New Roman" w:hAnsi="Times New Roman" w:cs="Times New Roman"/>
+          <w:lang w:val="hu-HU"/>
+        </w:rPr>
+        <w:t>A fejlesztési folyamat iteratív módon, rövid ciklusokban zajlott. A munkát kisebb, jól körülhatárolható fejlesztési egységekre bontottuk, amelyek egy-egy funkcionális rész megvalósítására fókuszáltak, például a hozamszámítási algoritmus implementálására, az adatbeviteli felület kialakítására vagy a mobilalkalmazás optimalizálására. Minden fejlesztési ciklus végén működő és tesztelhető résztermék jött létre, amely lehetőséget biztosított a folyamatos ellenőrzésre, valamint az esetleges hibák és fejlesztési irányok korai azonosítására.</w:t>
       </w:r>
     </w:p>
     <w:p>
@@ -8234,71 +5776,7 @@
           <w:rFonts w:ascii="Times New Roman" w:eastAsia="Times New Roman" w:hAnsi="Times New Roman" w:cs="Times New Roman"/>
           <w:lang w:val="hu-HU"/>
         </w:rPr>
-        <w:t xml:space="preserve">A klasszikus </w:t>
-      </w:r>
-      <w:proofErr w:type="spellStart"/>
-      <w:r>
-        <w:rPr>
-          <w:rFonts w:ascii="Times New Roman" w:eastAsia="Times New Roman" w:hAnsi="Times New Roman" w:cs="Times New Roman"/>
-          <w:lang w:val="hu-HU"/>
-        </w:rPr>
-        <w:t>Scrum</w:t>
-      </w:r>
-      <w:proofErr w:type="spellEnd"/>
-      <w:r>
-        <w:rPr>
-          <w:rFonts w:ascii="Times New Roman" w:eastAsia="Times New Roman" w:hAnsi="Times New Roman" w:cs="Times New Roman"/>
-          <w:lang w:val="hu-HU"/>
-        </w:rPr>
-        <w:t xml:space="preserve"> szerepkörök – mint a </w:t>
-      </w:r>
-      <w:proofErr w:type="spellStart"/>
-      <w:r>
-        <w:rPr>
-          <w:rFonts w:ascii="Times New Roman" w:eastAsia="Times New Roman" w:hAnsi="Times New Roman" w:cs="Times New Roman"/>
-          <w:lang w:val="hu-HU"/>
-        </w:rPr>
-        <w:t>Product</w:t>
-      </w:r>
-      <w:proofErr w:type="spellEnd"/>
-      <w:r>
-        <w:rPr>
-          <w:rFonts w:ascii="Times New Roman" w:eastAsia="Times New Roman" w:hAnsi="Times New Roman" w:cs="Times New Roman"/>
-          <w:lang w:val="hu-HU"/>
-        </w:rPr>
-        <w:t xml:space="preserve"> </w:t>
-      </w:r>
-      <w:proofErr w:type="spellStart"/>
-      <w:r>
-        <w:rPr>
-          <w:rFonts w:ascii="Times New Roman" w:eastAsia="Times New Roman" w:hAnsi="Times New Roman" w:cs="Times New Roman"/>
-          <w:lang w:val="hu-HU"/>
-        </w:rPr>
-        <w:t>Owner</w:t>
-      </w:r>
-      <w:proofErr w:type="spellEnd"/>
-      <w:r>
-        <w:rPr>
-          <w:rFonts w:ascii="Times New Roman" w:eastAsia="Times New Roman" w:hAnsi="Times New Roman" w:cs="Times New Roman"/>
-          <w:lang w:val="hu-HU"/>
-        </w:rPr>
-        <w:t xml:space="preserve">, a </w:t>
-      </w:r>
-      <w:proofErr w:type="spellStart"/>
-      <w:r>
-        <w:rPr>
-          <w:rFonts w:ascii="Times New Roman" w:eastAsia="Times New Roman" w:hAnsi="Times New Roman" w:cs="Times New Roman"/>
-          <w:lang w:val="hu-HU"/>
-        </w:rPr>
-        <w:t>Scrum</w:t>
-      </w:r>
-      <w:proofErr w:type="spellEnd"/>
-      <w:r>
-        <w:rPr>
-          <w:rFonts w:ascii="Times New Roman" w:eastAsia="Times New Roman" w:hAnsi="Times New Roman" w:cs="Times New Roman"/>
-          <w:lang w:val="hu-HU"/>
-        </w:rPr>
-        <w:t xml:space="preserve"> Master és a fejlesztői csapat – nem különültek el formálisan, hanem a projekt során megosztva láttuk el az ezekhez kapcsolódó feladatokat. A döntéshozatal, a tervezés és a megvalósítás közös felelősségen alapult, ami a kis létszámú csapat esetében hatékony kommunikációt és gyors reakcióidőt eredményezett.</w:t>
+        <w:t>A klasszikus Scrum szerepkörök – mint a Product Owner, a Scrum Master és a fejlesztői csapat – nem különültek el formálisan, hanem a projekt során megosztva láttuk el az ezekhez kapcsolódó feladatokat. A döntéshozatal, a tervezés és a megvalósítás közös felelősségen alapult, ami a kis létszámú csapat esetében hatékony kommunikációt és gyors reakcióidőt eredményezett.</w:t>
       </w:r>
     </w:p>
     <w:p>
@@ -8330,39 +5808,7 @@
           <w:rFonts w:ascii="Times New Roman" w:eastAsia="Times New Roman" w:hAnsi="Times New Roman" w:cs="Times New Roman"/>
           <w:lang w:val="hu-HU"/>
         </w:rPr>
-        <w:t xml:space="preserve">Összességében elmondható, hogy bár a projekt nem a </w:t>
-      </w:r>
-      <w:proofErr w:type="spellStart"/>
-      <w:r>
-        <w:rPr>
-          <w:rFonts w:ascii="Times New Roman" w:eastAsia="Times New Roman" w:hAnsi="Times New Roman" w:cs="Times New Roman"/>
-          <w:lang w:val="hu-HU"/>
-        </w:rPr>
-        <w:t>Scrum</w:t>
-      </w:r>
-      <w:proofErr w:type="spellEnd"/>
-      <w:r>
-        <w:rPr>
-          <w:rFonts w:ascii="Times New Roman" w:eastAsia="Times New Roman" w:hAnsi="Times New Roman" w:cs="Times New Roman"/>
-          <w:lang w:val="hu-HU"/>
-        </w:rPr>
-        <w:t xml:space="preserve"> módszertan teljes, formális alkalmazásával valósult meg, annak alapelvei – az </w:t>
-      </w:r>
-      <w:proofErr w:type="spellStart"/>
-      <w:r>
-        <w:rPr>
-          <w:rFonts w:ascii="Times New Roman" w:eastAsia="Times New Roman" w:hAnsi="Times New Roman" w:cs="Times New Roman"/>
-          <w:lang w:val="hu-HU"/>
-        </w:rPr>
-        <w:t>iterativitás</w:t>
-      </w:r>
-      <w:proofErr w:type="spellEnd"/>
-      <w:r>
-        <w:rPr>
-          <w:rFonts w:ascii="Times New Roman" w:eastAsia="Times New Roman" w:hAnsi="Times New Roman" w:cs="Times New Roman"/>
-          <w:lang w:val="hu-HU"/>
-        </w:rPr>
-        <w:t>, a rugalmasság, az átlátható munkaszervezés és a folyamatos együttműködés – jelentős mértékben támogatták a fejlesztési folyamat eredményességét.</w:t>
+        <w:t>Összességében elmondható, hogy bár a projekt nem a Scrum módszertan teljes, formális alkalmazásával valósult meg, annak alapelvei – az iterativitás, a rugalmasság, az átlátható munkaszervezés és a folyamatos együttműködés – jelentős mértékben támogatták a fejlesztési folyamat eredményességét.</w:t>
       </w:r>
     </w:p>
     <w:p>
@@ -8539,71 +5985,23 @@
           <w:rFonts w:ascii="Times New Roman" w:eastAsia="Times New Roman" w:hAnsi="Times New Roman" w:cs="Times New Roman"/>
           <w:lang w:val="hu-HU"/>
         </w:rPr>
-        <w:t xml:space="preserve">A technikai megvalósítás során további kihívást jelentett a számítási logika pontos kidolgozása és </w:t>
-      </w:r>
-      <w:proofErr w:type="spellStart"/>
-      <w:r>
-        <w:rPr>
-          <w:rFonts w:ascii="Times New Roman" w:eastAsia="Times New Roman" w:hAnsi="Times New Roman" w:cs="Times New Roman"/>
-          <w:lang w:val="hu-HU"/>
-        </w:rPr>
-        <w:t>validálása</w:t>
-      </w:r>
-      <w:proofErr w:type="spellEnd"/>
-      <w:r>
-        <w:rPr>
-          <w:rFonts w:ascii="Times New Roman" w:eastAsia="Times New Roman" w:hAnsi="Times New Roman" w:cs="Times New Roman"/>
-          <w:lang w:val="hu-HU"/>
-        </w:rPr>
-        <w:t xml:space="preserve">, valamint a felhasználóbarát kezelőfelület kialakítása. Többször előfordult, hogy egy-egy funkció működését újra kellett terveznünk, vagy a már elkészült megoldásokat finomítanunk kellett a tesztelések és visszajelzések alapján. Ezek a helyzetek ugyan többletmunkát igényeltek, mégis úgy érezzük, hogy éppen ezek a módosítások tették a rendszert </w:t>
-      </w:r>
-      <w:proofErr w:type="spellStart"/>
-      <w:r>
-        <w:rPr>
-          <w:rFonts w:ascii="Times New Roman" w:eastAsia="Times New Roman" w:hAnsi="Times New Roman" w:cs="Times New Roman"/>
-          <w:lang w:val="hu-HU"/>
-        </w:rPr>
-        <w:t>átgondoltabbá</w:t>
-      </w:r>
-      <w:proofErr w:type="spellEnd"/>
-      <w:r>
-        <w:rPr>
-          <w:rFonts w:ascii="Times New Roman" w:eastAsia="Times New Roman" w:hAnsi="Times New Roman" w:cs="Times New Roman"/>
-          <w:lang w:val="hu-HU"/>
-        </w:rPr>
-        <w:t xml:space="preserve"> és stabilabbá.</w:t>
-      </w:r>
-    </w:p>
-    <w:p>
-      <w:pPr>
-        <w:spacing w:before="240" w:after="240" w:line="360" w:lineRule="auto"/>
-        <w:rPr>
-          <w:rFonts w:ascii="Times New Roman" w:eastAsia="Times New Roman" w:hAnsi="Times New Roman" w:cs="Times New Roman"/>
-          <w:lang w:val="hu-HU"/>
-        </w:rPr>
-      </w:pPr>
-      <w:r>
-        <w:rPr>
-          <w:rFonts w:ascii="Times New Roman" w:eastAsia="Times New Roman" w:hAnsi="Times New Roman" w:cs="Times New Roman"/>
-          <w:lang w:val="hu-HU"/>
-        </w:rPr>
-        <w:t xml:space="preserve">A közös munka során sokat fejlődtünk az együttműködés, a problémamegoldás és a feladatmegosztás terén is. </w:t>
-      </w:r>
-      <w:proofErr w:type="spellStart"/>
-      <w:r>
-        <w:rPr>
-          <w:rFonts w:ascii="Times New Roman" w:eastAsia="Times New Roman" w:hAnsi="Times New Roman" w:cs="Times New Roman"/>
-          <w:lang w:val="hu-HU"/>
-        </w:rPr>
-        <w:t>Kétfős</w:t>
-      </w:r>
-      <w:proofErr w:type="spellEnd"/>
-      <w:r>
-        <w:rPr>
-          <w:rFonts w:ascii="Times New Roman" w:eastAsia="Times New Roman" w:hAnsi="Times New Roman" w:cs="Times New Roman"/>
-          <w:lang w:val="hu-HU"/>
-        </w:rPr>
-        <w:t xml:space="preserve"> csapatként minden döntést közösen kellett meghoznunk, ami felelősségteljes hozzáállást és folyamatos kommunikációt igényelt. Megtanultuk hatékonyan összehangolni elképzeléseinket, kezelni a szakmai vitákat, valamint kompromisszumokat kötni a legjobb megoldás érdekében. Úgy gondoljuk, hogy ez a tapasztalat a jövőbeni szakmai munkánk során is meghatározó lesz.</w:t>
+        <w:t>A technikai megvalósítás során további kihívást jelentett a számítási logika pontos kidolgozása és validálása, valamint a felhasználóbarát kezelőfelület kialakítása. Többször előfordult, hogy egy-egy funkció működését újra kellett terveznünk, vagy a már elkészült megoldásokat finomítanunk kellett a tesztelések és visszajelzések alapján. Ezek a helyzetek ugyan többletmunkát igényeltek, mégis úgy érezzük, hogy éppen ezek a módosítások tették a rendszert átgondoltabbá és stabilabbá.</w:t>
+      </w:r>
+    </w:p>
+    <w:p>
+      <w:pPr>
+        <w:spacing w:before="240" w:after="240" w:line="360" w:lineRule="auto"/>
+        <w:rPr>
+          <w:rFonts w:ascii="Times New Roman" w:eastAsia="Times New Roman" w:hAnsi="Times New Roman" w:cs="Times New Roman"/>
+          <w:lang w:val="hu-HU"/>
+        </w:rPr>
+      </w:pPr>
+      <w:r>
+        <w:rPr>
+          <w:rFonts w:ascii="Times New Roman" w:eastAsia="Times New Roman" w:hAnsi="Times New Roman" w:cs="Times New Roman"/>
+          <w:lang w:val="hu-HU"/>
+        </w:rPr>
+        <w:t>A közös munka során sokat fejlődtünk az együttműködés, a problémamegoldás és a feladatmegosztás terén is. Kétfős csapatként minden döntést közösen kellett meghoznunk, ami felelősségteljes hozzáállást és folyamatos kommunikációt igényelt. Megtanultuk hatékonyan összehangolni elképzeléseinket, kezelni a szakmai vitákat, valamint kompromisszumokat kötni a legjobb megoldás érdekében. Úgy gondoljuk, hogy ez a tapasztalat a jövőbeni szakmai munkánk során is meghatározó lesz.</w:t>
       </w:r>
     </w:p>
     <w:p>
@@ -8695,23 +6093,7 @@
           <w:rFonts w:ascii="Times New Roman" w:eastAsia="Times New Roman" w:hAnsi="Times New Roman" w:cs="Times New Roman"/>
           <w:lang w:val="hu-HU"/>
         </w:rPr>
-        <w:t xml:space="preserve">Külön köszönettel tartozunk Lakatos Sándor és </w:t>
-      </w:r>
-      <w:proofErr w:type="spellStart"/>
-      <w:r>
-        <w:rPr>
-          <w:rFonts w:ascii="Times New Roman" w:eastAsia="Times New Roman" w:hAnsi="Times New Roman" w:cs="Times New Roman"/>
-          <w:lang w:val="hu-HU"/>
-        </w:rPr>
-        <w:t>Berki</w:t>
-      </w:r>
-      <w:proofErr w:type="spellEnd"/>
-      <w:r>
-        <w:rPr>
-          <w:rFonts w:ascii="Times New Roman" w:eastAsia="Times New Roman" w:hAnsi="Times New Roman" w:cs="Times New Roman"/>
-          <w:lang w:val="hu-HU"/>
-        </w:rPr>
-        <w:t xml:space="preserve"> Balázs tanár uraknak a projekt teljes időtartama alatt nyújtott szakmai segítségükért, iránymutatásukért és mentori támogatásukért. Észrevételeik, tanácsaik és konstruktív visszajelzéseik jelentős mértékben hozzájárultak ahhoz, hogy munkánk szakmailag megalapozott és átgondolt formában valósulhasson meg. A fejlesztési folyamat során nyújtott útmutatásuk segített bennünket a felmerülő problémák megoldásában, valamint abban, hogy projektünket magasabb szakmai színvonalon tudjuk kivitelezni.</w:t>
+        <w:t>Külön köszönettel tartozunk Lakatos Sándor és Berki Balázs tanár uraknak a projekt teljes időtartama alatt nyújtott szakmai segítségükért, iránymutatásukért és mentori támogatásukért. Észrevételeik, tanácsaik és konstruktív visszajelzéseik jelentős mértékben hozzájárultak ahhoz, hogy munkánk szakmailag megalapozott és átgondolt formában valósulhasson meg. A fejlesztési folyamat során nyújtott útmutatásuk segített bennünket a felmerülő problémák megoldásában, valamint abban, hogy projektünket magasabb szakmai színvonalon tudjuk kivitelezni.</w:t>
       </w:r>
     </w:p>
     <w:p>
@@ -8764,21 +6146,497 @@
     </w:p>
     <w:p>
       <w:pPr>
-        <w:spacing w:before="240" w:after="240" w:line="360" w:lineRule="auto"/>
-        <w:rPr>
-          <w:rFonts w:ascii="Times New Roman" w:eastAsia="Times New Roman" w:hAnsi="Times New Roman" w:cs="Times New Roman"/>
-          <w:lang w:val="hu-HU"/>
-        </w:rPr>
-      </w:pPr>
-    </w:p>
-    <w:p>
-      <w:pPr>
-        <w:spacing w:before="240" w:after="240" w:line="360" w:lineRule="auto"/>
-        <w:rPr>
-          <w:rFonts w:ascii="Times New Roman" w:eastAsia="Times New Roman" w:hAnsi="Times New Roman" w:cs="Times New Roman"/>
-          <w:lang w:val="hu-HU"/>
-        </w:rPr>
-      </w:pPr>
+        <w:rPr>
+          <w:rFonts w:ascii="Times New Roman" w:eastAsia="Times New Roman" w:hAnsi="Times New Roman" w:cs="Times New Roman"/>
+          <w:lang w:val="hu-HU"/>
+        </w:rPr>
+      </w:pPr>
+      <w:r>
+        <w:rPr>
+          <w:rFonts w:ascii="Times New Roman" w:eastAsia="Times New Roman" w:hAnsi="Times New Roman" w:cs="Times New Roman"/>
+          <w:lang w:val="hu-HU"/>
+        </w:rPr>
+        <w:br w:type="page"/>
+      </w:r>
+    </w:p>
+    <w:p>
+      <w:pPr>
+        <w:spacing w:before="240" w:after="240" w:line="360" w:lineRule="auto"/>
+        <w:rPr>
+          <w:rFonts w:ascii="Times New Roman" w:eastAsia="Times New Roman" w:hAnsi="Times New Roman" w:cs="Times New Roman"/>
+          <w:lang w:val="hu-HU"/>
+        </w:rPr>
+      </w:pPr>
+      <w:r>
+        <w:rPr>
+          <w:rFonts w:ascii="Times New Roman" w:eastAsia="Times New Roman" w:hAnsi="Times New Roman" w:cs="Times New Roman"/>
+          <w:lang w:val="hu-HU"/>
+        </w:rPr>
+        <w:lastRenderedPageBreak/>
+        <w:t>Irodalomjegyzék</w:t>
+      </w:r>
+      <w:r>
+        <w:rPr>
+          <w:rFonts w:ascii="Times New Roman" w:eastAsia="Times New Roman" w:hAnsi="Times New Roman" w:cs="Times New Roman"/>
+          <w:lang w:val="hu-HU"/>
+        </w:rPr>
+        <w:t>:</w:t>
+      </w:r>
+    </w:p>
+    <w:p>
+      <w:pPr>
+        <w:pStyle w:val="Listaszerbekezds"/>
+        <w:numPr>
+          <w:ilvl w:val="0"/>
+          <w:numId w:val="1"/>
+        </w:numPr>
+        <w:spacing w:before="240" w:after="240" w:line="360" w:lineRule="auto"/>
+        <w:rPr>
+          <w:rFonts w:ascii="Times New Roman" w:eastAsia="Times New Roman" w:hAnsi="Times New Roman" w:cs="Times New Roman"/>
+          <w:lang w:val="hu-HU"/>
+        </w:rPr>
+      </w:pPr>
+      <w:r>
+        <w:rPr>
+          <w:rFonts w:ascii="Times New Roman" w:eastAsia="Times New Roman" w:hAnsi="Times New Roman" w:cs="Times New Roman"/>
+          <w:lang w:val="hu-HU"/>
+        </w:rPr>
+        <w:t>Google LLC (2024): Angular Documentation.</w:t>
+      </w:r>
+    </w:p>
+    <w:p>
+      <w:pPr>
+        <w:pStyle w:val="Listaszerbekezds"/>
+        <w:numPr>
+          <w:ilvl w:val="0"/>
+          <w:numId w:val="1"/>
+        </w:numPr>
+        <w:spacing w:before="240" w:after="240" w:line="360" w:lineRule="auto"/>
+        <w:rPr>
+          <w:rFonts w:ascii="Times New Roman" w:eastAsia="Times New Roman" w:hAnsi="Times New Roman" w:cs="Times New Roman"/>
+          <w:lang w:val="hu-HU"/>
+        </w:rPr>
+      </w:pPr>
+      <w:r>
+        <w:rPr>
+          <w:rFonts w:ascii="Times New Roman" w:eastAsia="Times New Roman" w:hAnsi="Times New Roman" w:cs="Times New Roman"/>
+          <w:lang w:val="hu-HU"/>
+        </w:rPr>
+        <w:t>Meta Platforms Inc. (2024): React – Official Documentation.</w:t>
+      </w:r>
+    </w:p>
+    <w:p>
+      <w:pPr>
+        <w:pStyle w:val="Listaszerbekezds"/>
+        <w:numPr>
+          <w:ilvl w:val="0"/>
+          <w:numId w:val="1"/>
+        </w:numPr>
+        <w:spacing w:before="240" w:after="240" w:line="360" w:lineRule="auto"/>
+        <w:rPr>
+          <w:rFonts w:ascii="Times New Roman" w:eastAsia="Times New Roman" w:hAnsi="Times New Roman" w:cs="Times New Roman"/>
+          <w:lang w:val="hu-HU"/>
+        </w:rPr>
+      </w:pPr>
+      <w:r>
+        <w:rPr>
+          <w:rFonts w:ascii="Times New Roman" w:eastAsia="Times New Roman" w:hAnsi="Times New Roman" w:cs="Times New Roman"/>
+          <w:lang w:val="hu-HU"/>
+        </w:rPr>
+        <w:t>Duckett, Jon (2014): HTML and CSS: Design and Build Websites. Wiley Publishing. (E-book)</w:t>
+      </w:r>
+    </w:p>
+    <w:p>
+      <w:pPr>
+        <w:pStyle w:val="Listaszerbekezds"/>
+        <w:numPr>
+          <w:ilvl w:val="0"/>
+          <w:numId w:val="1"/>
+        </w:numPr>
+        <w:spacing w:before="240" w:after="240" w:line="360" w:lineRule="auto"/>
+        <w:rPr>
+          <w:rFonts w:ascii="Times New Roman" w:eastAsia="Times New Roman" w:hAnsi="Times New Roman" w:cs="Times New Roman"/>
+          <w:lang w:val="hu-HU"/>
+        </w:rPr>
+      </w:pPr>
+      <w:r>
+        <w:rPr>
+          <w:rFonts w:ascii="Times New Roman" w:eastAsia="Times New Roman" w:hAnsi="Times New Roman" w:cs="Times New Roman"/>
+          <w:lang w:val="hu-HU"/>
+        </w:rPr>
+        <w:t>Duckett, Jon (2014): JavaScript and jQuery: Interactive Front-End Web Development. Wiley Publishing. (E-book)</w:t>
+      </w:r>
+    </w:p>
+    <w:p>
+      <w:pPr>
+        <w:pStyle w:val="Listaszerbekezds"/>
+        <w:numPr>
+          <w:ilvl w:val="0"/>
+          <w:numId w:val="1"/>
+        </w:numPr>
+        <w:spacing w:before="240" w:after="240" w:line="360" w:lineRule="auto"/>
+        <w:rPr>
+          <w:rFonts w:ascii="Times New Roman" w:eastAsia="Times New Roman" w:hAnsi="Times New Roman" w:cs="Times New Roman"/>
+          <w:lang w:val="hu-HU"/>
+        </w:rPr>
+      </w:pPr>
+      <w:r>
+        <w:rPr>
+          <w:rFonts w:ascii="Times New Roman" w:eastAsia="Times New Roman" w:hAnsi="Times New Roman" w:cs="Times New Roman"/>
+          <w:lang w:val="hu-HU"/>
+        </w:rPr>
+        <w:t>Bootstrap Team (2024): Bootstrap Documentation.</w:t>
+      </w:r>
+    </w:p>
+    <w:p>
+      <w:pPr>
+        <w:pStyle w:val="Listaszerbekezds"/>
+        <w:numPr>
+          <w:ilvl w:val="0"/>
+          <w:numId w:val="1"/>
+        </w:numPr>
+        <w:spacing w:before="240" w:after="240" w:line="360" w:lineRule="auto"/>
+        <w:rPr>
+          <w:rFonts w:ascii="Times New Roman" w:eastAsia="Times New Roman" w:hAnsi="Times New Roman" w:cs="Times New Roman"/>
+          <w:lang w:val="hu-HU"/>
+        </w:rPr>
+      </w:pPr>
+      <w:r>
+        <w:rPr>
+          <w:rFonts w:ascii="Times New Roman" w:eastAsia="Times New Roman" w:hAnsi="Times New Roman" w:cs="Times New Roman"/>
+          <w:lang w:val="hu-HU"/>
+        </w:rPr>
+        <w:t>OpenJS Foundation (2024): Node.js Documentation.</w:t>
+      </w:r>
+    </w:p>
+    <w:p>
+      <w:pPr>
+        <w:pStyle w:val="Listaszerbekezds"/>
+        <w:numPr>
+          <w:ilvl w:val="0"/>
+          <w:numId w:val="1"/>
+        </w:numPr>
+        <w:spacing w:before="240" w:after="240" w:line="360" w:lineRule="auto"/>
+        <w:rPr>
+          <w:rFonts w:ascii="Times New Roman" w:eastAsia="Times New Roman" w:hAnsi="Times New Roman" w:cs="Times New Roman"/>
+          <w:lang w:val="hu-HU"/>
+        </w:rPr>
+      </w:pPr>
+      <w:r>
+        <w:rPr>
+          <w:rFonts w:ascii="Times New Roman" w:eastAsia="Times New Roman" w:hAnsi="Times New Roman" w:cs="Times New Roman"/>
+          <w:lang w:val="hu-HU"/>
+        </w:rPr>
+        <w:t>Tilkov, Stefan – Vinoski, Steve (2010):</w:t>
+      </w:r>
+      <w:r>
+        <w:rPr>
+          <w:rFonts w:ascii="Times New Roman" w:eastAsia="Times New Roman" w:hAnsi="Times New Roman" w:cs="Times New Roman"/>
+          <w:lang w:val="hu-HU"/>
+        </w:rPr>
+        <w:br/>
+      </w:r>
+      <w:r>
+        <w:rPr>
+          <w:rFonts w:ascii="Times New Roman" w:eastAsia="Times New Roman" w:hAnsi="Times New Roman" w:cs="Times New Roman"/>
+          <w:lang w:val="hu-HU"/>
+        </w:rPr>
+        <w:t>Node.js: Using JavaScript to Build High-Performance Network Programs. IEEE Internet Computing.</w:t>
+      </w:r>
+    </w:p>
+    <w:p>
+      <w:pPr>
+        <w:pStyle w:val="Listaszerbekezds"/>
+        <w:numPr>
+          <w:ilvl w:val="0"/>
+          <w:numId w:val="1"/>
+        </w:numPr>
+        <w:spacing w:before="240" w:after="240" w:line="360" w:lineRule="auto"/>
+        <w:rPr>
+          <w:rFonts w:ascii="Times New Roman" w:eastAsia="Times New Roman" w:hAnsi="Times New Roman" w:cs="Times New Roman"/>
+          <w:lang w:val="hu-HU"/>
+        </w:rPr>
+      </w:pPr>
+      <w:r>
+        <w:rPr>
+          <w:rFonts w:ascii="Times New Roman" w:eastAsia="Times New Roman" w:hAnsi="Times New Roman" w:cs="Times New Roman"/>
+          <w:lang w:val="hu-HU"/>
+        </w:rPr>
+        <w:t>Richardson, Leonard – Ruby, Sam (2007):</w:t>
+      </w:r>
+      <w:r>
+        <w:rPr>
+          <w:rFonts w:ascii="Times New Roman" w:eastAsia="Times New Roman" w:hAnsi="Times New Roman" w:cs="Times New Roman"/>
+          <w:lang w:val="hu-HU"/>
+        </w:rPr>
+        <w:br/>
+      </w:r>
+      <w:r>
+        <w:rPr>
+          <w:rFonts w:ascii="Times New Roman" w:eastAsia="Times New Roman" w:hAnsi="Times New Roman" w:cs="Times New Roman"/>
+          <w:lang w:val="hu-HU"/>
+        </w:rPr>
+        <w:t>RESTful Web Services. O’Reilly Media. (Könyv / E-book)</w:t>
+      </w:r>
+    </w:p>
+    <w:p>
+      <w:pPr>
+        <w:pStyle w:val="Listaszerbekezds"/>
+        <w:numPr>
+          <w:ilvl w:val="0"/>
+          <w:numId w:val="1"/>
+        </w:numPr>
+        <w:spacing w:before="240" w:after="240" w:line="360" w:lineRule="auto"/>
+        <w:rPr>
+          <w:rFonts w:ascii="Times New Roman" w:eastAsia="Times New Roman" w:hAnsi="Times New Roman" w:cs="Times New Roman"/>
+          <w:lang w:val="hu-HU"/>
+        </w:rPr>
+      </w:pPr>
+      <w:r>
+        <w:rPr>
+          <w:rFonts w:ascii="Times New Roman" w:eastAsia="Times New Roman" w:hAnsi="Times New Roman" w:cs="Times New Roman"/>
+          <w:lang w:val="hu-HU"/>
+        </w:rPr>
+        <w:t>Elmasri, Ramez – Navathe, Shamkant (2016):</w:t>
+      </w:r>
+      <w:r>
+        <w:rPr>
+          <w:rFonts w:ascii="Times New Roman" w:eastAsia="Times New Roman" w:hAnsi="Times New Roman" w:cs="Times New Roman"/>
+          <w:lang w:val="hu-HU"/>
+        </w:rPr>
+        <w:br/>
+      </w:r>
+      <w:r>
+        <w:rPr>
+          <w:rFonts w:ascii="Times New Roman" w:eastAsia="Times New Roman" w:hAnsi="Times New Roman" w:cs="Times New Roman"/>
+          <w:lang w:val="hu-HU"/>
+        </w:rPr>
+        <w:t>Fundamentals of Database Systems. Pearson Education.</w:t>
+      </w:r>
+    </w:p>
+    <w:p>
+      <w:pPr>
+        <w:pStyle w:val="Listaszerbekezds"/>
+        <w:numPr>
+          <w:ilvl w:val="0"/>
+          <w:numId w:val="1"/>
+        </w:numPr>
+        <w:spacing w:before="240" w:after="240" w:line="360" w:lineRule="auto"/>
+        <w:rPr>
+          <w:rFonts w:ascii="Times New Roman" w:eastAsia="Times New Roman" w:hAnsi="Times New Roman" w:cs="Times New Roman"/>
+          <w:lang w:val="hu-HU"/>
+        </w:rPr>
+      </w:pPr>
+      <w:r>
+        <w:rPr>
+          <w:rFonts w:ascii="Times New Roman" w:eastAsia="Times New Roman" w:hAnsi="Times New Roman" w:cs="Times New Roman"/>
+          <w:lang w:val="hu-HU"/>
+        </w:rPr>
+        <w:t>MySQL AB / Oracle (2024): MySQL Reference Manual.</w:t>
+      </w:r>
+    </w:p>
+    <w:p>
+      <w:pPr>
+        <w:pStyle w:val="Listaszerbekezds"/>
+        <w:numPr>
+          <w:ilvl w:val="0"/>
+          <w:numId w:val="1"/>
+        </w:numPr>
+        <w:spacing w:before="240" w:after="240" w:line="360" w:lineRule="auto"/>
+        <w:rPr>
+          <w:rFonts w:ascii="Times New Roman" w:eastAsia="Times New Roman" w:hAnsi="Times New Roman" w:cs="Times New Roman"/>
+          <w:lang w:val="hu-HU"/>
+        </w:rPr>
+      </w:pPr>
+      <w:r>
+        <w:rPr>
+          <w:rFonts w:ascii="Times New Roman" w:eastAsia="Times New Roman" w:hAnsi="Times New Roman" w:cs="Times New Roman"/>
+          <w:lang w:val="hu-HU"/>
+        </w:rPr>
+        <w:t>phpMyAdmin Development Team (2024):</w:t>
+      </w:r>
+      <w:r>
+        <w:rPr>
+          <w:rFonts w:ascii="Times New Roman" w:eastAsia="Times New Roman" w:hAnsi="Times New Roman" w:cs="Times New Roman"/>
+          <w:lang w:val="hu-HU"/>
+        </w:rPr>
+        <w:br/>
+      </w:r>
+      <w:r>
+        <w:rPr>
+          <w:rFonts w:ascii="Times New Roman" w:eastAsia="Times New Roman" w:hAnsi="Times New Roman" w:cs="Times New Roman"/>
+          <w:lang w:val="hu-HU"/>
+        </w:rPr>
+        <w:t>phpMyAdmin Documentation.</w:t>
+      </w:r>
+    </w:p>
+    <w:p>
+      <w:pPr>
+        <w:pStyle w:val="Listaszerbekezds"/>
+        <w:numPr>
+          <w:ilvl w:val="0"/>
+          <w:numId w:val="1"/>
+        </w:numPr>
+        <w:spacing w:before="240" w:after="240" w:line="360" w:lineRule="auto"/>
+        <w:rPr>
+          <w:rFonts w:ascii="Times New Roman" w:eastAsia="Times New Roman" w:hAnsi="Times New Roman" w:cs="Times New Roman"/>
+          <w:lang w:val="hu-HU"/>
+        </w:rPr>
+      </w:pPr>
+      <w:r>
+        <w:rPr>
+          <w:rFonts w:ascii="Times New Roman" w:eastAsia="Times New Roman" w:hAnsi="Times New Roman" w:cs="Times New Roman"/>
+          <w:lang w:val="hu-HU"/>
+        </w:rPr>
+        <w:t>Apache Friends (2024): XAMPP Documentation.</w:t>
+      </w:r>
+    </w:p>
+    <w:p>
+      <w:pPr>
+        <w:pStyle w:val="Listaszerbekezds"/>
+        <w:numPr>
+          <w:ilvl w:val="0"/>
+          <w:numId w:val="1"/>
+        </w:numPr>
+        <w:spacing w:before="240" w:after="240" w:line="360" w:lineRule="auto"/>
+        <w:rPr>
+          <w:rFonts w:ascii="Times New Roman" w:eastAsia="Times New Roman" w:hAnsi="Times New Roman" w:cs="Times New Roman"/>
+          <w:lang w:val="hu-HU"/>
+        </w:rPr>
+      </w:pPr>
+      <w:r>
+        <w:rPr>
+          <w:rFonts w:ascii="Times New Roman" w:eastAsia="Times New Roman" w:hAnsi="Times New Roman" w:cs="Times New Roman"/>
+          <w:lang w:val="hu-HU"/>
+        </w:rPr>
+        <w:t>Schwaber, Ken – Sutherland, Jeff (2020):</w:t>
+      </w:r>
+      <w:r>
+        <w:rPr>
+          <w:rFonts w:ascii="Times New Roman" w:eastAsia="Times New Roman" w:hAnsi="Times New Roman" w:cs="Times New Roman"/>
+          <w:lang w:val="hu-HU"/>
+        </w:rPr>
+        <w:br/>
+      </w:r>
+      <w:r>
+        <w:rPr>
+          <w:rFonts w:ascii="Times New Roman" w:eastAsia="Times New Roman" w:hAnsi="Times New Roman" w:cs="Times New Roman"/>
+          <w:lang w:val="hu-HU"/>
+        </w:rPr>
+        <w:t>The Scrum Guide. Scrum.org (PDF dokumentum).</w:t>
+      </w:r>
+    </w:p>
+    <w:p>
+      <w:pPr>
+        <w:pStyle w:val="Listaszerbekezds"/>
+        <w:numPr>
+          <w:ilvl w:val="0"/>
+          <w:numId w:val="1"/>
+        </w:numPr>
+        <w:spacing w:before="240" w:after="240" w:line="360" w:lineRule="auto"/>
+        <w:rPr>
+          <w:rFonts w:ascii="Times New Roman" w:eastAsia="Times New Roman" w:hAnsi="Times New Roman" w:cs="Times New Roman"/>
+          <w:lang w:val="hu-HU"/>
+        </w:rPr>
+      </w:pPr>
+      <w:r>
+        <w:rPr>
+          <w:rFonts w:ascii="Times New Roman" w:eastAsia="Times New Roman" w:hAnsi="Times New Roman" w:cs="Times New Roman"/>
+          <w:lang w:val="hu-HU"/>
+        </w:rPr>
+        <w:t>Pressman, Roger S. (2014):</w:t>
+      </w:r>
+      <w:r>
+        <w:rPr>
+          <w:rFonts w:ascii="Times New Roman" w:eastAsia="Times New Roman" w:hAnsi="Times New Roman" w:cs="Times New Roman"/>
+          <w:lang w:val="hu-HU"/>
+        </w:rPr>
+        <w:br/>
+      </w:r>
+      <w:r>
+        <w:rPr>
+          <w:rFonts w:ascii="Times New Roman" w:eastAsia="Times New Roman" w:hAnsi="Times New Roman" w:cs="Times New Roman"/>
+          <w:lang w:val="hu-HU"/>
+        </w:rPr>
+        <w:t>Software Engineering: A Practitioner’s Approach. McGraw-Hill.</w:t>
+      </w:r>
+    </w:p>
+    <w:p>
+      <w:pPr>
+        <w:pStyle w:val="Listaszerbekezds"/>
+        <w:numPr>
+          <w:ilvl w:val="0"/>
+          <w:numId w:val="1"/>
+        </w:numPr>
+        <w:spacing w:before="240" w:after="240" w:line="360" w:lineRule="auto"/>
+        <w:rPr>
+          <w:rFonts w:ascii="Times New Roman" w:eastAsia="Times New Roman" w:hAnsi="Times New Roman" w:cs="Times New Roman"/>
+          <w:lang w:val="hu-HU"/>
+        </w:rPr>
+      </w:pPr>
+      <w:r>
+        <w:rPr>
+          <w:rFonts w:ascii="Times New Roman" w:eastAsia="Times New Roman" w:hAnsi="Times New Roman" w:cs="Times New Roman"/>
+          <w:lang w:val="hu-HU"/>
+        </w:rPr>
+        <w:t>Fowler, Martin (2004): UML Distilled. Addison-Wesley.</w:t>
+      </w:r>
+    </w:p>
+    <w:p>
+      <w:pPr>
+        <w:pStyle w:val="Listaszerbekezds"/>
+        <w:numPr>
+          <w:ilvl w:val="0"/>
+          <w:numId w:val="1"/>
+        </w:numPr>
+        <w:spacing w:before="240" w:after="240" w:line="360" w:lineRule="auto"/>
+        <w:rPr>
+          <w:rFonts w:ascii="Times New Roman" w:eastAsia="Times New Roman" w:hAnsi="Times New Roman" w:cs="Times New Roman"/>
+          <w:lang w:val="hu-HU"/>
+        </w:rPr>
+      </w:pPr>
+      <w:r>
+        <w:rPr>
+          <w:rFonts w:ascii="Times New Roman" w:eastAsia="Times New Roman" w:hAnsi="Times New Roman" w:cs="Times New Roman"/>
+          <w:lang w:val="hu-HU"/>
+        </w:rPr>
+        <w:t>Sommerville, Ian (2015): Software Engineering. Pearson.</w:t>
+      </w:r>
+    </w:p>
+    <w:p>
+      <w:pPr>
+        <w:pStyle w:val="Listaszerbekezds"/>
+        <w:numPr>
+          <w:ilvl w:val="0"/>
+          <w:numId w:val="1"/>
+        </w:numPr>
+        <w:spacing w:before="240" w:after="240" w:line="360" w:lineRule="auto"/>
+        <w:rPr>
+          <w:rFonts w:ascii="Times New Roman" w:eastAsia="Times New Roman" w:hAnsi="Times New Roman" w:cs="Times New Roman"/>
+          <w:lang w:val="hu-HU"/>
+        </w:rPr>
+      </w:pPr>
+      <w:r>
+        <w:rPr>
+          <w:rFonts w:ascii="Times New Roman" w:eastAsia="Times New Roman" w:hAnsi="Times New Roman" w:cs="Times New Roman"/>
+          <w:lang w:val="hu-HU"/>
+        </w:rPr>
+        <w:t>Chacon, Scott – Straub, Ben (2014):</w:t>
+      </w:r>
+      <w:r>
+        <w:rPr>
+          <w:rFonts w:ascii="Times New Roman" w:eastAsia="Times New Roman" w:hAnsi="Times New Roman" w:cs="Times New Roman"/>
+          <w:lang w:val="hu-HU"/>
+        </w:rPr>
+        <w:br/>
+      </w:r>
+      <w:r>
+        <w:rPr>
+          <w:rFonts w:ascii="Times New Roman" w:eastAsia="Times New Roman" w:hAnsi="Times New Roman" w:cs="Times New Roman"/>
+          <w:lang w:val="hu-HU"/>
+        </w:rPr>
+        <w:t>Pro Git. Apress. (Ingyenes e-book)</w:t>
+      </w:r>
     </w:p>
     <w:sectPr>
       <w:pgSz w:w="11906" w:h="16838"/>
@@ -8790,8 +6648,102 @@
 </w:document>
 </file>
 
+<file path=word/numbering.xml><?xml version="1.0" encoding="utf-8"?>
+<w:numbering xmlns:wpc="http://schemas.microsoft.com/office/word/2010/wordprocessingCanvas" xmlns:cx="http://schemas.microsoft.com/office/drawing/2014/chartex" xmlns:cx1="http://schemas.microsoft.com/office/drawing/2015/9/8/chartex" xmlns:cx2="http://schemas.microsoft.com/office/drawing/2015/10/21/chartex" xmlns:cx3="http://schemas.microsoft.com/office/drawing/2016/5/9/chartex" xmlns:cx4="http://schemas.microsoft.com/office/drawing/2016/5/10/chartex" xmlns:cx5="http://schemas.microsoft.com/office/drawing/2016/5/11/chartex" xmlns:cx6="http://schemas.microsoft.com/office/drawing/2016/5/12/chartex" xmlns:cx7="http://schemas.microsoft.com/office/drawing/2016/5/13/chartex" xmlns:cx8="http://schemas.microsoft.com/office/drawing/2016/5/14/chartex" xmlns:mc="http://schemas.openxmlformats.org/markup-compatibility/2006" xmlns:aink="http://schemas.microsoft.com/office/drawing/2016/ink" xmlns:am3d="http://schemas.microsoft.com/office/drawing/2017/model3d" xmlns:o="urn:schemas-microsoft-com:office:office" xmlns:oel="http://schemas.microsoft.com/office/2019/extlst" xmlns:r="http://schemas.openxmlformats.org/officeDocument/2006/relationships" xmlns:m="http://schemas.openxmlformats.org/officeDocument/2006/math" xmlns:v="urn:schemas-microsoft-com:vml" xmlns:wp14="http://schemas.microsoft.com/office/word/2010/wordprocessingDrawing" xmlns:wp="http://schemas.openxmlformats.org/drawingml/2006/wordprocessingDrawing" xmlns:w10="urn:schemas-microsoft-com:office:word" xmlns:w="http://schemas.openxmlformats.org/wordprocessingml/2006/main" xmlns:w14="http://schemas.microsoft.com/office/word/2010/wordml" xmlns:w15="http://schemas.microsoft.com/office/word/2012/wordml" xmlns:w16cex="http://schemas.microsoft.com/office/word/2018/wordml/cex" xmlns:w16cid="http://schemas.microsoft.com/office/word/2016/wordml/cid" xmlns:w16="http://schemas.microsoft.com/office/word/2018/wordml" xmlns:w16du="http://schemas.microsoft.com/office/word/2023/wordml/word16du" xmlns:w16sdtdh="http://schemas.microsoft.com/office/word/2020/wordml/sdtdatahash" xmlns:w16sdtfl="http://schemas.microsoft.com/office/word/2024/wordml/sdtformatlock" xmlns:w16se="http://schemas.microsoft.com/office/word/2015/wordml/symex" xmlns:wpg="http://schemas.microsoft.com/office/word/2010/wordprocessingGroup" xmlns:wpi="http://schemas.microsoft.com/office/word/2010/wordprocessingInk" xmlns:wne="http://schemas.microsoft.com/office/word/2006/wordml" xmlns:wps="http://schemas.microsoft.com/office/word/2010/wordprocessingShape" mc:Ignorable="w14 w15 w16se w16cid w16 w16cex w16sdtdh w16sdtfl w16du wp14">
+  <w:abstractNum w:abstractNumId="0" w15:restartNumberingAfterBreak="0">
+    <w:nsid w:val="29C1089E"/>
+    <w:multiLevelType w:val="hybridMultilevel"/>
+    <w:tmpl w:val="9962E958"/>
+    <w:lvl w:ilvl="0" w:tplc="040E000F">
+      <w:start w:val="1"/>
+      <w:numFmt w:val="decimal"/>
+      <w:lvlText w:val="%1."/>
+      <w:lvlJc w:val="left"/>
+      <w:pPr>
+        <w:ind w:left="720" w:hanging="360"/>
+      </w:pPr>
+    </w:lvl>
+    <w:lvl w:ilvl="1" w:tplc="040E0019" w:tentative="1">
+      <w:start w:val="1"/>
+      <w:numFmt w:val="lowerLetter"/>
+      <w:lvlText w:val="%2."/>
+      <w:lvlJc w:val="left"/>
+      <w:pPr>
+        <w:ind w:left="1440" w:hanging="360"/>
+      </w:pPr>
+    </w:lvl>
+    <w:lvl w:ilvl="2" w:tplc="040E001B" w:tentative="1">
+      <w:start w:val="1"/>
+      <w:numFmt w:val="lowerRoman"/>
+      <w:lvlText w:val="%3."/>
+      <w:lvlJc w:val="right"/>
+      <w:pPr>
+        <w:ind w:left="2160" w:hanging="180"/>
+      </w:pPr>
+    </w:lvl>
+    <w:lvl w:ilvl="3" w:tplc="040E000F" w:tentative="1">
+      <w:start w:val="1"/>
+      <w:numFmt w:val="decimal"/>
+      <w:lvlText w:val="%4."/>
+      <w:lvlJc w:val="left"/>
+      <w:pPr>
+        <w:ind w:left="2880" w:hanging="360"/>
+      </w:pPr>
+    </w:lvl>
+    <w:lvl w:ilvl="4" w:tplc="040E0019" w:tentative="1">
+      <w:start w:val="1"/>
+      <w:numFmt w:val="lowerLetter"/>
+      <w:lvlText w:val="%5."/>
+      <w:lvlJc w:val="left"/>
+      <w:pPr>
+        <w:ind w:left="3600" w:hanging="360"/>
+      </w:pPr>
+    </w:lvl>
+    <w:lvl w:ilvl="5" w:tplc="040E001B" w:tentative="1">
+      <w:start w:val="1"/>
+      <w:numFmt w:val="lowerRoman"/>
+      <w:lvlText w:val="%6."/>
+      <w:lvlJc w:val="right"/>
+      <w:pPr>
+        <w:ind w:left="4320" w:hanging="180"/>
+      </w:pPr>
+    </w:lvl>
+    <w:lvl w:ilvl="6" w:tplc="040E000F" w:tentative="1">
+      <w:start w:val="1"/>
+      <w:numFmt w:val="decimal"/>
+      <w:lvlText w:val="%7."/>
+      <w:lvlJc w:val="left"/>
+      <w:pPr>
+        <w:ind w:left="5040" w:hanging="360"/>
+      </w:pPr>
+    </w:lvl>
+    <w:lvl w:ilvl="7" w:tplc="040E0019" w:tentative="1">
+      <w:start w:val="1"/>
+      <w:numFmt w:val="lowerLetter"/>
+      <w:lvlText w:val="%8."/>
+      <w:lvlJc w:val="left"/>
+      <w:pPr>
+        <w:ind w:left="5760" w:hanging="360"/>
+      </w:pPr>
+    </w:lvl>
+    <w:lvl w:ilvl="8" w:tplc="040E001B" w:tentative="1">
+      <w:start w:val="1"/>
+      <w:numFmt w:val="lowerRoman"/>
+      <w:lvlText w:val="%9."/>
+      <w:lvlJc w:val="right"/>
+      <w:pPr>
+        <w:ind w:left="6480" w:hanging="180"/>
+      </w:pPr>
+    </w:lvl>
+  </w:abstractNum>
+  <w:num w:numId="1" w16cid:durableId="200871350">
+    <w:abstractNumId w:val="0"/>
+  </w:num>
+</w:numbering>
+</file>
+
 <file path=word/styles.xml><?xml version="1.0" encoding="utf-8"?>
-<w:styles xmlns:mc="http://schemas.openxmlformats.org/markup-compatibility/2006" xmlns:r="http://schemas.openxmlformats.org/officeDocument/2006/relationships" xmlns:w="http://schemas.openxmlformats.org/wordprocessingml/2006/main" xmlns:w14="http://schemas.microsoft.com/office/word/2010/wordml" xmlns:w15="http://schemas.microsoft.com/office/word/2012/wordml" xmlns:w16cex="http://schemas.microsoft.com/office/word/2018/wordml/cex" xmlns:w16cid="http://schemas.microsoft.com/office/word/2016/wordml/cid" xmlns:w16="http://schemas.microsoft.com/office/word/2018/wordml" xmlns:w16sdtdh="http://schemas.microsoft.com/office/word/2020/wordml/sdtdatahash" xmlns:w16se="http://schemas.microsoft.com/office/word/2015/wordml/symex" mc:Ignorable="w14 w15 w16se w16cid w16 w16cex w16sdtdh">
+<w:styles xmlns:mc="http://schemas.openxmlformats.org/markup-compatibility/2006" xmlns:r="http://schemas.openxmlformats.org/officeDocument/2006/relationships" xmlns:w="http://schemas.openxmlformats.org/wordprocessingml/2006/main" xmlns:w14="http://schemas.microsoft.com/office/word/2010/wordml" xmlns:w15="http://schemas.microsoft.com/office/word/2012/wordml" xmlns:w16cex="http://schemas.microsoft.com/office/word/2018/wordml/cex" xmlns:w16cid="http://schemas.microsoft.com/office/word/2016/wordml/cid" xmlns:w16="http://schemas.microsoft.com/office/word/2018/wordml" xmlns:w16du="http://schemas.microsoft.com/office/word/2023/wordml/word16du" xmlns:w16sdtdh="http://schemas.microsoft.com/office/word/2020/wordml/sdtdatahash" xmlns:w16sdtfl="http://schemas.microsoft.com/office/word/2024/wordml/sdtformatlock" xmlns:w16se="http://schemas.microsoft.com/office/word/2015/wordml/symex" mc:Ignorable="w14 w15 w16se w16cid w16 w16cex w16sdtdh w16sdtfl w16du">
   <w:docDefaults>
     <w:rPrDefault>
       <w:rPr>
@@ -9306,7 +7258,6 @@
   <w:style w:type="character" w:default="1" w:styleId="Bekezdsalapbettpusa">
     <w:name w:val="Default Paragraph Font"/>
     <w:uiPriority w:val="1"/>
-    <w:semiHidden/>
     <w:unhideWhenUsed/>
   </w:style>
   <w:style w:type="table" w:default="1" w:styleId="Normltblzat">
@@ -9366,6 +7317,17 @@
       <w:sz w:val="28"/>
       <w:szCs w:val="28"/>
     </w:rPr>
+  </w:style>
+  <w:style w:type="paragraph" w:styleId="Listaszerbekezds">
+    <w:name w:val="List Paragraph"/>
+    <w:basedOn w:val="Norml"/>
+    <w:uiPriority w:val="34"/>
+    <w:qFormat/>
+    <w:rsid w:val="007419D6"/>
+    <w:pPr>
+      <w:ind w:left="720"/>
+      <w:contextualSpacing/>
+    </w:pPr>
   </w:style>
 </w:styles>
 </file>
